--- a/downloads/teacher/ai-7-week-35.docx
+++ b/downloads/teacher/ai-7-week-35.docx
@@ -1938,6 +1938,396 @@
         <w:t>For the Reproducible AI Research Study, retain an annotated worked trace and the changed-case reasoning. Connect the claim to its records, units and assumptions so another investigator can challenge or reproduce it.</w:t>
       </w:r>
     </w:p>
+    <w:p>
+      <w:pPr>
+        <w:pStyle w:val="Heading1"/>
+      </w:pPr>
+      <w:r>
+        <w:t>07. Prepare, teach and assess</w:t>
+      </w:r>
+    </w:p>
+    <w:p>
+      <w:r>
+        <w:t>Teaching target: Explain the mechanism and terminology of presentation and challenge session</w:t>
+      </w:r>
+    </w:p>
+    <w:p>
+      <w:r>
+        <w:t>Prepare the labelled worked-case picture, the matching workbook, fictional input cards and a place for individual responses. Check a local Python 3 environment before class; have a paper-trace version ready.</w:t>
+      </w:r>
+    </w:p>
+    <w:tbl>
+      <w:tblPr>
+        <w:tblStyle w:val="LightShading-Accent1"/>
+        <w:tblW w:type="auto" w:w="0"/>
+        <w:tblLook w:firstColumn="1" w:firstRow="1" w:lastColumn="0" w:lastRow="0" w:noHBand="0" w:noVBand="1" w:val="04A0"/>
+      </w:tblPr>
+      <w:tblGrid>
+        <w:gridCol w:w="3408"/>
+        <w:gridCol w:w="3408"/>
+        <w:gridCol w:w="3408"/>
+      </w:tblGrid>
+      <w:tr>
+        <w:trPr>
+          <w:tblHeader/>
+        </w:trPr>
+        <w:tc>
+          <w:tcPr>
+            <w:tcW w:type="dxa" w:w="3408"/>
+          </w:tcPr>
+          <w:p>
+            <w:r>
+              <w:t>Session</w:t>
+            </w:r>
+          </w:p>
+        </w:tc>
+        <w:tc>
+          <w:tcPr>
+            <w:tcW w:type="dxa" w:w="3408"/>
+          </w:tcPr>
+          <w:p>
+            <w:r>
+              <w:t>Plan</w:t>
+            </w:r>
+          </w:p>
+        </w:tc>
+        <w:tc>
+          <w:tcPr>
+            <w:tcW w:type="dxa" w:w="3408"/>
+          </w:tcPr>
+          <w:p>
+            <w:r>
+              <w:t>Resources</w:t>
+            </w:r>
+          </w:p>
+        </w:tc>
+      </w:tr>
+      <w:tr>
+        <w:tc>
+          <w:tcPr>
+            <w:tcW w:type="dxa" w:w="3408"/>
+          </w:tcPr>
+          <w:p>
+            <w:r>
+              <w:t>Session 1 · Understand · 45 min</w:t>
+            </w:r>
+          </w:p>
+        </w:tc>
+        <w:tc>
+          <w:tcPr>
+            <w:tcW w:type="dxa" w:w="3408"/>
+          </w:tcPr>
+          <w:p>
+            <w:r>
+              <w:t>0–7: recall and prerequisite; 7–15: inspect the concrete case and predict; 15–30: teacher models the worked trace; 30–40: learners explain a step using the text and visual; 40–45: check the core idea.</w:t>
+            </w:r>
+          </w:p>
+        </w:tc>
+        <w:tc>
+          <w:tcPr>
+            <w:tcW w:type="dxa" w:w="3408"/>
+          </w:tcPr>
+          <w:p>
+            <w:r>
+              <w:t>Sections 1–6; record the brief recall in the workbook.</w:t>
+            </w:r>
+          </w:p>
+        </w:tc>
+      </w:tr>
+      <w:tr>
+        <w:tc>
+          <w:tcPr>
+            <w:tcW w:type="dxa" w:w="3408"/>
+          </w:tcPr>
+          <w:p>
+            <w:r>
+              <w:t>Session 2 · Practise · 45 min</w:t>
+            </w:r>
+          </w:p>
+        </w:tc>
+        <w:tc>
+          <w:tcPr>
+            <w:tcW w:type="dxa" w:w="3408"/>
+          </w:tcPr>
+          <w:p>
+            <w:r>
+              <w:t>0–5: retrieve the procedure; 5–15: W2 completion practice; 15–23: explain and check with a partner; 23–30: each learner answers the misconception check; 30–40: targeted reteaching or a harder variation; 40–45: prepare the investigation.</w:t>
+            </w:r>
+          </w:p>
+        </w:tc>
+        <w:tc>
+          <w:tcPr>
+            <w:tcW w:type="dxa" w:w="3408"/>
+          </w:tcPr>
+          <w:p>
+            <w:r>
+              <w:t>Sections 7–10; use the matching workbook W2 and misconception check.</w:t>
+            </w:r>
+          </w:p>
+        </w:tc>
+      </w:tr>
+      <w:tr>
+        <w:tc>
+          <w:tcPr>
+            <w:tcW w:type="dxa" w:w="3408"/>
+          </w:tcPr>
+          <w:p>
+            <w:r>
+              <w:t>Session 3 · Investigate and transfer · 45 min</w:t>
+            </w:r>
+          </w:p>
+        </w:tc>
+        <w:tc>
+          <w:tcPr>
+            <w:tcW w:type="dxa" w:w="3408"/>
+          </w:tcPr>
+          <w:p>
+            <w:r>
+              <w:t>0–5: retrieve the decision rule; 5–20: investigate or trace; 20–30: start the independent case; 30–38: connect the project; 38–43: act on feedback; 43–45: plan the return check.</w:t>
+            </w:r>
+          </w:p>
+        </w:tc>
+        <w:tc>
+          <w:tcPr>
+            <w:tcW w:type="dxa" w:w="3408"/>
+          </w:tcPr>
+          <w:p>
+            <w:r>
+              <w:t>Sections 9 and 11–14. Give extra time to finish the full task set; use Section 15 when the week includes a coding lab.</w:t>
+            </w:r>
+          </w:p>
+        </w:tc>
+      </w:tr>
+    </w:tbl>
+    <w:p>
+      <w:r>
+        <w:t>Before class, solve the supported practice: A presenter shows one perfect output after a20-case study with14 passes. Show the intermediate steps and give the conclusion with its scope.</w:t>
+      </w:r>
+    </w:p>
+    <w:p>
+      <w:r>
+        <w:t>Reasoned practice answer: Teacher explanation: The demonstration is one example; study rate70%. Present aggregate and failures and do not call the best output representative without evidence.</w:t>
+      </w:r>
+    </w:p>
+    <w:p>
+      <w:r>
+        <w:t>Check every learner before discussion: Use the worked case for Presentation and challenge session. Proposed explanation: “The worked result establishes every future case”. Decide whether this explanation is supported. Point to the step or supplied fact that decides; explain your repair if needed.</w:t>
+      </w:r>
+    </w:p>
+    <w:p>
+      <w:r>
+        <w:t>Misconception repair: A confident response should not replace missing evidence with speculation.</w:t>
+      </w:r>
+    </w:p>
+    <w:p>
+      <w:r>
+        <w:t>Support: read the exact case aloud, enlarge the labelled picture, supply input cards and model only the first deciding step. Accept a spoken explanation or drawing; retain the reasoning goal.</w:t>
+      </w:r>
+    </w:p>
+    <w:p>
+      <w:r>
+        <w:t>Extension: The reviewer shows one camera-B success. Require a prediction and a reason before comparing. Expected result: That is one demonstration, not an estimate of broad camera-B reliability. Reason: One selected observation does not represent the full proposed condition.</w:t>
+      </w:r>
+    </w:p>
+    <w:p>
+      <w:r>
+        <w:t>Independent assessment: withhold the reserved answer until the learner has attempted the new case. Record support separately from correctness.</w:t>
+      </w:r>
+    </w:p>
+    <w:tbl>
+      <w:tblPr>
+        <w:tblStyle w:val="LightShading-Accent1"/>
+        <w:tblW w:type="auto" w:w="0"/>
+        <w:tblLook w:firstColumn="1" w:firstRow="1" w:lastColumn="0" w:lastRow="0" w:noHBand="0" w:noVBand="1" w:val="04A0"/>
+      </w:tblPr>
+      <w:tblGrid>
+        <w:gridCol w:w="2556"/>
+        <w:gridCol w:w="2556"/>
+        <w:gridCol w:w="2556"/>
+        <w:gridCol w:w="2556"/>
+      </w:tblGrid>
+      <w:tr>
+        <w:trPr>
+          <w:tblHeader/>
+        </w:trPr>
+        <w:tc>
+          <w:tcPr>
+            <w:tcW w:type="dxa" w:w="2556"/>
+          </w:tcPr>
+          <w:p>
+            <w:r>
+              <w:t>Criterion</w:t>
+            </w:r>
+          </w:p>
+        </w:tc>
+        <w:tc>
+          <w:tcPr>
+            <w:tcW w:type="dxa" w:w="2556"/>
+          </w:tcPr>
+          <w:p>
+            <w:r>
+              <w:t>Not yet</w:t>
+            </w:r>
+          </w:p>
+        </w:tc>
+        <w:tc>
+          <w:tcPr>
+            <w:tcW w:type="dxa" w:w="2556"/>
+          </w:tcPr>
+          <w:p>
+            <w:r>
+              <w:t>With support</w:t>
+            </w:r>
+          </w:p>
+        </w:tc>
+        <w:tc>
+          <w:tcPr>
+            <w:tcW w:type="dxa" w:w="2556"/>
+          </w:tcPr>
+          <w:p>
+            <w:r>
+              <w:t>Independent</w:t>
+            </w:r>
+          </w:p>
+        </w:tc>
+      </w:tr>
+      <w:tr>
+        <w:tc>
+          <w:tcPr>
+            <w:tcW w:type="dxa" w:w="2556"/>
+          </w:tcPr>
+          <w:p>
+            <w:r>
+              <w:t>Explanation</w:t>
+            </w:r>
+          </w:p>
+        </w:tc>
+        <w:tc>
+          <w:tcPr>
+            <w:tcW w:type="dxa" w:w="2556"/>
+          </w:tcPr>
+          <w:p>
+            <w:r>
+              <w:t>Names an answer without a deciding fact</w:t>
+            </w:r>
+          </w:p>
+        </w:tc>
+        <w:tc>
+          <w:tcPr>
+            <w:tcW w:type="dxa" w:w="2556"/>
+          </w:tcPr>
+          <w:p>
+            <w:r>
+              <w:t>Uses a hint to link fact and decision</w:t>
+            </w:r>
+          </w:p>
+        </w:tc>
+        <w:tc>
+          <w:tcPr>
+            <w:tcW w:type="dxa" w:w="2556"/>
+          </w:tcPr>
+          <w:p>
+            <w:r>
+              <w:t>Explains the deciding fact in own words</w:t>
+            </w:r>
+          </w:p>
+        </w:tc>
+      </w:tr>
+      <w:tr>
+        <w:tc>
+          <w:tcPr>
+            <w:tcW w:type="dxa" w:w="2556"/>
+          </w:tcPr>
+          <w:p>
+            <w:r>
+              <w:t>Trace or test</w:t>
+            </w:r>
+          </w:p>
+        </w:tc>
+        <w:tc>
+          <w:tcPr>
+            <w:tcW w:type="dxa" w:w="2556"/>
+          </w:tcPr>
+          <w:p>
+            <w:r>
+              <w:t>Cannot connect input and result</w:t>
+            </w:r>
+          </w:p>
+        </w:tc>
+        <w:tc>
+          <w:tcPr>
+            <w:tcW w:type="dxa" w:w="2556"/>
+          </w:tcPr>
+          <w:p>
+            <w:r>
+              <w:t>Completes steps with prompts</w:t>
+            </w:r>
+          </w:p>
+        </w:tc>
+        <w:tc>
+          <w:tcPr>
+            <w:tcW w:type="dxa" w:w="2556"/>
+          </w:tcPr>
+          <w:p>
+            <w:r>
+              <w:t>Traces or tests a changed case accurately</w:t>
+            </w:r>
+          </w:p>
+        </w:tc>
+      </w:tr>
+      <w:tr>
+        <w:tc>
+          <w:tcPr>
+            <w:tcW w:type="dxa" w:w="2556"/>
+          </w:tcPr>
+          <w:p>
+            <w:r>
+              <w:t>Limits and revision</w:t>
+            </w:r>
+          </w:p>
+        </w:tc>
+        <w:tc>
+          <w:tcPr>
+            <w:tcW w:type="dxa" w:w="2556"/>
+          </w:tcPr>
+          <w:p>
+            <w:r>
+              <w:t>Claims more than evidence supports</w:t>
+            </w:r>
+          </w:p>
+        </w:tc>
+        <w:tc>
+          <w:tcPr>
+            <w:tcW w:type="dxa" w:w="2556"/>
+          </w:tcPr>
+          <w:p>
+            <w:r>
+              <w:t>Names a limit after a prompt</w:t>
+            </w:r>
+          </w:p>
+        </w:tc>
+        <w:tc>
+          <w:tcPr>
+            <w:tcW w:type="dxa" w:w="2556"/>
+          </w:tcPr>
+          <w:p>
+            <w:r>
+              <w:t>States a defensible limit and useful next test</w:t>
+            </w:r>
+          </w:p>
+        </w:tc>
+      </w:tr>
+    </w:tbl>
+    <w:p>
+      <w:r>
+        <w:t>Project checkpoint: Present and defend. Demonstrate the system, explain one failure and justify the next improvement with evidence.</w:t>
+      </w:r>
+    </w:p>
+    <w:p>
+      <w:r>
+        <w:t>Use the weekly teacher answer for topic-specific reasoning. A saved progress tick is an activity record; judge mastery from the learner’s explanation and evidence.</w:t>
+      </w:r>
+    </w:p>
     <w:sectPr>
       <w:pgSz w:w="12240" w:h="15840"/>
       <w:pgMar w:top="936" w:right="1008" w:bottom="936" w:left="1008" w:header="720" w:footer="720" w:gutter="0"/>

--- a/downloads/teacher/ai-7-week-35.docx
+++ b/downloads/teacher/ai-7-week-35.docx
@@ -2328,6 +2328,39 @@
         <w:t>Use the weekly teacher answer for topic-specific reasoning. A saved progress tick is an activity record; judge mastery from the learner’s explanation and evidence.</w:t>
       </w:r>
     </w:p>
+    <w:p>
+      <w:pPr>
+        <w:pStyle w:val="Heading1"/>
+      </w:pPr>
+      <w:r>
+        <w:t>08. Use feedback, labs and repair paths</w:t>
+      </w:r>
+    </w:p>
+    <w:p>
+      <w:r>
+        <w:t>Use the two formative questions as supported practice, not as independent mastery scores. Discuss the deciding evidence rather than accepting a guessed selection.</w:t>
+      </w:r>
+    </w:p>
+    <w:p>
+      <w:r>
+        <w:t>The feedback comes from the reviewed public worked case. Do not reveal the separately reserved independent teacher answer until the learner has attempted that case.</w:t>
+      </w:r>
+    </w:p>
+    <w:p>
+      <w:r>
+        <w:t>Ask students to predict before running code. Preserve errors and actual outputs; collect a changed test and an explanation. The branch-boundary and indexing lessons deliberately include failure cases.</w:t>
+      </w:r>
+    </w:p>
+    <w:p>
+      <w:r>
+        <w:t>Use the earlier worked-explanation links to address a specific missing building block, then return to the current question. Adapt this suggestion after observing the learner; it is not an automatic diagnosis.</w:t>
+      </w:r>
+    </w:p>
+    <w:p>
+      <w:r>
+        <w:t>Collect the completed-work portfolio as evidence. Record support separately from correctness, and assess explanation, trace/test and limitations. Progress ticks and quiz selections alone do not establish mastery.</w:t>
+      </w:r>
+    </w:p>
     <w:sectPr>
       <w:pgSz w:w="12240" w:h="15840"/>
       <w:pgMar w:top="936" w:right="1008" w:bottom="936" w:left="1008" w:header="720" w:footer="720" w:gutter="0"/>

--- a/downloads/teacher/ai-7-week-35.docx
+++ b/downloads/teacher/ai-7-week-35.docx
@@ -29,16 +29,45 @@
       </w:r>
     </w:p>
     <w:p>
-      <w:pPr>
-        <w:pStyle w:val="Heading3"/>
-      </w:pPr>
-      <w:r>
-        <w:t>Teach the learning cycle</w:t>
+      <w:r>
+        <w:t>Prepare Presentation and challenge session: check the target, prerequisites, resources and adaptable teaching schedule.</w:t>
       </w:r>
     </w:p>
     <w:p>
-      <w:r>
-        <w:t>Primary target: Explain the mechanism and terminology of presentation and challenge session</w:t>
+      <w:pPr>
+        <w:pStyle w:val="Heading3"/>
+      </w:pPr>
+      <w:r>
+        <w:t>Teach the learning cycle</w:t>
+      </w:r>
+    </w:p>
+    <w:p>
+      <w:pPr>
+        <w:spacing w:line="336" w:lineRule="auto" w:after="180"/>
+      </w:pPr>
+      <w:r>
+        <w:rPr>
+          <w:b w:val="0"/>
+        </w:rPr>
+        <w:t xml:space="preserve">Primary target: Explain the </w:t>
+      </w:r>
+      <w:r>
+        <w:rPr>
+          <w:b/>
+        </w:rPr>
+        <w:t>mechanism</w:t>
+      </w:r>
+      <w:r>
+        <w:rPr>
+          <w:b w:val="0"/>
+        </w:rPr>
+        <w:t xml:space="preserve"> and terminology of presentation and </w:t>
+      </w:r>
+      <w:r>
+        <w:rPr>
+          <w:b/>
+        </w:rPr>
+        <w:t>challenge session</w:t>
       </w:r>
     </w:p>
     <w:tbl>
@@ -185,16 +214,37 @@
       </w:tr>
     </w:tbl>
     <w:p>
-      <w:r>
-        <w:t>This is a starting allocation of 135 minutes, not a validated duration. Preserve all named topics. Schedule extra time for connected examples, the full investigation, independent cases and project building. Repeated copies of a case share one recorded attempt; they are not new evidence.</w:t>
+      <w:pPr>
+        <w:spacing w:line="336" w:lineRule="auto" w:after="180"/>
+      </w:pPr>
+      <w:r>
+        <w:rPr>
+          <w:b w:val="0"/>
+        </w:rPr>
+        <w:t>This is a starting allocation of 135 minutes, not a validated duration. Preserve all named topics. Schedule extra time for connected examples, the full investigation, independent cases and project building.</w:t>
       </w:r>
     </w:p>
     <w:p>
       <w:pPr>
-        <w:pStyle w:val="Heading3"/>
-      </w:pPr>
-      <w:r>
-        <w:t>Retrieval answer guidance</w:t>
+        <w:spacing w:line="336" w:lineRule="auto" w:after="180"/>
+      </w:pPr>
+      <w:r>
+        <w:rPr>
+          <w:b w:val="0"/>
+        </w:rPr>
+        <w:t xml:space="preserve">Repeated copies of a case share one recorded attempt; they are not new </w:t>
+      </w:r>
+      <w:r>
+        <w:rPr>
+          <w:b/>
+        </w:rPr>
+        <w:t>evidence</w:t>
+      </w:r>
+      <w:r>
+        <w:rPr>
+          <w:b w:val="0"/>
+        </w:rPr>
+        <w:t>.</w:t>
       </w:r>
     </w:p>
     <w:p>
@@ -202,178 +252,696 @@
         <w:pStyle w:val="Heading3"/>
       </w:pPr>
       <w:r>
-        <w:t>Final project manuscript</w:t>
+        <w:t>Retrieval answer guidance</w:t>
       </w:r>
     </w:p>
     <w:p>
-      <w:r>
-        <w:t>Without opening the old lesson, explain one key idea from Final project manuscript. Give an example and a mistake that the idea helps you avoid.</w:t>
+      <w:pPr>
+        <w:pStyle w:val="Heading3"/>
+      </w:pPr>
+      <w:r>
+        <w:t>Final project manuscript</w:t>
       </w:r>
     </w:p>
     <w:p>
-      <w:r>
-        <w:t>Look for: Explain the mechanism and terminology of final project manuscript</w:t>
+      <w:pPr>
+        <w:spacing w:line="336" w:lineRule="auto" w:after="180"/>
+      </w:pPr>
+      <w:r>
+        <w:rPr>
+          <w:b w:val="0"/>
+        </w:rPr>
+        <w:t>Without opening the old lesson, explain one key idea from Final project manuscript. Give an example and a mistake that the idea helps you avoid.</w:t>
       </w:r>
     </w:p>
     <w:p>
-      <w:r>
-        <w:t>Reference example, not the only acceptable wording: Teacher explanation: A final manuscript integrates question, methods, results, limitations and reproducibility. Each table and claim should point to the correct run. Audit consistency across abstract, figures, raw results and artifact manifest. Remove unsupported universal claims; label exploratory analyses and unassessed outcomes.</w:t>
+      <w:pPr>
+        <w:spacing w:line="336" w:lineRule="auto" w:after="180"/>
+      </w:pPr>
+      <w:r>
+        <w:rPr>
+          <w:b w:val="0"/>
+        </w:rPr>
+        <w:t xml:space="preserve">Look for: Explain the </w:t>
+      </w:r>
+      <w:r>
+        <w:rPr>
+          <w:b/>
+        </w:rPr>
+        <w:t>mechanism</w:t>
+      </w:r>
+      <w:r>
+        <w:rPr>
+          <w:b w:val="0"/>
+        </w:rPr>
+        <w:t xml:space="preserve"> and terminology of final project manuscript</w:t>
       </w:r>
     </w:p>
     <w:p>
       <w:pPr>
-        <w:pStyle w:val="Heading3"/>
-      </w:pPr>
-      <w:r>
-        <w:t>Peer review and response</w:t>
+        <w:spacing w:line="336" w:lineRule="auto" w:after="180"/>
+      </w:pPr>
+      <w:r>
+        <w:rPr>
+          <w:b w:val="0"/>
+        </w:rPr>
+        <w:t>Reference example, not the only acceptable wording: Teacher explanation: A final manuscript integrates question, methods, results, limitations and reproducibility. Each table and claim should point to the correct run.</w:t>
       </w:r>
     </w:p>
     <w:p>
-      <w:r>
-        <w:t>Without opening the old lesson, explain one key idea from Peer review and response. Give an example and a mistake that the idea helps you avoid.</w:t>
+      <w:pPr>
+        <w:spacing w:line="336" w:lineRule="auto" w:after="180"/>
+      </w:pPr>
+      <w:r>
+        <w:rPr>
+          <w:b w:val="0"/>
+        </w:rPr>
+        <w:t>Audit consistency across abstract, figures, raw results and artifact manifest. Remove unsupported universal claims; label exploratory analyses and unassessed outcomes.</w:t>
       </w:r>
     </w:p>
     <w:p>
-      <w:r>
-        <w:t>Look for: Explain the mechanism and terminology of peer review and response</w:t>
+      <w:pPr>
+        <w:pStyle w:val="Heading3"/>
+      </w:pPr>
+      <w:r>
+        <w:t>Peer review and response</w:t>
       </w:r>
     </w:p>
     <w:p>
-      <w:r>
-        <w:t>Reference example, not the only acceptable wording: Teacher explanation: Peer review challenges evidence, method and clarity. Responses should explain changes with artifacts rather than merely defend the original wording. For each comment record concern, response, change location and new evidence if needed. If no new evidence exists, narrow the claim instead of promising an unperformed test.</w:t>
+      <w:pPr>
+        <w:spacing w:line="336" w:lineRule="auto" w:after="180"/>
+      </w:pPr>
+      <w:r>
+        <w:rPr>
+          <w:b w:val="0"/>
+        </w:rPr>
+        <w:t>Without opening the old lesson, explain one key idea from Peer review and response. Give an example and a mistake that the idea helps you avoid.</w:t>
       </w:r>
     </w:p>
     <w:p>
       <w:pPr>
-        <w:pStyle w:val="Heading3"/>
-      </w:pPr>
-      <w:r>
-        <w:t>Figures that preserve evidence</w:t>
+        <w:spacing w:line="336" w:lineRule="auto" w:after="180"/>
+      </w:pPr>
+      <w:r>
+        <w:rPr>
+          <w:b w:val="0"/>
+        </w:rPr>
+        <w:t xml:space="preserve">Look for: Explain the </w:t>
+      </w:r>
+      <w:r>
+        <w:rPr>
+          <w:b/>
+        </w:rPr>
+        <w:t>mechanism</w:t>
+      </w:r>
+      <w:r>
+        <w:rPr>
+          <w:b w:val="0"/>
+        </w:rPr>
+        <w:t xml:space="preserve"> and terminology of peer review and response</w:t>
       </w:r>
     </w:p>
     <w:p>
-      <w:r>
-        <w:t>Without opening the old lesson, explain one key idea from Figures that preserve evidence. Give an example and a mistake that the idea helps you avoid.</w:t>
+      <w:pPr>
+        <w:spacing w:line="336" w:lineRule="auto" w:after="180"/>
+      </w:pPr>
+      <w:r>
+        <w:rPr>
+          <w:b w:val="0"/>
+        </w:rPr>
+        <w:t xml:space="preserve">Reference example, not the only acceptable wording: Teacher explanation: Peer review challenges </w:t>
+      </w:r>
+      <w:r>
+        <w:rPr>
+          <w:b/>
+        </w:rPr>
+        <w:t>evidence</w:t>
+      </w:r>
+      <w:r>
+        <w:rPr>
+          <w:b w:val="0"/>
+        </w:rPr>
+        <w:t>, method and clarity. Responses should explain changes with artifacts rather than merely defend the original wording.</w:t>
       </w:r>
     </w:p>
     <w:p>
-      <w:r>
-        <w:t>Look for: Explain the mechanism and terminology of figures that preserve evidence</w:t>
+      <w:pPr>
+        <w:spacing w:line="336" w:lineRule="auto" w:after="180"/>
+      </w:pPr>
+      <w:r>
+        <w:rPr>
+          <w:b w:val="0"/>
+        </w:rPr>
+        <w:t xml:space="preserve">For each comment record concern, response, change location and new </w:t>
+      </w:r>
+      <w:r>
+        <w:rPr>
+          <w:b/>
+        </w:rPr>
+        <w:t>evidence</w:t>
+      </w:r>
+      <w:r>
+        <w:rPr>
+          <w:b w:val="0"/>
+        </w:rPr>
+        <w:t xml:space="preserve"> if needed. If no new </w:t>
+      </w:r>
+      <w:r>
+        <w:rPr>
+          <w:b/>
+        </w:rPr>
+        <w:t>evidence</w:t>
+      </w:r>
+      <w:r>
+        <w:rPr>
+          <w:b w:val="0"/>
+        </w:rPr>
+        <w:t xml:space="preserve"> exists, narrow the claim instead of promising an unperformed test.</w:t>
       </w:r>
     </w:p>
     <w:p>
-      <w:r>
-        <w:t>Reference example, not the only acceptable wording: Teacher explanation: Figures should preserve denominators, scales and uncertainty rather than exaggerate the preferred comparison. A plot is a representation of evidence, not extra evidence. Label axes, units, cases and scope. For simple comparative bars use a zero baseline or explicitly justify another plot. Show condition breakdowns and unassessed counts where relevant.</w:t>
+      <w:pPr>
+        <w:pStyle w:val="Heading3"/>
+      </w:pPr>
+      <w:r>
+        <w:t>Figures that preserve evidence</w:t>
       </w:r>
     </w:p>
     <w:p>
-      <w:r>
-        <w:t>Two 45-minute sessions. A presentation should make the evidence easy to challenge. Show the baseline, scope, negative cases and uncertainties instead of only a best example. Use the supplied constructed scenarios to make the mechanism inspectable. Collect W4 before sharing solutions. Students should name intermediate evidence and limitations; classroom pacing and learning effectiveness remain unvalidated.</w:t>
+      <w:pPr>
+        <w:spacing w:line="336" w:lineRule="auto" w:after="180"/>
+      </w:pPr>
+      <w:r>
+        <w:rPr>
+          <w:b w:val="0"/>
+        </w:rPr>
+        <w:t xml:space="preserve">Without opening the old lesson, explain one key idea from Figures that preserve </w:t>
+      </w:r>
+      <w:r>
+        <w:rPr>
+          <w:b/>
+        </w:rPr>
+        <w:t>evidence</w:t>
+      </w:r>
+      <w:r>
+        <w:rPr>
+          <w:b w:val="0"/>
+        </w:rPr>
+        <w:t>. Give an example and a mistake that the idea helps you avoid.</w:t>
       </w:r>
     </w:p>
     <w:p>
       <w:pPr>
-        <w:pStyle w:val="Heading3"/>
-      </w:pPr>
-      <w:r>
-        <w:t>Outcomes</w:t>
+        <w:spacing w:line="336" w:lineRule="auto" w:after="180"/>
+      </w:pPr>
+      <w:r>
+        <w:rPr>
+          <w:b w:val="0"/>
+        </w:rPr>
+        <w:t xml:space="preserve">Look for: Explain the </w:t>
+      </w:r>
+      <w:r>
+        <w:rPr>
+          <w:b/>
+        </w:rPr>
+        <w:t>mechanism</w:t>
+      </w:r>
+      <w:r>
+        <w:rPr>
+          <w:b w:val="0"/>
+        </w:rPr>
+        <w:t xml:space="preserve"> and terminology of figures that preserve </w:t>
+      </w:r>
+      <w:r>
+        <w:rPr>
+          <w:b/>
+        </w:rPr>
+        <w:t>evidence</w:t>
       </w:r>
     </w:p>
     <w:p>
-      <w:r>
-        <w:t>Explain the mechanism and terminology of presentation and challenge session</w:t>
+      <w:pPr>
+        <w:spacing w:line="336" w:lineRule="auto" w:after="180"/>
+      </w:pPr>
+      <w:r>
+        <w:rPr>
+          <w:b w:val="0"/>
+        </w:rPr>
+        <w:t>Reference example, not the only acceptable wording: Teacher explanation: Figures should preserve denominators, scales and uncertainty rather than exaggerate the preferred comparison.</w:t>
       </w:r>
     </w:p>
     <w:p>
-      <w:r>
-        <w:t>Apply the stated procedure to a new case with a traceable result</w:t>
+      <w:pPr>
+        <w:spacing w:line="336" w:lineRule="auto" w:after="180"/>
+      </w:pPr>
+      <w:r>
+        <w:rPr>
+          <w:b w:val="0"/>
+        </w:rPr>
+        <w:t xml:space="preserve">A plot is a representation of </w:t>
+      </w:r>
+      <w:r>
+        <w:rPr>
+          <w:b/>
+        </w:rPr>
+        <w:t>evidence</w:t>
+      </w:r>
+      <w:r>
+        <w:rPr>
+          <w:b w:val="0"/>
+        </w:rPr>
+        <w:t xml:space="preserve">, not extra </w:t>
+      </w:r>
+      <w:r>
+        <w:rPr>
+          <w:b/>
+        </w:rPr>
+        <w:t>evidence</w:t>
+      </w:r>
+      <w:r>
+        <w:rPr>
+          <w:b w:val="0"/>
+        </w:rPr>
+        <w:t>. Label axes, units, cases and scope. For simple comparative bars use a zero baseline or explicitly justify another plot.</w:t>
       </w:r>
     </w:p>
     <w:p>
-      <w:r>
-        <w:t>Identify an assumption or limitation and design a revealing follow-up</w:t>
+      <w:pPr>
+        <w:spacing w:line="336" w:lineRule="auto" w:after="180"/>
+      </w:pPr>
+      <w:r>
+        <w:rPr>
+          <w:b w:val="0"/>
+        </w:rPr>
+        <w:t>Show condition breakdowns and unassessed counts where relevant.</w:t>
       </w:r>
     </w:p>
     <w:p>
       <w:pPr>
-        <w:pStyle w:val="Heading3"/>
-      </w:pPr>
-      <w:r>
-        <w:t>Preparation</w:t>
+        <w:spacing w:line="336" w:lineRule="auto" w:after="180"/>
+      </w:pPr>
+      <w:r>
+        <w:rPr>
+          <w:b w:val="0"/>
+        </w:rPr>
+        <w:t xml:space="preserve">Two 45-minute sessions. A presentation should make the </w:t>
+      </w:r>
+      <w:r>
+        <w:rPr>
+          <w:b/>
+        </w:rPr>
+        <w:t>evidence</w:t>
+      </w:r>
+      <w:r>
+        <w:rPr>
+          <w:b w:val="0"/>
+        </w:rPr>
+        <w:t xml:space="preserve"> easy to challenge. Show the baseline, scope, negative cases and uncertainties instead of only a best example.</w:t>
       </w:r>
     </w:p>
     <w:p>
-      <w:r>
-        <w:t>Lesson and workbook; paper and pencil</w:t>
+      <w:pPr>
+        <w:spacing w:line="336" w:lineRule="auto" w:after="180"/>
+      </w:pPr>
+      <w:r>
+        <w:rPr>
+          <w:b w:val="0"/>
+        </w:rPr>
+        <w:t xml:space="preserve">Use the supplied constructed scenarios to make the </w:t>
+      </w:r>
+      <w:r>
+        <w:rPr>
+          <w:b/>
+        </w:rPr>
+        <w:t>mechanism</w:t>
+      </w:r>
+      <w:r>
+        <w:rPr>
+          <w:b w:val="0"/>
+        </w:rPr>
+        <w:t xml:space="preserve"> inspectable. Collect W4 before sharing solutions.</w:t>
       </w:r>
     </w:p>
     <w:p>
-      <w:r>
-        <w:t>Calculator and optional local Python 3 for arithmetic; no live API or private data</w:t>
+      <w:pPr>
+        <w:spacing w:line="336" w:lineRule="auto" w:after="180"/>
+      </w:pPr>
+      <w:r>
+        <w:rPr>
+          <w:b w:val="0"/>
+        </w:rPr>
+        <w:t xml:space="preserve">Students should name intermediate </w:t>
+      </w:r>
+      <w:r>
+        <w:rPr>
+          <w:b/>
+        </w:rPr>
+        <w:t>evidence</w:t>
+      </w:r>
+      <w:r>
+        <w:rPr>
+          <w:b w:val="0"/>
+        </w:rPr>
+        <w:t xml:space="preserve"> and limitations; classroom pacing and learning effectiveness remain unvalidated.</w:t>
       </w:r>
     </w:p>
     <w:p>
-      <w:r>
-        <w:t>Prepare the fresh retry separately and withhold its solution until after collection</w:t>
+      <w:pPr>
+        <w:pStyle w:val="Heading3"/>
+      </w:pPr>
+      <w:r>
+        <w:t>Outcomes</w:t>
       </w:r>
     </w:p>
     <w:p>
       <w:pPr>
-        <w:pStyle w:val="Heading3"/>
-      </w:pPr>
-      <w:r>
-        <w:t>Prerequisite answer</w:t>
+        <w:spacing w:line="336" w:lineRule="auto" w:after="180"/>
+      </w:pPr>
+      <w:r>
+        <w:rPr>
+          <w:b w:val="0"/>
+        </w:rPr>
+        <w:t xml:space="preserve">Explain the </w:t>
+      </w:r>
+      <w:r>
+        <w:rPr>
+          <w:b/>
+        </w:rPr>
+        <w:t>mechanism</w:t>
+      </w:r>
+      <w:r>
+        <w:rPr>
+          <w:b w:val="0"/>
+        </w:rPr>
+        <w:t xml:space="preserve"> and terminology of presentation and </w:t>
+      </w:r>
+      <w:r>
+        <w:rPr>
+          <w:b/>
+        </w:rPr>
+        <w:t>challenge session</w:t>
       </w:r>
     </w:p>
     <w:p>
-      <w:r>
-        <w:t>A result depends on the inputs, procedure and conditions that produced it. Preserve data roles and distinguish observed outcomes from predictions or unmeasured conditions. If the prior concept cannot be explained, use a short retrieval activity before this chapter.</w:t>
+      <w:pPr>
+        <w:spacing w:line="336" w:lineRule="auto" w:after="180"/>
+      </w:pPr>
+      <w:r>
+        <w:rPr>
+          <w:b w:val="0"/>
+        </w:rPr>
+        <w:t>Apply the stated procedure to a new case with a traceable result</w:t>
       </w:r>
     </w:p>
     <w:p>
       <w:pPr>
-        <w:pStyle w:val="Heading3"/>
-      </w:pPr>
-      <w:r>
-        <w:t>End goal for the pictorial case</w:t>
+        <w:spacing w:line="336" w:lineRule="auto" w:after="180"/>
+      </w:pPr>
+      <w:r>
+        <w:rPr>
+          <w:b w:val="0"/>
+        </w:rPr>
+        <w:t>Identify an assumption or limitation and design a revealing follow-up</w:t>
       </w:r>
     </w:p>
     <w:p>
-      <w:r>
-        <w:t>Explain presentation and challenge session using the records and boundaries of this fictional investigation.</w:t>
+      <w:pPr>
+        <w:pStyle w:val="Heading3"/>
+      </w:pPr>
+      <w:r>
+        <w:t>Preparation</w:t>
       </w:r>
     </w:p>
     <w:p>
-      <w:r>
-        <w:t>This added worked case illustrates the week’s main idea. Retain all original and connected topics; schedule its practice within the teaching cycle.</w:t>
+      <w:pPr>
+        <w:spacing w:line="336" w:lineRule="auto" w:after="180"/>
+      </w:pPr>
+      <w:r>
+        <w:rPr>
+          <w:b w:val="0"/>
+        </w:rPr>
+        <w:t>Lesson and workbook; paper and pencil</w:t>
       </w:r>
     </w:p>
     <w:p>
       <w:pPr>
-        <w:pStyle w:val="Heading1"/>
-      </w:pPr>
-      <w:r>
-        <w:t>02. Explain and model the mechanism</w:t>
+        <w:spacing w:line="336" w:lineRule="auto" w:after="180"/>
+      </w:pPr>
+      <w:r>
+        <w:rPr>
+          <w:b w:val="0"/>
+        </w:rPr>
+        <w:t>Calculator and optional local Python 3 for arithmetic; no live API or private data</w:t>
       </w:r>
     </w:p>
     <w:p>
-      <w:r>
-        <w:t>A presentation should make the evidence easy to challenge. Show the baseline, scope, negative cases and uncertainties instead of only a best example.</w:t>
+      <w:pPr>
+        <w:spacing w:line="336" w:lineRule="auto" w:after="180"/>
+      </w:pPr>
+      <w:r>
+        <w:rPr>
+          <w:b w:val="0"/>
+        </w:rPr>
+        <w:t>Prepare the fresh retry separately and withhold its solution until after collection</w:t>
       </w:r>
     </w:p>
     <w:p>
-      <w:r>
-        <w:t>Begin by writing the question the procedure is intended to answer. Identify the information already supplied, the information it will produce and the information still missing. These are constructed classroom examples; they do not require live accounts, private records or an external service. Do not treat a plausible explanation as a measured outcome.</w:t>
+      <w:pPr>
+        <w:pStyle w:val="Heading3"/>
+      </w:pPr>
+      <w:r>
+        <w:t>Prerequisite answer</w:t>
       </w:r>
     </w:p>
     <w:p>
-      <w:r>
-        <w:t>Use a short sequence:question, design, primary result, failure, limitation, next question. Answer unfamiliar challenges by locating evidence or stating it is missing.</w:t>
+      <w:pPr>
+        <w:spacing w:line="336" w:lineRule="auto" w:after="180"/>
+      </w:pPr>
+      <w:r>
+        <w:rPr>
+          <w:b w:val="0"/>
+        </w:rPr>
+        <w:t xml:space="preserve">A result depends on the </w:t>
+      </w:r>
+      <w:r>
+        <w:rPr>
+          <w:b/>
+        </w:rPr>
+        <w:t>input</w:t>
+      </w:r>
+      <w:r>
+        <w:rPr>
+          <w:b w:val="0"/>
+        </w:rPr>
+        <w:t xml:space="preserve">s, procedure and conditions that produced it. Preserve data roles and distinguish observed outcomes from </w:t>
+      </w:r>
+      <w:r>
+        <w:rPr>
+          <w:b/>
+        </w:rPr>
+        <w:t>prediction</w:t>
+      </w:r>
+      <w:r>
+        <w:rPr>
+          <w:b w:val="0"/>
+        </w:rPr>
+        <w:t>s or unmeasured conditions.</w:t>
       </w:r>
     </w:p>
     <w:p>
-      <w:r>
-        <w:t>Before applying the procedure, write its units, denominator or decision boundary where relevant. A partner should be able to repeat each step using the same inputs. If a required input is absent or violates the stated contract, record that condition explicitly instead of quietly replacing it with a convenient value.</w:t>
+      <w:pPr>
+        <w:spacing w:line="336" w:lineRule="auto" w:after="180"/>
+      </w:pPr>
+      <w:r>
+        <w:rPr>
+          <w:b w:val="0"/>
+        </w:rPr>
+        <w:t>If the prior concept cannot be explained, use a short retrieval activity before this chapter.</w:t>
+      </w:r>
+    </w:p>
+    <w:p>
+      <w:pPr>
+        <w:pStyle w:val="Heading3"/>
+      </w:pPr>
+      <w:r>
+        <w:t>End goal for the pictorial case</w:t>
+      </w:r>
+    </w:p>
+    <w:p>
+      <w:pPr>
+        <w:spacing w:line="336" w:lineRule="auto" w:after="180"/>
+      </w:pPr>
+      <w:r>
+        <w:rPr>
+          <w:b w:val="0"/>
+        </w:rPr>
+        <w:t xml:space="preserve">Explain presentation and </w:t>
+      </w:r>
+      <w:r>
+        <w:rPr>
+          <w:b/>
+        </w:rPr>
+        <w:t>challenge session</w:t>
+      </w:r>
+      <w:r>
+        <w:rPr>
+          <w:b w:val="0"/>
+        </w:rPr>
+        <w:t xml:space="preserve"> using the records and boundaries of this fictional investigation.</w:t>
+      </w:r>
+    </w:p>
+    <w:p>
+      <w:pPr>
+        <w:spacing w:line="336" w:lineRule="auto" w:after="180"/>
+      </w:pPr>
+      <w:r>
+        <w:rPr>
+          <w:b w:val="0"/>
+        </w:rPr>
+        <w:t>This added worked case illustrates the week’s main idea. Retain all original and connected topics; schedule its practice within the teaching cycle.</w:t>
+      </w:r>
+    </w:p>
+    <w:p>
+      <w:pPr>
+        <w:pStyle w:val="Heading1"/>
+      </w:pPr>
+      <w:r>
+        <w:t>02. Explain and model the mechanism</w:t>
+      </w:r>
+    </w:p>
+    <w:p>
+      <w:r>
+        <w:t>Model Presentation and challenge session using the supplied case, labelled mechanism and reasoning. Make the scope of each conclusion explicit.</w:t>
+      </w:r>
+    </w:p>
+    <w:p>
+      <w:pPr>
+        <w:spacing w:line="336" w:lineRule="auto" w:after="180"/>
+      </w:pPr>
+      <w:r>
+        <w:rPr>
+          <w:b w:val="0"/>
+        </w:rPr>
+        <w:t xml:space="preserve">A presentation should make the </w:t>
+      </w:r>
+      <w:r>
+        <w:rPr>
+          <w:b/>
+        </w:rPr>
+        <w:t>evidence</w:t>
+      </w:r>
+      <w:r>
+        <w:rPr>
+          <w:b w:val="0"/>
+        </w:rPr>
+        <w:t xml:space="preserve"> easy to challenge. Show the baseline, scope, negative cases and uncertainties instead of only a best example.</w:t>
+      </w:r>
+    </w:p>
+    <w:p>
+      <w:pPr>
+        <w:pStyle w:val="Heading3"/>
+      </w:pPr>
+      <w:r>
+        <w:t>Explain Presentation and challenge session · 1</w:t>
+      </w:r>
+    </w:p>
+    <w:p>
+      <w:pPr>
+        <w:spacing w:line="336" w:lineRule="auto" w:after="180"/>
+      </w:pPr>
+      <w:r>
+        <w:rPr>
+          <w:b w:val="0"/>
+        </w:rPr>
+        <w:t>Begin by writing the question the procedure is intended to answer. Identify the information already supplied, the information it will produce and the information still missing.</w:t>
+      </w:r>
+    </w:p>
+    <w:p>
+      <w:pPr>
+        <w:spacing w:line="336" w:lineRule="auto" w:after="180"/>
+      </w:pPr>
+      <w:r>
+        <w:rPr>
+          <w:b w:val="0"/>
+        </w:rPr>
+        <w:t>These are constructed classroom examples; they do not require live accounts, private records or an external service. Do not treat a plausible explanation as a measured outcome.</w:t>
+      </w:r>
+    </w:p>
+    <w:p>
+      <w:pPr>
+        <w:spacing w:line="336" w:lineRule="auto" w:after="180"/>
+      </w:pPr>
+      <w:r>
+        <w:rPr>
+          <w:b w:val="0"/>
+        </w:rPr>
+        <w:t xml:space="preserve">Use a short sequence:question, design, primary result, failure, limitation, next question. Answer unfamiliar challenges by locating </w:t>
+      </w:r>
+      <w:r>
+        <w:rPr>
+          <w:b/>
+        </w:rPr>
+        <w:t>evidence</w:t>
+      </w:r>
+      <w:r>
+        <w:rPr>
+          <w:b w:val="0"/>
+        </w:rPr>
+        <w:t xml:space="preserve"> or stating it is missing.</w:t>
+      </w:r>
+    </w:p>
+    <w:p>
+      <w:pPr>
+        <w:pStyle w:val="Heading3"/>
+      </w:pPr>
+      <w:r>
+        <w:t>Explain Presentation and challenge session · 2</w:t>
+      </w:r>
+    </w:p>
+    <w:p>
+      <w:pPr>
+        <w:spacing w:line="336" w:lineRule="auto" w:after="180"/>
+      </w:pPr>
+      <w:r>
+        <w:rPr>
+          <w:b w:val="0"/>
+        </w:rPr>
+        <w:t xml:space="preserve">Before applying the procedure, write its units, denominator or decision boundary where relevant. A partner should be able to repeat each step using the same </w:t>
+      </w:r>
+      <w:r>
+        <w:rPr>
+          <w:b/>
+        </w:rPr>
+        <w:t>input</w:t>
+      </w:r>
+      <w:r>
+        <w:rPr>
+          <w:b w:val="0"/>
+        </w:rPr>
+        <w:t>s.</w:t>
+      </w:r>
+    </w:p>
+    <w:p>
+      <w:pPr>
+        <w:spacing w:line="336" w:lineRule="auto" w:after="180"/>
+      </w:pPr>
+      <w:r>
+        <w:rPr>
+          <w:b w:val="0"/>
+        </w:rPr>
+        <w:t xml:space="preserve">If a required </w:t>
+      </w:r>
+      <w:r>
+        <w:rPr>
+          <w:b/>
+        </w:rPr>
+        <w:t>input</w:t>
+      </w:r>
+      <w:r>
+        <w:rPr>
+          <w:b w:val="0"/>
+        </w:rPr>
+        <w:t xml:space="preserve"> is absent or violates the stated contract, record that condition explicitly instead of quietly replacing it with a convenient value.</w:t>
       </w:r>
     </w:p>
     <w:tbl>
@@ -571,36 +1139,294 @@
       </w:r>
     </w:p>
     <w:p>
-      <w:r>
-        <w:t>Guided: The demonstration is one example; study rate70%. Present aggregate and failures and do not call the best output representative without evidence. Qualification: A confident response should not replace missing evidence with speculation. Exit: accept a concrete variation with its predicted outcome and a stated condition that would challenge the mechanism; reject a claim resting on unmeasured evidence.</w:t>
+      <w:pPr>
+        <w:pStyle w:val="Heading3"/>
+      </w:pPr>
+      <w:r>
+        <w:t>Explain Presentation and challenge session · 3</w:t>
       </w:r>
     </w:p>
     <w:p>
       <w:pPr>
-        <w:pStyle w:val="Heading3"/>
-      </w:pPr>
-      <w:r>
-        <w:t>Model the reasoning aloud</w:t>
+        <w:spacing w:line="336" w:lineRule="auto" w:after="180"/>
+      </w:pPr>
+      <w:r>
+        <w:rPr>
+          <w:b w:val="0"/>
+        </w:rPr>
+        <w:t>Guided: The demonstration is one example; study rate</w:t>
+      </w:r>
+      <w:r>
+        <w:rPr>
+          <w:b/>
+        </w:rPr>
+        <w:t>70%</w:t>
+      </w:r>
+      <w:r>
+        <w:rPr>
+          <w:b w:val="0"/>
+        </w:rPr>
+        <w:t xml:space="preserve">. Present aggregate and failures and do not call the best </w:t>
+      </w:r>
+      <w:r>
+        <w:rPr>
+          <w:b/>
+        </w:rPr>
+        <w:t>output</w:t>
+      </w:r>
+      <w:r>
+        <w:rPr>
+          <w:b w:val="0"/>
+        </w:rPr>
+        <w:t xml:space="preserve"> representative without </w:t>
+      </w:r>
+      <w:r>
+        <w:rPr>
+          <w:b/>
+        </w:rPr>
+        <w:t>evidence</w:t>
+      </w:r>
+      <w:r>
+        <w:rPr>
+          <w:b w:val="0"/>
+        </w:rPr>
+        <w:t>.</w:t>
       </w:r>
     </w:p>
     <w:p>
-      <w:r>
-        <w:t>Use the complete worked example below before asking learners to complete W2. Reveal a small part, invite a prediction, then explain the deciding step. These teacher notes contain solutions; do not reveal the independent case answer during modelling.</w:t>
+      <w:pPr>
+        <w:spacing w:line="336" w:lineRule="auto" w:after="180"/>
+      </w:pPr>
+      <w:r>
+        <w:rPr>
+          <w:b w:val="0"/>
+        </w:rPr>
+        <w:t xml:space="preserve">Qualification: A confident response should not replace missing </w:t>
+      </w:r>
+      <w:r>
+        <w:rPr>
+          <w:b/>
+        </w:rPr>
+        <w:t>evidence</w:t>
+      </w:r>
+      <w:r>
+        <w:rPr>
+          <w:b w:val="0"/>
+        </w:rPr>
+        <w:t xml:space="preserve"> with speculation.</w:t>
       </w:r>
     </w:p>
     <w:p>
-      <w:r>
-        <w:t>A presenter shows one perfect output after a20-case study with14 passes.</w:t>
+      <w:pPr>
+        <w:spacing w:line="336" w:lineRule="auto" w:after="180"/>
+      </w:pPr>
+      <w:r>
+        <w:rPr>
+          <w:b w:val="0"/>
+        </w:rPr>
+        <w:t xml:space="preserve">Exit: accept a concrete variation with its predicted outcome and a stated condition that would challenge the </w:t>
+      </w:r>
+      <w:r>
+        <w:rPr>
+          <w:b/>
+        </w:rPr>
+        <w:t>mechanism</w:t>
+      </w:r>
+      <w:r>
+        <w:rPr>
+          <w:b w:val="0"/>
+        </w:rPr>
+        <w:t xml:space="preserve">; reject a claim resting on unmeasured </w:t>
+      </w:r>
+      <w:r>
+        <w:rPr>
+          <w:b/>
+        </w:rPr>
+        <w:t>evidence</w:t>
+      </w:r>
+      <w:r>
+        <w:rPr>
+          <w:b w:val="0"/>
+        </w:rPr>
+        <w:t>.</w:t>
       </w:r>
     </w:p>
     <w:p>
-      <w:r>
-        <w:t>The demonstration is one example; study rate70%. Present aggregate and failures and do not call the best output representative without evidence.</w:t>
+      <w:pPr>
+        <w:pStyle w:val="Heading3"/>
+      </w:pPr>
+      <w:r>
+        <w:t>Model the reasoning aloud</w:t>
       </w:r>
     </w:p>
     <w:p>
-      <w:r>
-        <w:t>Compare the intermediate evidence with the final statement. Explain why each number or decision follows from the stated inputs. The conclusion belongs to this scenario and procedure; changing the inputs, evaluation population or authority can change what it establishes. Retain the raw record so a later revision can be compared honestly.</w:t>
+      <w:pPr>
+        <w:spacing w:line="336" w:lineRule="auto" w:after="180"/>
+      </w:pPr>
+      <w:r>
+        <w:rPr>
+          <w:b w:val="0"/>
+        </w:rPr>
+        <w:t xml:space="preserve">Use the complete worked example below before asking learners to complete W2. Reveal a small part, invite a </w:t>
+      </w:r>
+      <w:r>
+        <w:rPr>
+          <w:b/>
+        </w:rPr>
+        <w:t>prediction</w:t>
+      </w:r>
+      <w:r>
+        <w:rPr>
+          <w:b w:val="0"/>
+        </w:rPr>
+        <w:t>, then explain the deciding step.</w:t>
+      </w:r>
+    </w:p>
+    <w:p>
+      <w:pPr>
+        <w:spacing w:line="336" w:lineRule="auto" w:after="180"/>
+      </w:pPr>
+      <w:r>
+        <w:rPr>
+          <w:b w:val="0"/>
+        </w:rPr>
+        <w:t>These teacher notes contain solutions; do not reveal the independent case answer during modelling.</w:t>
+      </w:r>
+    </w:p>
+    <w:p>
+      <w:pPr>
+        <w:spacing w:line="336" w:lineRule="auto" w:after="180"/>
+      </w:pPr>
+      <w:r>
+        <w:rPr>
+          <w:b w:val="0"/>
+        </w:rPr>
+        <w:t xml:space="preserve">A presenter shows one perfect </w:t>
+      </w:r>
+      <w:r>
+        <w:rPr>
+          <w:b/>
+        </w:rPr>
+        <w:t>output</w:t>
+      </w:r>
+      <w:r>
+        <w:rPr>
+          <w:b w:val="0"/>
+        </w:rPr>
+        <w:t xml:space="preserve"> after a20-case study with14 passes.</w:t>
+      </w:r>
+    </w:p>
+    <w:p>
+      <w:pPr>
+        <w:spacing w:line="336" w:lineRule="auto" w:after="180"/>
+      </w:pPr>
+      <w:r>
+        <w:rPr>
+          <w:b w:val="0"/>
+        </w:rPr>
+        <w:t>The demonstration is one example; study rate</w:t>
+      </w:r>
+      <w:r>
+        <w:rPr>
+          <w:b/>
+        </w:rPr>
+        <w:t>70%</w:t>
+      </w:r>
+      <w:r>
+        <w:rPr>
+          <w:b w:val="0"/>
+        </w:rPr>
+        <w:t xml:space="preserve">. Present aggregate and failures and do not call the best </w:t>
+      </w:r>
+      <w:r>
+        <w:rPr>
+          <w:b/>
+        </w:rPr>
+        <w:t>output</w:t>
+      </w:r>
+      <w:r>
+        <w:rPr>
+          <w:b w:val="0"/>
+        </w:rPr>
+        <w:t xml:space="preserve"> representative without </w:t>
+      </w:r>
+      <w:r>
+        <w:rPr>
+          <w:b/>
+        </w:rPr>
+        <w:t>evidence</w:t>
+      </w:r>
+      <w:r>
+        <w:rPr>
+          <w:b w:val="0"/>
+        </w:rPr>
+        <w:t>.</w:t>
+      </w:r>
+    </w:p>
+    <w:p>
+      <w:pPr>
+        <w:pStyle w:val="Heading3"/>
+      </w:pPr>
+      <w:r>
+        <w:t>Model the reasoning aloud · 4</w:t>
+      </w:r>
+    </w:p>
+    <w:p>
+      <w:pPr>
+        <w:spacing w:line="336" w:lineRule="auto" w:after="180"/>
+      </w:pPr>
+      <w:r>
+        <w:rPr>
+          <w:b w:val="0"/>
+        </w:rPr>
+        <w:t xml:space="preserve">Compare the intermediate </w:t>
+      </w:r>
+      <w:r>
+        <w:rPr>
+          <w:b/>
+        </w:rPr>
+        <w:t>evidence</w:t>
+      </w:r>
+      <w:r>
+        <w:rPr>
+          <w:b w:val="0"/>
+        </w:rPr>
+        <w:t xml:space="preserve"> with the final statement. Explain why each number or decision follows from the stated </w:t>
+      </w:r>
+      <w:r>
+        <w:rPr>
+          <w:b/>
+        </w:rPr>
+        <w:t>input</w:t>
+      </w:r>
+      <w:r>
+        <w:rPr>
+          <w:b w:val="0"/>
+        </w:rPr>
+        <w:t>s.</w:t>
+      </w:r>
+    </w:p>
+    <w:p>
+      <w:pPr>
+        <w:spacing w:line="336" w:lineRule="auto" w:after="180"/>
+      </w:pPr>
+      <w:r>
+        <w:rPr>
+          <w:b w:val="0"/>
+        </w:rPr>
+        <w:t xml:space="preserve">The conclusion belongs to this scenario and procedure; changing the </w:t>
+      </w:r>
+      <w:r>
+        <w:rPr>
+          <w:b/>
+        </w:rPr>
+        <w:t>input</w:t>
+      </w:r>
+      <w:r>
+        <w:rPr>
+          <w:b w:val="0"/>
+        </w:rPr>
+        <w:t>s, evaluation population or authority can change what it establishes. Retain the raw record so a later revision can be compared honestly.</w:t>
       </w:r>
     </w:p>
     <w:tbl>
@@ -706,7 +1532,13 @@
       </w:tr>
     </w:tbl>
     <w:p>
-      <w:r>
+      <w:pPr>
+        <w:spacing w:line="336" w:lineRule="auto" w:after="180"/>
+      </w:pPr>
+      <w:r>
+        <w:rPr>
+          <w:b w:val="0"/>
+        </w:rPr>
         <w:t>Use the diagram and verbal explanation together. Ask learners to match a sentence to a specific visual step; do not assign learners fixed visual or auditory learning styles.</w:t>
       </w:r>
     </w:p>
@@ -719,8 +1551,26 @@
       </w:r>
     </w:p>
     <w:p>
-      <w:r>
-        <w:t>Answer a challenge without inventing evidence. At the presentation, a reviewer asks whether the model works on a different camera.</w:t>
+      <w:pPr>
+        <w:spacing w:line="336" w:lineRule="auto" w:after="180"/>
+      </w:pPr>
+      <w:r>
+        <w:rPr>
+          <w:b w:val="0"/>
+        </w:rPr>
+        <w:t xml:space="preserve">Answer a challenge without inventing </w:t>
+      </w:r>
+      <w:r>
+        <w:rPr>
+          <w:b/>
+        </w:rPr>
+        <w:t>evidence</w:t>
+      </w:r>
+      <w:r>
+        <w:rPr>
+          <w:b w:val="0"/>
+        </w:rPr>
+        <w:t>. At the presentation, a reviewer asks whether the model works on a different camera.</w:t>
       </w:r>
     </w:p>
     <w:p>
@@ -732,7 +1582,22 @@
       </w:r>
     </w:p>
     <w:p>
-      <w:r>
+      <w:pPr>
+        <w:pStyle w:val="Heading3"/>
+      </w:pPr>
+      <w:r>
+        <w:t>Supplied facts</w:t>
+      </w:r>
+    </w:p>
+    <w:p>
+      <w:pPr>
+        <w:spacing w:line="336" w:lineRule="auto" w:after="180"/>
+        <w:shd w:fill="F1F6FC"/>
+      </w:pPr>
+      <w:r>
+        <w:rPr>
+          <w:b w:val="0"/>
+        </w:rPr>
         <w:t>The project tested twelve photos from camera A only. Ten were correct; no camera B records exist.</w:t>
       </w:r>
     </w:p>
@@ -896,21 +1761,55 @@
       </w:r>
     </w:p>
     <w:p>
-      <w:r>
-        <w:t>A challenge session tests whether the team knows its evidence boundary. An honest unknown plus a specific future test is stronger than an unsupported confident promise.</w:t>
+      <w:pPr>
+        <w:pStyle w:val="Heading3"/>
+      </w:pPr>
+      <w:r>
+        <w:t>Why the result follows</w:t>
       </w:r>
     </w:p>
     <w:p>
       <w:pPr>
-        <w:pStyle w:val="Heading3"/>
-      </w:pPr>
-      <w:r>
-        <w:t>What this example does not establish</w:t>
+        <w:spacing w:line="336" w:lineRule="auto" w:after="180"/>
+        <w:shd w:fill="F1F6FC"/>
+      </w:pPr>
+      <w:r>
+        <w:rPr>
+          <w:b w:val="0"/>
+        </w:rPr>
+        <w:t xml:space="preserve">A </w:t>
+      </w:r>
+      <w:r>
+        <w:rPr>
+          <w:b/>
+        </w:rPr>
+        <w:t>challenge session</w:t>
+      </w:r>
+      <w:r>
+        <w:rPr>
+          <w:b w:val="0"/>
+        </w:rPr>
+        <w:t xml:space="preserve"> tests whether the team knows its </w:t>
+      </w:r>
+      <w:r>
+        <w:rPr>
+          <w:b/>
+        </w:rPr>
+        <w:t>evidence</w:t>
+      </w:r>
+      <w:r>
+        <w:rPr>
+          <w:b w:val="0"/>
+        </w:rPr>
+        <w:t xml:space="preserve"> boundary. An honest unknown plus a specific future test is stronger than an unsupported confident promise.</w:t>
       </w:r>
     </w:p>
     <w:p>
-      <w:r>
-        <w:t>The original result and proposed study still need sampling and uncertainty discussion.</w:t>
+      <w:pPr>
+        <w:pStyle w:val="Heading3"/>
+      </w:pPr>
+      <w:r>
+        <w:t>What this example does not establish</w:t>
       </w:r>
     </w:p>
     <w:p>
@@ -918,43 +1817,180 @@
         <w:pStyle w:val="Heading3"/>
       </w:pPr>
       <w:r>
-        <w:t>Change one thing in the pictured case</w:t>
+        <w:t>Keep the stated limit</w:t>
       </w:r>
     </w:p>
     <w:p>
-      <w:r>
-        <w:t>Change: The reviewer shows one camera-B success.</w:t>
+      <w:pPr>
+        <w:spacing w:line="336" w:lineRule="auto" w:after="180"/>
+        <w:shd w:fill="FFF5E6"/>
+      </w:pPr>
+      <w:r>
+        <w:rPr>
+          <w:b w:val="0"/>
+        </w:rPr>
+        <w:t>The original result and proposed study still need sampling and uncertainty discussion.</w:t>
       </w:r>
     </w:p>
     <w:p>
-      <w:r>
-        <w:t>Prediction: That is one demonstration, not an estimate of broad camera-B reliability.</w:t>
+      <w:pPr>
+        <w:pStyle w:val="Heading3"/>
+      </w:pPr>
+      <w:r>
+        <w:t>Change one thing in the pictured case</w:t>
       </w:r>
     </w:p>
     <w:p>
-      <w:r>
-        <w:t>Reason: One selected observation does not represent the full proposed condition.</w:t>
+      <w:pPr>
+        <w:pStyle w:val="Heading3"/>
+      </w:pPr>
+      <w:r>
+        <w:t>Change one thing</w:t>
       </w:r>
     </w:p>
     <w:p>
       <w:pPr>
-        <w:pStyle w:val="Heading3"/>
-      </w:pPr>
-      <w:r>
-        <w:t>Ask while showing the picture</w:t>
+        <w:spacing w:line="336" w:lineRule="auto" w:after="180"/>
+        <w:shd w:fill="F5F1FB"/>
+      </w:pPr>
+      <w:r>
+        <w:rPr>
+          <w:b w:val="0"/>
+        </w:rPr>
+        <w:t>Change: The reviewer shows one camera-B success.</w:t>
       </w:r>
     </w:p>
     <w:p>
-      <w:r>
-        <w:t>Cover the result. Ask learners to name the inputs and predict the next step. Uncover one step, connect the icon to the actual procedure, and explain its evidence. Then change the supplied condition and compare. The picture is a representation; it does not document execution of a real AI model.</w:t>
+      <w:pPr>
+        <w:pStyle w:val="Heading3"/>
+      </w:pPr>
+      <w:r>
+        <w:t>Predicted result</w:t>
       </w:r>
     </w:p>
     <w:p>
       <w:pPr>
+        <w:spacing w:line="336" w:lineRule="auto" w:after="180"/>
+        <w:shd w:fill="F1F6FC"/>
+      </w:pPr>
+      <w:r>
+        <w:rPr>
+          <w:b/>
+        </w:rPr>
+        <w:t>Prediction</w:t>
+      </w:r>
+      <w:r>
+        <w:rPr>
+          <w:b w:val="0"/>
+        </w:rPr>
+        <w:t>: That is one demonstration, not an estimate of broad camera-B reliability.</w:t>
+      </w:r>
+    </w:p>
+    <w:p>
+      <w:pPr>
+        <w:pStyle w:val="Heading3"/>
+      </w:pPr>
+      <w:r>
+        <w:t>Why the result follows</w:t>
+      </w:r>
+    </w:p>
+    <w:p>
+      <w:pPr>
+        <w:spacing w:line="336" w:lineRule="auto" w:after="180"/>
+        <w:shd w:fill="F1F6FC"/>
+      </w:pPr>
+      <w:r>
+        <w:rPr>
+          <w:b w:val="0"/>
+        </w:rPr>
+        <w:t xml:space="preserve">Reason: One selected </w:t>
+      </w:r>
+      <w:r>
+        <w:rPr>
+          <w:b/>
+        </w:rPr>
+        <w:t>observation</w:t>
+      </w:r>
+      <w:r>
+        <w:rPr>
+          <w:b w:val="0"/>
+        </w:rPr>
+        <w:t xml:space="preserve"> does not represent the full proposed condition.</w:t>
+      </w:r>
+    </w:p>
+    <w:p>
+      <w:pPr>
+        <w:pStyle w:val="Heading3"/>
+      </w:pPr>
+      <w:r>
+        <w:t>Ask while showing the picture</w:t>
+      </w:r>
+    </w:p>
+    <w:p>
+      <w:pPr>
+        <w:pStyle w:val="Heading3"/>
+      </w:pPr>
+      <w:r>
+        <w:t>Ask while showing the picture · 5</w:t>
+      </w:r>
+    </w:p>
+    <w:p>
+      <w:pPr>
+        <w:spacing w:line="336" w:lineRule="auto" w:after="180"/>
+      </w:pPr>
+      <w:r>
+        <w:rPr>
+          <w:b w:val="0"/>
+        </w:rPr>
+        <w:t xml:space="preserve">Cover the result. Ask learners to name the </w:t>
+      </w:r>
+      <w:r>
+        <w:rPr>
+          <w:b/>
+        </w:rPr>
+        <w:t>input</w:t>
+      </w:r>
+      <w:r>
+        <w:rPr>
+          <w:b w:val="0"/>
+        </w:rPr>
+        <w:t xml:space="preserve">s and predict the next step. Uncover one step, connect the icon to the actual procedure, and explain its </w:t>
+      </w:r>
+      <w:r>
+        <w:rPr>
+          <w:b/>
+        </w:rPr>
+        <w:t>evidence</w:t>
+      </w:r>
+      <w:r>
+        <w:rPr>
+          <w:b w:val="0"/>
+        </w:rPr>
+        <w:t>. Then change the supplied condition and compare.</w:t>
+      </w:r>
+    </w:p>
+    <w:p>
+      <w:pPr>
+        <w:spacing w:line="336" w:lineRule="auto" w:after="180"/>
+      </w:pPr>
+      <w:r>
+        <w:rPr>
+          <w:b w:val="0"/>
+        </w:rPr>
+        <w:t>The picture is a representation; it does not document execution of a real AI model.</w:t>
+      </w:r>
+    </w:p>
+    <w:p>
+      <w:pPr>
         <w:pStyle w:val="Heading1"/>
       </w:pPr>
       <w:r>
         <w:t>03. Demonstrate and guide practice</w:t>
+      </w:r>
+    </w:p>
+    <w:p>
+      <w:r>
+        <w:t>Demonstrate Presentation and challenge session, reduce support deliberately and check individual reasoning before discussing answers.</w:t>
       </w:r>
     </w:p>
     <w:tbl>
@@ -1170,36 +2206,112 @@
       </w:tr>
     </w:tbl>
     <w:p>
-      <w:r>
-        <w:t>Use the worked example in Sections 3 and 6. Collect a prediction before revealing its result; ask the learner to point to each intermediate fact.</w:t>
+      <w:pPr>
+        <w:spacing w:line="336" w:lineRule="auto" w:after="180"/>
+      </w:pPr>
+      <w:r>
+        <w:rPr>
+          <w:b w:val="0"/>
+        </w:rPr>
+        <w:t xml:space="preserve">Use the worked example in Sections 3 and 6. Collect a </w:t>
+      </w:r>
+      <w:r>
+        <w:rPr>
+          <w:b/>
+        </w:rPr>
+        <w:t>prediction</w:t>
+      </w:r>
+      <w:r>
+        <w:rPr>
+          <w:b w:val="0"/>
+        </w:rPr>
+        <w:t xml:space="preserve"> before revealing its result; ask the learner to point to each intermediate fact.</w:t>
       </w:r>
     </w:p>
     <w:p>
-      <w:r>
-        <w:t>Provide an input/procedure/result/limit frame and a calculator when needed. Ask students to identify the first step before completing the whole trace. Extension: compare two concrete variants of this mechanism while holding unrelated conditions fixed; report both successful and unsuccessful outcomes.</w:t>
+      <w:pPr>
+        <w:spacing w:line="336" w:lineRule="auto" w:after="180"/>
+      </w:pPr>
+      <w:r>
+        <w:rPr>
+          <w:b w:val="0"/>
+        </w:rPr>
+        <w:t xml:space="preserve">Provide an </w:t>
+      </w:r>
+      <w:r>
+        <w:rPr>
+          <w:b/>
+        </w:rPr>
+        <w:t>input</w:t>
+      </w:r>
+      <w:r>
+        <w:rPr>
+          <w:b w:val="0"/>
+        </w:rPr>
+        <w:t>/procedure/result/limit frame and a calculator when needed. Ask students to identify the first step before completing the whole trace.</w:t>
       </w:r>
     </w:p>
     <w:p>
       <w:pPr>
-        <w:pStyle w:val="Heading3"/>
-      </w:pPr>
-      <w:r>
-        <w:t>Reduce help deliberately</w:t>
+        <w:spacing w:line="336" w:lineRule="auto" w:after="180"/>
+      </w:pPr>
+      <w:r>
+        <w:rPr>
+          <w:b w:val="0"/>
+        </w:rPr>
+        <w:t xml:space="preserve">Extension: compare two concrete variants of this </w:t>
+      </w:r>
+      <w:r>
+        <w:rPr>
+          <w:b/>
+        </w:rPr>
+        <w:t>mechanism</w:t>
+      </w:r>
+      <w:r>
+        <w:rPr>
+          <w:b w:val="0"/>
+        </w:rPr>
+        <w:t xml:space="preserve"> while holding unrelated conditions fixed; report both successful and unsuccessful outcomes.</w:t>
       </w:r>
     </w:p>
     <w:p>
-      <w:r>
-        <w:t>Completion task: A presenter shows one perfect output after a20-case study with14 passes. Show the intermediate steps and give the conclusion with its scope.</w:t>
+      <w:pPr>
+        <w:pStyle w:val="Heading3"/>
+      </w:pPr>
+      <w:r>
+        <w:t>Reduce help deliberately</w:t>
       </w:r>
     </w:p>
     <w:p>
-      <w:r>
-        <w:t>Teacher check: Teacher explanation: The demonstration is one example; study rate70%. Present aggregate and failures and do not call the best output representative without evidence.</w:t>
+      <w:pPr>
+        <w:pStyle w:val="Heading3"/>
+      </w:pPr>
+      <w:r>
+        <w:t>Completion practice</w:t>
       </w:r>
     </w:p>
     <w:p>
-      <w:r>
-        <w:t>Start by identifying the given inputs together. Leave the intermediate steps blank. If needed, model one step, then withdraw that help on the next step. Move to a full trace only when the partial trace is understood. For partners, alternate explainer and checker; collect a response from every learner before discussion.</w:t>
+      <w:pPr>
+        <w:spacing w:line="336" w:lineRule="auto" w:after="180"/>
+        <w:shd w:fill="F5F1FB"/>
+      </w:pPr>
+      <w:r>
+        <w:rPr>
+          <w:b w:val="0"/>
+        </w:rPr>
+        <w:t xml:space="preserve">Completion task: A presenter shows one perfect </w:t>
+      </w:r>
+      <w:r>
+        <w:rPr>
+          <w:b/>
+        </w:rPr>
+        <w:t>output</w:t>
+      </w:r>
+      <w:r>
+        <w:rPr>
+          <w:b w:val="0"/>
+        </w:rPr>
+        <w:t xml:space="preserve"> after a20-case study with14 passes. Show the intermediate steps and give the conclusion with its scope.</w:t>
       </w:r>
     </w:p>
     <w:p>
@@ -1207,22 +2319,89 @@
         <w:pStyle w:val="Heading3"/>
       </w:pPr>
       <w:r>
-        <w:t>Individual reasoning check</w:t>
+        <w:t>Reasoning to listen for</w:t>
       </w:r>
     </w:p>
     <w:p>
-      <w:r>
-        <w:t>Use the worked case for Presentation and challenge session. Proposed explanation: “The worked result establishes every future case”. Decide whether this explanation is supported. Point to the step or supplied fact that decides; explain your repair if needed.</w:t>
+      <w:pPr>
+        <w:spacing w:line="336" w:lineRule="auto" w:after="180"/>
+        <w:shd w:fill="F1F6FC"/>
+      </w:pPr>
+      <w:r>
+        <w:rPr>
+          <w:b w:val="0"/>
+        </w:rPr>
+        <w:t>Teacher check: Teacher explanation: The demonstration is one example; study rate</w:t>
+      </w:r>
+      <w:r>
+        <w:rPr>
+          <w:b/>
+        </w:rPr>
+        <w:t>70%</w:t>
+      </w:r>
+      <w:r>
+        <w:rPr>
+          <w:b w:val="0"/>
+        </w:rPr>
+        <w:t xml:space="preserve">. Present aggregate and failures and do not call the best </w:t>
+      </w:r>
+      <w:r>
+        <w:rPr>
+          <w:b/>
+        </w:rPr>
+        <w:t>output</w:t>
+      </w:r>
+      <w:r>
+        <w:rPr>
+          <w:b w:val="0"/>
+        </w:rPr>
+        <w:t xml:space="preserve"> representative without </w:t>
+      </w:r>
+      <w:r>
+        <w:rPr>
+          <w:b/>
+        </w:rPr>
+        <w:t>evidence</w:t>
+      </w:r>
+      <w:r>
+        <w:rPr>
+          <w:b w:val="0"/>
+        </w:rPr>
+        <w:t>.</w:t>
       </w:r>
     </w:p>
     <w:p>
-      <w:r>
-        <w:t>Expected correction: A confident response should not replace missing evidence with speculation.</w:t>
+      <w:pPr>
+        <w:spacing w:line="336" w:lineRule="auto" w:after="180"/>
+      </w:pPr>
+      <w:r>
+        <w:rPr>
+          <w:b w:val="0"/>
+        </w:rPr>
+        <w:t xml:space="preserve">Start by identifying the given </w:t>
+      </w:r>
+      <w:r>
+        <w:rPr>
+          <w:b/>
+        </w:rPr>
+        <w:t>input</w:t>
+      </w:r>
+      <w:r>
+        <w:rPr>
+          <w:b w:val="0"/>
+        </w:rPr>
+        <w:t>s together. Leave the intermediate steps blank. If needed, model one step, then withdraw that help on the next step. Move to a full trace only when the partial trace is understood.</w:t>
       </w:r>
     </w:p>
     <w:p>
-      <w:r>
-        <w:t>Collect explanations, not only yes/no votes. If a misunderstanding is common, re-model the relevant step for the class. If it affects a few learners, give a short targeted group explanation while others solve a more demanding variation.</w:t>
+      <w:pPr>
+        <w:spacing w:line="336" w:lineRule="auto" w:after="180"/>
+      </w:pPr>
+      <w:r>
+        <w:rPr>
+          <w:b w:val="0"/>
+        </w:rPr>
+        <w:t>For partners, alternate explainer and checker; collect a response from every learner before discussion.</w:t>
       </w:r>
     </w:p>
     <w:p>
@@ -1230,63 +2409,356 @@
         <w:pStyle w:val="Heading3"/>
       </w:pPr>
       <w:r>
-        <w:t>Pictorial practice question</w:t>
+        <w:t>Individual reasoning check</w:t>
       </w:r>
     </w:p>
     <w:p>
-      <w:r>
-        <w:t>Answer the camera-B challenge using only the twelve camera-A records. Why is one displayed camera-B success a demonstration rather than broad evidence of camera-B reliability?</w:t>
+      <w:pPr>
+        <w:spacing w:line="336" w:lineRule="auto" w:after="180"/>
+      </w:pPr>
+      <w:r>
+        <w:rPr>
+          <w:b w:val="0"/>
+        </w:rPr>
+        <w:t xml:space="preserve">Use the worked case for Presentation and </w:t>
+      </w:r>
+      <w:r>
+        <w:rPr>
+          <w:b/>
+        </w:rPr>
+        <w:t>challenge session</w:t>
+      </w:r>
+      <w:r>
+        <w:rPr>
+          <w:b w:val="0"/>
+        </w:rPr>
+        <w:t>. Proposed explanation: “The worked result establishes every future case”. Decide whether this explanation is supported.</w:t>
       </w:r>
     </w:p>
     <w:p>
       <w:pPr>
-        <w:pStyle w:val="Heading3"/>
-      </w:pPr>
-      <w:r>
-        <w:t>Reasoned teacher answer</w:t>
+        <w:spacing w:line="336" w:lineRule="auto" w:after="180"/>
+      </w:pPr>
+      <w:r>
+        <w:rPr>
+          <w:b w:val="0"/>
+        </w:rPr>
+        <w:t>Point to the step or supplied fact that decides; explain your repair if needed.</w:t>
       </w:r>
     </w:p>
     <w:p>
-      <w:r>
-        <w:t>Report 10/12 correct on camera A. Say camera B performance is not measured. Use reserved camera-B cases with labels, grouping and a fixed scoring rule. Changed case: That is one demonstration, not an estimate of broad camera-B reliability. One selected observation does not represent the full proposed condition.</w:t>
+      <w:pPr>
+        <w:pStyle w:val="Heading3"/>
+      </w:pPr>
+      <w:r>
+        <w:t>Expected repair</w:t>
       </w:r>
     </w:p>
     <w:p>
-      <w:r>
-        <w:t>Changed-case reasoning: That is one demonstration, not an estimate of broad camera-B reliability. One selected observation does not represent the full proposed condition.</w:t>
+      <w:pPr>
+        <w:spacing w:line="336" w:lineRule="auto" w:after="180"/>
+        <w:shd w:fill="F1F6FC"/>
+      </w:pPr>
+      <w:r>
+        <w:rPr>
+          <w:b w:val="0"/>
+        </w:rPr>
+        <w:t xml:space="preserve">Expected correction: A confident response should not replace missing </w:t>
+      </w:r>
+      <w:r>
+        <w:rPr>
+          <w:b/>
+        </w:rPr>
+        <w:t>evidence</w:t>
+      </w:r>
+      <w:r>
+        <w:rPr>
+          <w:b w:val="0"/>
+        </w:rPr>
+        <w:t xml:space="preserve"> with speculation.</w:t>
       </w:r>
     </w:p>
     <w:p>
-      <w:r>
-        <w:t>Collect each learner’s explanation before discussion. Use the first missing connection between input, deciding step and result to choose support. This question is worked-case practice, not fresh mastery evidence.</w:t>
+      <w:pPr>
+        <w:spacing w:line="336" w:lineRule="auto" w:after="180"/>
+      </w:pPr>
+      <w:r>
+        <w:rPr>
+          <w:b w:val="0"/>
+        </w:rPr>
+        <w:t>Collect explanations, not only yes/no votes. If a misunderstanding is common, re-model the relevant step for the class.</w:t>
       </w:r>
     </w:p>
     <w:p>
       <w:pPr>
-        <w:pStyle w:val="Heading1"/>
-      </w:pPr>
-      <w:r>
-        <w:t>04. Run the investigation and diagnose misconceptions</w:t>
+        <w:spacing w:line="336" w:lineRule="auto" w:after="180"/>
+      </w:pPr>
+      <w:r>
+        <w:rPr>
+          <w:b w:val="0"/>
+        </w:rPr>
+        <w:t>If it affects a few learners, give a short targeted group explanation while others solve a more demanding variation.</w:t>
       </w:r>
     </w:p>
     <w:p>
-      <w:r>
-        <w:t>The worked result establishes every future case: A confident response should not replace missing evidence with speculation.</w:t>
+      <w:pPr>
+        <w:pStyle w:val="Heading3"/>
+      </w:pPr>
+      <w:r>
+        <w:t>Pictorial practice question</w:t>
       </w:r>
     </w:p>
     <w:p>
-      <w:r>
-        <w:t>A missing input may be replaced without recording the change: A replacement changes the evidence or contract. Record the change and its justification; do not silently turn unknown into a measured value.</w:t>
+      <w:pPr>
+        <w:spacing w:line="336" w:lineRule="auto" w:after="180"/>
+        <w:shd w:fill="F5F1FB"/>
+      </w:pPr>
+      <w:r>
+        <w:rPr>
+          <w:b w:val="0"/>
+        </w:rPr>
+        <w:t xml:space="preserve">Answer the camera-B challenge using only the twelve camera-A records. Why is one displayed camera-B success a demonstration rather than broad </w:t>
+      </w:r>
+      <w:r>
+        <w:rPr>
+          <w:b/>
+        </w:rPr>
+        <w:t>evidence</w:t>
+      </w:r>
+      <w:r>
+        <w:rPr>
+          <w:b w:val="0"/>
+        </w:rPr>
+        <w:t xml:space="preserve"> of camera-B reliability?</w:t>
       </w:r>
     </w:p>
     <w:p>
-      <w:r>
-        <w:t>Repeating an assessed case is new independent evidence: A replay checks consistency. An example used for feedback or revision cannot later be described as untouched final evaluation.</w:t>
+      <w:pPr>
+        <w:pStyle w:val="Heading3"/>
+      </w:pPr>
+      <w:r>
+        <w:t>Reasoned teacher answer</w:t>
       </w:r>
     </w:p>
     <w:p>
-      <w:r>
-        <w:t>Use Section 9 for the evidence ledger. Add a boundary or missing-input case and record the expected response before checking. More successful repeats of one case do not establish wider coverage.</w:t>
+      <w:pPr>
+        <w:spacing w:line="336" w:lineRule="auto" w:after="180"/>
+      </w:pPr>
+      <w:r>
+        <w:rPr>
+          <w:b w:val="0"/>
+        </w:rPr>
+        <w:t>Report 10/12 correct on camera A. Say camera B performance is not measured. Use reserved camera-B cases with labels, grouping and a fixed scoring rule.</w:t>
+      </w:r>
+    </w:p>
+    <w:p>
+      <w:pPr>
+        <w:spacing w:line="336" w:lineRule="auto" w:after="180"/>
+      </w:pPr>
+      <w:r>
+        <w:rPr>
+          <w:b w:val="0"/>
+        </w:rPr>
+        <w:t xml:space="preserve">Changed case: That is one demonstration, not an estimate of broad camera-B reliability. One selected </w:t>
+      </w:r>
+      <w:r>
+        <w:rPr>
+          <w:b/>
+        </w:rPr>
+        <w:t>observation</w:t>
+      </w:r>
+      <w:r>
+        <w:rPr>
+          <w:b w:val="0"/>
+        </w:rPr>
+        <w:t xml:space="preserve"> does not represent the full proposed condition.</w:t>
+      </w:r>
+    </w:p>
+    <w:p>
+      <w:pPr>
+        <w:spacing w:line="336" w:lineRule="auto" w:after="180"/>
+      </w:pPr>
+      <w:r>
+        <w:rPr>
+          <w:b w:val="0"/>
+        </w:rPr>
+        <w:t xml:space="preserve">Changed-case reasoning: That is one demonstration, not an estimate of broad camera-B reliability. One selected </w:t>
+      </w:r>
+      <w:r>
+        <w:rPr>
+          <w:b/>
+        </w:rPr>
+        <w:t>observation</w:t>
+      </w:r>
+      <w:r>
+        <w:rPr>
+          <w:b w:val="0"/>
+        </w:rPr>
+        <w:t xml:space="preserve"> does not represent the full proposed condition.</w:t>
+      </w:r>
+    </w:p>
+    <w:p>
+      <w:pPr>
+        <w:spacing w:line="336" w:lineRule="auto" w:after="180"/>
+      </w:pPr>
+      <w:r>
+        <w:rPr>
+          <w:b w:val="0"/>
+        </w:rPr>
+        <w:t xml:space="preserve">Collect each learner’s explanation before discussion. Use the first missing connection between </w:t>
+      </w:r>
+      <w:r>
+        <w:rPr>
+          <w:b/>
+        </w:rPr>
+        <w:t>input</w:t>
+      </w:r>
+      <w:r>
+        <w:rPr>
+          <w:b w:val="0"/>
+        </w:rPr>
+        <w:t xml:space="preserve">, deciding step and result to choose support. This question is worked-case practice, not fresh mastery </w:t>
+      </w:r>
+      <w:r>
+        <w:rPr>
+          <w:b/>
+        </w:rPr>
+        <w:t>evidence</w:t>
+      </w:r>
+      <w:r>
+        <w:rPr>
+          <w:b w:val="0"/>
+        </w:rPr>
+        <w:t>.</w:t>
+      </w:r>
+    </w:p>
+    <w:p>
+      <w:pPr>
+        <w:pStyle w:val="Heading1"/>
+      </w:pPr>
+      <w:r>
+        <w:t>04. Run the investigation and diagnose misconceptions</w:t>
+      </w:r>
+    </w:p>
+    <w:p>
+      <w:r>
+        <w:t>Run the Presentation and challenge session investigation and use the first unsupported step to choose a teaching response.</w:t>
+      </w:r>
+    </w:p>
+    <w:p>
+      <w:pPr>
+        <w:spacing w:line="336" w:lineRule="auto" w:after="180"/>
+      </w:pPr>
+      <w:r>
+        <w:rPr>
+          <w:b w:val="0"/>
+        </w:rPr>
+        <w:t xml:space="preserve">The worked result establishes every future case: A confident response should not replace missing </w:t>
+      </w:r>
+      <w:r>
+        <w:rPr>
+          <w:b/>
+        </w:rPr>
+        <w:t>evidence</w:t>
+      </w:r>
+      <w:r>
+        <w:rPr>
+          <w:b w:val="0"/>
+        </w:rPr>
+        <w:t xml:space="preserve"> with speculation.</w:t>
+      </w:r>
+    </w:p>
+    <w:p>
+      <w:pPr>
+        <w:spacing w:line="336" w:lineRule="auto" w:after="180"/>
+      </w:pPr>
+      <w:r>
+        <w:rPr>
+          <w:b w:val="0"/>
+        </w:rPr>
+        <w:t xml:space="preserve">A missing </w:t>
+      </w:r>
+      <w:r>
+        <w:rPr>
+          <w:b/>
+        </w:rPr>
+        <w:t>input</w:t>
+      </w:r>
+      <w:r>
+        <w:rPr>
+          <w:b w:val="0"/>
+        </w:rPr>
+        <w:t xml:space="preserve"> may be replaced without recording the change: A replacement changes the </w:t>
+      </w:r>
+      <w:r>
+        <w:rPr>
+          <w:b/>
+        </w:rPr>
+        <w:t>evidence</w:t>
+      </w:r>
+      <w:r>
+        <w:rPr>
+          <w:b w:val="0"/>
+        </w:rPr>
+        <w:t xml:space="preserve"> or contract. Record the change and its justification; do not silently turn unknown into a measured value.</w:t>
+      </w:r>
+    </w:p>
+    <w:p>
+      <w:pPr>
+        <w:spacing w:line="336" w:lineRule="auto" w:after="180"/>
+      </w:pPr>
+      <w:r>
+        <w:rPr>
+          <w:b w:val="0"/>
+        </w:rPr>
+        <w:t xml:space="preserve">Repeating an assessed case is new independent </w:t>
+      </w:r>
+      <w:r>
+        <w:rPr>
+          <w:b/>
+        </w:rPr>
+        <w:t>evidence</w:t>
+      </w:r>
+      <w:r>
+        <w:rPr>
+          <w:b w:val="0"/>
+        </w:rPr>
+        <w:t>: A replay checks consistency. An example used for feedback or revision cannot later be described as untouched final evaluation.</w:t>
+      </w:r>
+    </w:p>
+    <w:p>
+      <w:pPr>
+        <w:spacing w:line="336" w:lineRule="auto" w:after="180"/>
+      </w:pPr>
+      <w:r>
+        <w:rPr>
+          <w:b w:val="0"/>
+        </w:rPr>
+        <w:t xml:space="preserve">Use Section 9 for the </w:t>
+      </w:r>
+      <w:r>
+        <w:rPr>
+          <w:b/>
+        </w:rPr>
+        <w:t>evidence</w:t>
+      </w:r>
+      <w:r>
+        <w:rPr>
+          <w:b w:val="0"/>
+        </w:rPr>
+        <w:t xml:space="preserve"> ledger. Add a boundary or missing-</w:t>
+      </w:r>
+      <w:r>
+        <w:rPr>
+          <w:b/>
+        </w:rPr>
+        <w:t>input</w:t>
+      </w:r>
+      <w:r>
+        <w:rPr>
+          <w:b w:val="0"/>
+        </w:rPr>
+        <w:t xml:space="preserve"> case and record the expected response before checking. More successful repeats of one case do not establish wider coverage.</w:t>
       </w:r>
     </w:p>
     <w:p>
@@ -1444,29 +2916,38 @@
       </w:tr>
     </w:tbl>
     <w:p>
-      <w:r>
-        <w:t>Offer an oral explanation, drawing, enlarged visual or fewer examples when that removes a reading/writing barrier. Keep the same reasoning goal. Stretch secure learners by changing a boundary or assumption and asking them to defend the effect, not simply by assigning more of the same questions.</w:t>
+      <w:pPr>
+        <w:spacing w:line="336" w:lineRule="auto" w:after="180"/>
+      </w:pPr>
+      <w:r>
+        <w:rPr>
+          <w:b w:val="0"/>
+        </w:rPr>
+        <w:t>Offer an oral explanation, drawing, enlarged visual or fewer examples when that removes a reading/writing barrier. Keep the same reasoning goal.</w:t>
       </w:r>
     </w:p>
     <w:p>
       <w:pPr>
-        <w:pStyle w:val="Heading1"/>
-      </w:pPr>
-      <w:r>
-        <w:t>05. Assess and explain the answers</w:t>
+        <w:spacing w:line="336" w:lineRule="auto" w:after="180"/>
+      </w:pPr>
+      <w:r>
+        <w:rPr>
+          <w:b w:val="0"/>
+        </w:rPr>
+        <w:t>Stretch secure learners by changing a boundary or assumption and asking them to defend the effect, not simply by assigning more of the same questions.</w:t>
       </w:r>
     </w:p>
     <w:p>
       <w:pPr>
-        <w:pStyle w:val="Heading3"/>
-      </w:pPr>
-      <w:r>
-        <w:t>Guided and exit questions</w:t>
+        <w:pStyle w:val="Heading1"/>
+      </w:pPr>
+      <w:r>
+        <w:t>05. Assess and explain the answers</w:t>
       </w:r>
     </w:p>
     <w:p>
       <w:r>
-        <w:t>Guided: The demonstration is one example; study rate70%. Present aggregate and failures and do not call the best output representative without evidence. Qualification: A confident response should not replace missing evidence with speculation. Exit: accept a concrete variation with its predicted outcome and a stated condition that would challenge the mechanism; reject a claim resting on unmeasured evidence.</w:t>
+        <w:t>Use the Presentation and challenge session questions, teacher keys and criteria after the relevant attempts. Previously discussed cases are practice; protect the separately selected independent task.</w:t>
       </w:r>
     </w:p>
     <w:p>
@@ -1474,89 +2955,328 @@
         <w:pStyle w:val="Heading3"/>
       </w:pPr>
       <w:r>
-        <w:t>W1 Explain the mechanism</w:t>
+        <w:t>Guided and exit questions</w:t>
       </w:r>
     </w:p>
     <w:p>
-      <w:r>
-        <w:t>Explain the weekly mechanism in your own words. Use the worked scenario to name its input, decision rule and output.</w:t>
+      <w:pPr>
+        <w:spacing w:line="336" w:lineRule="auto" w:after="180"/>
+      </w:pPr>
+      <w:r>
+        <w:rPr>
+          <w:b w:val="0"/>
+        </w:rPr>
+        <w:t>Guided: The demonstration is one example; study rate</w:t>
+      </w:r>
+      <w:r>
+        <w:rPr>
+          <w:b/>
+        </w:rPr>
+        <w:t>70%</w:t>
+      </w:r>
+      <w:r>
+        <w:rPr>
+          <w:b w:val="0"/>
+        </w:rPr>
+        <w:t xml:space="preserve">. Present aggregate and failures and do not call the best </w:t>
+      </w:r>
+      <w:r>
+        <w:rPr>
+          <w:b/>
+        </w:rPr>
+        <w:t>output</w:t>
+      </w:r>
+      <w:r>
+        <w:rPr>
+          <w:b w:val="0"/>
+        </w:rPr>
+        <w:t xml:space="preserve"> representative without </w:t>
+      </w:r>
+      <w:r>
+        <w:rPr>
+          <w:b/>
+        </w:rPr>
+        <w:t>evidence</w:t>
+      </w:r>
+      <w:r>
+        <w:rPr>
+          <w:b w:val="0"/>
+        </w:rPr>
+        <w:t>.</w:t>
       </w:r>
     </w:p>
     <w:p>
-      <w:r>
-        <w:t>Teacher explanation: A presentation should make the evidence easy to challenge. Show the baseline, scope, negative cases and uncertainties instead of only a best example. Use a short sequence:question, design, primary result, failure, limitation, next question. Answer unfamiliar challenges by locating evidence or stating it is missing.</w:t>
+      <w:pPr>
+        <w:spacing w:line="336" w:lineRule="auto" w:after="180"/>
+      </w:pPr>
+      <w:r>
+        <w:rPr>
+          <w:b w:val="0"/>
+        </w:rPr>
+        <w:t xml:space="preserve">Qualification: A confident response should not replace missing </w:t>
+      </w:r>
+      <w:r>
+        <w:rPr>
+          <w:b/>
+        </w:rPr>
+        <w:t>evidence</w:t>
+      </w:r>
+      <w:r>
+        <w:rPr>
+          <w:b w:val="0"/>
+        </w:rPr>
+        <w:t xml:space="preserve"> with speculation.</w:t>
       </w:r>
     </w:p>
     <w:p>
       <w:pPr>
-        <w:pStyle w:val="Heading3"/>
-      </w:pPr>
-      <w:r>
-        <w:t>W2 Trace the worked case</w:t>
+        <w:spacing w:line="336" w:lineRule="auto" w:after="180"/>
+      </w:pPr>
+      <w:r>
+        <w:rPr>
+          <w:b w:val="0"/>
+        </w:rPr>
+        <w:t xml:space="preserve">Exit: accept a concrete variation with its predicted outcome and a stated condition that would challenge the </w:t>
+      </w:r>
+      <w:r>
+        <w:rPr>
+          <w:b/>
+        </w:rPr>
+        <w:t>mechanism</w:t>
+      </w:r>
+      <w:r>
+        <w:rPr>
+          <w:b w:val="0"/>
+        </w:rPr>
+        <w:t xml:space="preserve">; reject a claim resting on unmeasured </w:t>
+      </w:r>
+      <w:r>
+        <w:rPr>
+          <w:b/>
+        </w:rPr>
+        <w:t>evidence</w:t>
+      </w:r>
+      <w:r>
+        <w:rPr>
+          <w:b w:val="0"/>
+        </w:rPr>
+        <w:t>.</w:t>
       </w:r>
     </w:p>
     <w:p>
-      <w:r>
-        <w:t>A presenter shows one perfect output after a20-case study with14 passes. Show the intermediate steps and give the conclusion with its scope.</w:t>
+      <w:pPr>
+        <w:pStyle w:val="Heading3"/>
+      </w:pPr>
+      <w:r>
+        <w:t>W1 Explain the mechanism</w:t>
       </w:r>
     </w:p>
     <w:p>
-      <w:r>
-        <w:t>Teacher explanation: The demonstration is one example; study rate70%. Present aggregate and failures and do not call the best output representative without evidence.</w:t>
+      <w:pPr>
+        <w:pStyle w:val="Heading3"/>
+      </w:pPr>
+      <w:r>
+        <w:t>Workbook question · W1</w:t>
       </w:r>
     </w:p>
     <w:p>
       <w:pPr>
-        <w:pStyle w:val="Heading3"/>
-      </w:pPr>
-      <w:r>
-        <w:t>W3 Audit the limit</w:t>
+        <w:spacing w:line="336" w:lineRule="auto" w:after="180"/>
+        <w:shd w:fill="F5F1FB"/>
+      </w:pPr>
+      <w:r>
+        <w:rPr>
+          <w:b w:val="0"/>
+        </w:rPr>
+        <w:t xml:space="preserve">Explain the weekly </w:t>
+      </w:r>
+      <w:r>
+        <w:rPr>
+          <w:b/>
+        </w:rPr>
+        <w:t>mechanism</w:t>
+      </w:r>
+      <w:r>
+        <w:rPr>
+          <w:b w:val="0"/>
+        </w:rPr>
+        <w:t xml:space="preserve"> in your own words. Use the worked scenario to name its </w:t>
+      </w:r>
+      <w:r>
+        <w:rPr>
+          <w:b/>
+        </w:rPr>
+        <w:t>input</w:t>
+      </w:r>
+      <w:r>
+        <w:rPr>
+          <w:b w:val="0"/>
+        </w:rPr>
+        <w:t xml:space="preserve">, decision rule and </w:t>
+      </w:r>
+      <w:r>
+        <w:rPr>
+          <w:b/>
+        </w:rPr>
+        <w:t>output</w:t>
+      </w:r>
+      <w:r>
+        <w:rPr>
+          <w:b w:val="0"/>
+        </w:rPr>
+        <w:t>.</w:t>
       </w:r>
     </w:p>
     <w:p>
-      <w:r>
-        <w:t>A report omits this qualification: A confident response should not replace missing evidence with speculation. Explain how omitting it could change a reader's interpretation, and write an accurate replacement.</w:t>
+      <w:pPr>
+        <w:pStyle w:val="Heading3"/>
+      </w:pPr>
+      <w:r>
+        <w:t>Teacher reasoning · W1</w:t>
       </w:r>
     </w:p>
     <w:p>
-      <w:r>
-        <w:t>Teacher explanation: A confident response should not replace missing evidence with speculation. State the observed result separately from the unverified or out-of-scope claim; preserve the original evidence rather than inventing a missing fact.</w:t>
+      <w:pPr>
+        <w:spacing w:line="336" w:lineRule="auto" w:after="180"/>
+        <w:shd w:fill="F1F6FC"/>
+      </w:pPr>
+      <w:r>
+        <w:rPr>
+          <w:b w:val="0"/>
+        </w:rPr>
+        <w:t xml:space="preserve">Teacher explanation: A presentation should make the </w:t>
+      </w:r>
+      <w:r>
+        <w:rPr>
+          <w:b/>
+        </w:rPr>
+        <w:t>evidence</w:t>
+      </w:r>
+      <w:r>
+        <w:rPr>
+          <w:b w:val="0"/>
+        </w:rPr>
+        <w:t xml:space="preserve"> easy to challenge. Show the baseline, scope, negative cases and uncertainties instead of only a best example.</w:t>
       </w:r>
     </w:p>
     <w:p>
       <w:pPr>
-        <w:pStyle w:val="Heading3"/>
-      </w:pPr>
-      <w:r>
-        <w:t>W4 Apply a new case independently</w:t>
+        <w:spacing w:line="336" w:lineRule="auto" w:after="180"/>
+        <w:shd w:fill="F1F6FC"/>
+      </w:pPr>
+      <w:r>
+        <w:rPr>
+          <w:b w:val="0"/>
+        </w:rPr>
+        <w:t xml:space="preserve">Use a short sequence:question, design, primary result, failure, limitation, next question. Answer unfamiliar challenges by locating </w:t>
+      </w:r>
+      <w:r>
+        <w:rPr>
+          <w:b/>
+        </w:rPr>
+        <w:t>evidence</w:t>
+      </w:r>
+      <w:r>
+        <w:rPr>
+          <w:b w:val="0"/>
+        </w:rPr>
+        <w:t xml:space="preserve"> or stating it is missing.</w:t>
       </w:r>
     </w:p>
     <w:p>
-      <w:r>
-        <w:t>Audience asks if result holds on mobile; only desktop was tested. Give an honest answer.</w:t>
+      <w:pPr>
+        <w:pStyle w:val="Heading3"/>
+      </w:pPr>
+      <w:r>
+        <w:t>W2 Trace the worked case</w:t>
       </w:r>
     </w:p>
     <w:p>
-      <w:r>
-        <w:t>Teacher explanation: Mobile behaviour is untested. State desktop scope and propose a new appropriately designed evaluation; do not improvise a positive result.</w:t>
+      <w:pPr>
+        <w:pStyle w:val="Heading3"/>
+      </w:pPr>
+      <w:r>
+        <w:t>Workbook question · W2</w:t>
       </w:r>
     </w:p>
     <w:p>
       <w:pPr>
-        <w:pStyle w:val="Heading3"/>
-      </w:pPr>
-      <w:r>
-        <w:t>W5 Design a revealing follow-up</w:t>
+        <w:spacing w:line="336" w:lineRule="auto" w:after="180"/>
+        <w:shd w:fill="F5F1FB"/>
+      </w:pPr>
+      <w:r>
+        <w:rPr>
+          <w:b w:val="0"/>
+        </w:rPr>
+        <w:t xml:space="preserve">A presenter shows one perfect </w:t>
+      </w:r>
+      <w:r>
+        <w:rPr>
+          <w:b/>
+        </w:rPr>
+        <w:t>output</w:t>
+      </w:r>
+      <w:r>
+        <w:rPr>
+          <w:b w:val="0"/>
+        </w:rPr>
+        <w:t xml:space="preserve"> after a20-case study with14 passes. Show the intermediate steps and give the conclusion with its scope.</w:t>
       </w:r>
     </w:p>
     <w:p>
-      <w:r>
-        <w:t>For the worked scenario, propose one additional case that could reveal a failure, describe its expected outcome before running it, and explain what would need to remain fixed for a fair comparison. Do not reuse W4 as a new final test after receiving feedback.</w:t>
+      <w:pPr>
+        <w:pStyle w:val="Heading3"/>
+      </w:pPr>
+      <w:r>
+        <w:t>Teacher reasoning · W2</w:t>
       </w:r>
     </w:p>
     <w:p>
-      <w:r>
-        <w:t>Teacher explanation: Accept a concrete variant of the worked input or a missing/conflicting/boundary condition, with an expectation derived from the declared procedure. Require preserved settings, original outputs and data roles. A confident response should not replace missing evidence with speculation. The new case should test this particular mechanism rather than merely restate the original result.</w:t>
+      <w:pPr>
+        <w:spacing w:line="336" w:lineRule="auto" w:after="180"/>
+        <w:shd w:fill="F1F6FC"/>
+      </w:pPr>
+      <w:r>
+        <w:rPr>
+          <w:b w:val="0"/>
+        </w:rPr>
+        <w:t>Teacher explanation: The demonstration is one example; study rate</w:t>
+      </w:r>
+      <w:r>
+        <w:rPr>
+          <w:b/>
+        </w:rPr>
+        <w:t>70%</w:t>
+      </w:r>
+      <w:r>
+        <w:rPr>
+          <w:b w:val="0"/>
+        </w:rPr>
+        <w:t xml:space="preserve">. Present aggregate and failures and do not call the best </w:t>
+      </w:r>
+      <w:r>
+        <w:rPr>
+          <w:b/>
+        </w:rPr>
+        <w:t>output</w:t>
+      </w:r>
+      <w:r>
+        <w:rPr>
+          <w:b w:val="0"/>
+        </w:rPr>
+        <w:t xml:space="preserve"> representative without </w:t>
+      </w:r>
+      <w:r>
+        <w:rPr>
+          <w:b/>
+        </w:rPr>
+        <w:t>evidence</w:t>
+      </w:r>
+      <w:r>
+        <w:rPr>
+          <w:b w:val="0"/>
+        </w:rPr>
+        <w:t>.</w:t>
       </w:r>
     </w:p>
     <w:p>
@@ -1564,37 +3284,382 @@
         <w:pStyle w:val="Heading3"/>
       </w:pPr>
       <w:r>
-        <w:t>Independent assessment and fresh retry</w:t>
+        <w:t>W3 Audit the limit</w:t>
       </w:r>
     </w:p>
     <w:p>
-      <w:r>
-        <w:t>W4: Mobile behaviour is untested. State desktop scope and propose a new appropriately designed evaluation; do not improvise a positive result. Require intermediate reasoning and the stated scope. Fresh retry: Audience asks for an unmeasured energy comparison. Expected reasoning: Say energy is unmeasured; explain what resource instrumentation and matched comparison would be needed. If students need support, record it and reassess with another new case rather than awarding independence to a copied answer.</w:t>
+      <w:pPr>
+        <w:pStyle w:val="Heading3"/>
+      </w:pPr>
+      <w:r>
+        <w:t>Workbook question · W3</w:t>
       </w:r>
     </w:p>
     <w:p>
       <w:pPr>
-        <w:pStyle w:val="Heading3"/>
-      </w:pPr>
-      <w:r>
-        <w:t>Assess independent transfer</w:t>
+        <w:spacing w:line="336" w:lineRule="auto" w:after="180"/>
+        <w:shd w:fill="F5F1FB"/>
+      </w:pPr>
+      <w:r>
+        <w:rPr>
+          <w:b w:val="0"/>
+        </w:rPr>
+        <w:t xml:space="preserve">A report omits this qualification: A confident response should not replace missing </w:t>
+      </w:r>
+      <w:r>
+        <w:rPr>
+          <w:b/>
+        </w:rPr>
+        <w:t>evidence</w:t>
+      </w:r>
+      <w:r>
+        <w:rPr>
+          <w:b w:val="0"/>
+        </w:rPr>
+        <w:t xml:space="preserve"> with speculation. Explain how omitting it could change a reader's interpretation, and write an accurate replacement.</w:t>
       </w:r>
     </w:p>
     <w:p>
-      <w:r>
-        <w:t>Selected case: Audience asks if result holds on mobile; only desktop was tested. Give an honest answer.</w:t>
+      <w:pPr>
+        <w:pStyle w:val="Heading3"/>
+      </w:pPr>
+      <w:r>
+        <w:t>Teacher reasoning · W3</w:t>
       </w:r>
     </w:p>
     <w:p>
       <w:pPr>
-        <w:pStyle w:val="Heading3"/>
-      </w:pPr>
-      <w:r>
-        <w:t>Selected case answer</w:t>
+        <w:spacing w:line="336" w:lineRule="auto" w:after="180"/>
+        <w:shd w:fill="F1F6FC"/>
+      </w:pPr>
+      <w:r>
+        <w:rPr>
+          <w:b w:val="0"/>
+        </w:rPr>
+        <w:t xml:space="preserve">Teacher explanation: A confident response should not replace missing </w:t>
+      </w:r>
+      <w:r>
+        <w:rPr>
+          <w:b/>
+        </w:rPr>
+        <w:t>evidence</w:t>
+      </w:r>
+      <w:r>
+        <w:rPr>
+          <w:b w:val="0"/>
+        </w:rPr>
+        <w:t xml:space="preserve"> with speculation.</w:t>
       </w:r>
     </w:p>
     <w:p>
-      <w:r>
+      <w:pPr>
+        <w:spacing w:line="336" w:lineRule="auto" w:after="180"/>
+        <w:shd w:fill="F1F6FC"/>
+      </w:pPr>
+      <w:r>
+        <w:rPr>
+          <w:b w:val="0"/>
+        </w:rPr>
+        <w:t xml:space="preserve">State the observed result separately from the unverified or out-of-scope claim; preserve the original </w:t>
+      </w:r>
+      <w:r>
+        <w:rPr>
+          <w:b/>
+        </w:rPr>
+        <w:t>evidence</w:t>
+      </w:r>
+      <w:r>
+        <w:rPr>
+          <w:b w:val="0"/>
+        </w:rPr>
+        <w:t xml:space="preserve"> rather than inventing a missing fact.</w:t>
+      </w:r>
+    </w:p>
+    <w:p>
+      <w:pPr>
+        <w:pStyle w:val="Heading3"/>
+      </w:pPr>
+      <w:r>
+        <w:t>W4 Apply a new case independently</w:t>
+      </w:r>
+    </w:p>
+    <w:p>
+      <w:pPr>
+        <w:pStyle w:val="Heading3"/>
+      </w:pPr>
+      <w:r>
+        <w:t>Workbook question · W4</w:t>
+      </w:r>
+    </w:p>
+    <w:p>
+      <w:pPr>
+        <w:spacing w:line="336" w:lineRule="auto" w:after="180"/>
+        <w:shd w:fill="F5F1FB"/>
+      </w:pPr>
+      <w:r>
+        <w:rPr>
+          <w:b w:val="0"/>
+        </w:rPr>
+        <w:t>Audience asks if result holds on mobile; only desktop was tested. Give an honest answer.</w:t>
+      </w:r>
+    </w:p>
+    <w:p>
+      <w:pPr>
+        <w:pStyle w:val="Heading3"/>
+      </w:pPr>
+      <w:r>
+        <w:t>Teacher reasoning · W4</w:t>
+      </w:r>
+    </w:p>
+    <w:p>
+      <w:pPr>
+        <w:spacing w:line="336" w:lineRule="auto" w:after="180"/>
+        <w:shd w:fill="F1F6FC"/>
+      </w:pPr>
+      <w:r>
+        <w:rPr>
+          <w:b w:val="0"/>
+        </w:rPr>
+        <w:t>Teacher explanation: Mobile behaviour is untested. State desktop scope and propose a new appropriately designed evaluation; do not improvise a positive result.</w:t>
+      </w:r>
+    </w:p>
+    <w:p>
+      <w:pPr>
+        <w:pStyle w:val="Heading3"/>
+      </w:pPr>
+      <w:r>
+        <w:t>W5 Design a revealing follow-up</w:t>
+      </w:r>
+    </w:p>
+    <w:p>
+      <w:pPr>
+        <w:pStyle w:val="Heading3"/>
+      </w:pPr>
+      <w:r>
+        <w:t>Workbook question · W5</w:t>
+      </w:r>
+    </w:p>
+    <w:p>
+      <w:pPr>
+        <w:spacing w:line="336" w:lineRule="auto" w:after="180"/>
+        <w:shd w:fill="F5F1FB"/>
+      </w:pPr>
+      <w:r>
+        <w:rPr>
+          <w:b w:val="0"/>
+        </w:rPr>
+        <w:t>For the worked scenario, propose one additional case that could reveal a failure, describe its expected outcome before running it, and explain what would need to remain fixed for a fair comparison.</w:t>
+      </w:r>
+    </w:p>
+    <w:p>
+      <w:pPr>
+        <w:spacing w:line="336" w:lineRule="auto" w:after="180"/>
+        <w:shd w:fill="F5F1FB"/>
+      </w:pPr>
+      <w:r>
+        <w:rPr>
+          <w:b w:val="0"/>
+        </w:rPr>
+        <w:t>Do not reuse W4 as a new final test after receiving feedback.</w:t>
+      </w:r>
+    </w:p>
+    <w:p>
+      <w:pPr>
+        <w:pStyle w:val="Heading3"/>
+      </w:pPr>
+      <w:r>
+        <w:t>Teacher reasoning · W5</w:t>
+      </w:r>
+    </w:p>
+    <w:p>
+      <w:pPr>
+        <w:spacing w:line="336" w:lineRule="auto" w:after="180"/>
+        <w:shd w:fill="F1F6FC"/>
+      </w:pPr>
+      <w:r>
+        <w:rPr>
+          <w:b w:val="0"/>
+        </w:rPr>
+        <w:t xml:space="preserve">Teacher explanation: Accept a concrete variant of the worked </w:t>
+      </w:r>
+      <w:r>
+        <w:rPr>
+          <w:b/>
+        </w:rPr>
+        <w:t>input</w:t>
+      </w:r>
+      <w:r>
+        <w:rPr>
+          <w:b w:val="0"/>
+        </w:rPr>
+        <w:t xml:space="preserve"> or a missing/conflicting/boundary condition, with an expectation derived from the declared procedure.</w:t>
+      </w:r>
+    </w:p>
+    <w:p>
+      <w:pPr>
+        <w:spacing w:line="336" w:lineRule="auto" w:after="180"/>
+        <w:shd w:fill="F1F6FC"/>
+      </w:pPr>
+      <w:r>
+        <w:rPr>
+          <w:b w:val="0"/>
+        </w:rPr>
+        <w:t xml:space="preserve">Require preserved settings, original </w:t>
+      </w:r>
+      <w:r>
+        <w:rPr>
+          <w:b/>
+        </w:rPr>
+        <w:t>output</w:t>
+      </w:r>
+      <w:r>
+        <w:rPr>
+          <w:b w:val="0"/>
+        </w:rPr>
+        <w:t xml:space="preserve">s and data roles. A confident response should not replace missing </w:t>
+      </w:r>
+      <w:r>
+        <w:rPr>
+          <w:b/>
+        </w:rPr>
+        <w:t>evidence</w:t>
+      </w:r>
+      <w:r>
+        <w:rPr>
+          <w:b w:val="0"/>
+        </w:rPr>
+        <w:t xml:space="preserve"> with speculation.</w:t>
+      </w:r>
+    </w:p>
+    <w:p>
+      <w:pPr>
+        <w:spacing w:line="336" w:lineRule="auto" w:after="180"/>
+        <w:shd w:fill="F1F6FC"/>
+      </w:pPr>
+      <w:r>
+        <w:rPr>
+          <w:b w:val="0"/>
+        </w:rPr>
+        <w:t xml:space="preserve">The new case should test this particular </w:t>
+      </w:r>
+      <w:r>
+        <w:rPr>
+          <w:b/>
+        </w:rPr>
+        <w:t>mechanism</w:t>
+      </w:r>
+      <w:r>
+        <w:rPr>
+          <w:b w:val="0"/>
+        </w:rPr>
+        <w:t xml:space="preserve"> rather than merely restate the original result.</w:t>
+      </w:r>
+    </w:p>
+    <w:p>
+      <w:pPr>
+        <w:pStyle w:val="Heading3"/>
+      </w:pPr>
+      <w:r>
+        <w:t>Independent assessment and fresh retry</w:t>
+      </w:r>
+    </w:p>
+    <w:p>
+      <w:pPr>
+        <w:pStyle w:val="Heading3"/>
+      </w:pPr>
+      <w:r>
+        <w:t>Teacher key · Independent assessment and fresh retry</w:t>
+      </w:r>
+    </w:p>
+    <w:p>
+      <w:pPr>
+        <w:spacing w:line="336" w:lineRule="auto" w:after="180"/>
+        <w:shd w:fill="F1F6FC"/>
+      </w:pPr>
+      <w:r>
+        <w:rPr>
+          <w:b w:val="0"/>
+        </w:rPr>
+        <w:t>W4: Mobile behaviour is untested. State desktop scope and propose a new appropriately designed evaluation; do not improvise a positive result. Require intermediate reasoning and the stated scope.</w:t>
+      </w:r>
+    </w:p>
+    <w:p>
+      <w:pPr>
+        <w:spacing w:line="336" w:lineRule="auto" w:after="180"/>
+        <w:shd w:fill="F1F6FC"/>
+      </w:pPr>
+      <w:r>
+        <w:rPr>
+          <w:b w:val="0"/>
+        </w:rPr>
+        <w:t>Fresh retry: Audience asks for an unmeasured energy comparison. Expected reasoning: Say energy is unmeasured; explain what resource instrumentation and matched comparison would be needed.</w:t>
+      </w:r>
+    </w:p>
+    <w:p>
+      <w:pPr>
+        <w:spacing w:line="336" w:lineRule="auto" w:after="180"/>
+        <w:shd w:fill="F1F6FC"/>
+      </w:pPr>
+      <w:r>
+        <w:rPr>
+          <w:b w:val="0"/>
+        </w:rPr>
+        <w:t>If students need support, record it and reassess with another new case rather than awarding independence to a copied answer.</w:t>
+      </w:r>
+    </w:p>
+    <w:p>
+      <w:pPr>
+        <w:pStyle w:val="Heading3"/>
+      </w:pPr>
+      <w:r>
+        <w:t>Assess independent transfer</w:t>
+      </w:r>
+    </w:p>
+    <w:p>
+      <w:pPr>
+        <w:pStyle w:val="Heading3"/>
+      </w:pPr>
+      <w:r>
+        <w:t>Independent question · withhold the key</w:t>
+      </w:r>
+    </w:p>
+    <w:p>
+      <w:pPr>
+        <w:spacing w:line="336" w:lineRule="auto" w:after="180"/>
+        <w:shd w:fill="F5F1FB"/>
+      </w:pPr>
+      <w:r>
+        <w:rPr>
+          <w:b w:val="0"/>
+        </w:rPr>
+        <w:t>Selected case: Audience asks if result holds on mobile; only desktop was tested. Give an honest answer.</w:t>
+      </w:r>
+    </w:p>
+    <w:p>
+      <w:pPr>
+        <w:pStyle w:val="Heading3"/>
+      </w:pPr>
+      <w:r>
+        <w:t>Selected case answer</w:t>
+      </w:r>
+    </w:p>
+    <w:p>
+      <w:pPr>
+        <w:pStyle w:val="Heading3"/>
+      </w:pPr>
+      <w:r>
+        <w:t>Teacher key · Selected case answer</w:t>
+      </w:r>
+    </w:p>
+    <w:p>
+      <w:pPr>
+        <w:spacing w:line="336" w:lineRule="auto" w:after="180"/>
+        <w:shd w:fill="F1F6FC"/>
+      </w:pPr>
+      <w:r>
+        <w:rPr>
+          <w:b w:val="0"/>
+        </w:rPr>
         <w:t>Teacher explanation: Mobile behaviour is untested. State desktop scope and propose a new appropriately designed evaluation; do not improvise a positive result.</w:t>
       </w:r>
     </w:p>
@@ -1701,67 +3766,257 @@
       </w:tr>
     </w:tbl>
     <w:p>
-      <w:r>
-        <w:t>Record each dimension as not yet, with support, or independent. Accept a valid alternative procedure with a defensible trace. Do not penalise an honestly recorded model failure if the learner correctly explains its evidence and limits.</w:t>
+      <w:pPr>
+        <w:pStyle w:val="Heading3"/>
+      </w:pPr>
+      <w:r>
+        <w:t>Teacher key · Selected case answer</w:t>
       </w:r>
     </w:p>
     <w:p>
       <w:pPr>
-        <w:pStyle w:val="Heading3"/>
-      </w:pPr>
-      <w:r>
-        <w:t>Feedback that the learner uses</w:t>
+        <w:spacing w:line="336" w:lineRule="auto" w:after="180"/>
+        <w:shd w:fill="F1F6FC"/>
+      </w:pPr>
+      <w:r>
+        <w:rPr>
+          <w:b w:val="0"/>
+        </w:rPr>
+        <w:t>Record each dimension as not yet, with support, or independent. Accept a valid alternative procedure with a defensible trace.</w:t>
       </w:r>
     </w:p>
     <w:p>
-      <w:r>
-        <w:t>Name the earliest unsupported step and give one action to repair it. Have the learner make that repair now and explain why. Then assess the relevant skill on a fresh, fully specified case. Confirm it was not previously practised with feedback; solve and check the new case before assigning it. A follow-up design prompt is a starting brief, not automatically an equivalent test.</w:t>
+      <w:pPr>
+        <w:spacing w:line="336" w:lineRule="auto" w:after="180"/>
+        <w:shd w:fill="F1F6FC"/>
+      </w:pPr>
+      <w:r>
+        <w:rPr>
+          <w:b w:val="0"/>
+        </w:rPr>
+        <w:t xml:space="preserve">Do not penalise an honestly recorded model failure if the learner correctly explains its </w:t>
+      </w:r>
+      <w:r>
+        <w:rPr>
+          <w:b/>
+        </w:rPr>
+        <w:t>evidence</w:t>
+      </w:r>
+      <w:r>
+        <w:rPr>
+          <w:b w:val="0"/>
+        </w:rPr>
+        <w:t xml:space="preserve"> and limits.</w:t>
       </w:r>
     </w:p>
     <w:p>
       <w:pPr>
-        <w:pStyle w:val="Heading1"/>
-      </w:pPr>
-      <w:r>
-        <w:t>06. Connect the project, support and next lesson</w:t>
+        <w:pStyle w:val="Heading3"/>
+      </w:pPr>
+      <w:r>
+        <w:t>Feedback that the learner uses</w:t>
       </w:r>
     </w:p>
     <w:p>
-      <w:r>
-        <w:t>For Reproducible AI Research Study, use this week’s independent task as a rehearsal for the final evidence pack: Audience asks if result holds on mobile; only desktop was tested. Give an honest answer. Keep actual observations separate from expected results, preserve failures, compare a baseline and explain the limits.</w:t>
+      <w:pPr>
+        <w:spacing w:line="336" w:lineRule="auto" w:after="180"/>
+      </w:pPr>
+      <w:r>
+        <w:rPr>
+          <w:b w:val="0"/>
+        </w:rPr>
+        <w:t>Name the earliest unsupported step and give one action to repair it. Have the learner make that repair now and explain why. Then assess the relevant skill on a fresh, fully specified case.</w:t>
       </w:r>
     </w:p>
     <w:p>
-      <w:r>
-        <w:t>Provide an input/procedure/result/limit frame and a calculator when needed. Ask students to identify the first step before completing the whole trace. Extension: compare two concrete variants of this mechanism while holding unrelated conditions fixed; report both successful and unsuccessful outcomes.</w:t>
+      <w:pPr>
+        <w:spacing w:line="336" w:lineRule="auto" w:after="180"/>
+      </w:pPr>
+      <w:r>
+        <w:rPr>
+          <w:b w:val="0"/>
+        </w:rPr>
+        <w:t>Confirm it was not previously practised with feedback; solve and check the new case before assigning it. A follow-up design prompt is a starting brief, not automatically an equivalent test.</w:t>
       </w:r>
     </w:p>
     <w:p>
-      <w:r>
-        <w:t>Next connection: Research defense and next questions. Preserve the current case record and retrieve its evidence boundary before moving on.</w:t>
+      <w:pPr>
+        <w:pStyle w:val="Heading1"/>
+      </w:pPr>
+      <w:r>
+        <w:t>06. Connect the project, support and next lesson</w:t>
       </w:r>
     </w:p>
     <w:p>
       <w:r>
-        <w:t>Retain the project ledger and assess a changed case after support. Check the relevant prerequisite before carrying this component forward.</w:t>
+        <w:t>Connect Presentation and challenge session to Reproducible AI Research Study, adapt support and plan a later changed-case check.</w:t>
       </w:r>
     </w:p>
     <w:p>
       <w:pPr>
-        <w:pStyle w:val="Heading3"/>
-      </w:pPr>
-      <w:r>
-        <w:t>Plan the delayed return</w:t>
+        <w:spacing w:line="336" w:lineRule="auto" w:after="180"/>
+      </w:pPr>
+      <w:r>
+        <w:rPr>
+          <w:b w:val="0"/>
+        </w:rPr>
+        <w:t xml:space="preserve">For Reproducible AI Research Study, use this week’s independent task as a rehearsal for the final </w:t>
+      </w:r>
+      <w:r>
+        <w:rPr>
+          <w:b/>
+        </w:rPr>
+        <w:t>evidence</w:t>
+      </w:r>
+      <w:r>
+        <w:rPr>
+          <w:b w:val="0"/>
+        </w:rPr>
+        <w:t xml:space="preserve"> pack: Audience asks if result holds on mobile; only desktop was tested. Give an honest answer.</w:t>
       </w:r>
     </w:p>
     <w:p>
-      <w:r>
-        <w:t>Suggested return points in this level: ai-7/36. Use actual classroom dates, adjusting for holidays and gaps. One, three and six teaching weeks are scheduling choices, not a claimed optimal spacing.</w:t>
+      <w:pPr>
+        <w:spacing w:line="336" w:lineRule="auto" w:after="180"/>
+      </w:pPr>
+      <w:r>
+        <w:rPr>
+          <w:b w:val="0"/>
+        </w:rPr>
+        <w:t xml:space="preserve">Keep actual </w:t>
+      </w:r>
+      <w:r>
+        <w:rPr>
+          <w:b/>
+        </w:rPr>
+        <w:t>observation</w:t>
+      </w:r>
+      <w:r>
+        <w:rPr>
+          <w:b w:val="0"/>
+        </w:rPr>
+        <w:t>s separate from expected results, preserve failures, compare a baseline and explain the limits.</w:t>
       </w:r>
     </w:p>
     <w:p>
-      <w:r>
-        <w:t>At a delayed check, ask for the idea from memory and a changed application. Compare with the earlier independent response and record support used. For a new level, revisit the previous capstone before checking the new prerequisites.</w:t>
+      <w:pPr>
+        <w:spacing w:line="336" w:lineRule="auto" w:after="180"/>
+      </w:pPr>
+      <w:r>
+        <w:rPr>
+          <w:b w:val="0"/>
+        </w:rPr>
+        <w:t xml:space="preserve">Provide an </w:t>
+      </w:r>
+      <w:r>
+        <w:rPr>
+          <w:b/>
+        </w:rPr>
+        <w:t>input</w:t>
+      </w:r>
+      <w:r>
+        <w:rPr>
+          <w:b w:val="0"/>
+        </w:rPr>
+        <w:t>/procedure/result/limit frame and a calculator when needed. Ask students to identify the first step before completing the whole trace.</w:t>
+      </w:r>
+    </w:p>
+    <w:p>
+      <w:pPr>
+        <w:spacing w:line="336" w:lineRule="auto" w:after="180"/>
+      </w:pPr>
+      <w:r>
+        <w:rPr>
+          <w:b w:val="0"/>
+        </w:rPr>
+        <w:t xml:space="preserve">Extension: compare two concrete variants of this </w:t>
+      </w:r>
+      <w:r>
+        <w:rPr>
+          <w:b/>
+        </w:rPr>
+        <w:t>mechanism</w:t>
+      </w:r>
+      <w:r>
+        <w:rPr>
+          <w:b w:val="0"/>
+        </w:rPr>
+        <w:t xml:space="preserve"> while holding unrelated conditions fixed; report both successful and unsuccessful outcomes.</w:t>
+      </w:r>
+    </w:p>
+    <w:p>
+      <w:pPr>
+        <w:spacing w:line="336" w:lineRule="auto" w:after="180"/>
+      </w:pPr>
+      <w:r>
+        <w:rPr>
+          <w:b w:val="0"/>
+        </w:rPr>
+        <w:t xml:space="preserve">Next connection: Research defense and next questions. Preserve the current case record and retrieve its </w:t>
+      </w:r>
+      <w:r>
+        <w:rPr>
+          <w:b/>
+        </w:rPr>
+        <w:t>evidence</w:t>
+      </w:r>
+      <w:r>
+        <w:rPr>
+          <w:b w:val="0"/>
+        </w:rPr>
+        <w:t xml:space="preserve"> boundary before moving on.</w:t>
+      </w:r>
+    </w:p>
+    <w:p>
+      <w:pPr>
+        <w:spacing w:line="336" w:lineRule="auto" w:after="180"/>
+      </w:pPr>
+      <w:r>
+        <w:rPr>
+          <w:b w:val="0"/>
+        </w:rPr>
+        <w:t>Retain the project ledger and assess a changed case after support. Check the relevant prerequisite before carrying this component forward.</w:t>
+      </w:r>
+    </w:p>
+    <w:p>
+      <w:pPr>
+        <w:pStyle w:val="Heading3"/>
+      </w:pPr>
+      <w:r>
+        <w:t>Plan the delayed return</w:t>
+      </w:r>
+    </w:p>
+    <w:p>
+      <w:pPr>
+        <w:spacing w:line="336" w:lineRule="auto" w:after="180"/>
+      </w:pPr>
+      <w:r>
+        <w:rPr>
+          <w:b w:val="0"/>
+        </w:rPr>
+        <w:t>Suggested return points in this level: ai-7/36. Use actual classroom dates, adjusting for holidays and gaps. One, three and six teaching weeks are scheduling choices, not a claimed optimal spacing.</w:t>
+      </w:r>
+    </w:p>
+    <w:p>
+      <w:pPr>
+        <w:spacing w:line="336" w:lineRule="auto" w:after="180"/>
+      </w:pPr>
+      <w:r>
+        <w:rPr>
+          <w:b w:val="0"/>
+        </w:rPr>
+        <w:t>At a delayed check, ask for the idea from memory and a changed application. Compare with the earlier independent response and record support used.</w:t>
+      </w:r>
+    </w:p>
+    <w:p>
+      <w:pPr>
+        <w:spacing w:line="336" w:lineRule="auto" w:after="180"/>
+      </w:pPr>
+      <w:r>
+        <w:rPr>
+          <w:b w:val="0"/>
+        </w:rPr>
+        <w:t>For a new level, revisit the previous capstone before checking the new prerequisites.</w:t>
       </w:r>
     </w:p>
     <w:tbl>
@@ -1921,8 +4176,26 @@
       </w:tr>
     </w:tbl>
     <w:p>
-      <w:r>
-        <w:t>Use the evidence to choose reteaching or the next step. A completed page, confidence rating or attractive project does not by itself demonstrate understanding.</w:t>
+      <w:pPr>
+        <w:spacing w:line="336" w:lineRule="auto" w:after="180"/>
+      </w:pPr>
+      <w:r>
+        <w:rPr>
+          <w:b w:val="0"/>
+        </w:rPr>
+        <w:t xml:space="preserve">Use the </w:t>
+      </w:r>
+      <w:r>
+        <w:rPr>
+          <w:b/>
+        </w:rPr>
+        <w:t>evidence</w:t>
+      </w:r>
+      <w:r>
+        <w:rPr>
+          <w:b w:val="0"/>
+        </w:rPr>
+        <w:t xml:space="preserve"> to choose reteaching or the next step. A completed page, confidence rating or attractive project does not by itself demonstrate understanding.</w:t>
       </w:r>
     </w:p>
     <w:p>
@@ -1934,7 +4207,13 @@
       </w:r>
     </w:p>
     <w:p>
-      <w:r>
+      <w:pPr>
+        <w:spacing w:line="336" w:lineRule="auto" w:after="180"/>
+      </w:pPr>
+      <w:r>
+        <w:rPr>
+          <w:b w:val="0"/>
+        </w:rPr>
         <w:t>For the Reproducible AI Research Study, retain an annotated worked trace and the changed-case reasoning. Connect the claim to its records, units and assumptions so another investigator can challenge or reproduce it.</w:t>
       </w:r>
     </w:p>
@@ -1948,12 +4227,68 @@
     </w:p>
     <w:p>
       <w:r>
-        <w:t>Teaching target: Explain the mechanism and terminology of presentation and challenge session</w:t>
+        <w:t>Use this preparation summary alongside the detailed Presentation and challenge session lesson; it is a checklist rather than a replacement for the full sequence.</w:t>
       </w:r>
     </w:p>
     <w:p>
-      <w:r>
-        <w:t>Prepare the labelled worked-case picture, the matching workbook, fictional input cards and a place for individual responses. Check a local Python 3 environment before class; have a paper-trace version ready.</w:t>
+      <w:pPr>
+        <w:pStyle w:val="Heading3"/>
+      </w:pPr>
+      <w:r>
+        <w:t>Teaching target</w:t>
+      </w:r>
+    </w:p>
+    <w:p>
+      <w:pPr>
+        <w:spacing w:line="336" w:lineRule="auto" w:after="180"/>
+        <w:shd w:fill="EDF7F3"/>
+      </w:pPr>
+      <w:r>
+        <w:rPr>
+          <w:b w:val="0"/>
+        </w:rPr>
+        <w:t xml:space="preserve">Teaching target: Explain the </w:t>
+      </w:r>
+      <w:r>
+        <w:rPr>
+          <w:b/>
+        </w:rPr>
+        <w:t>mechanism</w:t>
+      </w:r>
+      <w:r>
+        <w:rPr>
+          <w:b w:val="0"/>
+        </w:rPr>
+        <w:t xml:space="preserve"> and terminology of presentation and </w:t>
+      </w:r>
+      <w:r>
+        <w:rPr>
+          <w:b/>
+        </w:rPr>
+        <w:t>challenge session</w:t>
+      </w:r>
+    </w:p>
+    <w:p>
+      <w:pPr>
+        <w:spacing w:line="336" w:lineRule="auto" w:after="180"/>
+      </w:pPr>
+      <w:r>
+        <w:rPr>
+          <w:b w:val="0"/>
+        </w:rPr>
+        <w:t xml:space="preserve">Prepare the labelled worked-case picture, the matching workbook, fictional </w:t>
+      </w:r>
+      <w:r>
+        <w:rPr>
+          <w:b/>
+        </w:rPr>
+        <w:t>input</w:t>
+      </w:r>
+      <w:r>
+        <w:rPr>
+          <w:b w:val="0"/>
+        </w:rPr>
+        <w:t xml:space="preserve"> cards and a place for individual responses. Check a local Python 3 environment before class; have a paper-trace version ready.</w:t>
       </w:r>
     </w:p>
     <w:tbl>
@@ -2100,37 +4435,255 @@
       </w:tr>
     </w:tbl>
     <w:p>
-      <w:r>
-        <w:t>Before class, solve the supported practice: A presenter shows one perfect output after a20-case study with14 passes. Show the intermediate steps and give the conclusion with its scope.</w:t>
+      <w:pPr>
+        <w:spacing w:line="336" w:lineRule="auto" w:after="180"/>
+      </w:pPr>
+      <w:r>
+        <w:rPr>
+          <w:b w:val="0"/>
+        </w:rPr>
+        <w:t xml:space="preserve">Before class, solve the supported practice: A presenter shows one perfect </w:t>
+      </w:r>
+      <w:r>
+        <w:rPr>
+          <w:b/>
+        </w:rPr>
+        <w:t>output</w:t>
+      </w:r>
+      <w:r>
+        <w:rPr>
+          <w:b w:val="0"/>
+        </w:rPr>
+        <w:t xml:space="preserve"> after a20-case study with14 passes. Show the intermediate steps and give the conclusion with its scope.</w:t>
       </w:r>
     </w:p>
     <w:p>
-      <w:r>
-        <w:t>Reasoned practice answer: Teacher explanation: The demonstration is one example; study rate70%. Present aggregate and failures and do not call the best output representative without evidence.</w:t>
+      <w:pPr>
+        <w:pStyle w:val="Heading3"/>
+      </w:pPr>
+      <w:r>
+        <w:t>Supported practice answer</w:t>
       </w:r>
     </w:p>
     <w:p>
-      <w:r>
-        <w:t>Check every learner before discussion: Use the worked case for Presentation and challenge session. Proposed explanation: “The worked result establishes every future case”. Decide whether this explanation is supported. Point to the step or supplied fact that decides; explain your repair if needed.</w:t>
+      <w:pPr>
+        <w:spacing w:line="336" w:lineRule="auto" w:after="180"/>
+        <w:shd w:fill="F1F6FC"/>
+      </w:pPr>
+      <w:r>
+        <w:rPr>
+          <w:b w:val="0"/>
+        </w:rPr>
+        <w:t>Reasoned practice answer: Teacher explanation: The demonstration is one example; study rate</w:t>
+      </w:r>
+      <w:r>
+        <w:rPr>
+          <w:b/>
+        </w:rPr>
+        <w:t>70%</w:t>
+      </w:r>
+      <w:r>
+        <w:rPr>
+          <w:b w:val="0"/>
+        </w:rPr>
+        <w:t xml:space="preserve">. Present aggregate and failures and do not call the best </w:t>
+      </w:r>
+      <w:r>
+        <w:rPr>
+          <w:b/>
+        </w:rPr>
+        <w:t>output</w:t>
+      </w:r>
+      <w:r>
+        <w:rPr>
+          <w:b w:val="0"/>
+        </w:rPr>
+        <w:t xml:space="preserve"> representative without </w:t>
+      </w:r>
+      <w:r>
+        <w:rPr>
+          <w:b/>
+        </w:rPr>
+        <w:t>evidence</w:t>
+      </w:r>
+      <w:r>
+        <w:rPr>
+          <w:b w:val="0"/>
+        </w:rPr>
+        <w:t>.</w:t>
       </w:r>
     </w:p>
     <w:p>
-      <w:r>
-        <w:t>Misconception repair: A confident response should not replace missing evidence with speculation.</w:t>
+      <w:pPr>
+        <w:spacing w:line="336" w:lineRule="auto" w:after="180"/>
+      </w:pPr>
+      <w:r>
+        <w:rPr>
+          <w:b w:val="0"/>
+        </w:rPr>
+        <w:t xml:space="preserve">Check every learner before discussion: Use the worked case for Presentation and </w:t>
+      </w:r>
+      <w:r>
+        <w:rPr>
+          <w:b/>
+        </w:rPr>
+        <w:t>challenge session</w:t>
+      </w:r>
+      <w:r>
+        <w:rPr>
+          <w:b w:val="0"/>
+        </w:rPr>
+        <w:t>. Proposed explanation: “The worked result establishes every future case”. Decide whether this explanation is supported.</w:t>
       </w:r>
     </w:p>
     <w:p>
-      <w:r>
-        <w:t>Support: read the exact case aloud, enlarge the labelled picture, supply input cards and model only the first deciding step. Accept a spoken explanation or drawing; retain the reasoning goal.</w:t>
+      <w:pPr>
+        <w:spacing w:line="336" w:lineRule="auto" w:after="180"/>
+      </w:pPr>
+      <w:r>
+        <w:rPr>
+          <w:b w:val="0"/>
+        </w:rPr>
+        <w:t>Point to the step or supplied fact that decides; explain your repair if needed.</w:t>
       </w:r>
     </w:p>
     <w:p>
-      <w:r>
-        <w:t>Extension: The reviewer shows one camera-B success. Require a prediction and a reason before comparing. Expected result: That is one demonstration, not an estimate of broad camera-B reliability. Reason: One selected observation does not represent the full proposed condition.</w:t>
+      <w:pPr>
+        <w:pStyle w:val="Heading3"/>
+      </w:pPr>
+      <w:r>
+        <w:t>Repair the misconception</w:t>
       </w:r>
     </w:p>
     <w:p>
-      <w:r>
+      <w:pPr>
+        <w:spacing w:line="336" w:lineRule="auto" w:after="180"/>
+        <w:shd w:fill="FFF5E6"/>
+      </w:pPr>
+      <w:r>
+        <w:rPr>
+          <w:b w:val="0"/>
+        </w:rPr>
+        <w:t xml:space="preserve">Misconception repair: A confident response should not replace missing </w:t>
+      </w:r>
+      <w:r>
+        <w:rPr>
+          <w:b/>
+        </w:rPr>
+        <w:t>evidence</w:t>
+      </w:r>
+      <w:r>
+        <w:rPr>
+          <w:b w:val="0"/>
+        </w:rPr>
+        <w:t xml:space="preserve"> with speculation.</w:t>
+      </w:r>
+    </w:p>
+    <w:p>
+      <w:pPr>
+        <w:pStyle w:val="Heading3"/>
+      </w:pPr>
+      <w:r>
+        <w:t>Support without giving away the answer</w:t>
+      </w:r>
+    </w:p>
+    <w:p>
+      <w:pPr>
+        <w:spacing w:line="336" w:lineRule="auto" w:after="180"/>
+        <w:shd w:fill="F1F6F8"/>
+      </w:pPr>
+      <w:r>
+        <w:rPr>
+          <w:b w:val="0"/>
+        </w:rPr>
+        <w:t xml:space="preserve">Support: read the exact case aloud, enlarge the labelled picture, supply </w:t>
+      </w:r>
+      <w:r>
+        <w:rPr>
+          <w:b/>
+        </w:rPr>
+        <w:t>input</w:t>
+      </w:r>
+      <w:r>
+        <w:rPr>
+          <w:b w:val="0"/>
+        </w:rPr>
+        <w:t xml:space="preserve"> cards and model only the first deciding step. Accept a spoken explanation or drawing; retain the reasoning goal.</w:t>
+      </w:r>
+    </w:p>
+    <w:p>
+      <w:pPr>
+        <w:pStyle w:val="Heading3"/>
+      </w:pPr>
+      <w:r>
+        <w:t>Extend the reasoning</w:t>
+      </w:r>
+    </w:p>
+    <w:p>
+      <w:pPr>
+        <w:spacing w:line="336" w:lineRule="auto" w:after="180"/>
+        <w:shd w:fill="F5F1FB"/>
+      </w:pPr>
+      <w:r>
+        <w:rPr>
+          <w:b w:val="0"/>
+        </w:rPr>
+        <w:t xml:space="preserve">Extension: The reviewer shows one camera-B success. Require a </w:t>
+      </w:r>
+      <w:r>
+        <w:rPr>
+          <w:b/>
+        </w:rPr>
+        <w:t>prediction</w:t>
+      </w:r>
+      <w:r>
+        <w:rPr>
+          <w:b w:val="0"/>
+        </w:rPr>
+        <w:t xml:space="preserve"> and a reason before comparing. Expected result: That is one demonstration, not an estimate of broad camera-B reliability.</w:t>
+      </w:r>
+    </w:p>
+    <w:p>
+      <w:pPr>
+        <w:spacing w:line="336" w:lineRule="auto" w:after="180"/>
+        <w:shd w:fill="F5F1FB"/>
+      </w:pPr>
+      <w:r>
+        <w:rPr>
+          <w:b w:val="0"/>
+        </w:rPr>
+        <w:t xml:space="preserve">Reason: One selected </w:t>
+      </w:r>
+      <w:r>
+        <w:rPr>
+          <w:b/>
+        </w:rPr>
+        <w:t>observation</w:t>
+      </w:r>
+      <w:r>
+        <w:rPr>
+          <w:b w:val="0"/>
+        </w:rPr>
+        <w:t xml:space="preserve"> does not represent the full proposed condition.</w:t>
+      </w:r>
+    </w:p>
+    <w:p>
+      <w:pPr>
+        <w:pStyle w:val="Heading3"/>
+      </w:pPr>
+      <w:r>
+        <w:t>Protect the independent attempt</w:t>
+      </w:r>
+    </w:p>
+    <w:p>
+      <w:pPr>
+        <w:spacing w:line="336" w:lineRule="auto" w:after="180"/>
+        <w:shd w:fill="FFF5E6"/>
+      </w:pPr>
+      <w:r>
+        <w:rPr>
+          <w:b w:val="0"/>
+        </w:rPr>
         <w:t>Independent assessment: withhold the reserved answer until the learner has attempted the new case. Record support separately from correctness.</w:t>
       </w:r>
     </w:p>
@@ -2319,46 +4872,1076 @@
       </w:tr>
     </w:tbl>
     <w:p>
-      <w:r>
-        <w:t>Project checkpoint: Present and defend. Demonstrate the system, explain one failure and justify the next improvement with evidence.</w:t>
+      <w:pPr>
+        <w:pStyle w:val="Heading3"/>
+      </w:pPr>
+      <w:r>
+        <w:t>Project checkpoint</w:t>
       </w:r>
     </w:p>
     <w:p>
-      <w:r>
-        <w:t>Use the weekly teacher answer for topic-specific reasoning. A saved progress tick is an activity record; judge mastery from the learner’s explanation and evidence.</w:t>
+      <w:pPr>
+        <w:spacing w:line="336" w:lineRule="auto" w:after="180"/>
+        <w:shd w:fill="EDF7F3"/>
+      </w:pPr>
+      <w:r>
+        <w:rPr>
+          <w:b w:val="0"/>
+        </w:rPr>
+        <w:t xml:space="preserve">Project checkpoint: Present and defend. Demonstrate the system, explain one failure and justify the next improvement with </w:t>
+      </w:r>
+      <w:r>
+        <w:rPr>
+          <w:b/>
+        </w:rPr>
+        <w:t>evidence</w:t>
+      </w:r>
+      <w:r>
+        <w:rPr>
+          <w:b w:val="0"/>
+        </w:rPr>
+        <w:t>.</w:t>
       </w:r>
     </w:p>
     <w:p>
       <w:pPr>
-        <w:pStyle w:val="Heading1"/>
-      </w:pPr>
-      <w:r>
-        <w:t>08. Use feedback, labs and repair paths</w:t>
+        <w:spacing w:line="336" w:lineRule="auto" w:after="180"/>
+      </w:pPr>
+      <w:r>
+        <w:rPr>
+          <w:b w:val="0"/>
+        </w:rPr>
+        <w:t xml:space="preserve">Use the weekly teacher answer for topic-specific reasoning. A saved progress tick is an activity record; judge mastery from the learner’s explanation and </w:t>
+      </w:r>
+      <w:r>
+        <w:rPr>
+          <w:b/>
+        </w:rPr>
+        <w:t>evidence</w:t>
+      </w:r>
+      <w:r>
+        <w:rPr>
+          <w:b w:val="0"/>
+        </w:rPr>
+        <w:t>.</w:t>
       </w:r>
     </w:p>
     <w:p>
-      <w:r>
-        <w:t>Use the two formative questions as supported practice, not as independent mastery scores. Discuss the deciding evidence rather than accepting a guessed selection.</w:t>
+      <w:pPr>
+        <w:pStyle w:val="Heading1"/>
+      </w:pPr>
+      <w:r>
+        <w:t>08. Use feedback, labs and repair paths</w:t>
       </w:r>
     </w:p>
     <w:p>
       <w:r>
-        <w:t>The feedback comes from the reviewed public worked case. Do not reveal the separately reserved independent teacher answer until the learner has attempted that case.</w:t>
+        <w:t>Use feedback, earlier review and portfolios purposefully. Apply the coding routine only when this lesson has an executable lab.</w:t>
       </w:r>
     </w:p>
     <w:p>
-      <w:r>
-        <w:t>Ask students to predict before running code. Preserve errors and actual outputs; collect a changed test and an explanation. The branch-boundary and indexing lessons deliberately include failure cases.</w:t>
+      <w:pPr>
+        <w:spacing w:line="336" w:lineRule="auto" w:after="180"/>
+      </w:pPr>
+      <w:r>
+        <w:rPr>
+          <w:b w:val="0"/>
+        </w:rPr>
+        <w:t xml:space="preserve">Use the two formative questions as supported practice, not as independent mastery scores. Discuss the deciding </w:t>
+      </w:r>
+      <w:r>
+        <w:rPr>
+          <w:b/>
+        </w:rPr>
+        <w:t>evidence</w:t>
+      </w:r>
+      <w:r>
+        <w:rPr>
+          <w:b w:val="0"/>
+        </w:rPr>
+        <w:t xml:space="preserve"> rather than accepting a guessed selection.</w:t>
       </w:r>
     </w:p>
     <w:p>
-      <w:r>
-        <w:t>Use the earlier worked-explanation links to address a specific missing building block, then return to the current question. Adapt this suggestion after observing the learner; it is not an automatic diagnosis.</w:t>
+      <w:pPr>
+        <w:spacing w:line="336" w:lineRule="auto" w:after="180"/>
+      </w:pPr>
+      <w:r>
+        <w:rPr>
+          <w:b w:val="0"/>
+        </w:rPr>
+        <w:t>The feedback comes from the reviewed public worked case. Do not reveal the separately reserved independent teacher answer until the learner has attempted that case.</w:t>
       </w:r>
     </w:p>
     <w:p>
-      <w:r>
-        <w:t>Collect the completed-work portfolio as evidence. Record support separately from correctness, and assess explanation, trace/test and limitations. Progress ticks and quiz selections alone do not establish mastery.</w:t>
+      <w:pPr>
+        <w:pStyle w:val="Heading3"/>
+      </w:pPr>
+      <w:r>
+        <w:t>For later coding lessons</w:t>
+      </w:r>
+    </w:p>
+    <w:p>
+      <w:r>
+        <w:t>This week has no code block. Use this routine when a later lesson includes an executable lab.</w:t>
+      </w:r>
+    </w:p>
+    <w:p>
+      <w:pPr>
+        <w:spacing w:line="336" w:lineRule="auto" w:after="180"/>
+        <w:shd w:fill="F1F6F8"/>
+      </w:pPr>
+      <w:r>
+        <w:rPr>
+          <w:b w:val="0"/>
+        </w:rPr>
+        <w:t xml:space="preserve">Ask students to predict before running code. Preserve errors and actual </w:t>
+      </w:r>
+      <w:r>
+        <w:rPr>
+          <w:b/>
+        </w:rPr>
+        <w:t>output</w:t>
+      </w:r>
+      <w:r>
+        <w:rPr>
+          <w:b w:val="0"/>
+        </w:rPr>
+        <w:t>s; collect a changed test and an explanation. The branch-boundary and indexing lessons deliberately include failure cases.</w:t>
+      </w:r>
+    </w:p>
+    <w:p>
+      <w:pPr>
+        <w:spacing w:line="336" w:lineRule="auto" w:after="180"/>
+      </w:pPr>
+      <w:r>
+        <w:rPr>
+          <w:b w:val="0"/>
+        </w:rPr>
+        <w:t>Use the earlier worked-explanation links to address a specific missing building block, then return to the current question. Adapt this suggestion after observing the learner; it is not an automatic diagnosis.</w:t>
+      </w:r>
+    </w:p>
+    <w:p>
+      <w:pPr>
+        <w:spacing w:line="336" w:lineRule="auto" w:after="180"/>
+      </w:pPr>
+      <w:r>
+        <w:rPr>
+          <w:b w:val="0"/>
+        </w:rPr>
+        <w:t xml:space="preserve">Collect the completed-work portfolio as </w:t>
+      </w:r>
+      <w:r>
+        <w:rPr>
+          <w:b/>
+        </w:rPr>
+        <w:t>evidence</w:t>
+      </w:r>
+      <w:r>
+        <w:rPr>
+          <w:b w:val="0"/>
+        </w:rPr>
+        <w:t>. Record support separately from correctness, and assess explanation, trace/test and limitations. Progress ticks and quiz selections alone do not establish mastery.</w:t>
+      </w:r>
+    </w:p>
+    <w:p>
+      <w:pPr>
+        <w:pStyle w:val="Heading1"/>
+      </w:pPr>
+      <w:r>
+        <w:t>09. Visual concept journey</w:t>
+      </w:r>
+    </w:p>
+    <w:p>
+      <w:r>
+        <w:t>Show one Presentation and challenge session graphic at a time, request a prediction and discuss its trace before the independent assessment.</w:t>
+      </w:r>
+    </w:p>
+    <w:p>
+      <w:pPr>
+        <w:spacing w:line="336" w:lineRule="auto" w:after="180"/>
+      </w:pPr>
+      <w:r>
+        <w:rPr>
+          <w:b w:val="0"/>
+        </w:rPr>
+        <w:t xml:space="preserve">Use one picture at a time. Hide a worked result before asking for a </w:t>
+      </w:r>
+      <w:r>
+        <w:rPr>
+          <w:b/>
+        </w:rPr>
+        <w:t>prediction</w:t>
+      </w:r>
+      <w:r>
+        <w:rPr>
+          <w:b w:val="0"/>
+        </w:rPr>
+        <w:t>, then reveal it for feedback. These are supported teaching cases; retain the separate independent assessment for a fresh first attempt.</w:t>
+      </w:r>
+    </w:p>
+    <w:p>
+      <w:pPr>
+        <w:pStyle w:val="Heading3"/>
+      </w:pPr>
+      <w:r>
+        <w:t>01. Presentation and challenge session: the case</w:t>
+      </w:r>
+    </w:p>
+    <w:p>
+      <w:r>
+        <w:drawing>
+          <wp:inline xmlns:a="http://schemas.openxmlformats.org/drawingml/2006/main" xmlns:pic="http://schemas.openxmlformats.org/drawingml/2006/picture">
+            <wp:extent cx="5486400" cy="2834640"/>
+            <wp:docPr id="2" name="Picture 2" descr="Answer a challenge without inventing evidence. At the presentation, a reviewer asks whether the model works on a different camera. Supplied facts: The project tested twelve photos from camera A only. Ten were correct; no camera B records exist."/>
+            <wp:cNvGraphicFramePr>
+              <a:graphicFrameLocks noChangeAspect="1"/>
+            </wp:cNvGraphicFramePr>
+            <a:graphic>
+              <a:graphicData uri="http://schemas.openxmlformats.org/drawingml/2006/picture">
+                <pic:pic>
+                  <pic:nvPicPr>
+                    <pic:cNvPr id="0" name="academy-story-ai-7-35-01.png"/>
+                    <pic:cNvPicPr/>
+                  </pic:nvPicPr>
+                  <pic:blipFill>
+                    <a:blip r:embed="rId10"/>
+                    <a:stretch>
+                      <a:fillRect/>
+                    </a:stretch>
+                  </pic:blipFill>
+                  <pic:spPr>
+                    <a:xfrm>
+                      <a:off x="0" y="0"/>
+                      <a:ext cx="5486400" cy="2834640"/>
+                    </a:xfrm>
+                    <a:prstGeom prst="rect"/>
+                  </pic:spPr>
+                </pic:pic>
+              </a:graphicData>
+            </a:graphic>
+          </wp:inline>
+        </w:drawing>
+      </w:r>
+    </w:p>
+    <w:p>
+      <w:pPr>
+        <w:spacing w:line="336" w:lineRule="auto" w:after="180"/>
+      </w:pPr>
+      <w:r>
+        <w:rPr>
+          <w:b w:val="0"/>
+        </w:rPr>
+        <w:t xml:space="preserve">Answer a challenge without inventing </w:t>
+      </w:r>
+      <w:r>
+        <w:rPr>
+          <w:b/>
+        </w:rPr>
+        <w:t>evidence</w:t>
+      </w:r>
+      <w:r>
+        <w:rPr>
+          <w:b w:val="0"/>
+        </w:rPr>
+        <w:t>. At the presentation, a reviewer asks whether the model works on a different camera. Supplied facts: The project tested twelve photos from camera A only.</w:t>
+      </w:r>
+    </w:p>
+    <w:p>
+      <w:pPr>
+        <w:spacing w:line="336" w:lineRule="auto" w:after="180"/>
+      </w:pPr>
+      <w:r>
+        <w:rPr>
+          <w:b w:val="0"/>
+        </w:rPr>
+        <w:t>Ten were correct; no camera B records exist.</w:t>
+      </w:r>
+    </w:p>
+    <w:p>
+      <w:pPr>
+        <w:spacing w:line="336" w:lineRule="auto" w:after="180"/>
+        <w:shd w:fill="F5F1FB"/>
+      </w:pPr>
+      <w:r>
+        <w:rPr>
+          <w:b w:val="0"/>
+        </w:rPr>
+        <w:t>Point to the given fact that matters most. Explain why it matters.</w:t>
+      </w:r>
+    </w:p>
+    <w:p>
+      <w:pPr>
+        <w:pStyle w:val="Heading3"/>
+      </w:pPr>
+      <w:r>
+        <w:t>Discuss while showing the picture</w:t>
+      </w:r>
+    </w:p>
+    <w:p>
+      <w:pPr>
+        <w:spacing w:line="336" w:lineRule="auto" w:after="180"/>
+        <w:shd w:fill="F1F6F8"/>
+      </w:pPr>
+      <w:r>
+        <w:rPr>
+          <w:b w:val="0"/>
+        </w:rPr>
+        <w:t>Teacher prompt: Point to the given fact that matters most. Explain why it matters. Ask learners to describe one label or arrow in ordinary words. Use the adjacent transcript if the image is difficult to see.</w:t>
+      </w:r>
+    </w:p>
+    <w:p>
+      <w:pPr>
+        <w:pStyle w:val="Heading3"/>
+      </w:pPr>
+      <w:r>
+        <w:t>02. Follow the deciding steps</w:t>
+      </w:r>
+    </w:p>
+    <w:p>
+      <w:r>
+        <w:drawing>
+          <wp:inline xmlns:a="http://schemas.openxmlformats.org/drawingml/2006/main" xmlns:pic="http://schemas.openxmlformats.org/drawingml/2006/picture">
+            <wp:extent cx="5486400" cy="3182112"/>
+            <wp:docPr id="3" name="Picture 3" descr="State measured result: Report 10/12 correct on camera A. → Address the challenge: Say camera B performance is not measured. → Propose a valid next test: Use reserved camera-B cases with labels, grouping and a fixed scoring rule."/>
+            <wp:cNvGraphicFramePr>
+              <a:graphicFrameLocks noChangeAspect="1"/>
+            </wp:cNvGraphicFramePr>
+            <a:graphic>
+              <a:graphicData uri="http://schemas.openxmlformats.org/drawingml/2006/picture">
+                <pic:pic>
+                  <pic:nvPicPr>
+                    <pic:cNvPr id="0" name="academy-story-ai-7-35-02.png"/>
+                    <pic:cNvPicPr/>
+                  </pic:nvPicPr>
+                  <pic:blipFill>
+                    <a:blip r:embed="rId11"/>
+                    <a:stretch>
+                      <a:fillRect/>
+                    </a:stretch>
+                  </pic:blipFill>
+                  <pic:spPr>
+                    <a:xfrm>
+                      <a:off x="0" y="0"/>
+                      <a:ext cx="5486400" cy="3182112"/>
+                    </a:xfrm>
+                    <a:prstGeom prst="rect"/>
+                  </pic:spPr>
+                </pic:pic>
+              </a:graphicData>
+            </a:graphic>
+          </wp:inline>
+        </w:drawing>
+      </w:r>
+    </w:p>
+    <w:p>
+      <w:pPr>
+        <w:spacing w:line="336" w:lineRule="auto" w:after="180"/>
+      </w:pPr>
+      <w:r>
+        <w:rPr>
+          <w:b w:val="0"/>
+        </w:rPr>
+        <w:t>State measured result: Report 10/12 correct on camera A. → Address the challenge: Say camera B performance is not measured. → Propose a valid next test: Use reserved camera-B cases with labels, grouping and a fixed scoring rule.</w:t>
+      </w:r>
+    </w:p>
+    <w:p>
+      <w:pPr>
+        <w:spacing w:line="336" w:lineRule="auto" w:after="180"/>
+        <w:shd w:fill="F5F1FB"/>
+      </w:pPr>
+      <w:r>
+        <w:rPr>
+          <w:b w:val="0"/>
+        </w:rPr>
+        <w:t xml:space="preserve">Point to each numbered stage and explain which recorded </w:t>
+      </w:r>
+      <w:r>
+        <w:rPr>
+          <w:b/>
+        </w:rPr>
+        <w:t>input</w:t>
+      </w:r>
+      <w:r>
+        <w:rPr>
+          <w:b w:val="0"/>
+        </w:rPr>
+        <w:t xml:space="preserve"> it uses.</w:t>
+      </w:r>
+    </w:p>
+    <w:p>
+      <w:pPr>
+        <w:pStyle w:val="Heading3"/>
+      </w:pPr>
+      <w:r>
+        <w:t>Discuss while showing the picture</w:t>
+      </w:r>
+    </w:p>
+    <w:p>
+      <w:pPr>
+        <w:spacing w:line="336" w:lineRule="auto" w:after="180"/>
+        <w:shd w:fill="F1F6F8"/>
+      </w:pPr>
+      <w:r>
+        <w:rPr>
+          <w:b w:val="0"/>
+        </w:rPr>
+        <w:t xml:space="preserve">Teacher prompt: Point to each numbered stage and explain which recorded </w:t>
+      </w:r>
+      <w:r>
+        <w:rPr>
+          <w:b/>
+        </w:rPr>
+        <w:t>input</w:t>
+      </w:r>
+      <w:r>
+        <w:rPr>
+          <w:b w:val="0"/>
+        </w:rPr>
+        <w:t xml:space="preserve"> it uses. Ask learners to describe one label or arrow in ordinary words. Use the adjacent transcript if the image is difficult to see.</w:t>
+      </w:r>
+    </w:p>
+    <w:p>
+      <w:pPr>
+        <w:pStyle w:val="Heading3"/>
+      </w:pPr>
+      <w:r>
+        <w:t>03. Presentation and challenge session — evidence trace</w:t>
+      </w:r>
+    </w:p>
+    <w:p>
+      <w:r>
+        <w:drawing>
+          <wp:inline xmlns:a="http://schemas.openxmlformats.org/drawingml/2006/main" xmlns:pic="http://schemas.openxmlformats.org/drawingml/2006/picture">
+            <wp:extent cx="5486400" cy="2996184"/>
+            <wp:docPr id="4" name="Picture 4" descr="Presentation and challenge session — evidence trace. A presenter shows one perfect output after a20-case study with14 passes. | Use a short sequence:question, design, primary result, failure, limitation, next question. Answer unfamiliar challenges by locating evidence or stating it is missing. | The demonstration is one example; study rate70%. Present aggregate and failures and do not call the best output representative without evidence."/>
+            <wp:cNvGraphicFramePr>
+              <a:graphicFrameLocks noChangeAspect="1"/>
+            </wp:cNvGraphicFramePr>
+            <a:graphic>
+              <a:graphicData uri="http://schemas.openxmlformats.org/drawingml/2006/picture">
+                <pic:pic>
+                  <pic:nvPicPr>
+                    <pic:cNvPr id="0" name="academy-story-ai-7-35-03.png"/>
+                    <pic:cNvPicPr/>
+                  </pic:nvPicPr>
+                  <pic:blipFill>
+                    <a:blip r:embed="rId12"/>
+                    <a:stretch>
+                      <a:fillRect/>
+                    </a:stretch>
+                  </pic:blipFill>
+                  <pic:spPr>
+                    <a:xfrm>
+                      <a:off x="0" y="0"/>
+                      <a:ext cx="5486400" cy="2996184"/>
+                    </a:xfrm>
+                    <a:prstGeom prst="rect"/>
+                  </pic:spPr>
+                </pic:pic>
+              </a:graphicData>
+            </a:graphic>
+          </wp:inline>
+        </w:drawing>
+      </w:r>
+    </w:p>
+    <w:p>
+      <w:pPr>
+        <w:spacing w:line="336" w:lineRule="auto" w:after="180"/>
+      </w:pPr>
+      <w:r>
+        <w:rPr>
+          <w:b w:val="0"/>
+        </w:rPr>
+        <w:t xml:space="preserve">Presentation and </w:t>
+      </w:r>
+      <w:r>
+        <w:rPr>
+          <w:b/>
+        </w:rPr>
+        <w:t>challenge session</w:t>
+      </w:r>
+      <w:r>
+        <w:rPr>
+          <w:b w:val="0"/>
+        </w:rPr>
+        <w:t xml:space="preserve"> — </w:t>
+      </w:r>
+      <w:r>
+        <w:rPr>
+          <w:b/>
+        </w:rPr>
+        <w:t>evidence</w:t>
+      </w:r>
+      <w:r>
+        <w:rPr>
+          <w:b w:val="0"/>
+        </w:rPr>
+        <w:t xml:space="preserve"> trace. A presenter shows one perfect </w:t>
+      </w:r>
+      <w:r>
+        <w:rPr>
+          <w:b/>
+        </w:rPr>
+        <w:t>output</w:t>
+      </w:r>
+      <w:r>
+        <w:rPr>
+          <w:b w:val="0"/>
+        </w:rPr>
+        <w:t xml:space="preserve"> after a20-case study with14 passes. | Use a short sequence:question, design, primary result, failure, limitation, next question.</w:t>
+      </w:r>
+    </w:p>
+    <w:p>
+      <w:pPr>
+        <w:spacing w:line="336" w:lineRule="auto" w:after="180"/>
+      </w:pPr>
+      <w:r>
+        <w:rPr>
+          <w:b w:val="0"/>
+        </w:rPr>
+        <w:t xml:space="preserve">Answer unfamiliar challenges by locating </w:t>
+      </w:r>
+      <w:r>
+        <w:rPr>
+          <w:b/>
+        </w:rPr>
+        <w:t>evidence</w:t>
+      </w:r>
+      <w:r>
+        <w:rPr>
+          <w:b w:val="0"/>
+        </w:rPr>
+        <w:t xml:space="preserve"> or stating it is missing. | The demonstration is one example; study rate</w:t>
+      </w:r>
+      <w:r>
+        <w:rPr>
+          <w:b/>
+        </w:rPr>
+        <w:t>70%</w:t>
+      </w:r>
+      <w:r>
+        <w:rPr>
+          <w:b w:val="0"/>
+        </w:rPr>
+        <w:t xml:space="preserve">. Present aggregate and failures and do not call the best </w:t>
+      </w:r>
+      <w:r>
+        <w:rPr>
+          <w:b/>
+        </w:rPr>
+        <w:t>output</w:t>
+      </w:r>
+      <w:r>
+        <w:rPr>
+          <w:b w:val="0"/>
+        </w:rPr>
+        <w:t xml:space="preserve"> representative without </w:t>
+      </w:r>
+      <w:r>
+        <w:rPr>
+          <w:b/>
+        </w:rPr>
+        <w:t>evidence</w:t>
+      </w:r>
+      <w:r>
+        <w:rPr>
+          <w:b w:val="0"/>
+        </w:rPr>
+        <w:t>.</w:t>
+      </w:r>
+    </w:p>
+    <w:p>
+      <w:pPr>
+        <w:spacing w:line="336" w:lineRule="auto" w:after="180"/>
+        <w:shd w:fill="F5F1FB"/>
+      </w:pPr>
+      <w:r>
+        <w:rPr>
+          <w:b w:val="0"/>
+        </w:rPr>
+        <w:t>Read the labels and values. Explain the relationship the model shows.</w:t>
+      </w:r>
+    </w:p>
+    <w:p>
+      <w:pPr>
+        <w:pStyle w:val="Heading3"/>
+      </w:pPr>
+      <w:r>
+        <w:t>Discuss while showing the picture</w:t>
+      </w:r>
+    </w:p>
+    <w:p>
+      <w:pPr>
+        <w:spacing w:line="336" w:lineRule="auto" w:after="180"/>
+        <w:shd w:fill="F1F6F8"/>
+      </w:pPr>
+      <w:r>
+        <w:rPr>
+          <w:b w:val="0"/>
+        </w:rPr>
+        <w:t>Teacher prompt: Read the labels and values. Explain the relationship the model shows. Ask learners to describe one label or arrow in ordinary words. Use the adjacent transcript if the image is difficult to see.</w:t>
+      </w:r>
+    </w:p>
+    <w:p>
+      <w:pPr>
+        <w:pStyle w:val="Heading3"/>
+      </w:pPr>
+      <w:r>
+        <w:t>04. Change one thing. Trace what follows.</w:t>
+      </w:r>
+    </w:p>
+    <w:p>
+      <w:r>
+        <w:drawing>
+          <wp:inline xmlns:a="http://schemas.openxmlformats.org/drawingml/2006/main" xmlns:pic="http://schemas.openxmlformats.org/drawingml/2006/picture">
+            <wp:extent cx="5486400" cy="3026664"/>
+            <wp:docPr id="5" name="Picture 5" descr="Original case: Use reserved camera-B cases with labels, grouping and a fixed scoring rule. Changed condition: The reviewer shows one camera-B success. Expected result: That is one demonstration, not an estimate of broad camera-B reliability. Reason: One selected observation does not represent the full proposed condition."/>
+            <wp:cNvGraphicFramePr>
+              <a:graphicFrameLocks noChangeAspect="1"/>
+            </wp:cNvGraphicFramePr>
+            <a:graphic>
+              <a:graphicData uri="http://schemas.openxmlformats.org/drawingml/2006/picture">
+                <pic:pic>
+                  <pic:nvPicPr>
+                    <pic:cNvPr id="0" name="academy-story-ai-7-35-04.png"/>
+                    <pic:cNvPicPr/>
+                  </pic:nvPicPr>
+                  <pic:blipFill>
+                    <a:blip r:embed="rId13"/>
+                    <a:stretch>
+                      <a:fillRect/>
+                    </a:stretch>
+                  </pic:blipFill>
+                  <pic:spPr>
+                    <a:xfrm>
+                      <a:off x="0" y="0"/>
+                      <a:ext cx="5486400" cy="3026664"/>
+                    </a:xfrm>
+                    <a:prstGeom prst="rect"/>
+                  </pic:spPr>
+                </pic:pic>
+              </a:graphicData>
+            </a:graphic>
+          </wp:inline>
+        </w:drawing>
+      </w:r>
+    </w:p>
+    <w:p>
+      <w:pPr>
+        <w:spacing w:line="336" w:lineRule="auto" w:after="180"/>
+      </w:pPr>
+      <w:r>
+        <w:rPr>
+          <w:b w:val="0"/>
+        </w:rPr>
+        <w:t>Original case: Use reserved camera-B cases with labels, grouping and a fixed scoring rule. Changed condition: The reviewer shows one camera-B success.</w:t>
+      </w:r>
+    </w:p>
+    <w:p>
+      <w:pPr>
+        <w:spacing w:line="336" w:lineRule="auto" w:after="180"/>
+      </w:pPr>
+      <w:r>
+        <w:rPr>
+          <w:b w:val="0"/>
+        </w:rPr>
+        <w:t xml:space="preserve">Expected result: That is one demonstration, not an estimate of broad camera-B reliability. Reason: One selected </w:t>
+      </w:r>
+      <w:r>
+        <w:rPr>
+          <w:b/>
+        </w:rPr>
+        <w:t>observation</w:t>
+      </w:r>
+      <w:r>
+        <w:rPr>
+          <w:b w:val="0"/>
+        </w:rPr>
+        <w:t xml:space="preserve"> does not represent the full proposed condition.</w:t>
+      </w:r>
+    </w:p>
+    <w:p>
+      <w:pPr>
+        <w:spacing w:line="336" w:lineRule="auto" w:after="180"/>
+        <w:shd w:fill="F5F1FB"/>
+      </w:pPr>
+      <w:r>
+        <w:rPr>
+          <w:b w:val="0"/>
+        </w:rPr>
+        <w:t>Predict before checking the worked changed-case result. Name what changed and what the supplied facts allow you to conclude.</w:t>
+      </w:r>
+    </w:p>
+    <w:p>
+      <w:pPr>
+        <w:pStyle w:val="Heading3"/>
+      </w:pPr>
+      <w:r>
+        <w:t>Discuss while showing the picture</w:t>
+      </w:r>
+    </w:p>
+    <w:p>
+      <w:pPr>
+        <w:spacing w:line="336" w:lineRule="auto" w:after="180"/>
+        <w:shd w:fill="F1F6F8"/>
+      </w:pPr>
+      <w:r>
+        <w:rPr>
+          <w:b w:val="0"/>
+        </w:rPr>
+        <w:t>Teacher prompt: Predict before checking the worked changed-case result. Name what changed and what the supplied facts allow you to conclude. Ask learners to describe one label or arrow in ordinary words.</w:t>
+      </w:r>
+    </w:p>
+    <w:p>
+      <w:pPr>
+        <w:spacing w:line="336" w:lineRule="auto" w:after="180"/>
+        <w:shd w:fill="F1F6F8"/>
+      </w:pPr>
+      <w:r>
+        <w:rPr>
+          <w:b w:val="0"/>
+        </w:rPr>
+        <w:t xml:space="preserve">Use the adjacent transcript if the image is difficult to see. Changed-case reasoning: One selected </w:t>
+      </w:r>
+      <w:r>
+        <w:rPr>
+          <w:b/>
+        </w:rPr>
+        <w:t>observation</w:t>
+      </w:r>
+      <w:r>
+        <w:rPr>
+          <w:b w:val="0"/>
+        </w:rPr>
+        <w:t xml:space="preserve"> does not represent the full proposed condition.</w:t>
+      </w:r>
+    </w:p>
+    <w:p>
+      <w:pPr>
+        <w:pStyle w:val="Heading3"/>
+      </w:pPr>
+      <w:r>
+        <w:t>05. Connect the explanation to its limit</w:t>
+      </w:r>
+    </w:p>
+    <w:p>
+      <w:r>
+        <w:drawing>
+          <wp:inline xmlns:a="http://schemas.openxmlformats.org/drawingml/2006/main" xmlns:pic="http://schemas.openxmlformats.org/drawingml/2006/picture">
+            <wp:extent cx="5486400" cy="2834640"/>
+            <wp:docPr id="6" name="Picture 6" descr="A challenge session tests whether the team knows its evidence boundary. An honest unknown plus a specific future test is stronger than an unsupported confident promise. Limit: The original result and proposed study still need sampling and uncertainty discussion."/>
+            <wp:cNvGraphicFramePr>
+              <a:graphicFrameLocks noChangeAspect="1"/>
+            </wp:cNvGraphicFramePr>
+            <a:graphic>
+              <a:graphicData uri="http://schemas.openxmlformats.org/drawingml/2006/picture">
+                <pic:pic>
+                  <pic:nvPicPr>
+                    <pic:cNvPr id="0" name="academy-story-ai-7-35-05.png"/>
+                    <pic:cNvPicPr/>
+                  </pic:nvPicPr>
+                  <pic:blipFill>
+                    <a:blip r:embed="rId14"/>
+                    <a:stretch>
+                      <a:fillRect/>
+                    </a:stretch>
+                  </pic:blipFill>
+                  <pic:spPr>
+                    <a:xfrm>
+                      <a:off x="0" y="0"/>
+                      <a:ext cx="5486400" cy="2834640"/>
+                    </a:xfrm>
+                    <a:prstGeom prst="rect"/>
+                  </pic:spPr>
+                </pic:pic>
+              </a:graphicData>
+            </a:graphic>
+          </wp:inline>
+        </w:drawing>
+      </w:r>
+    </w:p>
+    <w:p>
+      <w:pPr>
+        <w:spacing w:line="336" w:lineRule="auto" w:after="180"/>
+      </w:pPr>
+      <w:r>
+        <w:rPr>
+          <w:b w:val="0"/>
+        </w:rPr>
+        <w:t xml:space="preserve">A </w:t>
+      </w:r>
+      <w:r>
+        <w:rPr>
+          <w:b/>
+        </w:rPr>
+        <w:t>challenge session</w:t>
+      </w:r>
+      <w:r>
+        <w:rPr>
+          <w:b w:val="0"/>
+        </w:rPr>
+        <w:t xml:space="preserve"> tests whether the team knows its </w:t>
+      </w:r>
+      <w:r>
+        <w:rPr>
+          <w:b/>
+        </w:rPr>
+        <w:t>evidence</w:t>
+      </w:r>
+      <w:r>
+        <w:rPr>
+          <w:b w:val="0"/>
+        </w:rPr>
+        <w:t xml:space="preserve"> boundary. An honest unknown plus a specific future test is stronger than an unsupported confident promise.</w:t>
+      </w:r>
+    </w:p>
+    <w:p>
+      <w:pPr>
+        <w:spacing w:line="336" w:lineRule="auto" w:after="180"/>
+      </w:pPr>
+      <w:r>
+        <w:rPr>
+          <w:b w:val="0"/>
+        </w:rPr>
+        <w:t>Limit: The original result and proposed study still need sampling and uncertainty discussion.</w:t>
+      </w:r>
+    </w:p>
+    <w:p>
+      <w:pPr>
+        <w:spacing w:line="336" w:lineRule="auto" w:after="180"/>
+        <w:shd w:fill="F5F1FB"/>
+      </w:pPr>
+      <w:r>
+        <w:rPr>
+          <w:b w:val="0"/>
+        </w:rPr>
+        <w:t>Explain the case, then point to a limit on the claim.</w:t>
+      </w:r>
+    </w:p>
+    <w:p>
+      <w:pPr>
+        <w:pStyle w:val="Heading3"/>
+      </w:pPr>
+      <w:r>
+        <w:t>Discuss while showing the picture</w:t>
+      </w:r>
+    </w:p>
+    <w:p>
+      <w:pPr>
+        <w:spacing w:line="336" w:lineRule="auto" w:after="180"/>
+        <w:shd w:fill="F1F6F8"/>
+      </w:pPr>
+      <w:r>
+        <w:rPr>
+          <w:b w:val="0"/>
+        </w:rPr>
+        <w:t>Teacher prompt: Explain the case, then point to a limit on the claim. Ask learners to describe one label or arrow in ordinary words. Use the adjacent transcript if the image is difficult to see.</w:t>
+      </w:r>
+    </w:p>
+    <w:p>
+      <w:pPr>
+        <w:spacing w:line="336" w:lineRule="auto" w:after="180"/>
+        <w:shd w:fill="F1F6F8"/>
+      </w:pPr>
+      <w:r>
+        <w:rPr>
+          <w:b w:val="0"/>
+        </w:rPr>
+        <w:t>Keep the stated scope: The original result and proposed study still need sampling and uncertainty discussion.</w:t>
+      </w:r>
+    </w:p>
+    <w:p>
+      <w:pPr>
+        <w:pStyle w:val="Heading3"/>
+      </w:pPr>
+      <w:r>
+        <w:t>06. Make the idea visible in your project</w:t>
+      </w:r>
+    </w:p>
+    <w:p>
+      <w:r>
+        <w:drawing>
+          <wp:inline xmlns:a="http://schemas.openxmlformats.org/drawingml/2006/main" xmlns:pic="http://schemas.openxmlformats.org/drawingml/2006/picture">
+            <wp:extent cx="5486400" cy="3681984"/>
+            <wp:docPr id="7" name="Picture 7" descr="For the Reproducible AI Research Study, retain an annotated worked trace and the changed-case reasoning. Connect the claim to its records, units and assumptions so another investigator can challenge or reproduce it. Draw your input, deciding step, result and limit. Supported question: Answer the camera-B challenge using only the twelve camera-A records. Why is one displayed camera-B success a demonstration rather than broad evidence of camera-B reliability?"/>
+            <wp:cNvGraphicFramePr>
+              <a:graphicFrameLocks noChangeAspect="1"/>
+            </wp:cNvGraphicFramePr>
+            <a:graphic>
+              <a:graphicData uri="http://schemas.openxmlformats.org/drawingml/2006/picture">
+                <pic:pic>
+                  <pic:nvPicPr>
+                    <pic:cNvPr id="0" name="academy-story-ai-7-35-06.png"/>
+                    <pic:cNvPicPr/>
+                  </pic:nvPicPr>
+                  <pic:blipFill>
+                    <a:blip r:embed="rId15"/>
+                    <a:stretch>
+                      <a:fillRect/>
+                    </a:stretch>
+                  </pic:blipFill>
+                  <pic:spPr>
+                    <a:xfrm>
+                      <a:off x="0" y="0"/>
+                      <a:ext cx="5486400" cy="3681984"/>
+                    </a:xfrm>
+                    <a:prstGeom prst="rect"/>
+                  </pic:spPr>
+                </pic:pic>
+              </a:graphicData>
+            </a:graphic>
+          </wp:inline>
+        </w:drawing>
+      </w:r>
+    </w:p>
+    <w:p>
+      <w:pPr>
+        <w:spacing w:line="336" w:lineRule="auto" w:after="180"/>
+      </w:pPr>
+      <w:r>
+        <w:rPr>
+          <w:b w:val="0"/>
+        </w:rPr>
+        <w:t>For the Reproducible AI Research Study, retain an annotated worked trace and the changed-case reasoning. Connect the claim to its records, units and assumptions so another investigator can challenge or reproduce it.</w:t>
+      </w:r>
+    </w:p>
+    <w:p>
+      <w:pPr>
+        <w:spacing w:line="336" w:lineRule="auto" w:after="180"/>
+      </w:pPr>
+      <w:r>
+        <w:rPr>
+          <w:b w:val="0"/>
+        </w:rPr>
+        <w:t xml:space="preserve">Draw your </w:t>
+      </w:r>
+      <w:r>
+        <w:rPr>
+          <w:b/>
+        </w:rPr>
+        <w:t>input</w:t>
+      </w:r>
+      <w:r>
+        <w:rPr>
+          <w:b w:val="0"/>
+        </w:rPr>
+        <w:t>, deciding step, result and limit. Supported question: Answer the camera-B challenge using only the twelve camera-A records.</w:t>
+      </w:r>
+    </w:p>
+    <w:p>
+      <w:pPr>
+        <w:spacing w:line="336" w:lineRule="auto" w:after="180"/>
+      </w:pPr>
+      <w:r>
+        <w:rPr>
+          <w:b w:val="0"/>
+        </w:rPr>
+        <w:t xml:space="preserve">Why is one displayed camera-B success a demonstration rather than broad </w:t>
+      </w:r>
+      <w:r>
+        <w:rPr>
+          <w:b/>
+        </w:rPr>
+        <w:t>evidence</w:t>
+      </w:r>
+      <w:r>
+        <w:rPr>
+          <w:b w:val="0"/>
+        </w:rPr>
+        <w:t xml:space="preserve"> of camera-B reliability?</w:t>
+      </w:r>
+    </w:p>
+    <w:p>
+      <w:pPr>
+        <w:spacing w:line="336" w:lineRule="auto" w:after="180"/>
+        <w:shd w:fill="F5F1FB"/>
+      </w:pPr>
+      <w:r>
+        <w:rPr>
+          <w:b w:val="0"/>
+        </w:rPr>
+        <w:t xml:space="preserve">Draw your project trace and justify the deciding step using </w:t>
+      </w:r>
+      <w:r>
+        <w:rPr>
+          <w:b/>
+        </w:rPr>
+        <w:t>evidence</w:t>
+      </w:r>
+      <w:r>
+        <w:rPr>
+          <w:b w:val="0"/>
+        </w:rPr>
+        <w:t>.</w:t>
+      </w:r>
+    </w:p>
+    <w:p>
+      <w:pPr>
+        <w:pStyle w:val="Heading3"/>
+      </w:pPr>
+      <w:r>
+        <w:t>Discuss while showing the picture</w:t>
+      </w:r>
+    </w:p>
+    <w:p>
+      <w:pPr>
+        <w:spacing w:line="336" w:lineRule="auto" w:after="180"/>
+        <w:shd w:fill="F1F6F8"/>
+      </w:pPr>
+      <w:r>
+        <w:rPr>
+          <w:b w:val="0"/>
+        </w:rPr>
+        <w:t xml:space="preserve">Teacher prompt: Draw your project trace and justify the deciding step using </w:t>
+      </w:r>
+      <w:r>
+        <w:rPr>
+          <w:b/>
+        </w:rPr>
+        <w:t>evidence</w:t>
+      </w:r>
+      <w:r>
+        <w:rPr>
+          <w:b w:val="0"/>
+        </w:rPr>
+        <w:t>. Ask learners to describe one label or arrow in ordinary words. Use the adjacent transcript if the image is difficult to see.</w:t>
+      </w:r>
+    </w:p>
+    <w:p>
+      <w:pPr>
+        <w:spacing w:line="336" w:lineRule="auto" w:after="180"/>
+        <w:shd w:fill="F1F6F8"/>
+      </w:pPr>
+      <w:r>
+        <w:rPr>
+          <w:b w:val="0"/>
+        </w:rPr>
+        <w:t>Supported practice key: Report 10/12 correct on camera A. Say camera B performance is not measured. Use reserved camera-B cases with labels, grouping and a fixed scoring rule.</w:t>
+      </w:r>
+    </w:p>
+    <w:p>
+      <w:pPr>
+        <w:spacing w:line="336" w:lineRule="auto" w:after="180"/>
+        <w:shd w:fill="F1F6F8"/>
+      </w:pPr>
+      <w:r>
+        <w:rPr>
+          <w:b w:val="0"/>
+        </w:rPr>
+        <w:t xml:space="preserve">Changed case: That is one demonstration, not an estimate of broad camera-B reliability. One selected </w:t>
+      </w:r>
+      <w:r>
+        <w:rPr>
+          <w:b/>
+        </w:rPr>
+        <w:t>observation</w:t>
+      </w:r>
+      <w:r>
+        <w:rPr>
+          <w:b w:val="0"/>
+        </w:rPr>
+        <w:t xml:space="preserve"> does not represent the full proposed condition.</w:t>
       </w:r>
     </w:p>
     <w:sectPr>

--- a/downloads/teacher/ai-7-week-35.docx
+++ b/downloads/teacher/ai-7-week-35.docx
@@ -143,7 +143,7 @@
           </w:tcPr>
           <w:p>
             <w:r>
-              <w:t>Sections 1–6; record the brief recall in the workbook.</w:t>
+              <w:t>Use Your mission, Notice the evidence, See how it works, Words that unlock the idea and Follow a worked example; record the brief recall in the workbook.</w:t>
             </w:r>
           </w:p>
         </w:tc>
@@ -175,7 +175,7 @@
           </w:tcPr>
           <w:p>
             <w:r>
-              <w:t>Sections 7–10; use the matching workbook W2 and misconception check.</w:t>
+              <w:t>Use Find and repair a mistake, Practise together and Run the investigation, with workbook W2 and Individual reasoning check.</w:t>
             </w:r>
           </w:p>
         </w:tc>
@@ -207,7 +207,7 @@
           </w:tcPr>
           <w:p>
             <w:r>
-              <w:t>Sections 9 and 11–14. Give extra time to finish the full task set; use Section 15 when the week includes a coding lab.</w:t>
+              <w:t>Use Run the investigation, Build your understanding, Connect your project and Show what you know. Reserve further time for the full task set. Use a code example only where one is actually supplied.</w:t>
             </w:r>
           </w:p>
         </w:tc>
@@ -544,7 +544,7 @@
         <w:rPr>
           <w:b w:val="0"/>
         </w:rPr>
-        <w:t xml:space="preserve">Two 45-minute sessions. A presentation should make the </w:t>
+        <w:t xml:space="preserve">Compact alternative: two 45-minute sessions for the core explanation and W1–W5 only. The main plan uses three sessions; schedule further time for the complete investigation, project, visual journey and any code examples. A presentation should make the </w:t>
       </w:r>
       <w:r>
         <w:rPr>
@@ -2067,7 +2067,7 @@
           </w:tcPr>
           <w:p>
             <w:r>
-              <w:t>Explain section 1 and vocabulary. Complete W1 with a mechanism-based explanation.</w:t>
+              <w:t>Explain See how it works and Words that unlock the idea. Complete W1 with a mechanism-based explanation.</w:t>
             </w:r>
           </w:p>
         </w:tc>
@@ -4364,7 +4364,7 @@
           </w:tcPr>
           <w:p>
             <w:r>
-              <w:t>Sections 1–6; record the brief recall in the workbook.</w:t>
+              <w:t>Use Your mission, Notice the evidence, See how it works, Words that unlock the idea and Follow a worked example; record the brief recall in the workbook.</w:t>
             </w:r>
           </w:p>
         </w:tc>
@@ -4396,7 +4396,7 @@
           </w:tcPr>
           <w:p>
             <w:r>
-              <w:t>Sections 7–10; use the matching workbook W2 and misconception check.</w:t>
+              <w:t>Use Find and repair a mistake, Practise together and Run the investigation, with workbook W2 and Individual reasoning check.</w:t>
             </w:r>
           </w:p>
         </w:tc>
@@ -4428,7 +4428,7 @@
           </w:tcPr>
           <w:p>
             <w:r>
-              <w:t>Sections 9 and 11–14. Give extra time to finish the full task set; use Section 15 when the week includes a coding lab.</w:t>
+              <w:t>Use Run the investigation, Build your understanding, Connect your project and Show what you know. Reserve further time for the full task set. Use a code example only where one is actually supplied.</w:t>
             </w:r>
           </w:p>
         </w:tc>

--- a/downloads/teacher/ai-7-week-35.docx
+++ b/downloads/teacher/ai-7-week-35.docx
@@ -25,20 +25,38 @@
         <w:pStyle w:val="Heading1"/>
       </w:pPr>
       <w:r>
-        <w:t>01. Prepare the purpose, prerequisites and materials</w:t>
+        <w:t>Teach the evidence-to-conclusion chain for Presentation and challenge session</w:t>
       </w:r>
     </w:p>
     <w:p>
       <w:r>
-        <w:t>Prepare Presentation and challenge session: check the target, prerequisites, resources and adaptable teaching schedule.</w:t>
+        <w:t>Show the aggregate result, failure evidence and honest unknowns rather than only a best demonstration.</w:t>
       </w:r>
     </w:p>
     <w:p>
-      <w:pPr>
-        <w:pStyle w:val="Heading3"/>
-      </w:pPr>
-      <w:r>
-        <w:t>Teach the learning cycle</w:t>
+      <w:r>
+        <w:t>Model the main case → reveal the picture gradually → probe limits → assess independent reasoning → plan a changed-case return.</w:t>
+      </w:r>
+    </w:p>
+    <w:p>
+      <w:pPr>
+        <w:pStyle w:val="Heading1"/>
+      </w:pPr>
+      <w:r>
+        <w:t>01. Prepare the connected research investigation</w:t>
+      </w:r>
+    </w:p>
+    <w:p>
+      <w:r>
+        <w:t>Keep modelling, shared practice and independent evidence distinct.</w:t>
+      </w:r>
+    </w:p>
+    <w:p>
+      <w:pPr>
+        <w:pStyle w:val="Heading2"/>
+      </w:pPr>
+      <w:r>
+        <w:t>Target and main teaching plan</w:t>
       </w:r>
     </w:p>
     <w:p>
@@ -249,18 +267,21 @@
     </w:p>
     <w:p>
       <w:pPr>
-        <w:pStyle w:val="Heading3"/>
-      </w:pPr>
-      <w:r>
-        <w:t>Retrieval answer guidance</w:t>
+        <w:pStyle w:val="Heading2"/>
+      </w:pPr>
+      <w:r>
+        <w:t>Preparation and prerequisite</w:t>
       </w:r>
     </w:p>
     <w:p>
       <w:pPr>
-        <w:pStyle w:val="Heading3"/>
-      </w:pPr>
-      <w:r>
-        <w:t>Final project manuscript</w:t>
+        <w:spacing w:line="336" w:lineRule="auto" w:after="180"/>
+      </w:pPr>
+      <w:r>
+        <w:rPr>
+          <w:b w:val="0"/>
+        </w:rPr>
+        <w:t>Lesson and workbook; paper and pencil</w:t>
       </w:r>
     </w:p>
     <w:p>
@@ -271,7 +292,7 @@
         <w:rPr>
           <w:b w:val="0"/>
         </w:rPr>
-        <w:t>Without opening the old lesson, explain one key idea from Final project manuscript. Give an example and a mistake that the idea helps you avoid.</w:t>
+        <w:t>Calculator and optional local Python 3 for arithmetic; no live API or private data</w:t>
       </w:r>
     </w:p>
     <w:p>
@@ -282,19 +303,7 @@
         <w:rPr>
           <w:b w:val="0"/>
         </w:rPr>
-        <w:t xml:space="preserve">Look for: Explain the </w:t>
-      </w:r>
-      <w:r>
-        <w:rPr>
-          <w:b/>
-        </w:rPr>
-        <w:t>mechanism</w:t>
-      </w:r>
-      <w:r>
-        <w:rPr>
-          <w:b w:val="0"/>
-        </w:rPr>
-        <w:t xml:space="preserve"> and terminology of final project manuscript</w:t>
+        <w:t>Prepare the fresh retry separately and withhold its solution until after collection</w:t>
       </w:r>
     </w:p>
     <w:p>
@@ -305,7 +314,31 @@
         <w:rPr>
           <w:b w:val="0"/>
         </w:rPr>
-        <w:t>Reference example, not the only acceptable wording: Teacher explanation: A final manuscript integrates question, methods, results, limitations and reproducibility. Each table and claim should point to the correct run.</w:t>
+        <w:t xml:space="preserve">A result depends on the </w:t>
+      </w:r>
+      <w:r>
+        <w:rPr>
+          <w:b/>
+        </w:rPr>
+        <w:t>input</w:t>
+      </w:r>
+      <w:r>
+        <w:rPr>
+          <w:b w:val="0"/>
+        </w:rPr>
+        <w:t xml:space="preserve">s, procedure and conditions that produced it. Preserve data roles and distinguish observed outcomes from </w:t>
+      </w:r>
+      <w:r>
+        <w:rPr>
+          <w:b/>
+        </w:rPr>
+        <w:t>prediction</w:t>
+      </w:r>
+      <w:r>
+        <w:rPr>
+          <w:b w:val="0"/>
+        </w:rPr>
+        <w:t>s or unmeasured conditions.</w:t>
       </w:r>
     </w:p>
     <w:p>
@@ -316,15 +349,15 @@
         <w:rPr>
           <w:b w:val="0"/>
         </w:rPr>
-        <w:t>Audit consistency across abstract, figures, raw results and artifact manifest. Remove unsupported universal claims; label exploratory analyses and unassessed outcomes.</w:t>
+        <w:t>If the prior concept cannot be explained, use a short retrieval activity before this chapter.</w:t>
       </w:r>
     </w:p>
     <w:p>
       <w:pPr>
-        <w:pStyle w:val="Heading3"/>
-      </w:pPr>
-      <w:r>
-        <w:t>Peer review and response</w:t>
+        <w:pStyle w:val="Heading2"/>
+      </w:pPr>
+      <w:r>
+        <w:t>Opening retrieval</w:t>
       </w:r>
     </w:p>
     <w:p>
@@ -335,7 +368,7 @@
         <w:rPr>
           <w:b w:val="0"/>
         </w:rPr>
-        <w:t>Without opening the old lesson, explain one key idea from Peer review and response. Give an example and a mistake that the idea helps you avoid.</w:t>
+        <w:t>Without opening the old lesson, explain one key idea from Final project manuscript. Give an example and a mistake that the idea helps you avoid.</w:t>
       </w:r>
     </w:p>
     <w:p>
@@ -358,7 +391,7 @@
         <w:rPr>
           <w:b w:val="0"/>
         </w:rPr>
-        <w:t xml:space="preserve"> and terminology of peer review and response</w:t>
+        <w:t xml:space="preserve"> and terminology of final project manuscript</w:t>
       </w:r>
     </w:p>
     <w:p>
@@ -369,19 +402,7 @@
         <w:rPr>
           <w:b w:val="0"/>
         </w:rPr>
-        <w:t xml:space="preserve">Reference example, not the only acceptable wording: Teacher explanation: Peer review challenges </w:t>
-      </w:r>
-      <w:r>
-        <w:rPr>
-          <w:b/>
-        </w:rPr>
-        <w:t>evidence</w:t>
-      </w:r>
-      <w:r>
-        <w:rPr>
-          <w:b w:val="0"/>
-        </w:rPr>
-        <w:t>, method and clarity. Responses should explain changes with artifacts rather than merely defend the original wording.</w:t>
+        <w:t>Reference example, not the only acceptable wording: Teacher explanation: A final manuscript integrates question, methods, results, limitations and reproducibility. Each table and claim should point to the correct run.</w:t>
       </w:r>
     </w:p>
     <w:p>
@@ -392,39 +413,18 @@
         <w:rPr>
           <w:b w:val="0"/>
         </w:rPr>
-        <w:t xml:space="preserve">For each comment record concern, response, change location and new </w:t>
-      </w:r>
-      <w:r>
-        <w:rPr>
-          <w:b/>
-        </w:rPr>
-        <w:t>evidence</w:t>
-      </w:r>
-      <w:r>
-        <w:rPr>
-          <w:b w:val="0"/>
-        </w:rPr>
-        <w:t xml:space="preserve"> if needed. If no new </w:t>
-      </w:r>
-      <w:r>
-        <w:rPr>
-          <w:b/>
-        </w:rPr>
-        <w:t>evidence</w:t>
-      </w:r>
-      <w:r>
-        <w:rPr>
-          <w:b w:val="0"/>
-        </w:rPr>
-        <w:t xml:space="preserve"> exists, narrow the claim instead of promising an unperformed test.</w:t>
+        <w:t>Audit consistency across abstract, figures, raw results and artifact manifest. Remove unsupported universal claims; label exploratory analyses and unassessed outcomes.</w:t>
       </w:r>
     </w:p>
     <w:p>
       <w:pPr>
-        <w:pStyle w:val="Heading3"/>
-      </w:pPr>
-      <w:r>
-        <w:t>Figures that preserve evidence</w:t>
+        <w:spacing w:line="336" w:lineRule="auto" w:after="180"/>
+      </w:pPr>
+      <w:r>
+        <w:rPr>
+          <w:b w:val="0"/>
+        </w:rPr>
+        <w:t>Without opening the old lesson, explain one key idea from Peer review and response. Give an example and a mistake that the idea helps you avoid.</w:t>
       </w:r>
     </w:p>
     <w:p>
@@ -435,19 +435,19 @@
         <w:rPr>
           <w:b w:val="0"/>
         </w:rPr>
-        <w:t xml:space="preserve">Without opening the old lesson, explain one key idea from Figures that preserve </w:t>
+        <w:t xml:space="preserve">Look for: Explain the </w:t>
       </w:r>
       <w:r>
         <w:rPr>
           <w:b/>
         </w:rPr>
-        <w:t>evidence</w:t>
+        <w:t>mechanism</w:t>
       </w:r>
       <w:r>
         <w:rPr>
           <w:b w:val="0"/>
         </w:rPr>
-        <w:t>. Give an example and a mistake that the idea helps you avoid.</w:t>
+        <w:t xml:space="preserve"> and terminology of peer review and response</w:t>
       </w:r>
     </w:p>
     <w:p>
@@ -458,25 +458,19 @@
         <w:rPr>
           <w:b w:val="0"/>
         </w:rPr>
-        <w:t xml:space="preserve">Look for: Explain the </w:t>
+        <w:t xml:space="preserve">Reference example, not the only acceptable wording: Teacher explanation: Peer review challenges </w:t>
       </w:r>
       <w:r>
         <w:rPr>
           <w:b/>
         </w:rPr>
-        <w:t>mechanism</w:t>
+        <w:t>evidence</w:t>
       </w:r>
       <w:r>
         <w:rPr>
           <w:b w:val="0"/>
         </w:rPr>
-        <w:t xml:space="preserve"> and terminology of figures that preserve </w:t>
-      </w:r>
-      <w:r>
-        <w:rPr>
-          <w:b/>
-        </w:rPr>
-        <w:t>evidence</w:t>
+        <w:t>, method and clarity. Responses should explain changes with artifacts rather than merely defend the original wording.</w:t>
       </w:r>
     </w:p>
     <w:p>
@@ -487,7 +481,31 @@
         <w:rPr>
           <w:b w:val="0"/>
         </w:rPr>
-        <w:t>Reference example, not the only acceptable wording: Teacher explanation: Figures should preserve denominators, scales and uncertainty rather than exaggerate the preferred comparison.</w:t>
+        <w:t xml:space="preserve">For each comment record concern, response, change location and new </w:t>
+      </w:r>
+      <w:r>
+        <w:rPr>
+          <w:b/>
+        </w:rPr>
+        <w:t>evidence</w:t>
+      </w:r>
+      <w:r>
+        <w:rPr>
+          <w:b w:val="0"/>
+        </w:rPr>
+        <w:t xml:space="preserve"> if needed. If no new </w:t>
+      </w:r>
+      <w:r>
+        <w:rPr>
+          <w:b/>
+        </w:rPr>
+        <w:t>evidence</w:t>
+      </w:r>
+      <w:r>
+        <w:rPr>
+          <w:b w:val="0"/>
+        </w:rPr>
+        <w:t xml:space="preserve"> exists, narrow the claim instead of promising an unperformed test.</w:t>
       </w:r>
     </w:p>
     <w:p>
@@ -498,7 +516,7 @@
         <w:rPr>
           <w:b w:val="0"/>
         </w:rPr>
-        <w:t xml:space="preserve">A plot is a representation of </w:t>
+        <w:t xml:space="preserve">Without opening the old lesson, explain one key idea from Figures that preserve </w:t>
       </w:r>
       <w:r>
         <w:rPr>
@@ -510,19 +528,7 @@
         <w:rPr>
           <w:b w:val="0"/>
         </w:rPr>
-        <w:t xml:space="preserve">, not extra </w:t>
-      </w:r>
-      <w:r>
-        <w:rPr>
-          <w:b/>
-        </w:rPr>
-        <w:t>evidence</w:t>
-      </w:r>
-      <w:r>
-        <w:rPr>
-          <w:b w:val="0"/>
-        </w:rPr>
-        <w:t>. Label axes, units, cases and scope. For simple comparative bars use a zero baseline or explicitly justify another plot.</w:t>
+        <w:t>. Give an example and a mistake that the idea helps you avoid.</w:t>
       </w:r>
     </w:p>
     <w:p>
@@ -533,7 +539,25 @@
         <w:rPr>
           <w:b w:val="0"/>
         </w:rPr>
-        <w:t>Show condition breakdowns and unassessed counts where relevant.</w:t>
+        <w:t xml:space="preserve">Look for: Explain the </w:t>
+      </w:r>
+      <w:r>
+        <w:rPr>
+          <w:b/>
+        </w:rPr>
+        <w:t>mechanism</w:t>
+      </w:r>
+      <w:r>
+        <w:rPr>
+          <w:b w:val="0"/>
+        </w:rPr>
+        <w:t xml:space="preserve"> and terminology of figures that preserve </w:t>
+      </w:r>
+      <w:r>
+        <w:rPr>
+          <w:b/>
+        </w:rPr>
+        <w:t>evidence</w:t>
       </w:r>
     </w:p>
     <w:p>
@@ -544,19 +568,7 @@
         <w:rPr>
           <w:b w:val="0"/>
         </w:rPr>
-        <w:t xml:space="preserve">Compact alternative: two 45-minute sessions for the core explanation and W1–W5 only. The main plan uses three sessions; schedule further time for the complete investigation, project, visual journey and any code examples. A presentation should make the </w:t>
-      </w:r>
-      <w:r>
-        <w:rPr>
-          <w:b/>
-        </w:rPr>
-        <w:t>evidence</w:t>
-      </w:r>
-      <w:r>
-        <w:rPr>
-          <w:b w:val="0"/>
-        </w:rPr>
-        <w:t xml:space="preserve"> easy to challenge. Show the baseline, scope, negative cases and uncertainties instead of only a best example.</w:t>
+        <w:t>Reference example, not the only acceptable wording: Teacher explanation: Figures should preserve denominators, scales and uncertainty rather than exaggerate the preferred comparison.</w:t>
       </w:r>
     </w:p>
     <w:p>
@@ -567,19 +579,31 @@
         <w:rPr>
           <w:b w:val="0"/>
         </w:rPr>
-        <w:t xml:space="preserve">Use the supplied constructed scenarios to make the </w:t>
+        <w:t xml:space="preserve">A plot is a representation of </w:t>
       </w:r>
       <w:r>
         <w:rPr>
           <w:b/>
         </w:rPr>
-        <w:t>mechanism</w:t>
+        <w:t>evidence</w:t>
       </w:r>
       <w:r>
         <w:rPr>
           <w:b w:val="0"/>
         </w:rPr>
-        <w:t xml:space="preserve"> inspectable. Collect W4 before sharing solutions.</w:t>
+        <w:t xml:space="preserve">, not extra </w:t>
+      </w:r>
+      <w:r>
+        <w:rPr>
+          <w:b/>
+        </w:rPr>
+        <w:t>evidence</w:t>
+      </w:r>
+      <w:r>
+        <w:rPr>
+          <w:b w:val="0"/>
+        </w:rPr>
+        <w:t>. Label axes, units, cases and scope. For simple comparative bars use a zero baseline or explicitly justify another plot.</w:t>
       </w:r>
     </w:p>
     <w:p>
@@ -590,27 +614,15 @@
         <w:rPr>
           <w:b w:val="0"/>
         </w:rPr>
-        <w:t xml:space="preserve">Students should name intermediate </w:t>
-      </w:r>
-      <w:r>
-        <w:rPr>
-          <w:b/>
-        </w:rPr>
-        <w:t>evidence</w:t>
-      </w:r>
-      <w:r>
-        <w:rPr>
-          <w:b w:val="0"/>
-        </w:rPr>
-        <w:t xml:space="preserve"> and limitations; classroom pacing and learning effectiveness remain unvalidated.</w:t>
+        <w:t>Show condition breakdowns and unassessed counts where relevant.</w:t>
       </w:r>
     </w:p>
     <w:p>
       <w:pPr>
-        <w:pStyle w:val="Heading3"/>
-      </w:pPr>
-      <w:r>
-        <w:t>Outcomes</w:t>
+        <w:pStyle w:val="Heading2"/>
+      </w:pPr>
+      <w:r>
+        <w:t>Pictured end goal</w:t>
       </w:r>
     </w:p>
     <w:p>
@@ -621,47 +633,35 @@
         <w:rPr>
           <w:b w:val="0"/>
         </w:rPr>
-        <w:t xml:space="preserve">Explain the </w:t>
+        <w:t xml:space="preserve">Explain presentation and </w:t>
       </w:r>
       <w:r>
         <w:rPr>
           <w:b/>
         </w:rPr>
-        <w:t>mechanism</w:t>
+        <w:t>challenge session</w:t>
       </w:r>
       <w:r>
         <w:rPr>
           <w:b w:val="0"/>
         </w:rPr>
-        <w:t xml:space="preserve"> and terminology of presentation and </w:t>
-      </w:r>
-      <w:r>
-        <w:rPr>
-          <w:b/>
-        </w:rPr>
-        <w:t>challenge session</w:t>
+        <w:t xml:space="preserve"> using the records and boundaries of this fictional investigation.</w:t>
       </w:r>
     </w:p>
     <w:p>
       <w:pPr>
-        <w:spacing w:line="336" w:lineRule="auto" w:after="180"/>
-      </w:pPr>
-      <w:r>
-        <w:rPr>
-          <w:b w:val="0"/>
-        </w:rPr>
-        <w:t>Apply the stated procedure to a new case with a traceable result</w:t>
+        <w:pStyle w:val="Heading2"/>
+      </w:pPr>
+      <w:r>
+        <w:t>Earlier wording, alternatives and picture transcripts · reference / check after trying</w:t>
       </w:r>
     </w:p>
     <w:p>
       <w:pPr>
-        <w:spacing w:line="336" w:lineRule="auto" w:after="180"/>
-      </w:pPr>
-      <w:r>
-        <w:rPr>
-          <w:b w:val="0"/>
-        </w:rPr>
-        <w:t>Identify an assumption or limitation and design a revealing follow-up</w:t>
+        <w:pStyle w:val="Heading3"/>
+      </w:pPr>
+      <w:r>
+        <w:t>Teach the learning cycle</w:t>
       </w:r>
     </w:p>
     <w:p>
@@ -669,48 +669,54 @@
         <w:pStyle w:val="Heading3"/>
       </w:pPr>
       <w:r>
-        <w:t>Preparation</w:t>
+        <w:t>Retrieval answer guidance</w:t>
       </w:r>
     </w:p>
     <w:p>
       <w:pPr>
-        <w:spacing w:line="336" w:lineRule="auto" w:after="180"/>
-      </w:pPr>
-      <w:r>
-        <w:rPr>
-          <w:b w:val="0"/>
-        </w:rPr>
-        <w:t>Lesson and workbook; paper and pencil</w:t>
+        <w:pStyle w:val="Heading3"/>
+      </w:pPr>
+      <w:r>
+        <w:t>Final project manuscript</w:t>
       </w:r>
     </w:p>
     <w:p>
       <w:pPr>
-        <w:spacing w:line="336" w:lineRule="auto" w:after="180"/>
-      </w:pPr>
-      <w:r>
-        <w:rPr>
-          <w:b w:val="0"/>
-        </w:rPr>
-        <w:t>Calculator and optional local Python 3 for arithmetic; no live API or private data</w:t>
+        <w:pStyle w:val="Heading3"/>
+      </w:pPr>
+      <w:r>
+        <w:t>Peer review and response</w:t>
       </w:r>
     </w:p>
     <w:p>
       <w:pPr>
-        <w:spacing w:line="336" w:lineRule="auto" w:after="180"/>
-      </w:pPr>
-      <w:r>
-        <w:rPr>
-          <w:b w:val="0"/>
-        </w:rPr>
-        <w:t>Prepare the fresh retry separately and withhold its solution until after collection</w:t>
+        <w:pStyle w:val="Heading3"/>
+      </w:pPr>
+      <w:r>
+        <w:t>Figures that preserve evidence</w:t>
       </w:r>
     </w:p>
     <w:p>
       <w:pPr>
-        <w:pStyle w:val="Heading3"/>
-      </w:pPr>
-      <w:r>
-        <w:t>Prerequisite answer</w:t>
+        <w:spacing w:line="336" w:lineRule="auto" w:after="180"/>
+      </w:pPr>
+      <w:r>
+        <w:rPr>
+          <w:b w:val="0"/>
+        </w:rPr>
+        <w:t xml:space="preserve">Compact alternative: two 45-minute sessions for the core explanation and W1–W5 only. The main plan uses three sessions; schedule further time for the complete investigation, project, visual journey and any code examples. A presentation should make the </w:t>
+      </w:r>
+      <w:r>
+        <w:rPr>
+          <w:b/>
+        </w:rPr>
+        <w:t>evidence</w:t>
+      </w:r>
+      <w:r>
+        <w:rPr>
+          <w:b w:val="0"/>
+        </w:rPr>
+        <w:t xml:space="preserve"> easy to challenge. Show the baseline, scope, negative cases and uncertainties instead of only a best example.</w:t>
       </w:r>
     </w:p>
     <w:p>
@@ -721,31 +727,19 @@
         <w:rPr>
           <w:b w:val="0"/>
         </w:rPr>
-        <w:t xml:space="preserve">A result depends on the </w:t>
+        <w:t xml:space="preserve">Use the supplied constructed scenarios to make the </w:t>
       </w:r>
       <w:r>
         <w:rPr>
           <w:b/>
         </w:rPr>
-        <w:t>input</w:t>
+        <w:t>mechanism</w:t>
       </w:r>
       <w:r>
         <w:rPr>
           <w:b w:val="0"/>
         </w:rPr>
-        <w:t xml:space="preserve">s, procedure and conditions that produced it. Preserve data roles and distinguish observed outcomes from </w:t>
-      </w:r>
-      <w:r>
-        <w:rPr>
-          <w:b/>
-        </w:rPr>
-        <w:t>prediction</w:t>
-      </w:r>
-      <w:r>
-        <w:rPr>
-          <w:b w:val="0"/>
-        </w:rPr>
-        <w:t>s or unmeasured conditions.</w:t>
+        <w:t xml:space="preserve"> inspectable. Collect W4 before sharing solutions.</w:t>
       </w:r>
     </w:p>
     <w:p>
@@ -756,7 +750,19 @@
         <w:rPr>
           <w:b w:val="0"/>
         </w:rPr>
-        <w:t>If the prior concept cannot be explained, use a short retrieval activity before this chapter.</w:t>
+        <w:t xml:space="preserve">Students should name intermediate </w:t>
+      </w:r>
+      <w:r>
+        <w:rPr>
+          <w:b/>
+        </w:rPr>
+        <w:t>evidence</w:t>
+      </w:r>
+      <w:r>
+        <w:rPr>
+          <w:b w:val="0"/>
+        </w:rPr>
+        <w:t xml:space="preserve"> and limitations; classroom pacing and learning effectiveness remain unvalidated.</w:t>
       </w:r>
     </w:p>
     <w:p>
@@ -764,7 +770,7 @@
         <w:pStyle w:val="Heading3"/>
       </w:pPr>
       <w:r>
-        <w:t>End goal for the pictorial case</w:t>
+        <w:t>Outcomes</w:t>
       </w:r>
     </w:p>
     <w:p>
@@ -775,19 +781,25 @@
         <w:rPr>
           <w:b w:val="0"/>
         </w:rPr>
-        <w:t xml:space="preserve">Explain presentation and </w:t>
+        <w:t xml:space="preserve">Explain the </w:t>
       </w:r>
       <w:r>
         <w:rPr>
           <w:b/>
         </w:rPr>
+        <w:t>mechanism</w:t>
+      </w:r>
+      <w:r>
+        <w:rPr>
+          <w:b w:val="0"/>
+        </w:rPr>
+        <w:t xml:space="preserve"> and terminology of presentation and </w:t>
+      </w:r>
+      <w:r>
+        <w:rPr>
+          <w:b/>
+        </w:rPr>
         <w:t>challenge session</w:t>
-      </w:r>
-      <w:r>
-        <w:rPr>
-          <w:b w:val="0"/>
-        </w:rPr>
-        <w:t xml:space="preserve"> using the records and boundaries of this fictional investigation.</w:t>
       </w:r>
     </w:p>
     <w:p>
@@ -798,43 +810,34 @@
         <w:rPr>
           <w:b w:val="0"/>
         </w:rPr>
-        <w:t>This added worked case illustrates the week’s main idea. Retain all original and connected topics; schedule its practice within the teaching cycle.</w:t>
+        <w:t>Apply the stated procedure to a new case with a traceable result</w:t>
       </w:r>
     </w:p>
     <w:p>
       <w:pPr>
-        <w:pStyle w:val="Heading1"/>
-      </w:pPr>
-      <w:r>
-        <w:t>02. Explain and model the mechanism</w:t>
+        <w:spacing w:line="336" w:lineRule="auto" w:after="180"/>
+      </w:pPr>
+      <w:r>
+        <w:rPr>
+          <w:b w:val="0"/>
+        </w:rPr>
+        <w:t>Identify an assumption or limitation and design a revealing follow-up</w:t>
       </w:r>
     </w:p>
     <w:p>
-      <w:r>
-        <w:t>Model Presentation and challenge session using the supplied case, labelled mechanism and reasoning. Make the scope of each conclusion explicit.</w:t>
+      <w:pPr>
+        <w:pStyle w:val="Heading3"/>
+      </w:pPr>
+      <w:r>
+        <w:t>Preparation</w:t>
       </w:r>
     </w:p>
     <w:p>
       <w:pPr>
-        <w:spacing w:line="336" w:lineRule="auto" w:after="180"/>
-      </w:pPr>
-      <w:r>
-        <w:rPr>
-          <w:b w:val="0"/>
-        </w:rPr>
-        <w:t xml:space="preserve">A presentation should make the </w:t>
-      </w:r>
-      <w:r>
-        <w:rPr>
-          <w:b/>
-        </w:rPr>
-        <w:t>evidence</w:t>
-      </w:r>
-      <w:r>
-        <w:rPr>
-          <w:b w:val="0"/>
-        </w:rPr>
-        <w:t xml:space="preserve"> easy to challenge. Show the baseline, scope, negative cases and uncertainties instead of only a best example.</w:t>
+        <w:pStyle w:val="Heading3"/>
+      </w:pPr>
+      <w:r>
+        <w:t>Prerequisite answer</w:t>
       </w:r>
     </w:p>
     <w:p>
@@ -842,7 +845,7 @@
         <w:pStyle w:val="Heading3"/>
       </w:pPr>
       <w:r>
-        <w:t>Explain Presentation and challenge session · 1</w:t>
+        <w:t>End goal for the pictorial case</w:t>
       </w:r>
     </w:p>
     <w:p>
@@ -853,49 +856,1605 @@
         <w:rPr>
           <w:b w:val="0"/>
         </w:rPr>
-        <w:t>Begin by writing the question the procedure is intended to answer. Identify the information already supplied, the information it will produce and the information still missing.</w:t>
+        <w:t>This added worked case illustrates the week’s main idea. Retain all original and connected topics; schedule its practice within the teaching cycle.</w:t>
       </w:r>
     </w:p>
     <w:p>
       <w:pPr>
-        <w:spacing w:line="336" w:lineRule="auto" w:after="180"/>
-      </w:pPr>
-      <w:r>
-        <w:rPr>
-          <w:b w:val="0"/>
-        </w:rPr>
-        <w:t>These are constructed classroom examples; they do not require live accounts, private records or an external service. Do not treat a plausible explanation as a measured outcome.</w:t>
+        <w:pStyle w:val="Heading1"/>
+      </w:pPr>
+      <w:r>
+        <w:t>02. Model the whole case and check each inference</w:t>
       </w:r>
     </w:p>
     <w:p>
-      <w:pPr>
-        <w:spacing w:line="336" w:lineRule="auto" w:after="180"/>
-      </w:pPr>
-      <w:r>
-        <w:rPr>
-          <w:b w:val="0"/>
-        </w:rPr>
-        <w:t xml:space="preserve">Use a short sequence:question, design, primary result, failure, limitation, next question. Answer unfamiliar challenges by locating </w:t>
-      </w:r>
-      <w:r>
-        <w:rPr>
-          <w:b/>
-        </w:rPr>
-        <w:t>evidence</w:t>
-      </w:r>
-      <w:r>
-        <w:rPr>
-          <w:b w:val="0"/>
-        </w:rPr>
-        <w:t xml:space="preserve"> or stating it is missing.</w:t>
+      <w:r>
+        <w:t>Keep the independent answer private until after the first attempt.</w:t>
       </w:r>
     </w:p>
     <w:p>
       <w:pPr>
+        <w:pStyle w:val="Heading2"/>
+      </w:pPr>
+      <w:r>
+        <w:t>Definitions and complete contract</w:t>
+      </w:r>
+    </w:p>
+    <w:p>
+      <w:pPr>
+        <w:spacing w:line="336" w:lineRule="auto" w:after="180"/>
+      </w:pPr>
+      <w:r>
+        <w:rPr>
+          <w:b w:val="0"/>
+        </w:rPr>
+        <w:t xml:space="preserve">A presentation should make the </w:t>
+      </w:r>
+      <w:r>
+        <w:rPr>
+          <w:b/>
+        </w:rPr>
+        <w:t>evidence</w:t>
+      </w:r>
+      <w:r>
+        <w:rPr>
+          <w:b w:val="0"/>
+        </w:rPr>
+        <w:t xml:space="preserve"> easy to challenge. Show the baseline, scope, negative cases and uncertainties instead of only a best example.</w:t>
+      </w:r>
+    </w:p>
+    <w:p>
+      <w:pPr>
+        <w:spacing w:line="336" w:lineRule="auto" w:after="180"/>
+      </w:pPr>
+      <w:r>
+        <w:rPr>
+          <w:b w:val="0"/>
+        </w:rPr>
+        <w:t xml:space="preserve">Use a short sequence:question, design, primary result, failure, limitation, next question. Answer unfamiliar challenges by locating </w:t>
+      </w:r>
+      <w:r>
+        <w:rPr>
+          <w:b/>
+        </w:rPr>
+        <w:t>evidence</w:t>
+      </w:r>
+      <w:r>
+        <w:rPr>
+          <w:b w:val="0"/>
+        </w:rPr>
+        <w:t xml:space="preserve"> or stating it is missing.</w:t>
+      </w:r>
+    </w:p>
+    <w:tbl>
+      <w:tblPr>
+        <w:tblStyle w:val="LightShading-Accent1"/>
+        <w:tblW w:type="auto" w:w="0"/>
+        <w:tblLook w:firstColumn="1" w:firstRow="1" w:lastColumn="0" w:lastRow="0" w:noHBand="0" w:noVBand="1" w:val="04A0"/>
+      </w:tblPr>
+      <w:tblGrid>
+        <w:gridCol w:w="5112"/>
+        <w:gridCol w:w="5112"/>
+      </w:tblGrid>
+      <w:tr>
+        <w:trPr>
+          <w:tblHeader/>
+        </w:trPr>
+        <w:tc>
+          <w:tcPr>
+            <w:tcW w:type="dxa" w:w="5112"/>
+          </w:tcPr>
+          <w:p>
+            <w:r>
+              <w:t>Presentation item</w:t>
+            </w:r>
+          </w:p>
+        </w:tc>
+        <w:tc>
+          <w:tcPr>
+            <w:tcW w:type="dxa" w:w="5112"/>
+          </w:tcPr>
+          <w:p>
+            <w:r>
+              <w:t>Complete supplied exercise contract</w:t>
+            </w:r>
+          </w:p>
+        </w:tc>
+      </w:tr>
+      <w:tr>
+        <w:tc>
+          <w:tcPr>
+            <w:tcW w:type="dxa" w:w="5112"/>
+          </w:tcPr>
+          <w:p>
+            <w:r>
+              <w:t>Main study</w:t>
+            </w:r>
+          </w:p>
+        </w:tc>
+        <w:tc>
+          <w:tcPr>
+            <w:tcW w:type="dxa" w:w="5112"/>
+          </w:tcPr>
+          <w:p>
+            <w:r>
+              <w:t>Fourteen passes among twenty cases</w:t>
+            </w:r>
+          </w:p>
+        </w:tc>
+      </w:tr>
+      <w:tr>
+        <w:tc>
+          <w:tcPr>
+            <w:tcW w:type="dxa" w:w="5112"/>
+          </w:tcPr>
+          <w:p>
+            <w:r>
+              <w:t>Main displayed item</w:t>
+            </w:r>
+          </w:p>
+        </w:tc>
+        <w:tc>
+          <w:tcPr>
+            <w:tcW w:type="dxa" w:w="5112"/>
+          </w:tcPr>
+          <w:p>
+            <w:r>
+              <w:t>One perfect output selected for demonstration</w:t>
+            </w:r>
+          </w:p>
+        </w:tc>
+      </w:tr>
+      <w:tr>
+        <w:tc>
+          <w:tcPr>
+            <w:tcW w:type="dxa" w:w="5112"/>
+          </w:tcPr>
+          <w:p>
+            <w:r>
+              <w:t>Supported main rate</w:t>
+            </w:r>
+          </w:p>
+        </w:tc>
+        <w:tc>
+          <w:tcPr>
+            <w:tcW w:type="dxa" w:w="5112"/>
+          </w:tcPr>
+          <w:p>
+            <w:r>
+              <w:t>14/20 = 70% under the supplied study summary</w:t>
+            </w:r>
+          </w:p>
+        </w:tc>
+      </w:tr>
+      <w:tr>
+        <w:tc>
+          <w:tcPr>
+            <w:tcW w:type="dxa" w:w="5112"/>
+          </w:tcPr>
+          <w:p>
+            <w:r>
+              <w:t>Other main cases</w:t>
+            </w:r>
+          </w:p>
+        </w:tc>
+        <w:tc>
+          <w:tcPr>
+            <w:tcW w:type="dxa" w:w="5112"/>
+          </w:tcPr>
+          <w:p>
+            <w:r>
+              <w:t>Six are not documented as passes; actual failure/unassessed breakdown not supplied here</w:t>
+            </w:r>
+          </w:p>
+        </w:tc>
+      </w:tr>
+      <w:tr>
+        <w:tc>
+          <w:tcPr>
+            <w:tcW w:type="dxa" w:w="5112"/>
+          </w:tcPr>
+          <w:p>
+            <w:r>
+              <w:t>Separate picture</w:t>
+            </w:r>
+          </w:p>
+        </w:tc>
+        <w:tc>
+          <w:tcPr>
+            <w:tcW w:type="dxa" w:w="5112"/>
+          </w:tcPr>
+          <w:p>
+            <w:r>
+              <w:t>Camera A only: ten correct of twelve photos</w:t>
+            </w:r>
+          </w:p>
+        </w:tc>
+      </w:tr>
+      <w:tr>
+        <w:tc>
+          <w:tcPr>
+            <w:tcW w:type="dxa" w:w="5112"/>
+          </w:tcPr>
+          <w:p>
+            <w:r>
+              <w:t>Original camera-B evidence</w:t>
+            </w:r>
+          </w:p>
+        </w:tc>
+        <w:tc>
+          <w:tcPr>
+            <w:tcW w:type="dxa" w:w="5112"/>
+          </w:tcPr>
+          <w:p>
+            <w:r>
+              <w:t>No records</w:t>
+            </w:r>
+          </w:p>
+        </w:tc>
+      </w:tr>
+      <w:tr>
+        <w:tc>
+          <w:tcPr>
+            <w:tcW w:type="dxa" w:w="5112"/>
+          </w:tcPr>
+          <w:p>
+            <w:r>
+              <w:t>Changed picture</w:t>
+            </w:r>
+          </w:p>
+        </w:tc>
+        <w:tc>
+          <w:tcPr>
+            <w:tcW w:type="dxa" w:w="5112"/>
+          </w:tcPr>
+          <w:p>
+            <w:r>
+              <w:t>One camera-B success displayed; selection/coverage not established</w:t>
+            </w:r>
+          </w:p>
+        </w:tc>
+      </w:tr>
+      <w:tr>
+        <w:tc>
+          <w:tcPr>
+            <w:tcW w:type="dxa" w:w="5112"/>
+          </w:tcPr>
+          <w:p>
+            <w:r>
+              <w:t>Independent challenge</w:t>
+            </w:r>
+          </w:p>
+        </w:tc>
+        <w:tc>
+          <w:tcPr>
+            <w:tcW w:type="dxa" w:w="5112"/>
+          </w:tcPr>
+          <w:p>
+            <w:r>
+              <w:t>Mobile performance asked about a desktop-only fictional project</w:t>
+            </w:r>
+          </w:p>
+        </w:tc>
+      </w:tr>
+    </w:tbl>
+    <w:p>
+      <w:pPr>
+        <w:pStyle w:val="Heading2"/>
+      </w:pPr>
+      <w:r>
+        <w:t>Main evidence ledger and checked key</w:t>
+      </w:r>
+    </w:p>
+    <w:tbl>
+      <w:tblPr>
+        <w:tblStyle w:val="LightShading-Accent1"/>
+        <w:tblW w:type="auto" w:w="0"/>
+        <w:tblLook w:firstColumn="1" w:firstRow="1" w:lastColumn="0" w:lastRow="0" w:noHBand="0" w:noVBand="1" w:val="04A0"/>
+      </w:tblPr>
+      <w:tblGrid>
+        <w:gridCol w:w="5112"/>
+        <w:gridCol w:w="5112"/>
+      </w:tblGrid>
+      <w:tr>
+        <w:trPr>
+          <w:tblHeader/>
+        </w:trPr>
+        <w:tc>
+          <w:tcPr>
+            <w:tcW w:type="dxa" w:w="5112"/>
+          </w:tcPr>
+          <w:p>
+            <w:r>
+              <w:t>Main presentation step</w:t>
+            </w:r>
+          </w:p>
+        </w:tc>
+        <w:tc>
+          <w:tcPr>
+            <w:tcW w:type="dxa" w:w="5112"/>
+          </w:tcPr>
+          <w:p>
+            <w:r>
+              <w:t>Evidence-grounded version</w:t>
+            </w:r>
+          </w:p>
+        </w:tc>
+      </w:tr>
+      <w:tr>
+        <w:tc>
+          <w:tcPr>
+            <w:tcW w:type="dxa" w:w="5112"/>
+          </w:tcPr>
+          <w:p>
+            <w:r>
+              <w:t>Selected perfect output</w:t>
+            </w:r>
+          </w:p>
+        </w:tc>
+        <w:tc>
+          <w:tcPr>
+            <w:tcW w:type="dxa" w:w="5112"/>
+          </w:tcPr>
+          <w:p>
+            <w:r>
+              <w:t>Identify as one demonstration</w:t>
+            </w:r>
+          </w:p>
+        </w:tc>
+      </w:tr>
+      <w:tr>
+        <w:tc>
+          <w:tcPr>
+            <w:tcW w:type="dxa" w:w="5112"/>
+          </w:tcPr>
+          <w:p>
+            <w:r>
+              <w:t>Aggregate primary result</w:t>
+            </w:r>
+          </w:p>
+        </w:tc>
+        <w:tc>
+          <w:tcPr>
+            <w:tcW w:type="dxa" w:w="5112"/>
+          </w:tcPr>
+          <w:p>
+            <w:r>
+              <w:t>Fourteen of twenty, or seventy percent</w:t>
+            </w:r>
+          </w:p>
+        </w:tc>
+      </w:tr>
+      <w:tr>
+        <w:tc>
+          <w:tcPr>
+            <w:tcW w:type="dxa" w:w="5112"/>
+          </w:tcPr>
+          <w:p>
+            <w:r>
+              <w:t>Remaining six cases</w:t>
+            </w:r>
+          </w:p>
+        </w:tc>
+        <w:tc>
+          <w:tcPr>
+            <w:tcW w:type="dxa" w:w="5112"/>
+          </w:tcPr>
+          <w:p>
+            <w:r>
+              <w:t>Show actual failure/unassessed record when available; do not invent breakdown</w:t>
+            </w:r>
+          </w:p>
+        </w:tc>
+      </w:tr>
+      <w:tr>
+        <w:tc>
+          <w:tcPr>
+            <w:tcW w:type="dxa" w:w="5112"/>
+          </w:tcPr>
+          <w:p>
+            <w:r>
+              <w:t>Claim best output is representative</w:t>
+            </w:r>
+          </w:p>
+        </w:tc>
+        <w:tc>
+          <w:tcPr>
+            <w:tcW w:type="dxa" w:w="5112"/>
+          </w:tcPr>
+          <w:p>
+            <w:r>
+              <w:t>Not established by selecting it</w:t>
+            </w:r>
+          </w:p>
+        </w:tc>
+      </w:tr>
+      <w:tr>
+        <w:tc>
+          <w:tcPr>
+            <w:tcW w:type="dxa" w:w="5112"/>
+          </w:tcPr>
+          <w:p>
+            <w:r>
+              <w:t>Failure/limitation slide</w:t>
+            </w:r>
+          </w:p>
+        </w:tc>
+        <w:tc>
+          <w:tcPr>
+            <w:tcW w:type="dxa" w:w="5112"/>
+          </w:tcPr>
+          <w:p>
+            <w:r>
+              <w:t>Retain concrete supplied evidence and gaps</w:t>
+            </w:r>
+          </w:p>
+        </w:tc>
+      </w:tr>
+      <w:tr>
+        <w:tc>
+          <w:tcPr>
+            <w:tcW w:type="dxa" w:w="5112"/>
+          </w:tcPr>
+          <w:p>
+            <w:r>
+              <w:t>Next question</w:t>
+            </w:r>
+          </w:p>
+        </w:tc>
+        <w:tc>
+          <w:tcPr>
+            <w:tcW w:type="dxa" w:w="5112"/>
+          </w:tcPr>
+          <w:p>
+            <w:r>
+              <w:t>Propose a bounded test, with not-run status</w:t>
+            </w:r>
+          </w:p>
+        </w:tc>
+      </w:tr>
+      <w:tr>
+        <w:tc>
+          <w:tcPr>
+            <w:tcW w:type="dxa" w:w="5112"/>
+          </w:tcPr>
+          <w:p>
+            <w:r>
+              <w:t>Audience question outside scope</w:t>
+            </w:r>
+          </w:p>
+        </w:tc>
+        <w:tc>
+          <w:tcPr>
+            <w:tcW w:type="dxa" w:w="5112"/>
+          </w:tcPr>
+          <w:p>
+            <w:r>
+              <w:t>Locate evidence or state it is absent</w:t>
+            </w:r>
+          </w:p>
+        </w:tc>
+      </w:tr>
+    </w:tbl>
+    <w:p>
+      <w:pPr>
+        <w:spacing w:line="336" w:lineRule="auto" w:after="180"/>
+      </w:pPr>
+      <w:r>
+        <w:rPr>
+          <w:b w:val="0"/>
+        </w:rPr>
+        <w:t>Main selected perfect output is one demonstration; aggregate rate 14/20 = 70%. Six cases are not documented as passes in this summary; do not invent the exact failure/unassessed breakdown. Retain actual negative-case records when supplied. Picture original camera A ten/twelve ≈ 83.333%, no B records. Later one B success is a demonstration with unknown coverage, not broad reliability.</w:t>
+      </w:r>
+    </w:p>
+    <w:p>
+      <w:pPr>
+        <w:spacing w:line="336" w:lineRule="auto" w:after="180"/>
+      </w:pPr>
+      <w:r>
+        <w:rPr>
+          <w:b w:val="0"/>
+        </w:rPr>
+        <w:t>Propose reserved B cases with labels/grouping and fixed scoring, not a fabricated result. Independent fictional desktop-only project cannot answer mobile performance; say it was not tested and specify an appropriate reserved mobile follow-up with fixed criteria.</w:t>
+      </w:r>
+    </w:p>
+    <w:p>
+      <w:pPr>
         <w:pStyle w:val="Heading3"/>
       </w:pPr>
       <w:r>
-        <w:t>Explain Presentation and challenge session · 2</w:t>
+        <w:t>Presentation and challenge session — evidence trace</w:t>
+      </w:r>
+    </w:p>
+    <w:tbl>
+      <w:tblPr>
+        <w:tblStyle w:val="LightShading-Accent1"/>
+        <w:tblW w:type="auto" w:w="0"/>
+        <w:tblLook w:firstColumn="1" w:firstRow="1" w:lastColumn="0" w:lastRow="0" w:noHBand="0" w:noVBand="1" w:val="04A0"/>
+      </w:tblPr>
+      <w:tblGrid>
+        <w:gridCol w:w="3408"/>
+        <w:gridCol w:w="3408"/>
+        <w:gridCol w:w="3408"/>
+      </w:tblGrid>
+      <w:tr>
+        <w:trPr>
+          <w:tblHeader/>
+        </w:trPr>
+        <w:tc>
+          <w:tcPr>
+            <w:tcW w:type="dxa" w:w="3408"/>
+          </w:tcPr>
+          <w:p>
+            <w:r>
+              <w:t>Input and scope</w:t>
+            </w:r>
+          </w:p>
+        </w:tc>
+        <w:tc>
+          <w:tcPr>
+            <w:tcW w:type="dxa" w:w="3408"/>
+          </w:tcPr>
+          <w:p>
+            <w:r>
+              <w:t>Check or calculation</w:t>
+            </w:r>
+          </w:p>
+        </w:tc>
+        <w:tc>
+          <w:tcPr>
+            <w:tcW w:type="dxa" w:w="3408"/>
+          </w:tcPr>
+          <w:p>
+            <w:r>
+              <w:t>Conclusion and limit</w:t>
+            </w:r>
+          </w:p>
+        </w:tc>
+      </w:tr>
+      <w:tr>
+        <w:tc>
+          <w:tcPr>
+            <w:tcW w:type="dxa" w:w="3408"/>
+          </w:tcPr>
+          <w:p>
+            <w:r>
+              <w:t>A presenter shows one perfect output after a 20-case study with 14 passes.</w:t>
+            </w:r>
+          </w:p>
+        </w:tc>
+        <w:tc>
+          <w:tcPr>
+            <w:tcW w:type="dxa" w:w="3408"/>
+          </w:tcPr>
+          <w:p>
+            <w:r>
+              <w:t>Use a short sequence:question, design, primary result, failure, limitation, next question. Answer unfamiliar challenges by locating evidence or stating it is missing.</w:t>
+            </w:r>
+          </w:p>
+        </w:tc>
+        <w:tc>
+          <w:tcPr>
+            <w:tcW w:type="dxa" w:w="3408"/>
+          </w:tcPr>
+          <w:p>
+            <w:r>
+              <w:t>The demonstration is one example; study rate 70%. Present aggregate and failures and do not call the best output representative without evidence.</w:t>
+            </w:r>
+          </w:p>
+        </w:tc>
+      </w:tr>
+    </w:tbl>
+    <w:p>
+      <w:r>
+        <w:t>The figure connects this chapter's worked input, declared procedure and result. Read the complete worked reasoning for qualifiers and intermediate steps; the abbreviated labels do not replace that reasoning.</w:t>
+      </w:r>
+    </w:p>
+    <w:p>
+      <w:pPr>
+        <w:spacing w:line="336" w:lineRule="auto" w:after="180"/>
+      </w:pPr>
+      <w:r>
+        <w:rPr>
+          <w:b w:val="0"/>
+        </w:rPr>
+        <w:t xml:space="preserve">Guided: The demonstration is one example; study rate </w:t>
+      </w:r>
+      <w:r>
+        <w:rPr>
+          <w:b/>
+        </w:rPr>
+        <w:t>70%</w:t>
+      </w:r>
+      <w:r>
+        <w:rPr>
+          <w:b w:val="0"/>
+        </w:rPr>
+        <w:t xml:space="preserve">. Present aggregate and failures and do not call the best </w:t>
+      </w:r>
+      <w:r>
+        <w:rPr>
+          <w:b/>
+        </w:rPr>
+        <w:t>output</w:t>
+      </w:r>
+      <w:r>
+        <w:rPr>
+          <w:b w:val="0"/>
+        </w:rPr>
+        <w:t xml:space="preserve"> representative without </w:t>
+      </w:r>
+      <w:r>
+        <w:rPr>
+          <w:b/>
+        </w:rPr>
+        <w:t>evidence</w:t>
+      </w:r>
+      <w:r>
+        <w:rPr>
+          <w:b w:val="0"/>
+        </w:rPr>
+        <w:t xml:space="preserve">. Qualification: A confident response should not replace missing </w:t>
+      </w:r>
+      <w:r>
+        <w:rPr>
+          <w:b/>
+        </w:rPr>
+        <w:t>evidence</w:t>
+      </w:r>
+      <w:r>
+        <w:rPr>
+          <w:b w:val="0"/>
+        </w:rPr>
+        <w:t xml:space="preserve"> with speculation. Exit: accept a concrete variation with its predicted outcome and a stated condition that would challenge the </w:t>
+      </w:r>
+      <w:r>
+        <w:rPr>
+          <w:b/>
+        </w:rPr>
+        <w:t>mechanism</w:t>
+      </w:r>
+      <w:r>
+        <w:rPr>
+          <w:b w:val="0"/>
+        </w:rPr>
+        <w:t xml:space="preserve">; reject a claim resting on unmeasured </w:t>
+      </w:r>
+      <w:r>
+        <w:rPr>
+          <w:b/>
+        </w:rPr>
+        <w:t>evidence</w:t>
+      </w:r>
+      <w:r>
+        <w:rPr>
+          <w:b w:val="0"/>
+        </w:rPr>
+        <w:t>.</w:t>
+      </w:r>
+    </w:p>
+    <w:p>
+      <w:pPr>
+        <w:spacing w:line="336" w:lineRule="auto" w:after="180"/>
+      </w:pPr>
+      <w:r>
+        <w:rPr>
+          <w:b w:val="0"/>
+        </w:rPr>
+        <w:t xml:space="preserve">A presenter shows one perfect </w:t>
+      </w:r>
+      <w:r>
+        <w:rPr>
+          <w:b/>
+        </w:rPr>
+        <w:t>output</w:t>
+      </w:r>
+      <w:r>
+        <w:rPr>
+          <w:b w:val="0"/>
+        </w:rPr>
+        <w:t xml:space="preserve"> after a 20-case study with 14 passes.</w:t>
+      </w:r>
+    </w:p>
+    <w:p>
+      <w:pPr>
+        <w:spacing w:line="336" w:lineRule="auto" w:after="180"/>
+      </w:pPr>
+      <w:r>
+        <w:rPr>
+          <w:b w:val="0"/>
+        </w:rPr>
+        <w:t xml:space="preserve">The demonstration is one example; study rate </w:t>
+      </w:r>
+      <w:r>
+        <w:rPr>
+          <w:b/>
+        </w:rPr>
+        <w:t>70%</w:t>
+      </w:r>
+      <w:r>
+        <w:rPr>
+          <w:b w:val="0"/>
+        </w:rPr>
+        <w:t xml:space="preserve">. Present aggregate and failures and do not call the best </w:t>
+      </w:r>
+      <w:r>
+        <w:rPr>
+          <w:b/>
+        </w:rPr>
+        <w:t>output</w:t>
+      </w:r>
+      <w:r>
+        <w:rPr>
+          <w:b w:val="0"/>
+        </w:rPr>
+        <w:t xml:space="preserve"> representative without </w:t>
+      </w:r>
+      <w:r>
+        <w:rPr>
+          <w:b/>
+        </w:rPr>
+        <w:t>evidence</w:t>
+      </w:r>
+      <w:r>
+        <w:rPr>
+          <w:b w:val="0"/>
+        </w:rPr>
+        <w:t>.</w:t>
+      </w:r>
+    </w:p>
+    <w:p>
+      <w:pPr>
+        <w:spacing w:line="336" w:lineRule="auto" w:after="180"/>
+      </w:pPr>
+      <w:r>
+        <w:rPr>
+          <w:b w:val="0"/>
+        </w:rPr>
+        <w:t xml:space="preserve">Compare the intermediate </w:t>
+      </w:r>
+      <w:r>
+        <w:rPr>
+          <w:b/>
+        </w:rPr>
+        <w:t>evidence</w:t>
+      </w:r>
+      <w:r>
+        <w:rPr>
+          <w:b w:val="0"/>
+        </w:rPr>
+        <w:t xml:space="preserve"> with the final statement. Explain why each number or decision follows from the stated </w:t>
+      </w:r>
+      <w:r>
+        <w:rPr>
+          <w:b/>
+        </w:rPr>
+        <w:t>input</w:t>
+      </w:r>
+      <w:r>
+        <w:rPr>
+          <w:b w:val="0"/>
+        </w:rPr>
+        <w:t>s.</w:t>
+      </w:r>
+    </w:p>
+    <w:p>
+      <w:pPr>
+        <w:spacing w:line="336" w:lineRule="auto" w:after="180"/>
+      </w:pPr>
+      <w:r>
+        <w:rPr>
+          <w:b w:val="0"/>
+        </w:rPr>
+        <w:t xml:space="preserve">The conclusion belongs to this scenario and procedure; changing the </w:t>
+      </w:r>
+      <w:r>
+        <w:rPr>
+          <w:b/>
+        </w:rPr>
+        <w:t>input</w:t>
+      </w:r>
+      <w:r>
+        <w:rPr>
+          <w:b w:val="0"/>
+        </w:rPr>
+        <w:t>s, evaluation population or authority can change what it establishes. Retain the raw record so a later revision can be compared honestly.</w:t>
+      </w:r>
+    </w:p>
+    <w:p>
+      <w:pPr>
+        <w:pStyle w:val="Heading2"/>
+      </w:pPr>
+      <w:r>
+        <w:t>Boundary and misconception probes</w:t>
+      </w:r>
+    </w:p>
+    <w:tbl>
+      <w:tblPr>
+        <w:tblStyle w:val="LightShading-Accent1"/>
+        <w:tblW w:type="auto" w:w="0"/>
+        <w:tblLook w:firstColumn="1" w:firstRow="1" w:lastColumn="0" w:lastRow="0" w:noHBand="0" w:noVBand="1" w:val="04A0"/>
+      </w:tblPr>
+      <w:tblGrid>
+        <w:gridCol w:w="5112"/>
+        <w:gridCol w:w="5112"/>
+      </w:tblGrid>
+      <w:tr>
+        <w:trPr>
+          <w:tblHeader/>
+        </w:trPr>
+        <w:tc>
+          <w:tcPr>
+            <w:tcW w:type="dxa" w:w="5112"/>
+          </w:tcPr>
+          <w:p>
+            <w:r>
+              <w:t>Presentation audit</w:t>
+            </w:r>
+          </w:p>
+        </w:tc>
+        <w:tc>
+          <w:tcPr>
+            <w:tcW w:type="dxa" w:w="5112"/>
+          </w:tcPr>
+          <w:p>
+            <w:r>
+              <w:t>Checked interpretation</w:t>
+            </w:r>
+          </w:p>
+        </w:tc>
+      </w:tr>
+      <w:tr>
+        <w:tc>
+          <w:tcPr>
+            <w:tcW w:type="dxa" w:w="5112"/>
+          </w:tcPr>
+          <w:p>
+            <w:r>
+              <w:t>One perfect output</w:t>
+            </w:r>
+          </w:p>
+        </w:tc>
+        <w:tc>
+          <w:tcPr>
+            <w:tcW w:type="dxa" w:w="5112"/>
+          </w:tcPr>
+          <w:p>
+            <w:r>
+              <w:t>Demonstration, not the whole study</w:t>
+            </w:r>
+          </w:p>
+        </w:tc>
+      </w:tr>
+      <w:tr>
+        <w:tc>
+          <w:tcPr>
+            <w:tcW w:type="dxa" w:w="5112"/>
+          </w:tcPr>
+          <w:p>
+            <w:r>
+              <w:t>14/20 study passes</w:t>
+            </w:r>
+          </w:p>
+        </w:tc>
+        <w:tc>
+          <w:tcPr>
+            <w:tcW w:type="dxa" w:w="5112"/>
+          </w:tcPr>
+          <w:p>
+            <w:r>
+              <w:t>Seventy percent, not perfect performance</w:t>
+            </w:r>
+          </w:p>
+        </w:tc>
+      </w:tr>
+      <w:tr>
+        <w:tc>
+          <w:tcPr>
+            <w:tcW w:type="dxa" w:w="5112"/>
+          </w:tcPr>
+          <w:p>
+            <w:r>
+              <w:t>Six not documented as passes</w:t>
+            </w:r>
+          </w:p>
+        </w:tc>
+        <w:tc>
+          <w:tcPr>
+            <w:tcW w:type="dxa" w:w="5112"/>
+          </w:tcPr>
+          <w:p>
+            <w:r>
+              <w:t>Do not invent their exact missing/failure breakdown</w:t>
+            </w:r>
+          </w:p>
+        </w:tc>
+      </w:tr>
+      <w:tr>
+        <w:tc>
+          <w:tcPr>
+            <w:tcW w:type="dxa" w:w="5112"/>
+          </w:tcPr>
+          <w:p>
+            <w:r>
+              <w:t>No camera-B records originally</w:t>
+            </w:r>
+          </w:p>
+        </w:tc>
+        <w:tc>
+          <w:tcPr>
+            <w:tcW w:type="dxa" w:w="5112"/>
+          </w:tcPr>
+          <w:p>
+            <w:r>
+              <w:t>State scope; do not promise performance</w:t>
+            </w:r>
+          </w:p>
+        </w:tc>
+      </w:tr>
+      <w:tr>
+        <w:tc>
+          <w:tcPr>
+            <w:tcW w:type="dxa" w:w="5112"/>
+          </w:tcPr>
+          <w:p>
+            <w:r>
+              <w:t>One later camera-B success</w:t>
+            </w:r>
+          </w:p>
+        </w:tc>
+        <w:tc>
+          <w:tcPr>
+            <w:tcW w:type="dxa" w:w="5112"/>
+          </w:tcPr>
+          <w:p>
+            <w:r>
+              <w:t>Record separately, not a broad reliability estimate</w:t>
+            </w:r>
+          </w:p>
+        </w:tc>
+      </w:tr>
+      <w:tr>
+        <w:tc>
+          <w:tcPr>
+            <w:tcW w:type="dxa" w:w="5112"/>
+          </w:tcPr>
+          <w:p>
+            <w:r>
+              <w:t>Question about mobile after desktop-only test</w:t>
+            </w:r>
+          </w:p>
+        </w:tc>
+        <w:tc>
+          <w:tcPr>
+            <w:tcW w:type="dxa" w:w="5112"/>
+          </w:tcPr>
+          <w:p>
+            <w:r>
+              <w:t>Unknown in that fictional project</w:t>
+            </w:r>
+          </w:p>
+        </w:tc>
+      </w:tr>
+      <w:tr>
+        <w:tc>
+          <w:tcPr>
+            <w:tcW w:type="dxa" w:w="5112"/>
+          </w:tcPr>
+          <w:p>
+            <w:r>
+              <w:t>Future test proposed</w:t>
+            </w:r>
+          </w:p>
+        </w:tc>
+        <w:tc>
+          <w:tcPr>
+            <w:tcW w:type="dxa" w:w="5112"/>
+          </w:tcPr>
+          <w:p>
+            <w:r>
+              <w:t>Keep status not run</w:t>
+            </w:r>
+          </w:p>
+        </w:tc>
+      </w:tr>
+      <w:tr>
+        <w:tc>
+          <w:tcPr>
+            <w:tcW w:type="dxa" w:w="5112"/>
+          </w:tcPr>
+          <w:p>
+            <w:r>
+              <w:t>Honest limitation stated</w:t>
+            </w:r>
+          </w:p>
+        </w:tc>
+        <w:tc>
+          <w:tcPr>
+            <w:tcW w:type="dxa" w:w="5112"/>
+          </w:tcPr>
+          <w:p>
+            <w:r>
+              <w:t>Retain the primary result; do not hide it behind a demonstration</w:t>
+            </w:r>
+          </w:p>
+        </w:tc>
+      </w:tr>
+    </w:tbl>
+    <w:p>
+      <w:pPr>
+        <w:pStyle w:val="Heading2"/>
+      </w:pPr>
+      <w:r>
+        <w:t>Separate pictured facts and full reasoning</w:t>
+      </w:r>
+    </w:p>
+    <w:p>
+      <w:pPr>
+        <w:spacing w:line="336" w:lineRule="auto" w:after="180"/>
+      </w:pPr>
+      <w:r>
+        <w:rPr>
+          <w:b w:val="0"/>
+        </w:rPr>
+        <w:t xml:space="preserve">Answer a challenge without inventing </w:t>
+      </w:r>
+      <w:r>
+        <w:rPr>
+          <w:b/>
+        </w:rPr>
+        <w:t>evidence</w:t>
+      </w:r>
+      <w:r>
+        <w:rPr>
+          <w:b w:val="0"/>
+        </w:rPr>
+        <w:t>. At the presentation, a reviewer asks whether the model works on a different camera.</w:t>
+      </w:r>
+    </w:p>
+    <w:p>
+      <w:pPr>
+        <w:spacing w:line="336" w:lineRule="auto" w:after="180"/>
+      </w:pPr>
+      <w:r>
+        <w:rPr>
+          <w:b w:val="0"/>
+        </w:rPr>
+        <w:t>The project tested twelve photos from camera A only. Ten were correct; no camera B records exist.</w:t>
+      </w:r>
+    </w:p>
+    <w:p>
+      <w:pPr>
+        <w:spacing w:line="336" w:lineRule="auto" w:after="180"/>
+      </w:pPr>
+      <w:r>
+        <w:rPr>
+          <w:b w:val="0"/>
+        </w:rPr>
+        <w:t>The separate picture’s original project tests twelve camera-A photos and gets ten correct, approximately 83.333%. It contains no camera-B records, so the original study cannot establish performance on camera B. A proposed follow-up uses reserved camera-B cases with labels, source grouping and a fixed scoring rule. In the changed scenario, one camera-B success is displayed.</w:t>
+      </w:r>
+    </w:p>
+    <w:p>
+      <w:pPr>
+        <w:spacing w:line="336" w:lineRule="auto" w:after="180"/>
+      </w:pPr>
+      <w:r>
+        <w:rPr>
+          <w:b w:val="0"/>
+        </w:rPr>
+        <w:t>That provides a single demonstration, not coverage or a broad reliability estimate; do not erase it or pretend it was part of the original study. Keep its selection status separate and continue to state what a planned representative condition test would need.</w:t>
+      </w:r>
+    </w:p>
+    <w:tbl>
+      <w:tblPr>
+        <w:tblStyle w:val="LightShading-Accent1"/>
+        <w:tblW w:type="auto" w:w="0"/>
+        <w:tblLook w:firstColumn="1" w:firstRow="1" w:lastColumn="0" w:lastRow="0" w:noHBand="0" w:noVBand="1" w:val="04A0"/>
+      </w:tblPr>
+      <w:tblGrid>
+        <w:gridCol w:w="5112"/>
+        <w:gridCol w:w="5112"/>
+      </w:tblGrid>
+      <w:tr>
+        <w:trPr>
+          <w:tblHeader/>
+        </w:trPr>
+        <w:tc>
+          <w:tcPr>
+            <w:tcW w:type="dxa" w:w="5112"/>
+          </w:tcPr>
+          <w:p>
+            <w:r>
+              <w:t>Separate challenge evidence</w:t>
+            </w:r>
+          </w:p>
+        </w:tc>
+        <w:tc>
+          <w:tcPr>
+            <w:tcW w:type="dxa" w:w="5112"/>
+          </w:tcPr>
+          <w:p>
+            <w:r>
+              <w:t>Honest answer</w:t>
+            </w:r>
+          </w:p>
+        </w:tc>
+      </w:tr>
+      <w:tr>
+        <w:tc>
+          <w:tcPr>
+            <w:tcW w:type="dxa" w:w="5112"/>
+          </w:tcPr>
+          <w:p>
+            <w:r>
+              <w:t>Original camera A</w:t>
+            </w:r>
+          </w:p>
+        </w:tc>
+        <w:tc>
+          <w:tcPr>
+            <w:tcW w:type="dxa" w:w="5112"/>
+          </w:tcPr>
+          <w:p>
+            <w:r>
+              <w:t>10/12 correct ≈ 83.333% on those photos</w:t>
+            </w:r>
+          </w:p>
+        </w:tc>
+      </w:tr>
+      <w:tr>
+        <w:tc>
+          <w:tcPr>
+            <w:tcW w:type="dxa" w:w="5112"/>
+          </w:tcPr>
+          <w:p>
+            <w:r>
+              <w:t>Original camera B</w:t>
+            </w:r>
+          </w:p>
+        </w:tc>
+        <w:tc>
+          <w:tcPr>
+            <w:tcW w:type="dxa" w:w="5112"/>
+          </w:tcPr>
+          <w:p>
+            <w:r>
+              <w:t>No records; no supported rate</w:t>
+            </w:r>
+          </w:p>
+        </w:tc>
+      </w:tr>
+      <w:tr>
+        <w:tc>
+          <w:tcPr>
+            <w:tcW w:type="dxa" w:w="5112"/>
+          </w:tcPr>
+          <w:p>
+            <w:r>
+              <w:t>Later displayed B success</w:t>
+            </w:r>
+          </w:p>
+        </w:tc>
+        <w:tc>
+          <w:tcPr>
+            <w:tcW w:type="dxa" w:w="5112"/>
+          </w:tcPr>
+          <w:p>
+            <w:r>
+              <w:t>One demonstrated observation, selection/coverage unknown</w:t>
+            </w:r>
+          </w:p>
+        </w:tc>
+      </w:tr>
+      <w:tr>
+        <w:tc>
+          <w:tcPr>
+            <w:tcW w:type="dxa" w:w="5112"/>
+          </w:tcPr>
+          <w:p>
+            <w:r>
+              <w:t>Can claim broad camera-B reliability?</w:t>
+            </w:r>
+          </w:p>
+        </w:tc>
+        <w:tc>
+          <w:tcPr>
+            <w:tcW w:type="dxa" w:w="5112"/>
+          </w:tcPr>
+          <w:p>
+            <w:r>
+              <w:t>No</w:t>
+            </w:r>
+          </w:p>
+        </w:tc>
+      </w:tr>
+      <w:tr>
+        <w:tc>
+          <w:tcPr>
+            <w:tcW w:type="dxa" w:w="5112"/>
+          </w:tcPr>
+          <w:p>
+            <w:r>
+              <w:t>Proposed test</w:t>
+            </w:r>
+          </w:p>
+        </w:tc>
+        <w:tc>
+          <w:tcPr>
+            <w:tcW w:type="dxa" w:w="5112"/>
+          </w:tcPr>
+          <w:p>
+            <w:r>
+              <w:t>Reserved labelled B cases, grouping and fixed scoring</w:t>
+            </w:r>
+          </w:p>
+        </w:tc>
+      </w:tr>
+      <w:tr>
+        <w:tc>
+          <w:tcPr>
+            <w:tcW w:type="dxa" w:w="5112"/>
+          </w:tcPr>
+          <w:p>
+            <w:r>
+              <w:t>Proposed test status</w:t>
+            </w:r>
+          </w:p>
+        </w:tc>
+        <w:tc>
+          <w:tcPr>
+            <w:tcW w:type="dxa" w:w="5112"/>
+          </w:tcPr>
+          <w:p>
+            <w:r>
+              <w:t>Not run; no result invented</w:t>
+            </w:r>
+          </w:p>
+        </w:tc>
+      </w:tr>
+      <w:tr>
+        <w:tc>
+          <w:tcPr>
+            <w:tcW w:type="dxa" w:w="5112"/>
+          </w:tcPr>
+          <w:p>
+            <w:r>
+              <w:t>Remaining design issues</w:t>
+            </w:r>
+          </w:p>
+        </w:tc>
+        <w:tc>
+          <w:tcPr>
+            <w:tcW w:type="dxa" w:w="5112"/>
+          </w:tcPr>
+          <w:p>
+            <w:r>
+              <w:t>Sampling and uncertainty still need justification</w:t>
+            </w:r>
+          </w:p>
+        </w:tc>
+      </w:tr>
+    </w:tbl>
+    <w:p>
+      <w:r>
+        <w:drawing>
+          <wp:inline xmlns:a="http://schemas.openxmlformats.org/drawingml/2006/main" xmlns:pic="http://schemas.openxmlformats.org/drawingml/2006/picture">
+            <wp:extent cx="5486400" cy="3029913"/>
+            <wp:docPr id="1" name="Picture 1" descr="Original project tests camera A only, ten correct of twelve photos, approximately eighty-three point three three three percent. Camera B originally has no records. A later one-camera-B success is a demonstration, not broad reliability. A reserved labelled camera-B test with fixed scoring is proposed, not run."/>
+            <wp:cNvGraphicFramePr>
+              <a:graphicFrameLocks noChangeAspect="1"/>
+            </wp:cNvGraphicFramePr>
+            <a:graphic>
+              <a:graphicData uri="http://schemas.openxmlformats.org/drawingml/2006/picture">
+                <pic:pic>
+                  <pic:nvPicPr>
+                    <pic:cNvPr id="0" name="ai-7-35-evidence-boundary.png"/>
+                    <pic:cNvPicPr/>
+                  </pic:nvPicPr>
+                  <pic:blipFill>
+                    <a:blip r:embed="rId9"/>
+                    <a:stretch>
+                      <a:fillRect/>
+                    </a:stretch>
+                  </pic:blipFill>
+                  <pic:spPr>
+                    <a:xfrm>
+                      <a:off x="0" y="0"/>
+                      <a:ext cx="5486400" cy="3029913"/>
+                    </a:xfrm>
+                    <a:prstGeom prst="rect"/>
+                  </pic:spPr>
+                </pic:pic>
+              </a:graphicData>
+            </a:graphic>
+          </wp:inline>
+        </w:drawing>
+      </w:r>
+    </w:p>
+    <w:p>
+      <w:pPr>
+        <w:pStyle w:val="Heading2"/>
+      </w:pPr>
+      <w:r>
+        <w:t>Picture trace and changed-condition key</w:t>
+      </w:r>
+    </w:p>
+    <w:p>
+      <w:r>
+        <w:drawing>
+          <wp:inline xmlns:a="http://schemas.openxmlformats.org/drawingml/2006/main" xmlns:pic="http://schemas.openxmlformats.org/drawingml/2006/picture">
+            <wp:extent cx="5486400" cy="3182112"/>
+            <wp:docPr id="2" name="Picture 2" descr="State measured result: Report 10/12 correct on camera A. → Address the challenge: Say camera B performance is not measured. → Propose a valid next test: Use reserved camera-B cases with labels, grouping and a fixed scoring rule."/>
+            <wp:cNvGraphicFramePr>
+              <a:graphicFrameLocks noChangeAspect="1"/>
+            </wp:cNvGraphicFramePr>
+            <a:graphic>
+              <a:graphicData uri="http://schemas.openxmlformats.org/drawingml/2006/picture">
+                <pic:pic>
+                  <pic:nvPicPr>
+                    <pic:cNvPr id="0" name="academy-story-ai-7-35-02.png"/>
+                    <pic:cNvPicPr/>
+                  </pic:nvPicPr>
+                  <pic:blipFill>
+                    <a:blip r:embed="rId10"/>
+                    <a:stretch>
+                      <a:fillRect/>
+                    </a:stretch>
+                  </pic:blipFill>
+                  <pic:spPr>
+                    <a:xfrm>
+                      <a:off x="0" y="0"/>
+                      <a:ext cx="5486400" cy="3182112"/>
+                    </a:xfrm>
+                    <a:prstGeom prst="rect"/>
+                  </pic:spPr>
+                </pic:pic>
+              </a:graphicData>
+            </a:graphic>
+          </wp:inline>
+        </w:drawing>
+      </w:r>
+    </w:p>
+    <w:p>
+      <w:pPr>
+        <w:pStyle w:val="Heading3"/>
+      </w:pPr>
+      <w:r>
+        <w:t>Read the picture one step at a time</w:t>
+      </w:r>
+    </w:p>
+    <w:tbl>
+      <w:tblPr>
+        <w:tblStyle w:val="LightShading-Accent1"/>
+        <w:tblW w:type="auto" w:w="0"/>
+        <w:tblLook w:firstColumn="1" w:firstRow="1" w:lastColumn="0" w:lastRow="0" w:noHBand="0" w:noVBand="1" w:val="04A0"/>
+      </w:tblPr>
+      <w:tblGrid>
+        <w:gridCol w:w="5112"/>
+        <w:gridCol w:w="5112"/>
+      </w:tblGrid>
+      <w:tr>
+        <w:trPr>
+          <w:tblHeader/>
+        </w:trPr>
+        <w:tc>
+          <w:tcPr>
+            <w:tcW w:type="dxa" w:w="5112"/>
+          </w:tcPr>
+          <w:p>
+            <w:r>
+              <w:t>Step</w:t>
+            </w:r>
+          </w:p>
+        </w:tc>
+        <w:tc>
+          <w:tcPr>
+            <w:tcW w:type="dxa" w:w="5112"/>
+          </w:tcPr>
+          <w:p>
+            <w:r>
+              <w:t>What happens and why</w:t>
+            </w:r>
+          </w:p>
+        </w:tc>
+      </w:tr>
+      <w:tr>
+        <w:tc>
+          <w:tcPr>
+            <w:tcW w:type="dxa" w:w="5112"/>
+          </w:tcPr>
+          <w:p>
+            <w:r>
+              <w:t>1. State measured result</w:t>
+            </w:r>
+          </w:p>
+        </w:tc>
+        <w:tc>
+          <w:tcPr>
+            <w:tcW w:type="dxa" w:w="5112"/>
+          </w:tcPr>
+          <w:p>
+            <w:r>
+              <w:t>Report 10/12 correct on camera A.</w:t>
+            </w:r>
+          </w:p>
+        </w:tc>
+      </w:tr>
+      <w:tr>
+        <w:tc>
+          <w:tcPr>
+            <w:tcW w:type="dxa" w:w="5112"/>
+          </w:tcPr>
+          <w:p>
+            <w:r>
+              <w:t>2. Address the challenge</w:t>
+            </w:r>
+          </w:p>
+        </w:tc>
+        <w:tc>
+          <w:tcPr>
+            <w:tcW w:type="dxa" w:w="5112"/>
+          </w:tcPr>
+          <w:p>
+            <w:r>
+              <w:t>Say camera B performance is not measured.</w:t>
+            </w:r>
+          </w:p>
+        </w:tc>
+      </w:tr>
+      <w:tr>
+        <w:tc>
+          <w:tcPr>
+            <w:tcW w:type="dxa" w:w="5112"/>
+          </w:tcPr>
+          <w:p>
+            <w:r>
+              <w:t>3. Propose a valid next test</w:t>
+            </w:r>
+          </w:p>
+        </w:tc>
+        <w:tc>
+          <w:tcPr>
+            <w:tcW w:type="dxa" w:w="5112"/>
+          </w:tcPr>
+          <w:p>
+            <w:r>
+              <w:t>Use reserved camera-B cases with labels, grouping and a fixed scoring rule.</w:t>
+            </w:r>
+          </w:p>
+        </w:tc>
+      </w:tr>
+    </w:tbl>
+    <w:p>
+      <w:r>
+        <w:t>Match each pictured step to the supplied facts. This is a worked teaching case, not an independent assessment.</w:t>
+      </w:r>
+    </w:p>
+    <w:p>
+      <w:pPr>
+        <w:spacing w:line="336" w:lineRule="auto" w:after="180"/>
+      </w:pPr>
+      <w:r>
+        <w:rPr>
+          <w:b w:val="0"/>
+        </w:rPr>
+        <w:t xml:space="preserve">A </w:t>
+      </w:r>
+      <w:r>
+        <w:rPr>
+          <w:b/>
+        </w:rPr>
+        <w:t>challenge session</w:t>
+      </w:r>
+      <w:r>
+        <w:rPr>
+          <w:b w:val="0"/>
+        </w:rPr>
+        <w:t xml:space="preserve"> tests whether the team knows its </w:t>
+      </w:r>
+      <w:r>
+        <w:rPr>
+          <w:b/>
+        </w:rPr>
+        <w:t>evidence</w:t>
+      </w:r>
+      <w:r>
+        <w:rPr>
+          <w:b w:val="0"/>
+        </w:rPr>
+        <w:t xml:space="preserve"> boundary. An honest unknown plus a specific future test is stronger than an unsupported confident promise.</w:t>
+      </w:r>
+    </w:p>
+    <w:p>
+      <w:pPr>
+        <w:spacing w:line="336" w:lineRule="auto" w:after="180"/>
+      </w:pPr>
+      <w:r>
+        <w:rPr>
+          <w:b w:val="0"/>
+        </w:rPr>
+        <w:t>The original result and proposed study still need sampling and uncertainty discussion.</w:t>
+      </w:r>
+    </w:p>
+    <w:p>
+      <w:pPr>
+        <w:spacing w:line="336" w:lineRule="auto" w:after="180"/>
+      </w:pPr>
+      <w:r>
+        <w:rPr>
+          <w:b w:val="0"/>
+        </w:rPr>
+        <w:t>Change: The reviewer shows one camera-B success.</w:t>
+      </w:r>
+    </w:p>
+    <w:p>
+      <w:pPr>
+        <w:spacing w:line="336" w:lineRule="auto" w:after="180"/>
+      </w:pPr>
+      <w:r>
+        <w:rPr>
+          <w:b/>
+        </w:rPr>
+        <w:t>Prediction</w:t>
+      </w:r>
+      <w:r>
+        <w:rPr>
+          <w:b w:val="0"/>
+        </w:rPr>
+        <w:t>: That is one demonstration, not an estimate of broad camera-B reliability.</w:t>
+      </w:r>
+    </w:p>
+    <w:p>
+      <w:pPr>
+        <w:spacing w:line="336" w:lineRule="auto" w:after="180"/>
+      </w:pPr>
+      <w:r>
+        <w:rPr>
+          <w:b w:val="0"/>
+        </w:rPr>
+        <w:t xml:space="preserve">Reason: One selected </w:t>
+      </w:r>
+      <w:r>
+        <w:rPr>
+          <w:b/>
+        </w:rPr>
+        <w:t>observation</w:t>
+      </w:r>
+      <w:r>
+        <w:rPr>
+          <w:b w:val="0"/>
+        </w:rPr>
+        <w:t xml:space="preserve"> does not represent the full proposed condition.</w:t>
+      </w:r>
+    </w:p>
+    <w:p>
+      <w:pPr>
+        <w:pStyle w:val="Heading2"/>
+      </w:pPr>
+      <w:r>
+        <w:t>Earlier wording, alternatives and picture transcripts · reference / check after trying</w:t>
+      </w:r>
+    </w:p>
+    <w:p>
+      <w:pPr>
+        <w:spacing w:line="336" w:lineRule="auto" w:after="180"/>
+      </w:pPr>
+      <w:r>
+        <w:rPr>
+          <w:b w:val="0"/>
+        </w:rPr>
+        <w:t>Begin by writing the question the procedure is intended to answer. Identify the information already supplied, the information it will produce and the information still missing.</w:t>
+      </w:r>
+    </w:p>
+    <w:p>
+      <w:pPr>
+        <w:spacing w:line="336" w:lineRule="auto" w:after="180"/>
+      </w:pPr>
+      <w:r>
+        <w:rPr>
+          <w:b w:val="0"/>
+        </w:rPr>
+        <w:t>These are constructed classroom examples; they do not require live accounts, private records or an external service. Do not treat a plausible explanation as a measured outcome.</w:t>
       </w:r>
     </w:p>
     <w:p>
@@ -1051,99 +2610,30 @@
         <w:pStyle w:val="Heading3"/>
       </w:pPr>
       <w:r>
-        <w:t>Presentation and challenge session — evidence trace</w:t>
-      </w:r>
-    </w:p>
-    <w:tbl>
-      <w:tblPr>
-        <w:tblStyle w:val="LightShading-Accent1"/>
-        <w:tblW w:type="auto" w:w="0"/>
-        <w:tblLook w:firstColumn="1" w:firstRow="1" w:lastColumn="0" w:lastRow="0" w:noHBand="0" w:noVBand="1" w:val="04A0"/>
-      </w:tblPr>
-      <w:tblGrid>
-        <w:gridCol w:w="3408"/>
-        <w:gridCol w:w="3408"/>
-        <w:gridCol w:w="3408"/>
-      </w:tblGrid>
-      <w:tr>
-        <w:trPr>
-          <w:tblHeader/>
-        </w:trPr>
-        <w:tc>
-          <w:tcPr>
-            <w:tcW w:type="dxa" w:w="3408"/>
-          </w:tcPr>
-          <w:p>
-            <w:r>
-              <w:t>Input and scope</w:t>
-            </w:r>
-          </w:p>
-        </w:tc>
-        <w:tc>
-          <w:tcPr>
-            <w:tcW w:type="dxa" w:w="3408"/>
-          </w:tcPr>
-          <w:p>
-            <w:r>
-              <w:t>Check or calculation</w:t>
-            </w:r>
-          </w:p>
-        </w:tc>
-        <w:tc>
-          <w:tcPr>
-            <w:tcW w:type="dxa" w:w="3408"/>
-          </w:tcPr>
-          <w:p>
-            <w:r>
-              <w:t>Conclusion and limit</w:t>
-            </w:r>
-          </w:p>
-        </w:tc>
-      </w:tr>
-      <w:tr>
-        <w:tc>
-          <w:tcPr>
-            <w:tcW w:type="dxa" w:w="3408"/>
-          </w:tcPr>
-          <w:p>
-            <w:r>
-              <w:t>A presenter shows one perfect output after a20-case study with14 passes.</w:t>
-            </w:r>
-          </w:p>
-        </w:tc>
-        <w:tc>
-          <w:tcPr>
-            <w:tcW w:type="dxa" w:w="3408"/>
-          </w:tcPr>
-          <w:p>
-            <w:r>
-              <w:t>Use a short sequence:question, design, primary result, failure, limitation, next question. Answer unfamiliar challenges by locating evidence or stating it is missing.</w:t>
-            </w:r>
-          </w:p>
-        </w:tc>
-        <w:tc>
-          <w:tcPr>
-            <w:tcW w:type="dxa" w:w="3408"/>
-          </w:tcPr>
-          <w:p>
-            <w:r>
-              <w:t>The demonstration is one example; study rate70%. Present aggregate and failures and do not call the best output representative without evidence.</w:t>
-            </w:r>
-          </w:p>
-        </w:tc>
-      </w:tr>
-    </w:tbl>
-    <w:p>
-      <w:r>
-        <w:t>The figure connects this chapter's worked input, declared procedure and result. Read the complete worked reasoning for qualifiers and intermediate steps; the abbreviated labels do not replace that reasoning.</w:t>
+        <w:t>Model the reasoning aloud</w:t>
       </w:r>
     </w:p>
     <w:p>
       <w:pPr>
-        <w:pStyle w:val="Heading3"/>
-      </w:pPr>
-      <w:r>
-        <w:t>Explain Presentation and challenge session · 3</w:t>
+        <w:spacing w:line="336" w:lineRule="auto" w:after="180"/>
+      </w:pPr>
+      <w:r>
+        <w:rPr>
+          <w:b w:val="0"/>
+        </w:rPr>
+        <w:t xml:space="preserve">Use the complete worked example below before asking learners to complete W2. Reveal a small part, invite a </w:t>
+      </w:r>
+      <w:r>
+        <w:rPr>
+          <w:b/>
+        </w:rPr>
+        <w:t>prediction</w:t>
+      </w:r>
+      <w:r>
+        <w:rPr>
+          <w:b w:val="0"/>
+        </w:rPr>
+        <w:t>, then explain the deciding step.</w:t>
       </w:r>
     </w:p>
     <w:p>
@@ -1154,279 +2644,7 @@
         <w:rPr>
           <w:b w:val="0"/>
         </w:rPr>
-        <w:t>Guided: The demonstration is one example; study rate</w:t>
-      </w:r>
-      <w:r>
-        <w:rPr>
-          <w:b/>
-        </w:rPr>
-        <w:t>70%</w:t>
-      </w:r>
-      <w:r>
-        <w:rPr>
-          <w:b w:val="0"/>
-        </w:rPr>
-        <w:t xml:space="preserve">. Present aggregate and failures and do not call the best </w:t>
-      </w:r>
-      <w:r>
-        <w:rPr>
-          <w:b/>
-        </w:rPr>
-        <w:t>output</w:t>
-      </w:r>
-      <w:r>
-        <w:rPr>
-          <w:b w:val="0"/>
-        </w:rPr>
-        <w:t xml:space="preserve"> representative without </w:t>
-      </w:r>
-      <w:r>
-        <w:rPr>
-          <w:b/>
-        </w:rPr>
-        <w:t>evidence</w:t>
-      </w:r>
-      <w:r>
-        <w:rPr>
-          <w:b w:val="0"/>
-        </w:rPr>
-        <w:t>.</w:t>
-      </w:r>
-    </w:p>
-    <w:p>
-      <w:pPr>
-        <w:spacing w:line="336" w:lineRule="auto" w:after="180"/>
-      </w:pPr>
-      <w:r>
-        <w:rPr>
-          <w:b w:val="0"/>
-        </w:rPr>
-        <w:t xml:space="preserve">Qualification: A confident response should not replace missing </w:t>
-      </w:r>
-      <w:r>
-        <w:rPr>
-          <w:b/>
-        </w:rPr>
-        <w:t>evidence</w:t>
-      </w:r>
-      <w:r>
-        <w:rPr>
-          <w:b w:val="0"/>
-        </w:rPr>
-        <w:t xml:space="preserve"> with speculation.</w:t>
-      </w:r>
-    </w:p>
-    <w:p>
-      <w:pPr>
-        <w:spacing w:line="336" w:lineRule="auto" w:after="180"/>
-      </w:pPr>
-      <w:r>
-        <w:rPr>
-          <w:b w:val="0"/>
-        </w:rPr>
-        <w:t xml:space="preserve">Exit: accept a concrete variation with its predicted outcome and a stated condition that would challenge the </w:t>
-      </w:r>
-      <w:r>
-        <w:rPr>
-          <w:b/>
-        </w:rPr>
-        <w:t>mechanism</w:t>
-      </w:r>
-      <w:r>
-        <w:rPr>
-          <w:b w:val="0"/>
-        </w:rPr>
-        <w:t xml:space="preserve">; reject a claim resting on unmeasured </w:t>
-      </w:r>
-      <w:r>
-        <w:rPr>
-          <w:b/>
-        </w:rPr>
-        <w:t>evidence</w:t>
-      </w:r>
-      <w:r>
-        <w:rPr>
-          <w:b w:val="0"/>
-        </w:rPr>
-        <w:t>.</w:t>
-      </w:r>
-    </w:p>
-    <w:p>
-      <w:pPr>
-        <w:pStyle w:val="Heading3"/>
-      </w:pPr>
-      <w:r>
-        <w:t>Model the reasoning aloud</w:t>
-      </w:r>
-    </w:p>
-    <w:p>
-      <w:pPr>
-        <w:spacing w:line="336" w:lineRule="auto" w:after="180"/>
-      </w:pPr>
-      <w:r>
-        <w:rPr>
-          <w:b w:val="0"/>
-        </w:rPr>
-        <w:t xml:space="preserve">Use the complete worked example below before asking learners to complete W2. Reveal a small part, invite a </w:t>
-      </w:r>
-      <w:r>
-        <w:rPr>
-          <w:b/>
-        </w:rPr>
-        <w:t>prediction</w:t>
-      </w:r>
-      <w:r>
-        <w:rPr>
-          <w:b w:val="0"/>
-        </w:rPr>
-        <w:t>, then explain the deciding step.</w:t>
-      </w:r>
-    </w:p>
-    <w:p>
-      <w:pPr>
-        <w:spacing w:line="336" w:lineRule="auto" w:after="180"/>
-      </w:pPr>
-      <w:r>
-        <w:rPr>
-          <w:b w:val="0"/>
-        </w:rPr>
         <w:t>These teacher notes contain solutions; do not reveal the independent case answer during modelling.</w:t>
-      </w:r>
-    </w:p>
-    <w:p>
-      <w:pPr>
-        <w:spacing w:line="336" w:lineRule="auto" w:after="180"/>
-      </w:pPr>
-      <w:r>
-        <w:rPr>
-          <w:b w:val="0"/>
-        </w:rPr>
-        <w:t xml:space="preserve">A presenter shows one perfect </w:t>
-      </w:r>
-      <w:r>
-        <w:rPr>
-          <w:b/>
-        </w:rPr>
-        <w:t>output</w:t>
-      </w:r>
-      <w:r>
-        <w:rPr>
-          <w:b w:val="0"/>
-        </w:rPr>
-        <w:t xml:space="preserve"> after a20-case study with14 passes.</w:t>
-      </w:r>
-    </w:p>
-    <w:p>
-      <w:pPr>
-        <w:spacing w:line="336" w:lineRule="auto" w:after="180"/>
-      </w:pPr>
-      <w:r>
-        <w:rPr>
-          <w:b w:val="0"/>
-        </w:rPr>
-        <w:t>The demonstration is one example; study rate</w:t>
-      </w:r>
-      <w:r>
-        <w:rPr>
-          <w:b/>
-        </w:rPr>
-        <w:t>70%</w:t>
-      </w:r>
-      <w:r>
-        <w:rPr>
-          <w:b w:val="0"/>
-        </w:rPr>
-        <w:t xml:space="preserve">. Present aggregate and failures and do not call the best </w:t>
-      </w:r>
-      <w:r>
-        <w:rPr>
-          <w:b/>
-        </w:rPr>
-        <w:t>output</w:t>
-      </w:r>
-      <w:r>
-        <w:rPr>
-          <w:b w:val="0"/>
-        </w:rPr>
-        <w:t xml:space="preserve"> representative without </w:t>
-      </w:r>
-      <w:r>
-        <w:rPr>
-          <w:b/>
-        </w:rPr>
-        <w:t>evidence</w:t>
-      </w:r>
-      <w:r>
-        <w:rPr>
-          <w:b w:val="0"/>
-        </w:rPr>
-        <w:t>.</w:t>
-      </w:r>
-    </w:p>
-    <w:p>
-      <w:pPr>
-        <w:pStyle w:val="Heading3"/>
-      </w:pPr>
-      <w:r>
-        <w:t>Model the reasoning aloud · 4</w:t>
-      </w:r>
-    </w:p>
-    <w:p>
-      <w:pPr>
-        <w:spacing w:line="336" w:lineRule="auto" w:after="180"/>
-      </w:pPr>
-      <w:r>
-        <w:rPr>
-          <w:b w:val="0"/>
-        </w:rPr>
-        <w:t xml:space="preserve">Compare the intermediate </w:t>
-      </w:r>
-      <w:r>
-        <w:rPr>
-          <w:b/>
-        </w:rPr>
-        <w:t>evidence</w:t>
-      </w:r>
-      <w:r>
-        <w:rPr>
-          <w:b w:val="0"/>
-        </w:rPr>
-        <w:t xml:space="preserve"> with the final statement. Explain why each number or decision follows from the stated </w:t>
-      </w:r>
-      <w:r>
-        <w:rPr>
-          <w:b/>
-        </w:rPr>
-        <w:t>input</w:t>
-      </w:r>
-      <w:r>
-        <w:rPr>
-          <w:b w:val="0"/>
-        </w:rPr>
-        <w:t>s.</w:t>
-      </w:r>
-    </w:p>
-    <w:p>
-      <w:pPr>
-        <w:spacing w:line="336" w:lineRule="auto" w:after="180"/>
-      </w:pPr>
-      <w:r>
-        <w:rPr>
-          <w:b w:val="0"/>
-        </w:rPr>
-        <w:t xml:space="preserve">The conclusion belongs to this scenario and procedure; changing the </w:t>
-      </w:r>
-      <w:r>
-        <w:rPr>
-          <w:b/>
-        </w:rPr>
-        <w:t>input</w:t>
-      </w:r>
-      <w:r>
-        <w:rPr>
-          <w:b w:val="0"/>
-        </w:rPr>
-        <w:t>s, evaluation population or authority can change what it establishes. Retain the raw record so a later revision can be compared honestly.</w:t>
       </w:r>
     </w:p>
     <w:tbl>
@@ -1552,53 +2770,10 @@
     </w:p>
     <w:p>
       <w:pPr>
-        <w:spacing w:line="336" w:lineRule="auto" w:after="180"/>
-      </w:pPr>
-      <w:r>
-        <w:rPr>
-          <w:b w:val="0"/>
-        </w:rPr>
-        <w:t xml:space="preserve">Answer a challenge without inventing </w:t>
-      </w:r>
-      <w:r>
-        <w:rPr>
-          <w:b/>
-        </w:rPr>
-        <w:t>evidence</w:t>
-      </w:r>
-      <w:r>
-        <w:rPr>
-          <w:b w:val="0"/>
-        </w:rPr>
-        <w:t>. At the presentation, a reviewer asks whether the model works on a different camera.</w:t>
-      </w:r>
-    </w:p>
-    <w:p>
-      <w:pPr>
         <w:pStyle w:val="Heading3"/>
       </w:pPr>
       <w:r>
         <w:t>The facts we will use</w:t>
-      </w:r>
-    </w:p>
-    <w:p>
-      <w:pPr>
-        <w:pStyle w:val="Heading3"/>
-      </w:pPr>
-      <w:r>
-        <w:t>Supplied facts</w:t>
-      </w:r>
-    </w:p>
-    <w:p>
-      <w:pPr>
-        <w:spacing w:line="336" w:lineRule="auto" w:after="180"/>
-        <w:shd w:fill="F1F6FC"/>
-      </w:pPr>
-      <w:r>
-        <w:rPr>
-          <w:b w:val="0"/>
-        </w:rPr>
-        <w:t>The project tested twelve photos from camera A only. Ten were correct; no camera B records exist.</w:t>
       </w:r>
     </w:p>
     <w:p>
@@ -1606,7 +2781,7 @@
         <w:drawing>
           <wp:inline xmlns:a="http://schemas.openxmlformats.org/drawingml/2006/main" xmlns:pic="http://schemas.openxmlformats.org/drawingml/2006/picture">
             <wp:extent cx="5486400" cy="5185229"/>
-            <wp:docPr id="1" name="Picture 1" descr="Presentation and challenge session. State measured result: Report 10/12 correct on camera A.. Address the challenge: Say camera B performance is not measured.. Propose a valid next test: Use reserved camera-B cases with labels, grouping and a fixed scoring rule."/>
+            <wp:docPr id="3" name="Picture 3" descr="Presentation and challenge session. State measured result: Report 10/12 correct on camera A.. Address the challenge: Say camera B performance is not measured.. Propose a valid next test: Use reserved camera-B cases with labels, grouping and a fixed scoring rule."/>
             <wp:cNvGraphicFramePr>
               <a:graphicFrameLocks noChangeAspect="1"/>
             </wp:cNvGraphicFramePr>
@@ -1618,7 +2793,7 @@
                     <pic:cNvPicPr/>
                   </pic:nvPicPr>
                   <pic:blipFill>
-                    <a:blip r:embed="rId9"/>
+                    <a:blip r:embed="rId11"/>
                     <a:stretch>
                       <a:fillRect/>
                     </a:stretch>
@@ -1642,114 +2817,7 @@
         <w:pStyle w:val="Heading3"/>
       </w:pPr>
       <w:r>
-        <w:t>Read the picture one step at a time</w:t>
-      </w:r>
-    </w:p>
-    <w:tbl>
-      <w:tblPr>
-        <w:tblStyle w:val="LightShading-Accent1"/>
-        <w:tblW w:type="auto" w:w="0"/>
-        <w:tblLook w:firstColumn="1" w:firstRow="1" w:lastColumn="0" w:lastRow="0" w:noHBand="0" w:noVBand="1" w:val="04A0"/>
-      </w:tblPr>
-      <w:tblGrid>
-        <w:gridCol w:w="5112"/>
-        <w:gridCol w:w="5112"/>
-      </w:tblGrid>
-      <w:tr>
-        <w:trPr>
-          <w:tblHeader/>
-        </w:trPr>
-        <w:tc>
-          <w:tcPr>
-            <w:tcW w:type="dxa" w:w="5112"/>
-          </w:tcPr>
-          <w:p>
-            <w:r>
-              <w:t>Step</w:t>
-            </w:r>
-          </w:p>
-        </w:tc>
-        <w:tc>
-          <w:tcPr>
-            <w:tcW w:type="dxa" w:w="5112"/>
-          </w:tcPr>
-          <w:p>
-            <w:r>
-              <w:t>What happens and why</w:t>
-            </w:r>
-          </w:p>
-        </w:tc>
-      </w:tr>
-      <w:tr>
-        <w:tc>
-          <w:tcPr>
-            <w:tcW w:type="dxa" w:w="5112"/>
-          </w:tcPr>
-          <w:p>
-            <w:r>
-              <w:t>1. State measured result</w:t>
-            </w:r>
-          </w:p>
-        </w:tc>
-        <w:tc>
-          <w:tcPr>
-            <w:tcW w:type="dxa" w:w="5112"/>
-          </w:tcPr>
-          <w:p>
-            <w:r>
-              <w:t>Report 10/12 correct on camera A.</w:t>
-            </w:r>
-          </w:p>
-        </w:tc>
-      </w:tr>
-      <w:tr>
-        <w:tc>
-          <w:tcPr>
-            <w:tcW w:type="dxa" w:w="5112"/>
-          </w:tcPr>
-          <w:p>
-            <w:r>
-              <w:t>2. Address the challenge</w:t>
-            </w:r>
-          </w:p>
-        </w:tc>
-        <w:tc>
-          <w:tcPr>
-            <w:tcW w:type="dxa" w:w="5112"/>
-          </w:tcPr>
-          <w:p>
-            <w:r>
-              <w:t>Say camera B performance is not measured.</w:t>
-            </w:r>
-          </w:p>
-        </w:tc>
-      </w:tr>
-      <w:tr>
-        <w:tc>
-          <w:tcPr>
-            <w:tcW w:type="dxa" w:w="5112"/>
-          </w:tcPr>
-          <w:p>
-            <w:r>
-              <w:t>3. Propose a valid next test</w:t>
-            </w:r>
-          </w:p>
-        </w:tc>
-        <w:tc>
-          <w:tcPr>
-            <w:tcW w:type="dxa" w:w="5112"/>
-          </w:tcPr>
-          <w:p>
-            <w:r>
-              <w:t>Use reserved camera-B cases with labels, grouping and a fixed scoring rule.</w:t>
-            </w:r>
-          </w:p>
-        </w:tc>
-      </w:tr>
-    </w:tbl>
-    <w:p>
-      <w:r>
-        <w:t>Match each pictured step to the supplied facts. This is a worked teaching case, not an independent assessment.</w:t>
+        <w:t>Why this result follows</w:t>
       </w:r>
     </w:p>
     <w:p>
@@ -1757,7 +2825,7 @@
         <w:pStyle w:val="Heading3"/>
       </w:pPr>
       <w:r>
-        <w:t>Why this result follows</w:t>
+        <w:t>What this example does not establish</w:t>
       </w:r>
     </w:p>
     <w:p>
@@ -1765,173 +2833,228 @@
         <w:pStyle w:val="Heading3"/>
       </w:pPr>
       <w:r>
-        <w:t>Why the result follows</w:t>
+        <w:t>Change one thing in the pictured case</w:t>
       </w:r>
     </w:p>
     <w:p>
       <w:pPr>
-        <w:spacing w:line="336" w:lineRule="auto" w:after="180"/>
-        <w:shd w:fill="F1F6FC"/>
-      </w:pPr>
-      <w:r>
-        <w:rPr>
-          <w:b w:val="0"/>
-        </w:rPr>
-        <w:t xml:space="preserve">A </w:t>
-      </w:r>
-      <w:r>
-        <w:rPr>
-          <w:b/>
-        </w:rPr>
-        <w:t>challenge session</w:t>
-      </w:r>
-      <w:r>
-        <w:rPr>
-          <w:b w:val="0"/>
-        </w:rPr>
-        <w:t xml:space="preserve"> tests whether the team knows its </w:t>
-      </w:r>
-      <w:r>
-        <w:rPr>
-          <w:b/>
-        </w:rPr>
-        <w:t>evidence</w:t>
-      </w:r>
-      <w:r>
-        <w:rPr>
-          <w:b w:val="0"/>
-        </w:rPr>
-        <w:t xml:space="preserve"> boundary. An honest unknown plus a specific future test is stronger than an unsupported confident promise.</w:t>
+        <w:pStyle w:val="Heading3"/>
+      </w:pPr>
+      <w:r>
+        <w:t>Ask while showing the picture</w:t>
       </w:r>
     </w:p>
     <w:p>
       <w:pPr>
-        <w:pStyle w:val="Heading3"/>
-      </w:pPr>
-      <w:r>
-        <w:t>What this example does not establish</w:t>
+        <w:spacing w:line="336" w:lineRule="auto" w:after="180"/>
+      </w:pPr>
+      <w:r>
+        <w:rPr>
+          <w:b w:val="0"/>
+        </w:rPr>
+        <w:t xml:space="preserve">Cover the result. Ask learners to name the </w:t>
+      </w:r>
+      <w:r>
+        <w:rPr>
+          <w:b/>
+        </w:rPr>
+        <w:t>input</w:t>
+      </w:r>
+      <w:r>
+        <w:rPr>
+          <w:b w:val="0"/>
+        </w:rPr>
+        <w:t xml:space="preserve">s and predict the next step. Uncover one step, connect the icon to the actual procedure, and explain its </w:t>
+      </w:r>
+      <w:r>
+        <w:rPr>
+          <w:b/>
+        </w:rPr>
+        <w:t>evidence</w:t>
+      </w:r>
+      <w:r>
+        <w:rPr>
+          <w:b w:val="0"/>
+        </w:rPr>
+        <w:t>. Then change the supplied condition and compare.</w:t>
       </w:r>
     </w:p>
     <w:p>
       <w:pPr>
-        <w:pStyle w:val="Heading3"/>
-      </w:pPr>
-      <w:r>
-        <w:t>Keep the stated limit</w:t>
+        <w:spacing w:line="336" w:lineRule="auto" w:after="180"/>
+      </w:pPr>
+      <w:r>
+        <w:rPr>
+          <w:b w:val="0"/>
+        </w:rPr>
+        <w:t>The picture is a representation; it does not document execution of a real AI model.</w:t>
       </w:r>
     </w:p>
     <w:p>
       <w:pPr>
-        <w:spacing w:line="336" w:lineRule="auto" w:after="180"/>
-        <w:shd w:fill="FFF5E6"/>
-      </w:pPr>
-      <w:r>
-        <w:rPr>
-          <w:b w:val="0"/>
-        </w:rPr>
-        <w:t>The original result and proposed study still need sampling and uncertainty discussion.</w:t>
+        <w:pStyle w:val="Heading1"/>
+      </w:pPr>
+      <w:r>
+        <w:t>03. Model a step,then remove help</w:t>
       </w:r>
     </w:p>
     <w:p>
-      <w:pPr>
-        <w:pStyle w:val="Heading3"/>
-      </w:pPr>
-      <w:r>
-        <w:t>Change one thing in the pictured case</w:t>
+      <w:r>
+        <w:t>Collect each learner’s reasoning before showing a key.</w:t>
       </w:r>
     </w:p>
     <w:p>
       <w:pPr>
-        <w:pStyle w:val="Heading3"/>
-      </w:pPr>
-      <w:r>
-        <w:t>Change one thing</w:t>
+        <w:pStyle w:val="Heading2"/>
+      </w:pPr>
+      <w:r>
+        <w:t>Current completion task and checked reasoning</w:t>
       </w:r>
     </w:p>
     <w:p>
       <w:pPr>
         <w:spacing w:line="336" w:lineRule="auto" w:after="180"/>
-        <w:shd w:fill="F5F1FB"/>
       </w:pPr>
       <w:r>
         <w:rPr>
           <w:b w:val="0"/>
         </w:rPr>
-        <w:t>Change: The reviewer shows one camera-B success.</w:t>
+        <w:t xml:space="preserve">Completion task: A presenter shows one perfect </w:t>
+      </w:r>
+      <w:r>
+        <w:rPr>
+          <w:b/>
+        </w:rPr>
+        <w:t>output</w:t>
+      </w:r>
+      <w:r>
+        <w:rPr>
+          <w:b w:val="0"/>
+        </w:rPr>
+        <w:t xml:space="preserve"> after a 20-case study with 14 passes. Show the intermediate steps and give the conclusion with its scope.</w:t>
       </w:r>
     </w:p>
     <w:p>
       <w:pPr>
-        <w:pStyle w:val="Heading3"/>
-      </w:pPr>
-      <w:r>
-        <w:t>Predicted result</w:t>
+        <w:spacing w:line="336" w:lineRule="auto" w:after="180"/>
+      </w:pPr>
+      <w:r>
+        <w:rPr>
+          <w:b w:val="0"/>
+        </w:rPr>
+        <w:t xml:space="preserve">Teacher check: Teacher explanation: The demonstration is one example; study rate </w:t>
+      </w:r>
+      <w:r>
+        <w:rPr>
+          <w:b/>
+        </w:rPr>
+        <w:t>70%</w:t>
+      </w:r>
+      <w:r>
+        <w:rPr>
+          <w:b w:val="0"/>
+        </w:rPr>
+        <w:t xml:space="preserve">. Present aggregate and failures and do not call the best </w:t>
+      </w:r>
+      <w:r>
+        <w:rPr>
+          <w:b/>
+        </w:rPr>
+        <w:t>output</w:t>
+      </w:r>
+      <w:r>
+        <w:rPr>
+          <w:b w:val="0"/>
+        </w:rPr>
+        <w:t xml:space="preserve"> representative without </w:t>
+      </w:r>
+      <w:r>
+        <w:rPr>
+          <w:b/>
+        </w:rPr>
+        <w:t>evidence</w:t>
+      </w:r>
+      <w:r>
+        <w:rPr>
+          <w:b w:val="0"/>
+        </w:rPr>
+        <w:t>.</w:t>
       </w:r>
     </w:p>
     <w:p>
       <w:pPr>
         <w:spacing w:line="336" w:lineRule="auto" w:after="180"/>
-        <w:shd w:fill="F1F6FC"/>
-      </w:pPr>
+      </w:pPr>
+      <w:r>
+        <w:rPr>
+          <w:b w:val="0"/>
+        </w:rPr>
+        <w:t xml:space="preserve">Start by identifying the given </w:t>
+      </w:r>
       <w:r>
         <w:rPr>
           <w:b/>
         </w:rPr>
-        <w:t>Prediction</w:t>
+        <w:t>input</w:t>
       </w:r>
       <w:r>
         <w:rPr>
           <w:b w:val="0"/>
         </w:rPr>
-        <w:t>: That is one demonstration, not an estimate of broad camera-B reliability.</w:t>
+        <w:t>s together. Leave the intermediate steps blank. If needed, model one step, then withdraw that help on the next step. Move to a full trace only when the partial trace is understood.</w:t>
       </w:r>
     </w:p>
     <w:p>
       <w:pPr>
-        <w:pStyle w:val="Heading3"/>
-      </w:pPr>
-      <w:r>
-        <w:t>Why the result follows</w:t>
+        <w:spacing w:line="336" w:lineRule="auto" w:after="180"/>
+      </w:pPr>
+      <w:r>
+        <w:rPr>
+          <w:b w:val="0"/>
+        </w:rPr>
+        <w:t>For partners, alternate explainer and checker; collect a response from every learner before discussion.</w:t>
       </w:r>
     </w:p>
     <w:p>
       <w:pPr>
-        <w:spacing w:line="336" w:lineRule="auto" w:after="180"/>
-        <w:shd w:fill="F1F6FC"/>
-      </w:pPr>
-      <w:r>
-        <w:rPr>
-          <w:b w:val="0"/>
-        </w:rPr>
-        <w:t xml:space="preserve">Reason: One selected </w:t>
-      </w:r>
-      <w:r>
-        <w:rPr>
-          <w:b/>
-        </w:rPr>
-        <w:t>observation</w:t>
-      </w:r>
-      <w:r>
-        <w:rPr>
-          <w:b w:val="0"/>
-        </w:rPr>
-        <w:t xml:space="preserve"> does not represent the full proposed condition.</w:t>
+        <w:pStyle w:val="Heading2"/>
+      </w:pPr>
+      <w:r>
+        <w:t>Individual misconception check</w:t>
       </w:r>
     </w:p>
     <w:p>
       <w:pPr>
-        <w:pStyle w:val="Heading3"/>
-      </w:pPr>
-      <w:r>
-        <w:t>Ask while showing the picture</w:t>
+        <w:spacing w:line="336" w:lineRule="auto" w:after="180"/>
+      </w:pPr>
+      <w:r>
+        <w:rPr>
+          <w:b w:val="0"/>
+        </w:rPr>
+        <w:t xml:space="preserve">Use the worked case for Presentation and </w:t>
+      </w:r>
+      <w:r>
+        <w:rPr>
+          <w:b/>
+        </w:rPr>
+        <w:t>challenge session</w:t>
+      </w:r>
+      <w:r>
+        <w:rPr>
+          <w:b w:val="0"/>
+        </w:rPr>
+        <w:t>. Proposed explanation: “The worked result establishes every future case”. Decide whether this explanation is supported.</w:t>
       </w:r>
     </w:p>
     <w:p>
       <w:pPr>
-        <w:pStyle w:val="Heading3"/>
-      </w:pPr>
-      <w:r>
-        <w:t>Ask while showing the picture · 5</w:t>
+        <w:spacing w:line="336" w:lineRule="auto" w:after="180"/>
+      </w:pPr>
+      <w:r>
+        <w:rPr>
+          <w:b w:val="0"/>
+        </w:rPr>
+        <w:t>Point to the step or supplied fact that decides; explain your repair if needed.</w:t>
       </w:r>
     </w:p>
     <w:p>
@@ -1942,31 +3065,19 @@
         <w:rPr>
           <w:b w:val="0"/>
         </w:rPr>
-        <w:t xml:space="preserve">Cover the result. Ask learners to name the </w:t>
+        <w:t xml:space="preserve">Expected correction: A confident response should not replace missing </w:t>
       </w:r>
       <w:r>
         <w:rPr>
           <w:b/>
         </w:rPr>
-        <w:t>input</w:t>
+        <w:t>evidence</w:t>
       </w:r>
       <w:r>
         <w:rPr>
           <w:b w:val="0"/>
         </w:rPr>
-        <w:t xml:space="preserve">s and predict the next step. Uncover one step, connect the icon to the actual procedure, and explain its </w:t>
-      </w:r>
-      <w:r>
-        <w:rPr>
-          <w:b/>
-        </w:rPr>
-        <w:t>evidence</w:t>
-      </w:r>
-      <w:r>
-        <w:rPr>
-          <w:b w:val="0"/>
-        </w:rPr>
-        <w:t>. Then change the supplied condition and compare.</w:t>
+        <w:t xml:space="preserve"> with speculation.</w:t>
       </w:r>
     </w:p>
     <w:p>
@@ -1977,20 +3088,226 @@
         <w:rPr>
           <w:b w:val="0"/>
         </w:rPr>
-        <w:t>The picture is a representation; it does not document execution of a real AI model.</w:t>
+        <w:t>Collect explanations, not only yes/no votes. If a misunderstanding is common, re-model the relevant step for the class.</w:t>
       </w:r>
     </w:p>
     <w:p>
       <w:pPr>
-        <w:pStyle w:val="Heading1"/>
-      </w:pPr>
-      <w:r>
-        <w:t>03. Demonstrate and guide practice</w:t>
+        <w:spacing w:line="336" w:lineRule="auto" w:after="180"/>
+      </w:pPr>
+      <w:r>
+        <w:rPr>
+          <w:b w:val="0"/>
+        </w:rPr>
+        <w:t>If it affects a few learners, give a short targeted group explanation while others solve a more demanding variation.</w:t>
       </w:r>
     </w:p>
     <w:p>
-      <w:r>
-        <w:t>Demonstrate Presentation and challenge session, reduce support deliberately and check individual reasoning before discussing answers.</w:t>
+      <w:pPr>
+        <w:pStyle w:val="Heading2"/>
+      </w:pPr>
+      <w:r>
+        <w:t>Pictured reasoning and changed case</w:t>
+      </w:r>
+    </w:p>
+    <w:p>
+      <w:pPr>
+        <w:spacing w:line="336" w:lineRule="auto" w:after="180"/>
+      </w:pPr>
+      <w:r>
+        <w:rPr>
+          <w:b w:val="0"/>
+        </w:rPr>
+        <w:t xml:space="preserve">Answer the camera-B challenge using only the twelve camera-A records. Why is one displayed camera-B success a demonstration rather than broad </w:t>
+      </w:r>
+      <w:r>
+        <w:rPr>
+          <w:b/>
+        </w:rPr>
+        <w:t>evidence</w:t>
+      </w:r>
+      <w:r>
+        <w:rPr>
+          <w:b w:val="0"/>
+        </w:rPr>
+        <w:t xml:space="preserve"> of camera-B reliability?</w:t>
+      </w:r>
+    </w:p>
+    <w:p>
+      <w:pPr>
+        <w:spacing w:line="336" w:lineRule="auto" w:after="180"/>
+      </w:pPr>
+      <w:r>
+        <w:rPr>
+          <w:b w:val="0"/>
+        </w:rPr>
+        <w:t>Report 10/12 correct on camera A. Say camera B performance is not measured. Use reserved camera-B cases with labels, grouping and a fixed scoring rule.</w:t>
+      </w:r>
+    </w:p>
+    <w:p>
+      <w:pPr>
+        <w:spacing w:line="336" w:lineRule="auto" w:after="180"/>
+      </w:pPr>
+      <w:r>
+        <w:rPr>
+          <w:b w:val="0"/>
+        </w:rPr>
+        <w:t xml:space="preserve">Changed case: That is one demonstration, not an estimate of broad camera-B reliability. One selected </w:t>
+      </w:r>
+      <w:r>
+        <w:rPr>
+          <w:b/>
+        </w:rPr>
+        <w:t>observation</w:t>
+      </w:r>
+      <w:r>
+        <w:rPr>
+          <w:b w:val="0"/>
+        </w:rPr>
+        <w:t xml:space="preserve"> does not represent the full proposed condition.</w:t>
+      </w:r>
+    </w:p>
+    <w:p>
+      <w:pPr>
+        <w:spacing w:line="336" w:lineRule="auto" w:after="180"/>
+      </w:pPr>
+      <w:r>
+        <w:rPr>
+          <w:b w:val="0"/>
+        </w:rPr>
+        <w:t xml:space="preserve">Changed-case reasoning: That is one demonstration, not an estimate of broad camera-B reliability. One selected </w:t>
+      </w:r>
+      <w:r>
+        <w:rPr>
+          <w:b/>
+        </w:rPr>
+        <w:t>observation</w:t>
+      </w:r>
+      <w:r>
+        <w:rPr>
+          <w:b w:val="0"/>
+        </w:rPr>
+        <w:t xml:space="preserve"> does not represent the full proposed condition.</w:t>
+      </w:r>
+    </w:p>
+    <w:p>
+      <w:pPr>
+        <w:spacing w:line="336" w:lineRule="auto" w:after="180"/>
+      </w:pPr>
+      <w:r>
+        <w:rPr>
+          <w:b w:val="0"/>
+        </w:rPr>
+        <w:t xml:space="preserve">Collect each learner’s explanation before discussion. Use the first missing connection between </w:t>
+      </w:r>
+      <w:r>
+        <w:rPr>
+          <w:b/>
+        </w:rPr>
+        <w:t>input</w:t>
+      </w:r>
+      <w:r>
+        <w:rPr>
+          <w:b w:val="0"/>
+        </w:rPr>
+        <w:t xml:space="preserve">, deciding step and result to choose support. This question is worked-case practice, not fresh mastery </w:t>
+      </w:r>
+      <w:r>
+        <w:rPr>
+          <w:b/>
+        </w:rPr>
+        <w:t>evidence</w:t>
+      </w:r>
+      <w:r>
+        <w:rPr>
+          <w:b w:val="0"/>
+        </w:rPr>
+        <w:t>.</w:t>
+      </w:r>
+    </w:p>
+    <w:p>
+      <w:pPr>
+        <w:pStyle w:val="Heading2"/>
+      </w:pPr>
+      <w:r>
+        <w:t>Accessible support and extension</w:t>
+      </w:r>
+    </w:p>
+    <w:p>
+      <w:pPr>
+        <w:spacing w:line="336" w:lineRule="auto" w:after="180"/>
+      </w:pPr>
+      <w:r>
+        <w:rPr>
+          <w:b w:val="0"/>
+        </w:rPr>
+        <w:t xml:space="preserve">Use the worked example in Sections 3 and 6. Collect a </w:t>
+      </w:r>
+      <w:r>
+        <w:rPr>
+          <w:b/>
+        </w:rPr>
+        <w:t>prediction</w:t>
+      </w:r>
+      <w:r>
+        <w:rPr>
+          <w:b w:val="0"/>
+        </w:rPr>
+        <w:t xml:space="preserve"> before revealing its result; ask the learner to point to each intermediate fact.</w:t>
+      </w:r>
+    </w:p>
+    <w:p>
+      <w:pPr>
+        <w:spacing w:line="336" w:lineRule="auto" w:after="180"/>
+      </w:pPr>
+      <w:r>
+        <w:rPr>
+          <w:b w:val="0"/>
+        </w:rPr>
+        <w:t xml:space="preserve">Provide an </w:t>
+      </w:r>
+      <w:r>
+        <w:rPr>
+          <w:b/>
+        </w:rPr>
+        <w:t>input</w:t>
+      </w:r>
+      <w:r>
+        <w:rPr>
+          <w:b w:val="0"/>
+        </w:rPr>
+        <w:t>/procedure/result/limit frame and a calculator when needed. Ask students to identify the first step before completing the whole trace.</w:t>
+      </w:r>
+    </w:p>
+    <w:p>
+      <w:pPr>
+        <w:spacing w:line="336" w:lineRule="auto" w:after="180"/>
+      </w:pPr>
+      <w:r>
+        <w:rPr>
+          <w:b w:val="0"/>
+        </w:rPr>
+        <w:t xml:space="preserve">Extension: compare two concrete variants of this </w:t>
+      </w:r>
+      <w:r>
+        <w:rPr>
+          <w:b/>
+        </w:rPr>
+        <w:t>mechanism</w:t>
+      </w:r>
+      <w:r>
+        <w:rPr>
+          <w:b w:val="0"/>
+        </w:rPr>
+        <w:t xml:space="preserve"> while holding unrelated conditions fixed; report both successful and unsuccessful outcomes.</w:t>
+      </w:r>
+    </w:p>
+    <w:p>
+      <w:pPr>
+        <w:pStyle w:val="Heading2"/>
+      </w:pPr>
+      <w:r>
+        <w:t>Earlier wording, alternatives and picture transcripts · reference / check after trying</w:t>
       </w:r>
     </w:p>
     <w:tbl>
@@ -2207,71 +3524,26 @@
     </w:tbl>
     <w:p>
       <w:pPr>
-        <w:spacing w:line="336" w:lineRule="auto" w:after="180"/>
-      </w:pPr>
-      <w:r>
-        <w:rPr>
-          <w:b w:val="0"/>
-        </w:rPr>
-        <w:t xml:space="preserve">Use the worked example in Sections 3 and 6. Collect a </w:t>
-      </w:r>
-      <w:r>
-        <w:rPr>
-          <w:b/>
-        </w:rPr>
-        <w:t>prediction</w:t>
-      </w:r>
-      <w:r>
-        <w:rPr>
-          <w:b w:val="0"/>
-        </w:rPr>
-        <w:t xml:space="preserve"> before revealing its result; ask the learner to point to each intermediate fact.</w:t>
+        <w:pStyle w:val="Heading3"/>
+      </w:pPr>
+      <w:r>
+        <w:t>Reduce help deliberately</w:t>
       </w:r>
     </w:p>
     <w:p>
       <w:pPr>
-        <w:spacing w:line="336" w:lineRule="auto" w:after="180"/>
-      </w:pPr>
-      <w:r>
-        <w:rPr>
-          <w:b w:val="0"/>
-        </w:rPr>
-        <w:t xml:space="preserve">Provide an </w:t>
-      </w:r>
-      <w:r>
-        <w:rPr>
-          <w:b/>
-        </w:rPr>
-        <w:t>input</w:t>
-      </w:r>
-      <w:r>
-        <w:rPr>
-          <w:b w:val="0"/>
-        </w:rPr>
-        <w:t>/procedure/result/limit frame and a calculator when needed. Ask students to identify the first step before completing the whole trace.</w:t>
+        <w:pStyle w:val="Heading3"/>
+      </w:pPr>
+      <w:r>
+        <w:t>Individual reasoning check</w:t>
       </w:r>
     </w:p>
     <w:p>
       <w:pPr>
-        <w:spacing w:line="336" w:lineRule="auto" w:after="180"/>
-      </w:pPr>
-      <w:r>
-        <w:rPr>
-          <w:b w:val="0"/>
-        </w:rPr>
-        <w:t xml:space="preserve">Extension: compare two concrete variants of this </w:t>
-      </w:r>
-      <w:r>
-        <w:rPr>
-          <w:b/>
-        </w:rPr>
-        <w:t>mechanism</w:t>
-      </w:r>
-      <w:r>
-        <w:rPr>
-          <w:b w:val="0"/>
-        </w:rPr>
-        <w:t xml:space="preserve"> while holding unrelated conditions fixed; report both successful and unsuccessful outcomes.</w:t>
+        <w:pStyle w:val="Heading3"/>
+      </w:pPr>
+      <w:r>
+        <w:t>Pictorial practice question</w:t>
       </w:r>
     </w:p>
     <w:p>
@@ -2279,95 +3551,39 @@
         <w:pStyle w:val="Heading3"/>
       </w:pPr>
       <w:r>
-        <w:t>Reduce help deliberately</w:t>
+        <w:t>Reasoned teacher answer</w:t>
       </w:r>
     </w:p>
     <w:p>
       <w:pPr>
-        <w:pStyle w:val="Heading3"/>
-      </w:pPr>
-      <w:r>
-        <w:t>Completion practice</w:t>
+        <w:pStyle w:val="Heading1"/>
+      </w:pPr>
+      <w:r>
+        <w:t>04. Run the complete supplied investigation</w:t>
       </w:r>
     </w:p>
     <w:p>
-      <w:pPr>
-        <w:spacing w:line="336" w:lineRule="auto" w:after="180"/>
-        <w:shd w:fill="F5F1FB"/>
-      </w:pPr>
-      <w:r>
-        <w:rPr>
-          <w:b w:val="0"/>
-        </w:rPr>
-        <w:t xml:space="preserve">Completion task: A presenter shows one perfect </w:t>
-      </w:r>
-      <w:r>
-        <w:rPr>
-          <w:b/>
-        </w:rPr>
-        <w:t>output</w:t>
-      </w:r>
-      <w:r>
-        <w:rPr>
-          <w:b w:val="0"/>
-        </w:rPr>
-        <w:t xml:space="preserve"> after a20-case study with14 passes. Show the intermediate steps and give the conclusion with its scope.</w:t>
+      <w:r>
+        <w:t>Separate predictions,actual runs and paper traces.</w:t>
       </w:r>
     </w:p>
     <w:p>
       <w:pPr>
-        <w:pStyle w:val="Heading3"/>
-      </w:pPr>
-      <w:r>
-        <w:t>Reasoning to listen for</w:t>
+        <w:pStyle w:val="Heading2"/>
+      </w:pPr>
+      <w:r>
+        <w:t>Complete inputs,expected results and limits</w:t>
       </w:r>
     </w:p>
     <w:p>
       <w:pPr>
         <w:spacing w:line="336" w:lineRule="auto" w:after="180"/>
-        <w:shd w:fill="F1F6FC"/>
       </w:pPr>
       <w:r>
         <w:rPr>
           <w:b w:val="0"/>
         </w:rPr>
-        <w:t>Teacher check: Teacher explanation: The demonstration is one example; study rate</w:t>
-      </w:r>
-      <w:r>
-        <w:rPr>
-          <w:b/>
-        </w:rPr>
-        <w:t>70%</w:t>
-      </w:r>
-      <w:r>
-        <w:rPr>
-          <w:b w:val="0"/>
-        </w:rPr>
-        <w:t xml:space="preserve">. Present aggregate and failures and do not call the best </w:t>
-      </w:r>
-      <w:r>
-        <w:rPr>
-          <w:b/>
-        </w:rPr>
-        <w:t>output</w:t>
-      </w:r>
-      <w:r>
-        <w:rPr>
-          <w:b w:val="0"/>
-        </w:rPr>
-        <w:t xml:space="preserve"> representative without </w:t>
-      </w:r>
-      <w:r>
-        <w:rPr>
-          <w:b/>
-        </w:rPr>
-        <w:t>evidence</w:t>
-      </w:r>
-      <w:r>
-        <w:rPr>
-          <w:b w:val="0"/>
-        </w:rPr>
-        <w:t>.</w:t>
+        <w:t>Main selected perfect output is one demonstration; aggregate rate 14/20 = 70%. Six cases are not documented as passes in this summary; do not invent the exact failure/unassessed breakdown. Retain actual negative-case records when supplied. Picture original camera A ten/twelve ≈ 83.333%, no B records. Later one B success is a demonstration with unknown coverage, not broad reliability.</w:t>
       </w:r>
     </w:p>
     <w:p>
@@ -2378,38 +3594,38 @@
         <w:rPr>
           <w:b w:val="0"/>
         </w:rPr>
-        <w:t xml:space="preserve">Start by identifying the given </w:t>
-      </w:r>
-      <w:r>
-        <w:rPr>
-          <w:b/>
-        </w:rPr>
-        <w:t>input</w:t>
-      </w:r>
-      <w:r>
-        <w:rPr>
-          <w:b w:val="0"/>
-        </w:rPr>
-        <w:t>s together. Leave the intermediate steps blank. If needed, model one step, then withdraw that help on the next step. Move to a full trace only when the partial trace is understood.</w:t>
+        <w:t>Propose reserved B cases with labels/grouping and fixed scoring, not a fabricated result. Independent fictional desktop-only project cannot answer mobile performance; say it was not tested and specify an appropriate reserved mobile follow-up with fixed criteria.</w:t>
       </w:r>
     </w:p>
     <w:p>
       <w:pPr>
-        <w:spacing w:line="336" w:lineRule="auto" w:after="180"/>
-      </w:pPr>
-      <w:r>
-        <w:rPr>
-          <w:b w:val="0"/>
-        </w:rPr>
-        <w:t>For partners, alternate explainer and checker; collect a response from every learner before discussion.</w:t>
+        <w:pStyle w:val="Heading2"/>
+      </w:pPr>
+      <w:r>
+        <w:t>Diagnose the current misconceptions</w:t>
       </w:r>
     </w:p>
     <w:p>
       <w:pPr>
-        <w:pStyle w:val="Heading3"/>
-      </w:pPr>
-      <w:r>
-        <w:t>Individual reasoning check</w:t>
+        <w:spacing w:line="336" w:lineRule="auto" w:after="180"/>
+      </w:pPr>
+      <w:r>
+        <w:rPr>
+          <w:b w:val="0"/>
+        </w:rPr>
+        <w:t xml:space="preserve">The worked result establishes every future case: A confident response should not replace missing </w:t>
+      </w:r>
+      <w:r>
+        <w:rPr>
+          <w:b/>
+        </w:rPr>
+        <w:t>evidence</w:t>
+      </w:r>
+      <w:r>
+        <w:rPr>
+          <w:b w:val="0"/>
+        </w:rPr>
+        <w:t xml:space="preserve"> with speculation.</w:t>
       </w:r>
     </w:p>
     <w:p>
@@ -2420,19 +3636,31 @@
         <w:rPr>
           <w:b w:val="0"/>
         </w:rPr>
-        <w:t xml:space="preserve">Use the worked case for Presentation and </w:t>
+        <w:t xml:space="preserve">A missing </w:t>
       </w:r>
       <w:r>
         <w:rPr>
           <w:b/>
         </w:rPr>
-        <w:t>challenge session</w:t>
+        <w:t>input</w:t>
       </w:r>
       <w:r>
         <w:rPr>
           <w:b w:val="0"/>
         </w:rPr>
-        <w:t>. Proposed explanation: “The worked result establishes every future case”. Decide whether this explanation is supported.</w:t>
+        <w:t xml:space="preserve"> may be replaced without recording the change: A replacement changes the </w:t>
+      </w:r>
+      <w:r>
+        <w:rPr>
+          <w:b/>
+        </w:rPr>
+        <w:t>evidence</w:t>
+      </w:r>
+      <w:r>
+        <w:rPr>
+          <w:b w:val="0"/>
+        </w:rPr>
+        <w:t xml:space="preserve"> or contract. Record the change and its justification; do not silently turn unknown into a measured value.</w:t>
       </w:r>
     </w:p>
     <w:p>
@@ -2443,330 +3671,62 @@
         <w:rPr>
           <w:b w:val="0"/>
         </w:rPr>
-        <w:t>Point to the step or supplied fact that decides; explain your repair if needed.</w:t>
+        <w:t xml:space="preserve">Repeating an assessed case is new independent </w:t>
+      </w:r>
+      <w:r>
+        <w:rPr>
+          <w:b/>
+        </w:rPr>
+        <w:t>evidence</w:t>
+      </w:r>
+      <w:r>
+        <w:rPr>
+          <w:b w:val="0"/>
+        </w:rPr>
+        <w:t>: A replay checks consistency. An example used for feedback or revision cannot later be described as untouched final evaluation.</w:t>
       </w:r>
     </w:p>
     <w:p>
       <w:pPr>
-        <w:pStyle w:val="Heading3"/>
-      </w:pPr>
-      <w:r>
-        <w:t>Expected repair</w:t>
+        <w:spacing w:line="336" w:lineRule="auto" w:after="180"/>
+      </w:pPr>
+      <w:r>
+        <w:rPr>
+          <w:b w:val="0"/>
+        </w:rPr>
+        <w:t xml:space="preserve">Use Section 9 for the </w:t>
+      </w:r>
+      <w:r>
+        <w:rPr>
+          <w:b/>
+        </w:rPr>
+        <w:t>evidence</w:t>
+      </w:r>
+      <w:r>
+        <w:rPr>
+          <w:b w:val="0"/>
+        </w:rPr>
+        <w:t xml:space="preserve"> ledger. Add a boundary or missing-</w:t>
+      </w:r>
+      <w:r>
+        <w:rPr>
+          <w:b/>
+        </w:rPr>
+        <w:t>input</w:t>
+      </w:r>
+      <w:r>
+        <w:rPr>
+          <w:b w:val="0"/>
+        </w:rPr>
+        <w:t xml:space="preserve"> case and record the expected response before checking. More successful repeats of one case do not establish wider coverage.</w:t>
       </w:r>
     </w:p>
     <w:p>
       <w:pPr>
-        <w:spacing w:line="336" w:lineRule="auto" w:after="180"/>
-        <w:shd w:fill="F1F6FC"/>
-      </w:pPr>
-      <w:r>
-        <w:rPr>
-          <w:b w:val="0"/>
-        </w:rPr>
-        <w:t xml:space="preserve">Expected correction: A confident response should not replace missing </w:t>
-      </w:r>
-      <w:r>
-        <w:rPr>
-          <w:b/>
-        </w:rPr>
-        <w:t>evidence</w:t>
-      </w:r>
-      <w:r>
-        <w:rPr>
-          <w:b w:val="0"/>
-        </w:rPr>
-        <w:t xml:space="preserve"> with speculation.</w:t>
-      </w:r>
-    </w:p>
-    <w:p>
-      <w:pPr>
-        <w:spacing w:line="336" w:lineRule="auto" w:after="180"/>
-      </w:pPr>
-      <w:r>
-        <w:rPr>
-          <w:b w:val="0"/>
-        </w:rPr>
-        <w:t>Collect explanations, not only yes/no votes. If a misunderstanding is common, re-model the relevant step for the class.</w:t>
-      </w:r>
-    </w:p>
-    <w:p>
-      <w:pPr>
-        <w:spacing w:line="336" w:lineRule="auto" w:after="180"/>
-      </w:pPr>
-      <w:r>
-        <w:rPr>
-          <w:b w:val="0"/>
-        </w:rPr>
-        <w:t>If it affects a few learners, give a short targeted group explanation while others solve a more demanding variation.</w:t>
-      </w:r>
-    </w:p>
-    <w:p>
-      <w:pPr>
-        <w:pStyle w:val="Heading3"/>
-      </w:pPr>
-      <w:r>
-        <w:t>Pictorial practice question</w:t>
-      </w:r>
-    </w:p>
-    <w:p>
-      <w:pPr>
-        <w:spacing w:line="336" w:lineRule="auto" w:after="180"/>
-        <w:shd w:fill="F5F1FB"/>
-      </w:pPr>
-      <w:r>
-        <w:rPr>
-          <w:b w:val="0"/>
-        </w:rPr>
-        <w:t xml:space="preserve">Answer the camera-B challenge using only the twelve camera-A records. Why is one displayed camera-B success a demonstration rather than broad </w:t>
-      </w:r>
-      <w:r>
-        <w:rPr>
-          <w:b/>
-        </w:rPr>
-        <w:t>evidence</w:t>
-      </w:r>
-      <w:r>
-        <w:rPr>
-          <w:b w:val="0"/>
-        </w:rPr>
-        <w:t xml:space="preserve"> of camera-B reliability?</w:t>
-      </w:r>
-    </w:p>
-    <w:p>
-      <w:pPr>
-        <w:pStyle w:val="Heading3"/>
-      </w:pPr>
-      <w:r>
-        <w:t>Reasoned teacher answer</w:t>
-      </w:r>
-    </w:p>
-    <w:p>
-      <w:pPr>
-        <w:spacing w:line="336" w:lineRule="auto" w:after="180"/>
-      </w:pPr>
-      <w:r>
-        <w:rPr>
-          <w:b w:val="0"/>
-        </w:rPr>
-        <w:t>Report 10/12 correct on camera A. Say camera B performance is not measured. Use reserved camera-B cases with labels, grouping and a fixed scoring rule.</w:t>
-      </w:r>
-    </w:p>
-    <w:p>
-      <w:pPr>
-        <w:spacing w:line="336" w:lineRule="auto" w:after="180"/>
-      </w:pPr>
-      <w:r>
-        <w:rPr>
-          <w:b w:val="0"/>
-        </w:rPr>
-        <w:t xml:space="preserve">Changed case: That is one demonstration, not an estimate of broad camera-B reliability. One selected </w:t>
-      </w:r>
-      <w:r>
-        <w:rPr>
-          <w:b/>
-        </w:rPr>
-        <w:t>observation</w:t>
-      </w:r>
-      <w:r>
-        <w:rPr>
-          <w:b w:val="0"/>
-        </w:rPr>
-        <w:t xml:space="preserve"> does not represent the full proposed condition.</w:t>
-      </w:r>
-    </w:p>
-    <w:p>
-      <w:pPr>
-        <w:spacing w:line="336" w:lineRule="auto" w:after="180"/>
-      </w:pPr>
-      <w:r>
-        <w:rPr>
-          <w:b w:val="0"/>
-        </w:rPr>
-        <w:t xml:space="preserve">Changed-case reasoning: That is one demonstration, not an estimate of broad camera-B reliability. One selected </w:t>
-      </w:r>
-      <w:r>
-        <w:rPr>
-          <w:b/>
-        </w:rPr>
-        <w:t>observation</w:t>
-      </w:r>
-      <w:r>
-        <w:rPr>
-          <w:b w:val="0"/>
-        </w:rPr>
-        <w:t xml:space="preserve"> does not represent the full proposed condition.</w:t>
-      </w:r>
-    </w:p>
-    <w:p>
-      <w:pPr>
-        <w:spacing w:line="336" w:lineRule="auto" w:after="180"/>
-      </w:pPr>
-      <w:r>
-        <w:rPr>
-          <w:b w:val="0"/>
-        </w:rPr>
-        <w:t xml:space="preserve">Collect each learner’s explanation before discussion. Use the first missing connection between </w:t>
-      </w:r>
-      <w:r>
-        <w:rPr>
-          <w:b/>
-        </w:rPr>
-        <w:t>input</w:t>
-      </w:r>
-      <w:r>
-        <w:rPr>
-          <w:b w:val="0"/>
-        </w:rPr>
-        <w:t xml:space="preserve">, deciding step and result to choose support. This question is worked-case practice, not fresh mastery </w:t>
-      </w:r>
-      <w:r>
-        <w:rPr>
-          <w:b/>
-        </w:rPr>
-        <w:t>evidence</w:t>
-      </w:r>
-      <w:r>
-        <w:rPr>
-          <w:b w:val="0"/>
-        </w:rPr>
-        <w:t>.</w:t>
-      </w:r>
-    </w:p>
-    <w:p>
-      <w:pPr>
-        <w:pStyle w:val="Heading1"/>
-      </w:pPr>
-      <w:r>
-        <w:t>04. Run the investigation and diagnose misconceptions</w:t>
-      </w:r>
-    </w:p>
-    <w:p>
-      <w:r>
-        <w:t>Run the Presentation and challenge session investigation and use the first unsupported step to choose a teaching response.</w:t>
-      </w:r>
-    </w:p>
-    <w:p>
-      <w:pPr>
-        <w:spacing w:line="336" w:lineRule="auto" w:after="180"/>
-      </w:pPr>
-      <w:r>
-        <w:rPr>
-          <w:b w:val="0"/>
-        </w:rPr>
-        <w:t xml:space="preserve">The worked result establishes every future case: A confident response should not replace missing </w:t>
-      </w:r>
-      <w:r>
-        <w:rPr>
-          <w:b/>
-        </w:rPr>
-        <w:t>evidence</w:t>
-      </w:r>
-      <w:r>
-        <w:rPr>
-          <w:b w:val="0"/>
-        </w:rPr>
-        <w:t xml:space="preserve"> with speculation.</w:t>
-      </w:r>
-    </w:p>
-    <w:p>
-      <w:pPr>
-        <w:spacing w:line="336" w:lineRule="auto" w:after="180"/>
-      </w:pPr>
-      <w:r>
-        <w:rPr>
-          <w:b w:val="0"/>
-        </w:rPr>
-        <w:t xml:space="preserve">A missing </w:t>
-      </w:r>
-      <w:r>
-        <w:rPr>
-          <w:b/>
-        </w:rPr>
-        <w:t>input</w:t>
-      </w:r>
-      <w:r>
-        <w:rPr>
-          <w:b w:val="0"/>
-        </w:rPr>
-        <w:t xml:space="preserve"> may be replaced without recording the change: A replacement changes the </w:t>
-      </w:r>
-      <w:r>
-        <w:rPr>
-          <w:b/>
-        </w:rPr>
-        <w:t>evidence</w:t>
-      </w:r>
-      <w:r>
-        <w:rPr>
-          <w:b w:val="0"/>
-        </w:rPr>
-        <w:t xml:space="preserve"> or contract. Record the change and its justification; do not silently turn unknown into a measured value.</w:t>
-      </w:r>
-    </w:p>
-    <w:p>
-      <w:pPr>
-        <w:spacing w:line="336" w:lineRule="auto" w:after="180"/>
-      </w:pPr>
-      <w:r>
-        <w:rPr>
-          <w:b w:val="0"/>
-        </w:rPr>
-        <w:t xml:space="preserve">Repeating an assessed case is new independent </w:t>
-      </w:r>
-      <w:r>
-        <w:rPr>
-          <w:b/>
-        </w:rPr>
-        <w:t>evidence</w:t>
-      </w:r>
-      <w:r>
-        <w:rPr>
-          <w:b w:val="0"/>
-        </w:rPr>
-        <w:t>: A replay checks consistency. An example used for feedback or revision cannot later be described as untouched final evaluation.</w:t>
-      </w:r>
-    </w:p>
-    <w:p>
-      <w:pPr>
-        <w:spacing w:line="336" w:lineRule="auto" w:after="180"/>
-      </w:pPr>
-      <w:r>
-        <w:rPr>
-          <w:b w:val="0"/>
-        </w:rPr>
-        <w:t xml:space="preserve">Use Section 9 for the </w:t>
-      </w:r>
-      <w:r>
-        <w:rPr>
-          <w:b/>
-        </w:rPr>
-        <w:t>evidence</w:t>
-      </w:r>
-      <w:r>
-        <w:rPr>
-          <w:b w:val="0"/>
-        </w:rPr>
-        <w:t xml:space="preserve"> ledger. Add a boundary or missing-</w:t>
-      </w:r>
-      <w:r>
-        <w:rPr>
-          <w:b/>
-        </w:rPr>
-        <w:t>input</w:t>
-      </w:r>
-      <w:r>
-        <w:rPr>
-          <w:b w:val="0"/>
-        </w:rPr>
-        <w:t xml:space="preserve"> case and record the expected response before checking. More successful repeats of one case do not establish wider coverage.</w:t>
-      </w:r>
-    </w:p>
-    <w:p>
-      <w:pPr>
-        <w:pStyle w:val="Heading3"/>
-      </w:pPr>
-      <w:r>
-        <w:t>Match the support to the first error</w:t>
+        <w:pStyle w:val="Heading2"/>
+      </w:pPr>
+      <w:r>
+        <w:t>Choose accessible support</w:t>
       </w:r>
     </w:p>
     <w:tbl>
@@ -2939,93 +3899,39 @@
     </w:p>
     <w:p>
       <w:pPr>
-        <w:pStyle w:val="Heading1"/>
-      </w:pPr>
-      <w:r>
-        <w:t>05. Assess and explain the answers</w:t>
+        <w:pStyle w:val="Heading2"/>
+      </w:pPr>
+      <w:r>
+        <w:t>Earlier wording, alternatives and picture transcripts · reference / check after trying</w:t>
       </w:r>
     </w:p>
     <w:p>
-      <w:r>
-        <w:t>Use the Presentation and challenge session questions, teacher keys and criteria after the relevant attempts. Previously discussed cases are practice; protect the separately selected independent task.</w:t>
+      <w:pPr>
+        <w:pStyle w:val="Heading3"/>
+      </w:pPr>
+      <w:r>
+        <w:t>Match the support to the first error</w:t>
       </w:r>
     </w:p>
     <w:p>
       <w:pPr>
-        <w:pStyle w:val="Heading3"/>
-      </w:pPr>
-      <w:r>
-        <w:t>Guided and exit questions</w:t>
+        <w:pStyle w:val="Heading1"/>
+      </w:pPr>
+      <w:r>
+        <w:t>05. Assess the new research scenario</w:t>
       </w:r>
     </w:p>
     <w:p>
-      <w:pPr>
-        <w:spacing w:line="336" w:lineRule="auto" w:after="180"/>
-      </w:pPr>
-      <w:r>
-        <w:rPr>
-          <w:b w:val="0"/>
-        </w:rPr>
-        <w:t>Guided: The demonstration is one example; study rate</w:t>
-      </w:r>
-      <w:r>
-        <w:rPr>
-          <w:b/>
-        </w:rPr>
-        <w:t>70%</w:t>
-      </w:r>
-      <w:r>
-        <w:rPr>
-          <w:b w:val="0"/>
-        </w:rPr>
-        <w:t xml:space="preserve">. Present aggregate and failures and do not call the best </w:t>
-      </w:r>
-      <w:r>
-        <w:rPr>
-          <w:b/>
-        </w:rPr>
-        <w:t>output</w:t>
-      </w:r>
-      <w:r>
-        <w:rPr>
-          <w:b w:val="0"/>
-        </w:rPr>
-        <w:t xml:space="preserve"> representative without </w:t>
-      </w:r>
-      <w:r>
-        <w:rPr>
-          <w:b/>
-        </w:rPr>
-        <w:t>evidence</w:t>
-      </w:r>
-      <w:r>
-        <w:rPr>
-          <w:b w:val="0"/>
-        </w:rPr>
-        <w:t>.</w:t>
+      <w:r>
+        <w:t>Keep the selected answer private until after a first attempt.</w:t>
       </w:r>
     </w:p>
     <w:p>
       <w:pPr>
-        <w:spacing w:line="336" w:lineRule="auto" w:after="180"/>
-      </w:pPr>
-      <w:r>
-        <w:rPr>
-          <w:b w:val="0"/>
-        </w:rPr>
-        <w:t xml:space="preserve">Qualification: A confident response should not replace missing </w:t>
-      </w:r>
-      <w:r>
-        <w:rPr>
-          <w:b/>
-        </w:rPr>
-        <w:t>evidence</w:t>
-      </w:r>
-      <w:r>
-        <w:rPr>
-          <w:b w:val="0"/>
-        </w:rPr>
-        <w:t xml:space="preserve"> with speculation.</w:t>
+        <w:pStyle w:val="Heading2"/>
+      </w:pPr>
+      <w:r>
+        <w:t>Selected independent task and checked answer</w:t>
       </w:r>
     </w:p>
     <w:p>
@@ -3036,631 +3942,26 @@
         <w:rPr>
           <w:b w:val="0"/>
         </w:rPr>
-        <w:t xml:space="preserve">Exit: accept a concrete variation with its predicted outcome and a stated condition that would challenge the </w:t>
-      </w:r>
-      <w:r>
-        <w:rPr>
-          <w:b/>
-        </w:rPr>
-        <w:t>mechanism</w:t>
-      </w:r>
-      <w:r>
-        <w:rPr>
-          <w:b w:val="0"/>
-        </w:rPr>
-        <w:t xml:space="preserve">; reject a claim resting on unmeasured </w:t>
-      </w:r>
-      <w:r>
-        <w:rPr>
-          <w:b/>
-        </w:rPr>
-        <w:t>evidence</w:t>
-      </w:r>
-      <w:r>
-        <w:rPr>
-          <w:b w:val="0"/>
-        </w:rPr>
-        <w:t>.</w:t>
+        <w:t>Selected case: Audience asks if result holds on mobile; only desktop was tested. Give an honest answer.</w:t>
       </w:r>
     </w:p>
     <w:p>
       <w:pPr>
-        <w:pStyle w:val="Heading3"/>
-      </w:pPr>
-      <w:r>
-        <w:t>W1 Explain the mechanism</w:t>
+        <w:spacing w:line="336" w:lineRule="auto" w:after="180"/>
+      </w:pPr>
+      <w:r>
+        <w:rPr>
+          <w:b w:val="0"/>
+        </w:rPr>
+        <w:t>Teacher explanation: Mobile behaviour is untested. State desktop scope and propose a new appropriately designed evaluation; do not improvise a positive result.</w:t>
       </w:r>
     </w:p>
     <w:p>
       <w:pPr>
-        <w:pStyle w:val="Heading3"/>
-      </w:pPr>
-      <w:r>
-        <w:t>Workbook question · W1</w:t>
-      </w:r>
-    </w:p>
-    <w:p>
-      <w:pPr>
-        <w:spacing w:line="336" w:lineRule="auto" w:after="180"/>
-        <w:shd w:fill="F5F1FB"/>
-      </w:pPr>
-      <w:r>
-        <w:rPr>
-          <w:b w:val="0"/>
-        </w:rPr>
-        <w:t xml:space="preserve">Explain the weekly </w:t>
-      </w:r>
-      <w:r>
-        <w:rPr>
-          <w:b/>
-        </w:rPr>
-        <w:t>mechanism</w:t>
-      </w:r>
-      <w:r>
-        <w:rPr>
-          <w:b w:val="0"/>
-        </w:rPr>
-        <w:t xml:space="preserve"> in your own words. Use the worked scenario to name its </w:t>
-      </w:r>
-      <w:r>
-        <w:rPr>
-          <w:b/>
-        </w:rPr>
-        <w:t>input</w:t>
-      </w:r>
-      <w:r>
-        <w:rPr>
-          <w:b w:val="0"/>
-        </w:rPr>
-        <w:t xml:space="preserve">, decision rule and </w:t>
-      </w:r>
-      <w:r>
-        <w:rPr>
-          <w:b/>
-        </w:rPr>
-        <w:t>output</w:t>
-      </w:r>
-      <w:r>
-        <w:rPr>
-          <w:b w:val="0"/>
-        </w:rPr>
-        <w:t>.</w:t>
-      </w:r>
-    </w:p>
-    <w:p>
-      <w:pPr>
-        <w:pStyle w:val="Heading3"/>
-      </w:pPr>
-      <w:r>
-        <w:t>Teacher reasoning · W1</w:t>
-      </w:r>
-    </w:p>
-    <w:p>
-      <w:pPr>
-        <w:spacing w:line="336" w:lineRule="auto" w:after="180"/>
-        <w:shd w:fill="F1F6FC"/>
-      </w:pPr>
-      <w:r>
-        <w:rPr>
-          <w:b w:val="0"/>
-        </w:rPr>
-        <w:t xml:space="preserve">Teacher explanation: A presentation should make the </w:t>
-      </w:r>
-      <w:r>
-        <w:rPr>
-          <w:b/>
-        </w:rPr>
-        <w:t>evidence</w:t>
-      </w:r>
-      <w:r>
-        <w:rPr>
-          <w:b w:val="0"/>
-        </w:rPr>
-        <w:t xml:space="preserve"> easy to challenge. Show the baseline, scope, negative cases and uncertainties instead of only a best example.</w:t>
-      </w:r>
-    </w:p>
-    <w:p>
-      <w:pPr>
-        <w:spacing w:line="336" w:lineRule="auto" w:after="180"/>
-        <w:shd w:fill="F1F6FC"/>
-      </w:pPr>
-      <w:r>
-        <w:rPr>
-          <w:b w:val="0"/>
-        </w:rPr>
-        <w:t xml:space="preserve">Use a short sequence:question, design, primary result, failure, limitation, next question. Answer unfamiliar challenges by locating </w:t>
-      </w:r>
-      <w:r>
-        <w:rPr>
-          <w:b/>
-        </w:rPr>
-        <w:t>evidence</w:t>
-      </w:r>
-      <w:r>
-        <w:rPr>
-          <w:b w:val="0"/>
-        </w:rPr>
-        <w:t xml:space="preserve"> or stating it is missing.</w:t>
-      </w:r>
-    </w:p>
-    <w:p>
-      <w:pPr>
-        <w:pStyle w:val="Heading3"/>
-      </w:pPr>
-      <w:r>
-        <w:t>W2 Trace the worked case</w:t>
-      </w:r>
-    </w:p>
-    <w:p>
-      <w:pPr>
-        <w:pStyle w:val="Heading3"/>
-      </w:pPr>
-      <w:r>
-        <w:t>Workbook question · W2</w:t>
-      </w:r>
-    </w:p>
-    <w:p>
-      <w:pPr>
-        <w:spacing w:line="336" w:lineRule="auto" w:after="180"/>
-        <w:shd w:fill="F5F1FB"/>
-      </w:pPr>
-      <w:r>
-        <w:rPr>
-          <w:b w:val="0"/>
-        </w:rPr>
-        <w:t xml:space="preserve">A presenter shows one perfect </w:t>
-      </w:r>
-      <w:r>
-        <w:rPr>
-          <w:b/>
-        </w:rPr>
-        <w:t>output</w:t>
-      </w:r>
-      <w:r>
-        <w:rPr>
-          <w:b w:val="0"/>
-        </w:rPr>
-        <w:t xml:space="preserve"> after a20-case study with14 passes. Show the intermediate steps and give the conclusion with its scope.</w:t>
-      </w:r>
-    </w:p>
-    <w:p>
-      <w:pPr>
-        <w:pStyle w:val="Heading3"/>
-      </w:pPr>
-      <w:r>
-        <w:t>Teacher reasoning · W2</w:t>
-      </w:r>
-    </w:p>
-    <w:p>
-      <w:pPr>
-        <w:spacing w:line="336" w:lineRule="auto" w:after="180"/>
-        <w:shd w:fill="F1F6FC"/>
-      </w:pPr>
-      <w:r>
-        <w:rPr>
-          <w:b w:val="0"/>
-        </w:rPr>
-        <w:t>Teacher explanation: The demonstration is one example; study rate</w:t>
-      </w:r>
-      <w:r>
-        <w:rPr>
-          <w:b/>
-        </w:rPr>
-        <w:t>70%</w:t>
-      </w:r>
-      <w:r>
-        <w:rPr>
-          <w:b w:val="0"/>
-        </w:rPr>
-        <w:t xml:space="preserve">. Present aggregate and failures and do not call the best </w:t>
-      </w:r>
-      <w:r>
-        <w:rPr>
-          <w:b/>
-        </w:rPr>
-        <w:t>output</w:t>
-      </w:r>
-      <w:r>
-        <w:rPr>
-          <w:b w:val="0"/>
-        </w:rPr>
-        <w:t xml:space="preserve"> representative without </w:t>
-      </w:r>
-      <w:r>
-        <w:rPr>
-          <w:b/>
-        </w:rPr>
-        <w:t>evidence</w:t>
-      </w:r>
-      <w:r>
-        <w:rPr>
-          <w:b w:val="0"/>
-        </w:rPr>
-        <w:t>.</w:t>
-      </w:r>
-    </w:p>
-    <w:p>
-      <w:pPr>
-        <w:pStyle w:val="Heading3"/>
-      </w:pPr>
-      <w:r>
-        <w:t>W3 Audit the limit</w:t>
-      </w:r>
-    </w:p>
-    <w:p>
-      <w:pPr>
-        <w:pStyle w:val="Heading3"/>
-      </w:pPr>
-      <w:r>
-        <w:t>Workbook question · W3</w:t>
-      </w:r>
-    </w:p>
-    <w:p>
-      <w:pPr>
-        <w:spacing w:line="336" w:lineRule="auto" w:after="180"/>
-        <w:shd w:fill="F5F1FB"/>
-      </w:pPr>
-      <w:r>
-        <w:rPr>
-          <w:b w:val="0"/>
-        </w:rPr>
-        <w:t xml:space="preserve">A report omits this qualification: A confident response should not replace missing </w:t>
-      </w:r>
-      <w:r>
-        <w:rPr>
-          <w:b/>
-        </w:rPr>
-        <w:t>evidence</w:t>
-      </w:r>
-      <w:r>
-        <w:rPr>
-          <w:b w:val="0"/>
-        </w:rPr>
-        <w:t xml:space="preserve"> with speculation. Explain how omitting it could change a reader's interpretation, and write an accurate replacement.</w:t>
-      </w:r>
-    </w:p>
-    <w:p>
-      <w:pPr>
-        <w:pStyle w:val="Heading3"/>
-      </w:pPr>
-      <w:r>
-        <w:t>Teacher reasoning · W3</w:t>
-      </w:r>
-    </w:p>
-    <w:p>
-      <w:pPr>
-        <w:spacing w:line="336" w:lineRule="auto" w:after="180"/>
-        <w:shd w:fill="F1F6FC"/>
-      </w:pPr>
-      <w:r>
-        <w:rPr>
-          <w:b w:val="0"/>
-        </w:rPr>
-        <w:t xml:space="preserve">Teacher explanation: A confident response should not replace missing </w:t>
-      </w:r>
-      <w:r>
-        <w:rPr>
-          <w:b/>
-        </w:rPr>
-        <w:t>evidence</w:t>
-      </w:r>
-      <w:r>
-        <w:rPr>
-          <w:b w:val="0"/>
-        </w:rPr>
-        <w:t xml:space="preserve"> with speculation.</w:t>
-      </w:r>
-    </w:p>
-    <w:p>
-      <w:pPr>
-        <w:spacing w:line="336" w:lineRule="auto" w:after="180"/>
-        <w:shd w:fill="F1F6FC"/>
-      </w:pPr>
-      <w:r>
-        <w:rPr>
-          <w:b w:val="0"/>
-        </w:rPr>
-        <w:t xml:space="preserve">State the observed result separately from the unverified or out-of-scope claim; preserve the original </w:t>
-      </w:r>
-      <w:r>
-        <w:rPr>
-          <w:b/>
-        </w:rPr>
-        <w:t>evidence</w:t>
-      </w:r>
-      <w:r>
-        <w:rPr>
-          <w:b w:val="0"/>
-        </w:rPr>
-        <w:t xml:space="preserve"> rather than inventing a missing fact.</w:t>
-      </w:r>
-    </w:p>
-    <w:p>
-      <w:pPr>
-        <w:pStyle w:val="Heading3"/>
-      </w:pPr>
-      <w:r>
-        <w:t>W4 Apply a new case independently</w:t>
-      </w:r>
-    </w:p>
-    <w:p>
-      <w:pPr>
-        <w:pStyle w:val="Heading3"/>
-      </w:pPr>
-      <w:r>
-        <w:t>Workbook question · W4</w:t>
-      </w:r>
-    </w:p>
-    <w:p>
-      <w:pPr>
-        <w:spacing w:line="336" w:lineRule="auto" w:after="180"/>
-        <w:shd w:fill="F5F1FB"/>
-      </w:pPr>
-      <w:r>
-        <w:rPr>
-          <w:b w:val="0"/>
-        </w:rPr>
-        <w:t>Audience asks if result holds on mobile; only desktop was tested. Give an honest answer.</w:t>
-      </w:r>
-    </w:p>
-    <w:p>
-      <w:pPr>
-        <w:pStyle w:val="Heading3"/>
-      </w:pPr>
-      <w:r>
-        <w:t>Teacher reasoning · W4</w:t>
-      </w:r>
-    </w:p>
-    <w:p>
-      <w:pPr>
-        <w:spacing w:line="336" w:lineRule="auto" w:after="180"/>
-        <w:shd w:fill="F1F6FC"/>
-      </w:pPr>
-      <w:r>
-        <w:rPr>
-          <w:b w:val="0"/>
-        </w:rPr>
-        <w:t>Teacher explanation: Mobile behaviour is untested. State desktop scope and propose a new appropriately designed evaluation; do not improvise a positive result.</w:t>
-      </w:r>
-    </w:p>
-    <w:p>
-      <w:pPr>
-        <w:pStyle w:val="Heading3"/>
-      </w:pPr>
-      <w:r>
-        <w:t>W5 Design a revealing follow-up</w:t>
-      </w:r>
-    </w:p>
-    <w:p>
-      <w:pPr>
-        <w:pStyle w:val="Heading3"/>
-      </w:pPr>
-      <w:r>
-        <w:t>Workbook question · W5</w:t>
-      </w:r>
-    </w:p>
-    <w:p>
-      <w:pPr>
-        <w:spacing w:line="336" w:lineRule="auto" w:after="180"/>
-        <w:shd w:fill="F5F1FB"/>
-      </w:pPr>
-      <w:r>
-        <w:rPr>
-          <w:b w:val="0"/>
-        </w:rPr>
-        <w:t>For the worked scenario, propose one additional case that could reveal a failure, describe its expected outcome before running it, and explain what would need to remain fixed for a fair comparison.</w:t>
-      </w:r>
-    </w:p>
-    <w:p>
-      <w:pPr>
-        <w:spacing w:line="336" w:lineRule="auto" w:after="180"/>
-        <w:shd w:fill="F5F1FB"/>
-      </w:pPr>
-      <w:r>
-        <w:rPr>
-          <w:b w:val="0"/>
-        </w:rPr>
-        <w:t>Do not reuse W4 as a new final test after receiving feedback.</w:t>
-      </w:r>
-    </w:p>
-    <w:p>
-      <w:pPr>
-        <w:pStyle w:val="Heading3"/>
-      </w:pPr>
-      <w:r>
-        <w:t>Teacher reasoning · W5</w:t>
-      </w:r>
-    </w:p>
-    <w:p>
-      <w:pPr>
-        <w:spacing w:line="336" w:lineRule="auto" w:after="180"/>
-        <w:shd w:fill="F1F6FC"/>
-      </w:pPr>
-      <w:r>
-        <w:rPr>
-          <w:b w:val="0"/>
-        </w:rPr>
-        <w:t xml:space="preserve">Teacher explanation: Accept a concrete variant of the worked </w:t>
-      </w:r>
-      <w:r>
-        <w:rPr>
-          <w:b/>
-        </w:rPr>
-        <w:t>input</w:t>
-      </w:r>
-      <w:r>
-        <w:rPr>
-          <w:b w:val="0"/>
-        </w:rPr>
-        <w:t xml:space="preserve"> or a missing/conflicting/boundary condition, with an expectation derived from the declared procedure.</w:t>
-      </w:r>
-    </w:p>
-    <w:p>
-      <w:pPr>
-        <w:spacing w:line="336" w:lineRule="auto" w:after="180"/>
-        <w:shd w:fill="F1F6FC"/>
-      </w:pPr>
-      <w:r>
-        <w:rPr>
-          <w:b w:val="0"/>
-        </w:rPr>
-        <w:t xml:space="preserve">Require preserved settings, original </w:t>
-      </w:r>
-      <w:r>
-        <w:rPr>
-          <w:b/>
-        </w:rPr>
-        <w:t>output</w:t>
-      </w:r>
-      <w:r>
-        <w:rPr>
-          <w:b w:val="0"/>
-        </w:rPr>
-        <w:t xml:space="preserve">s and data roles. A confident response should not replace missing </w:t>
-      </w:r>
-      <w:r>
-        <w:rPr>
-          <w:b/>
-        </w:rPr>
-        <w:t>evidence</w:t>
-      </w:r>
-      <w:r>
-        <w:rPr>
-          <w:b w:val="0"/>
-        </w:rPr>
-        <w:t xml:space="preserve"> with speculation.</w:t>
-      </w:r>
-    </w:p>
-    <w:p>
-      <w:pPr>
-        <w:spacing w:line="336" w:lineRule="auto" w:after="180"/>
-        <w:shd w:fill="F1F6FC"/>
-      </w:pPr>
-      <w:r>
-        <w:rPr>
-          <w:b w:val="0"/>
-        </w:rPr>
-        <w:t xml:space="preserve">The new case should test this particular </w:t>
-      </w:r>
-      <w:r>
-        <w:rPr>
-          <w:b/>
-        </w:rPr>
-        <w:t>mechanism</w:t>
-      </w:r>
-      <w:r>
-        <w:rPr>
-          <w:b w:val="0"/>
-        </w:rPr>
-        <w:t xml:space="preserve"> rather than merely restate the original result.</w:t>
-      </w:r>
-    </w:p>
-    <w:p>
-      <w:pPr>
-        <w:pStyle w:val="Heading3"/>
-      </w:pPr>
-      <w:r>
-        <w:t>Independent assessment and fresh retry</w:t>
-      </w:r>
-    </w:p>
-    <w:p>
-      <w:pPr>
-        <w:pStyle w:val="Heading3"/>
-      </w:pPr>
-      <w:r>
-        <w:t>Teacher key · Independent assessment and fresh retry</w:t>
-      </w:r>
-    </w:p>
-    <w:p>
-      <w:pPr>
-        <w:spacing w:line="336" w:lineRule="auto" w:after="180"/>
-        <w:shd w:fill="F1F6FC"/>
-      </w:pPr>
-      <w:r>
-        <w:rPr>
-          <w:b w:val="0"/>
-        </w:rPr>
-        <w:t>W4: Mobile behaviour is untested. State desktop scope and propose a new appropriately designed evaluation; do not improvise a positive result. Require intermediate reasoning and the stated scope.</w:t>
-      </w:r>
-    </w:p>
-    <w:p>
-      <w:pPr>
-        <w:spacing w:line="336" w:lineRule="auto" w:after="180"/>
-        <w:shd w:fill="F1F6FC"/>
-      </w:pPr>
-      <w:r>
-        <w:rPr>
-          <w:b w:val="0"/>
-        </w:rPr>
-        <w:t>Fresh retry: Audience asks for an unmeasured energy comparison. Expected reasoning: Say energy is unmeasured; explain what resource instrumentation and matched comparison would be needed.</w:t>
-      </w:r>
-    </w:p>
-    <w:p>
-      <w:pPr>
-        <w:spacing w:line="336" w:lineRule="auto" w:after="180"/>
-        <w:shd w:fill="F1F6FC"/>
-      </w:pPr>
-      <w:r>
-        <w:rPr>
-          <w:b w:val="0"/>
-        </w:rPr>
-        <w:t>If students need support, record it and reassess with another new case rather than awarding independence to a copied answer.</w:t>
-      </w:r>
-    </w:p>
-    <w:p>
-      <w:pPr>
-        <w:pStyle w:val="Heading3"/>
-      </w:pPr>
-      <w:r>
-        <w:t>Assess independent transfer</w:t>
-      </w:r>
-    </w:p>
-    <w:p>
-      <w:pPr>
-        <w:pStyle w:val="Heading3"/>
-      </w:pPr>
-      <w:r>
-        <w:t>Independent question · withhold the key</w:t>
-      </w:r>
-    </w:p>
-    <w:p>
-      <w:pPr>
-        <w:spacing w:line="336" w:lineRule="auto" w:after="180"/>
-        <w:shd w:fill="F5F1FB"/>
-      </w:pPr>
-      <w:r>
-        <w:rPr>
-          <w:b w:val="0"/>
-        </w:rPr>
-        <w:t>Selected case: Audience asks if result holds on mobile; only desktop was tested. Give an honest answer.</w:t>
-      </w:r>
-    </w:p>
-    <w:p>
-      <w:pPr>
-        <w:pStyle w:val="Heading3"/>
-      </w:pPr>
-      <w:r>
-        <w:t>Selected case answer</w:t>
-      </w:r>
-    </w:p>
-    <w:p>
-      <w:pPr>
-        <w:pStyle w:val="Heading3"/>
-      </w:pPr>
-      <w:r>
-        <w:t>Teacher key · Selected case answer</w:t>
-      </w:r>
-    </w:p>
-    <w:p>
-      <w:pPr>
-        <w:spacing w:line="336" w:lineRule="auto" w:after="180"/>
-        <w:shd w:fill="F1F6FC"/>
-      </w:pPr>
-      <w:r>
-        <w:rPr>
-          <w:b w:val="0"/>
-        </w:rPr>
-        <w:t>Teacher explanation: Mobile behaviour is untested. State desktop scope and propose a new appropriately designed evaluation; do not improvise a positive result.</w:t>
+        <w:pStyle w:val="Heading2"/>
+      </w:pPr>
+      <w:r>
+        <w:t>Judge explanation,trace and limits</w:t>
       </w:r>
     </w:p>
     <w:tbl>
@@ -3767,54 +4068,55 @@
     </w:tbl>
     <w:p>
       <w:pPr>
-        <w:pStyle w:val="Heading3"/>
-      </w:pPr>
-      <w:r>
-        <w:t>Teacher key · Selected case answer</w:t>
+        <w:spacing w:line="336" w:lineRule="auto" w:after="180"/>
+      </w:pPr>
+      <w:r>
+        <w:rPr>
+          <w:b w:val="0"/>
+        </w:rPr>
+        <w:t>Record each dimension as not yet, with support, or independent. Accept a valid alternative procedure with a defensible trace.</w:t>
       </w:r>
     </w:p>
     <w:p>
       <w:pPr>
         <w:spacing w:line="336" w:lineRule="auto" w:after="180"/>
-        <w:shd w:fill="F1F6FC"/>
       </w:pPr>
       <w:r>
         <w:rPr>
           <w:b w:val="0"/>
         </w:rPr>
-        <w:t>Record each dimension as not yet, with support, or independent. Accept a valid alternative procedure with a defensible trace.</w:t>
+        <w:t xml:space="preserve">Do not penalise an honestly recorded model failure if the learner correctly explains its </w:t>
+      </w:r>
+      <w:r>
+        <w:rPr>
+          <w:b/>
+        </w:rPr>
+        <w:t>evidence</w:t>
+      </w:r>
+      <w:r>
+        <w:rPr>
+          <w:b w:val="0"/>
+        </w:rPr>
+        <w:t xml:space="preserve"> and limits.</w:t>
       </w:r>
     </w:p>
     <w:p>
       <w:pPr>
-        <w:spacing w:line="336" w:lineRule="auto" w:after="180"/>
-        <w:shd w:fill="F1F6FC"/>
-      </w:pPr>
-      <w:r>
-        <w:rPr>
-          <w:b w:val="0"/>
-        </w:rPr>
-        <w:t xml:space="preserve">Do not penalise an honestly recorded model failure if the learner correctly explains its </w:t>
-      </w:r>
-      <w:r>
-        <w:rPr>
-          <w:b/>
-        </w:rPr>
-        <w:t>evidence</w:t>
-      </w:r>
-      <w:r>
-        <w:rPr>
-          <w:b w:val="0"/>
-        </w:rPr>
-        <w:t xml:space="preserve"> and limits.</w:t>
+        <w:pStyle w:val="Heading2"/>
+      </w:pPr>
+      <w:r>
+        <w:t>Give one usable repair</w:t>
       </w:r>
     </w:p>
     <w:p>
       <w:pPr>
-        <w:pStyle w:val="Heading3"/>
-      </w:pPr>
-      <w:r>
-        <w:t>Feedback that the learner uses</w:t>
+        <w:spacing w:line="336" w:lineRule="auto" w:after="180"/>
+      </w:pPr>
+      <w:r>
+        <w:rPr>
+          <w:b w:val="0"/>
+        </w:rPr>
+        <w:t>Name the earliest unsupported step and give one action to repair it. Have the learner make that repair now and explain why. Then assess the relevant skill on a fresh, fully specified case.</w:t>
       </w:r>
     </w:p>
     <w:p>
@@ -3825,31 +4127,85 @@
         <w:rPr>
           <w:b w:val="0"/>
         </w:rPr>
-        <w:t>Name the earliest unsupported step and give one action to repair it. Have the learner make that repair now and explain why. Then assess the relevant skill on a fresh, fully specified case.</w:t>
+        <w:t>Confirm it was not previously practised with feedback; solve and check the new case before assigning it. A follow-up design prompt is a starting brief, not automatically an equivalent test.</w:t>
       </w:r>
     </w:p>
     <w:p>
       <w:pPr>
-        <w:spacing w:line="336" w:lineRule="auto" w:after="180"/>
-      </w:pPr>
-      <w:r>
-        <w:rPr>
-          <w:b w:val="0"/>
-        </w:rPr>
-        <w:t>Confirm it was not previously practised with feedback; solve and check the new case before assigning it. A follow-up design prompt is a starting brief, not automatically an equivalent test.</w:t>
+        <w:pStyle w:val="Heading2"/>
+      </w:pPr>
+      <w:r>
+        <w:t>W1 Explain the mechanism</w:t>
       </w:r>
     </w:p>
     <w:p>
       <w:pPr>
-        <w:pStyle w:val="Heading1"/>
-      </w:pPr>
-      <w:r>
-        <w:t>06. Connect the project, support and next lesson</w:t>
+        <w:spacing w:line="336" w:lineRule="auto" w:after="180"/>
+      </w:pPr>
+      <w:r>
+        <w:rPr>
+          <w:b w:val="0"/>
+        </w:rPr>
+        <w:t xml:space="preserve">Explain the weekly </w:t>
+      </w:r>
+      <w:r>
+        <w:rPr>
+          <w:b/>
+        </w:rPr>
+        <w:t>mechanism</w:t>
+      </w:r>
+      <w:r>
+        <w:rPr>
+          <w:b w:val="0"/>
+        </w:rPr>
+        <w:t xml:space="preserve"> in your own words. Use the worked scenario to name its </w:t>
+      </w:r>
+      <w:r>
+        <w:rPr>
+          <w:b/>
+        </w:rPr>
+        <w:t>input</w:t>
+      </w:r>
+      <w:r>
+        <w:rPr>
+          <w:b w:val="0"/>
+        </w:rPr>
+        <w:t xml:space="preserve">, decision rule and </w:t>
+      </w:r>
+      <w:r>
+        <w:rPr>
+          <w:b/>
+        </w:rPr>
+        <w:t>output</w:t>
+      </w:r>
+      <w:r>
+        <w:rPr>
+          <w:b w:val="0"/>
+        </w:rPr>
+        <w:t>.</w:t>
       </w:r>
     </w:p>
     <w:p>
-      <w:r>
-        <w:t>Connect Presentation and challenge session to Reproducible AI Research Study, adapt support and plan a later changed-case check.</w:t>
+      <w:pPr>
+        <w:spacing w:line="336" w:lineRule="auto" w:after="180"/>
+      </w:pPr>
+      <w:r>
+        <w:rPr>
+          <w:b w:val="0"/>
+        </w:rPr>
+        <w:t xml:space="preserve">Teacher explanation: A presentation should make the </w:t>
+      </w:r>
+      <w:r>
+        <w:rPr>
+          <w:b/>
+        </w:rPr>
+        <w:t>evidence</w:t>
+      </w:r>
+      <w:r>
+        <w:rPr>
+          <w:b w:val="0"/>
+        </w:rPr>
+        <w:t xml:space="preserve"> easy to challenge. Show the baseline, scope, negative cases and uncertainties instead of only a best example.</w:t>
       </w:r>
     </w:p>
     <w:p>
@@ -3860,7 +4216,7 @@
         <w:rPr>
           <w:b w:val="0"/>
         </w:rPr>
-        <w:t xml:space="preserve">For Reproducible AI Research Study, use this week’s independent task as a rehearsal for the final </w:t>
+        <w:t xml:space="preserve">Use a short sequence:question, design, primary result, failure, limitation, next question. Answer unfamiliar challenges by locating </w:t>
       </w:r>
       <w:r>
         <w:rPr>
@@ -3872,30 +4228,15 @@
         <w:rPr>
           <w:b w:val="0"/>
         </w:rPr>
-        <w:t xml:space="preserve"> pack: Audience asks if result holds on mobile; only desktop was tested. Give an honest answer.</w:t>
+        <w:t xml:space="preserve"> or stating it is missing.</w:t>
       </w:r>
     </w:p>
     <w:p>
       <w:pPr>
-        <w:spacing w:line="336" w:lineRule="auto" w:after="180"/>
-      </w:pPr>
-      <w:r>
-        <w:rPr>
-          <w:b w:val="0"/>
-        </w:rPr>
-        <w:t xml:space="preserve">Keep actual </w:t>
-      </w:r>
-      <w:r>
-        <w:rPr>
-          <w:b/>
-        </w:rPr>
-        <w:t>observation</w:t>
-      </w:r>
-      <w:r>
-        <w:rPr>
-          <w:b w:val="0"/>
-        </w:rPr>
-        <w:t>s separate from expected results, preserve failures, compare a baseline and explain the limits.</w:t>
+        <w:pStyle w:val="Heading2"/>
+      </w:pPr>
+      <w:r>
+        <w:t>W2 Trace the worked case</w:t>
       </w:r>
     </w:p>
     <w:p>
@@ -3906,19 +4247,19 @@
         <w:rPr>
           <w:b w:val="0"/>
         </w:rPr>
-        <w:t xml:space="preserve">Provide an </w:t>
+        <w:t xml:space="preserve">A presenter shows one perfect </w:t>
       </w:r>
       <w:r>
         <w:rPr>
           <w:b/>
         </w:rPr>
-        <w:t>input</w:t>
+        <w:t>output</w:t>
       </w:r>
       <w:r>
         <w:rPr>
           <w:b w:val="0"/>
         </w:rPr>
-        <w:t>/procedure/result/limit frame and a calculator when needed. Ask students to identify the first step before completing the whole trace.</w:t>
+        <w:t xml:space="preserve"> after a 20-case study with 14 passes. Show the intermediate steps and give the conclusion with its scope.</w:t>
       </w:r>
     </w:p>
     <w:p>
@@ -3929,42 +4270,51 @@
         <w:rPr>
           <w:b w:val="0"/>
         </w:rPr>
-        <w:t xml:space="preserve">Extension: compare two concrete variants of this </w:t>
+        <w:t xml:space="preserve">Teacher explanation: The demonstration is one example; study rate </w:t>
       </w:r>
       <w:r>
         <w:rPr>
           <w:b/>
         </w:rPr>
-        <w:t>mechanism</w:t>
+        <w:t>70%</w:t>
       </w:r>
       <w:r>
         <w:rPr>
           <w:b w:val="0"/>
         </w:rPr>
-        <w:t xml:space="preserve"> while holding unrelated conditions fixed; report both successful and unsuccessful outcomes.</w:t>
+        <w:t xml:space="preserve">. Present aggregate and failures and do not call the best </w:t>
+      </w:r>
+      <w:r>
+        <w:rPr>
+          <w:b/>
+        </w:rPr>
+        <w:t>output</w:t>
+      </w:r>
+      <w:r>
+        <w:rPr>
+          <w:b w:val="0"/>
+        </w:rPr>
+        <w:t xml:space="preserve"> representative without </w:t>
+      </w:r>
+      <w:r>
+        <w:rPr>
+          <w:b/>
+        </w:rPr>
+        <w:t>evidence</w:t>
+      </w:r>
+      <w:r>
+        <w:rPr>
+          <w:b w:val="0"/>
+        </w:rPr>
+        <w:t>.</w:t>
       </w:r>
     </w:p>
     <w:p>
       <w:pPr>
-        <w:spacing w:line="336" w:lineRule="auto" w:after="180"/>
-      </w:pPr>
-      <w:r>
-        <w:rPr>
-          <w:b w:val="0"/>
-        </w:rPr>
-        <w:t xml:space="preserve">Next connection: Research defense and next questions. Preserve the current case record and retrieve its </w:t>
-      </w:r>
-      <w:r>
-        <w:rPr>
-          <w:b/>
-        </w:rPr>
-        <w:t>evidence</w:t>
-      </w:r>
-      <w:r>
-        <w:rPr>
-          <w:b w:val="0"/>
-        </w:rPr>
-        <w:t xml:space="preserve"> boundary before moving on.</w:t>
+        <w:pStyle w:val="Heading2"/>
+      </w:pPr>
+      <w:r>
+        <w:t>W3 Audit the limit</w:t>
       </w:r>
     </w:p>
     <w:p>
@@ -3975,15 +4325,568 @@
         <w:rPr>
           <w:b w:val="0"/>
         </w:rPr>
-        <w:t>Retain the project ledger and assess a changed case after support. Check the relevant prerequisite before carrying this component forward.</w:t>
+        <w:t xml:space="preserve">A report omits this qualification: A confident response should not replace missing </w:t>
+      </w:r>
+      <w:r>
+        <w:rPr>
+          <w:b/>
+        </w:rPr>
+        <w:t>evidence</w:t>
+      </w:r>
+      <w:r>
+        <w:rPr>
+          <w:b w:val="0"/>
+        </w:rPr>
+        <w:t xml:space="preserve"> with speculation. Explain how omitting it could change a reader's interpretation, and write an accurate replacement.</w:t>
       </w:r>
     </w:p>
     <w:p>
       <w:pPr>
+        <w:spacing w:line="336" w:lineRule="auto" w:after="180"/>
+      </w:pPr>
+      <w:r>
+        <w:rPr>
+          <w:b w:val="0"/>
+        </w:rPr>
+        <w:t xml:space="preserve">Teacher explanation: A confident response should not replace missing </w:t>
+      </w:r>
+      <w:r>
+        <w:rPr>
+          <w:b/>
+        </w:rPr>
+        <w:t>evidence</w:t>
+      </w:r>
+      <w:r>
+        <w:rPr>
+          <w:b w:val="0"/>
+        </w:rPr>
+        <w:t xml:space="preserve"> with speculation.</w:t>
+      </w:r>
+    </w:p>
+    <w:p>
+      <w:pPr>
+        <w:spacing w:line="336" w:lineRule="auto" w:after="180"/>
+      </w:pPr>
+      <w:r>
+        <w:rPr>
+          <w:b w:val="0"/>
+        </w:rPr>
+        <w:t xml:space="preserve">State the observed result separately from the unverified or out-of-scope claim; preserve the original </w:t>
+      </w:r>
+      <w:r>
+        <w:rPr>
+          <w:b/>
+        </w:rPr>
+        <w:t>evidence</w:t>
+      </w:r>
+      <w:r>
+        <w:rPr>
+          <w:b w:val="0"/>
+        </w:rPr>
+        <w:t xml:space="preserve"> rather than inventing a missing fact.</w:t>
+      </w:r>
+    </w:p>
+    <w:p>
+      <w:pPr>
+        <w:pStyle w:val="Heading2"/>
+      </w:pPr>
+      <w:r>
+        <w:t>W5 Design a revealing follow-up</w:t>
+      </w:r>
+    </w:p>
+    <w:p>
+      <w:pPr>
+        <w:spacing w:line="336" w:lineRule="auto" w:after="180"/>
+      </w:pPr>
+      <w:r>
+        <w:rPr>
+          <w:b w:val="0"/>
+        </w:rPr>
+        <w:t>For the worked scenario, propose one additional case that could reveal a failure, describe its expected outcome before running it, and explain what would need to remain fixed for a fair comparison.</w:t>
+      </w:r>
+    </w:p>
+    <w:p>
+      <w:pPr>
+        <w:spacing w:line="336" w:lineRule="auto" w:after="180"/>
+      </w:pPr>
+      <w:r>
+        <w:rPr>
+          <w:b w:val="0"/>
+        </w:rPr>
+        <w:t>Do not reuse W4 as a new final test after receiving feedback.</w:t>
+      </w:r>
+    </w:p>
+    <w:p>
+      <w:pPr>
+        <w:spacing w:line="336" w:lineRule="auto" w:after="180"/>
+      </w:pPr>
+      <w:r>
+        <w:rPr>
+          <w:b w:val="0"/>
+        </w:rPr>
+        <w:t xml:space="preserve">Teacher explanation: Accept a concrete variant of the worked </w:t>
+      </w:r>
+      <w:r>
+        <w:rPr>
+          <w:b/>
+        </w:rPr>
+        <w:t>input</w:t>
+      </w:r>
+      <w:r>
+        <w:rPr>
+          <w:b w:val="0"/>
+        </w:rPr>
+        <w:t xml:space="preserve"> or a missing/conflicting/boundary condition, with an expectation derived from the declared procedure.</w:t>
+      </w:r>
+    </w:p>
+    <w:p>
+      <w:pPr>
+        <w:spacing w:line="336" w:lineRule="auto" w:after="180"/>
+      </w:pPr>
+      <w:r>
+        <w:rPr>
+          <w:b w:val="0"/>
+        </w:rPr>
+        <w:t xml:space="preserve">Require preserved settings, original </w:t>
+      </w:r>
+      <w:r>
+        <w:rPr>
+          <w:b/>
+        </w:rPr>
+        <w:t>output</w:t>
+      </w:r>
+      <w:r>
+        <w:rPr>
+          <w:b w:val="0"/>
+        </w:rPr>
+        <w:t xml:space="preserve">s and data roles. A confident response should not replace missing </w:t>
+      </w:r>
+      <w:r>
+        <w:rPr>
+          <w:b/>
+        </w:rPr>
+        <w:t>evidence</w:t>
+      </w:r>
+      <w:r>
+        <w:rPr>
+          <w:b w:val="0"/>
+        </w:rPr>
+        <w:t xml:space="preserve"> with speculation.</w:t>
+      </w:r>
+    </w:p>
+    <w:p>
+      <w:pPr>
+        <w:spacing w:line="336" w:lineRule="auto" w:after="180"/>
+      </w:pPr>
+      <w:r>
+        <w:rPr>
+          <w:b w:val="0"/>
+        </w:rPr>
+        <w:t xml:space="preserve">The new case should test this particular </w:t>
+      </w:r>
+      <w:r>
+        <w:rPr>
+          <w:b/>
+        </w:rPr>
+        <w:t>mechanism</w:t>
+      </w:r>
+      <w:r>
+        <w:rPr>
+          <w:b w:val="0"/>
+        </w:rPr>
+        <w:t xml:space="preserve"> rather than merely restate the original result.</w:t>
+      </w:r>
+    </w:p>
+    <w:p>
+      <w:pPr>
+        <w:pStyle w:val="Heading2"/>
+      </w:pPr>
+      <w:r>
+        <w:t>Earlier wording, alternatives and picture transcripts · reference / check after trying</w:t>
+      </w:r>
+    </w:p>
+    <w:p>
+      <w:pPr>
         <w:pStyle w:val="Heading3"/>
       </w:pPr>
       <w:r>
-        <w:t>Plan the delayed return</w:t>
+        <w:t>Guided and exit questions</w:t>
+      </w:r>
+    </w:p>
+    <w:p>
+      <w:pPr>
+        <w:spacing w:line="336" w:lineRule="auto" w:after="180"/>
+      </w:pPr>
+      <w:r>
+        <w:rPr>
+          <w:b w:val="0"/>
+        </w:rPr>
+        <w:t xml:space="preserve">Guided: The demonstration is one example; study rate </w:t>
+      </w:r>
+      <w:r>
+        <w:rPr>
+          <w:b/>
+        </w:rPr>
+        <w:t>70%</w:t>
+      </w:r>
+      <w:r>
+        <w:rPr>
+          <w:b w:val="0"/>
+        </w:rPr>
+        <w:t xml:space="preserve">. Present aggregate and failures and do not call the best </w:t>
+      </w:r>
+      <w:r>
+        <w:rPr>
+          <w:b/>
+        </w:rPr>
+        <w:t>output</w:t>
+      </w:r>
+      <w:r>
+        <w:rPr>
+          <w:b w:val="0"/>
+        </w:rPr>
+        <w:t xml:space="preserve"> representative without </w:t>
+      </w:r>
+      <w:r>
+        <w:rPr>
+          <w:b/>
+        </w:rPr>
+        <w:t>evidence</w:t>
+      </w:r>
+      <w:r>
+        <w:rPr>
+          <w:b w:val="0"/>
+        </w:rPr>
+        <w:t xml:space="preserve">. Qualification: A confident response should not replace missing </w:t>
+      </w:r>
+      <w:r>
+        <w:rPr>
+          <w:b/>
+        </w:rPr>
+        <w:t>evidence</w:t>
+      </w:r>
+      <w:r>
+        <w:rPr>
+          <w:b w:val="0"/>
+        </w:rPr>
+        <w:t xml:space="preserve"> with speculation. Exit: accept a concrete variation with its predicted outcome and a stated condition that would challenge the </w:t>
+      </w:r>
+      <w:r>
+        <w:rPr>
+          <w:b/>
+        </w:rPr>
+        <w:t>mechanism</w:t>
+      </w:r>
+      <w:r>
+        <w:rPr>
+          <w:b w:val="0"/>
+        </w:rPr>
+        <w:t xml:space="preserve">; reject a claim resting on unmeasured </w:t>
+      </w:r>
+      <w:r>
+        <w:rPr>
+          <w:b/>
+        </w:rPr>
+        <w:t>evidence</w:t>
+      </w:r>
+      <w:r>
+        <w:rPr>
+          <w:b w:val="0"/>
+        </w:rPr>
+        <w:t>.</w:t>
+      </w:r>
+    </w:p>
+    <w:p>
+      <w:pPr>
+        <w:pStyle w:val="Heading3"/>
+      </w:pPr>
+      <w:r>
+        <w:t>W1 Explain the mechanism</w:t>
+      </w:r>
+    </w:p>
+    <w:p>
+      <w:pPr>
+        <w:pStyle w:val="Heading3"/>
+      </w:pPr>
+      <w:r>
+        <w:t>W2 Trace the worked case</w:t>
+      </w:r>
+    </w:p>
+    <w:p>
+      <w:pPr>
+        <w:pStyle w:val="Heading3"/>
+      </w:pPr>
+      <w:r>
+        <w:t>W3 Audit the limit</w:t>
+      </w:r>
+    </w:p>
+    <w:p>
+      <w:pPr>
+        <w:pStyle w:val="Heading3"/>
+      </w:pPr>
+      <w:r>
+        <w:t>W4 Apply a new case independently</w:t>
+      </w:r>
+    </w:p>
+    <w:p>
+      <w:pPr>
+        <w:spacing w:line="336" w:lineRule="auto" w:after="180"/>
+      </w:pPr>
+      <w:r>
+        <w:rPr>
+          <w:b w:val="0"/>
+        </w:rPr>
+        <w:t>Audience asks if result holds on mobile; only desktop was tested. Give an honest answer.</w:t>
+      </w:r>
+    </w:p>
+    <w:p>
+      <w:pPr>
+        <w:spacing w:line="336" w:lineRule="auto" w:after="180"/>
+      </w:pPr>
+      <w:r>
+        <w:rPr>
+          <w:b w:val="0"/>
+        </w:rPr>
+        <w:t>Teacher explanation: Mobile behaviour is untested. State desktop scope and propose a new appropriately designed evaluation; do not improvise a positive result.</w:t>
+      </w:r>
+    </w:p>
+    <w:p>
+      <w:pPr>
+        <w:pStyle w:val="Heading3"/>
+      </w:pPr>
+      <w:r>
+        <w:t>W5 Design a revealing follow-up</w:t>
+      </w:r>
+    </w:p>
+    <w:p>
+      <w:pPr>
+        <w:pStyle w:val="Heading3"/>
+      </w:pPr>
+      <w:r>
+        <w:t>Independent assessment and fresh retry</w:t>
+      </w:r>
+    </w:p>
+    <w:p>
+      <w:pPr>
+        <w:spacing w:line="336" w:lineRule="auto" w:after="180"/>
+      </w:pPr>
+      <w:r>
+        <w:rPr>
+          <w:b w:val="0"/>
+        </w:rPr>
+        <w:t>W4: Mobile behaviour is untested. State desktop scope and propose a new appropriately designed evaluation; do not improvise a positive result. Require intermediate reasoning and the stated scope.</w:t>
+      </w:r>
+    </w:p>
+    <w:p>
+      <w:pPr>
+        <w:spacing w:line="336" w:lineRule="auto" w:after="180"/>
+      </w:pPr>
+      <w:r>
+        <w:rPr>
+          <w:b w:val="0"/>
+        </w:rPr>
+        <w:t>Fresh retry: Audience asks for an unmeasured energy comparison. Expected reasoning: Say energy is unmeasured; explain what resource instrumentation and matched comparison would be needed.</w:t>
+      </w:r>
+    </w:p>
+    <w:p>
+      <w:pPr>
+        <w:spacing w:line="336" w:lineRule="auto" w:after="180"/>
+      </w:pPr>
+      <w:r>
+        <w:rPr>
+          <w:b w:val="0"/>
+        </w:rPr>
+        <w:t>If students need support, record it and reassess with another new case rather than awarding independence to a copied answer.</w:t>
+      </w:r>
+    </w:p>
+    <w:p>
+      <w:pPr>
+        <w:pStyle w:val="Heading3"/>
+      </w:pPr>
+      <w:r>
+        <w:t>Assess independent transfer</w:t>
+      </w:r>
+    </w:p>
+    <w:p>
+      <w:pPr>
+        <w:pStyle w:val="Heading3"/>
+      </w:pPr>
+      <w:r>
+        <w:t>Selected case answer</w:t>
+      </w:r>
+    </w:p>
+    <w:p>
+      <w:pPr>
+        <w:pStyle w:val="Heading3"/>
+      </w:pPr>
+      <w:r>
+        <w:t>Feedback that the learner uses</w:t>
+      </w:r>
+    </w:p>
+    <w:p>
+      <w:pPr>
+        <w:pStyle w:val="Heading1"/>
+      </w:pPr>
+      <w:r>
+        <w:t>06. Connect, support and revisit research reasoning</w:t>
+      </w:r>
+    </w:p>
+    <w:p>
+      <w:r>
+        <w:t>Use saved evidence and assumptions to choose the next question.</w:t>
+      </w:r>
+    </w:p>
+    <w:p>
+      <w:pPr>
+        <w:pStyle w:val="Heading2"/>
+      </w:pPr>
+      <w:r>
+        <w:t>Project and next-week bridge</w:t>
+      </w:r>
+    </w:p>
+    <w:p>
+      <w:pPr>
+        <w:spacing w:line="336" w:lineRule="auto" w:after="180"/>
+      </w:pPr>
+      <w:r>
+        <w:rPr>
+          <w:b w:val="0"/>
+        </w:rPr>
+        <w:t xml:space="preserve">For Reproducible AI Research Study, use this week’s independent task as a rehearsal for the final </w:t>
+      </w:r>
+      <w:r>
+        <w:rPr>
+          <w:b/>
+        </w:rPr>
+        <w:t>evidence</w:t>
+      </w:r>
+      <w:r>
+        <w:rPr>
+          <w:b w:val="0"/>
+        </w:rPr>
+        <w:t xml:space="preserve"> pack: Audience asks if result holds on mobile; only desktop was tested. Give an honest answer.</w:t>
+      </w:r>
+    </w:p>
+    <w:p>
+      <w:pPr>
+        <w:spacing w:line="336" w:lineRule="auto" w:after="180"/>
+      </w:pPr>
+      <w:r>
+        <w:rPr>
+          <w:b w:val="0"/>
+        </w:rPr>
+        <w:t xml:space="preserve">Keep actual </w:t>
+      </w:r>
+      <w:r>
+        <w:rPr>
+          <w:b/>
+        </w:rPr>
+        <w:t>observation</w:t>
+      </w:r>
+      <w:r>
+        <w:rPr>
+          <w:b w:val="0"/>
+        </w:rPr>
+        <w:t>s separate from expected results, preserve failures, compare a baseline and explain the limits.</w:t>
+      </w:r>
+    </w:p>
+    <w:p>
+      <w:pPr>
+        <w:spacing w:line="336" w:lineRule="auto" w:after="180"/>
+      </w:pPr>
+      <w:r>
+        <w:rPr>
+          <w:b w:val="0"/>
+        </w:rPr>
+        <w:t xml:space="preserve">Provide an </w:t>
+      </w:r>
+      <w:r>
+        <w:rPr>
+          <w:b/>
+        </w:rPr>
+        <w:t>input</w:t>
+      </w:r>
+      <w:r>
+        <w:rPr>
+          <w:b w:val="0"/>
+        </w:rPr>
+        <w:t>/procedure/result/limit frame and a calculator when needed. Ask students to identify the first step before completing the whole trace.</w:t>
+      </w:r>
+    </w:p>
+    <w:p>
+      <w:pPr>
+        <w:spacing w:line="336" w:lineRule="auto" w:after="180"/>
+      </w:pPr>
+      <w:r>
+        <w:rPr>
+          <w:b w:val="0"/>
+        </w:rPr>
+        <w:t xml:space="preserve">Extension: compare two concrete variants of this </w:t>
+      </w:r>
+      <w:r>
+        <w:rPr>
+          <w:b/>
+        </w:rPr>
+        <w:t>mechanism</w:t>
+      </w:r>
+      <w:r>
+        <w:rPr>
+          <w:b w:val="0"/>
+        </w:rPr>
+        <w:t xml:space="preserve"> while holding unrelated conditions fixed; report both successful and unsuccessful outcomes.</w:t>
+      </w:r>
+    </w:p>
+    <w:p>
+      <w:pPr>
+        <w:spacing w:line="336" w:lineRule="auto" w:after="180"/>
+      </w:pPr>
+      <w:r>
+        <w:rPr>
+          <w:b w:val="0"/>
+        </w:rPr>
+        <w:t xml:space="preserve">Next connection: Research defense and next questions. Preserve the current case record and retrieve its </w:t>
+      </w:r>
+      <w:r>
+        <w:rPr>
+          <w:b/>
+        </w:rPr>
+        <w:t>evidence</w:t>
+      </w:r>
+      <w:r>
+        <w:rPr>
+          <w:b w:val="0"/>
+        </w:rPr>
+        <w:t xml:space="preserve"> boundary before moving on.</w:t>
+      </w:r>
+    </w:p>
+    <w:p>
+      <w:pPr>
+        <w:spacing w:line="336" w:lineRule="auto" w:after="180"/>
+      </w:pPr>
+      <w:r>
+        <w:rPr>
+          <w:b w:val="0"/>
+        </w:rPr>
+        <w:t>Retain the project ledger and assess a changed case after support. Check the relevant prerequisite before carrying this component forward.</w:t>
+      </w:r>
+    </w:p>
+    <w:p>
+      <w:pPr>
+        <w:spacing w:line="336" w:lineRule="auto" w:after="180"/>
+      </w:pPr>
+      <w:r>
+        <w:rPr>
+          <w:b w:val="0"/>
+        </w:rPr>
+        <w:t>For the Reproducible AI Research Study, retain an annotated worked trace and the changed-case reasoning. Connect the claim to its records, units and assumptions so another investigator can challenge or reproduce it.</w:t>
+      </w:r>
+    </w:p>
+    <w:p>
+      <w:pPr>
+        <w:pStyle w:val="Heading2"/>
+      </w:pPr>
+      <w:r>
+        <w:t>Delayed return and support record</w:t>
       </w:r>
     </w:p>
     <w:p>
@@ -4200,48 +5103,60 @@
     </w:p>
     <w:p>
       <w:pPr>
-        <w:pStyle w:val="Heading3"/>
-      </w:pPr>
-      <w:r>
-        <w:t>Project evidence from this case</w:t>
+        <w:pStyle w:val="Heading2"/>
+      </w:pPr>
+      <w:r>
+        <w:t>Earlier wording, alternatives and picture transcripts · reference / check after trying</w:t>
       </w:r>
     </w:p>
     <w:p>
       <w:pPr>
-        <w:spacing w:line="336" w:lineRule="auto" w:after="180"/>
-      </w:pPr>
-      <w:r>
-        <w:rPr>
-          <w:b w:val="0"/>
-        </w:rPr>
-        <w:t>For the Reproducible AI Research Study, retain an annotated worked trace and the changed-case reasoning. Connect the claim to its records, units and assumptions so another investigator can challenge or reproduce it.</w:t>
+        <w:pStyle w:val="Heading3"/>
+      </w:pPr>
+      <w:r>
+        <w:t>Plan the delayed return</w:t>
       </w:r>
     </w:p>
     <w:p>
       <w:pPr>
-        <w:pStyle w:val="Heading1"/>
-      </w:pPr>
-      <w:r>
-        <w:t>07. Prepare, teach and assess</w:t>
+        <w:pStyle w:val="Heading3"/>
+      </w:pPr>
+      <w:r>
+        <w:t>Project evidence from this case</w:t>
       </w:r>
     </w:p>
     <w:p>
-      <w:r>
-        <w:t>Use this preparation summary alongside the detailed Presentation and challenge session lesson; it is a checklist rather than a replacement for the full sequence.</w:t>
+      <w:pPr>
+        <w:pStyle w:val="Heading1"/>
+      </w:pPr>
+      <w:r>
+        <w:t>Reference bank and extra practice</w:t>
       </w:r>
     </w:p>
     <w:p>
       <w:pPr>
-        <w:pStyle w:val="Heading3"/>
-      </w:pPr>
-      <w:r>
-        <w:t>Teaching target</w:t>
+        <w:pStyle w:val="Heading1"/>
+      </w:pPr>
+      <w:r>
+        <w:t>07. Reference · Alternative planning checklist</w:t>
       </w:r>
     </w:p>
     <w:p>
+      <w:r>
+        <w:t>Use alongside the main route when helpful.</w:t>
+      </w:r>
+    </w:p>
+    <w:p>
+      <w:pPr>
+        <w:pStyle w:val="Heading2"/>
+      </w:pPr>
+      <w:r>
+        <w:t>Planning,assessment and project reminders</w:t>
+      </w:r>
+    </w:p>
+    <w:p>
       <w:pPr>
         <w:spacing w:line="336" w:lineRule="auto" w:after="180"/>
-        <w:shd w:fill="EDF7F3"/>
       </w:pPr>
       <w:r>
         <w:rPr>
@@ -4454,63 +5369,77 @@
         <w:rPr>
           <w:b w:val="0"/>
         </w:rPr>
-        <w:t xml:space="preserve"> after a20-case study with14 passes. Show the intermediate steps and give the conclusion with its scope.</w:t>
+        <w:t xml:space="preserve"> after a 20-case study with 14 passes. Show the intermediate steps and give the conclusion with its scope.</w:t>
       </w:r>
     </w:p>
     <w:p>
       <w:pPr>
-        <w:pStyle w:val="Heading3"/>
-      </w:pPr>
-      <w:r>
-        <w:t>Supported practice answer</w:t>
+        <w:spacing w:line="336" w:lineRule="auto" w:after="180"/>
+      </w:pPr>
+      <w:r>
+        <w:rPr>
+          <w:b w:val="0"/>
+        </w:rPr>
+        <w:t xml:space="preserve">Reasoned practice answer: Teacher explanation: The demonstration is one example; study rate </w:t>
+      </w:r>
+      <w:r>
+        <w:rPr>
+          <w:b/>
+        </w:rPr>
+        <w:t>70%</w:t>
+      </w:r>
+      <w:r>
+        <w:rPr>
+          <w:b w:val="0"/>
+        </w:rPr>
+        <w:t xml:space="preserve">. Present aggregate and failures and do not call the best </w:t>
+      </w:r>
+      <w:r>
+        <w:rPr>
+          <w:b/>
+        </w:rPr>
+        <w:t>output</w:t>
+      </w:r>
+      <w:r>
+        <w:rPr>
+          <w:b w:val="0"/>
+        </w:rPr>
+        <w:t xml:space="preserve"> representative without </w:t>
+      </w:r>
+      <w:r>
+        <w:rPr>
+          <w:b/>
+        </w:rPr>
+        <w:t>evidence</w:t>
+      </w:r>
+      <w:r>
+        <w:rPr>
+          <w:b w:val="0"/>
+        </w:rPr>
+        <w:t>.</w:t>
       </w:r>
     </w:p>
     <w:p>
       <w:pPr>
         <w:spacing w:line="336" w:lineRule="auto" w:after="180"/>
-        <w:shd w:fill="F1F6FC"/>
       </w:pPr>
       <w:r>
         <w:rPr>
           <w:b w:val="0"/>
         </w:rPr>
-        <w:t>Reasoned practice answer: Teacher explanation: The demonstration is one example; study rate</w:t>
+        <w:t xml:space="preserve">Check every learner before discussion: Use the worked case for Presentation and </w:t>
       </w:r>
       <w:r>
         <w:rPr>
           <w:b/>
         </w:rPr>
-        <w:t>70%</w:t>
+        <w:t>challenge session</w:t>
       </w:r>
       <w:r>
         <w:rPr>
           <w:b w:val="0"/>
         </w:rPr>
-        <w:t xml:space="preserve">. Present aggregate and failures and do not call the best </w:t>
-      </w:r>
-      <w:r>
-        <w:rPr>
-          <w:b/>
-        </w:rPr>
-        <w:t>output</w:t>
-      </w:r>
-      <w:r>
-        <w:rPr>
-          <w:b w:val="0"/>
-        </w:rPr>
-        <w:t xml:space="preserve"> representative without </w:t>
-      </w:r>
-      <w:r>
-        <w:rPr>
-          <w:b/>
-        </w:rPr>
-        <w:t>evidence</w:t>
-      </w:r>
-      <w:r>
-        <w:rPr>
-          <w:b w:val="0"/>
-        </w:rPr>
-        <w:t>.</w:t>
+        <w:t>. Proposed explanation: “The worked result establishes every future case”. Decide whether this explanation is supported.</w:t>
       </w:r>
     </w:p>
     <w:p>
@@ -4521,19 +5450,7 @@
         <w:rPr>
           <w:b w:val="0"/>
         </w:rPr>
-        <w:t xml:space="preserve">Check every learner before discussion: Use the worked case for Presentation and </w:t>
-      </w:r>
-      <w:r>
-        <w:rPr>
-          <w:b/>
-        </w:rPr>
-        <w:t>challenge session</w:t>
-      </w:r>
-      <w:r>
-        <w:rPr>
-          <w:b w:val="0"/>
-        </w:rPr>
-        <w:t>. Proposed explanation: “The worked result establishes every future case”. Decide whether this explanation is supported.</w:t>
+        <w:t>Point to the step or supplied fact that decides; explain your repair if needed.</w:t>
       </w:r>
     </w:p>
     <w:p>
@@ -4544,141 +5461,93 @@
         <w:rPr>
           <w:b w:val="0"/>
         </w:rPr>
-        <w:t>Point to the step or supplied fact that decides; explain your repair if needed.</w:t>
+        <w:t xml:space="preserve">Misconception repair: A confident response should not replace missing </w:t>
+      </w:r>
+      <w:r>
+        <w:rPr>
+          <w:b/>
+        </w:rPr>
+        <w:t>evidence</w:t>
+      </w:r>
+      <w:r>
+        <w:rPr>
+          <w:b w:val="0"/>
+        </w:rPr>
+        <w:t xml:space="preserve"> with speculation.</w:t>
       </w:r>
     </w:p>
     <w:p>
       <w:pPr>
-        <w:pStyle w:val="Heading3"/>
-      </w:pPr>
-      <w:r>
-        <w:t>Repair the misconception</w:t>
+        <w:spacing w:line="336" w:lineRule="auto" w:after="180"/>
+      </w:pPr>
+      <w:r>
+        <w:rPr>
+          <w:b w:val="0"/>
+        </w:rPr>
+        <w:t xml:space="preserve">Support: read the exact case aloud, enlarge the labelled picture, supply </w:t>
+      </w:r>
+      <w:r>
+        <w:rPr>
+          <w:b/>
+        </w:rPr>
+        <w:t>input</w:t>
+      </w:r>
+      <w:r>
+        <w:rPr>
+          <w:b w:val="0"/>
+        </w:rPr>
+        <w:t xml:space="preserve"> cards and model only the first deciding step. Accept a spoken explanation or drawing; retain the reasoning goal.</w:t>
       </w:r>
     </w:p>
     <w:p>
       <w:pPr>
         <w:spacing w:line="336" w:lineRule="auto" w:after="180"/>
-        <w:shd w:fill="FFF5E6"/>
       </w:pPr>
       <w:r>
         <w:rPr>
           <w:b w:val="0"/>
         </w:rPr>
-        <w:t xml:space="preserve">Misconception repair: A confident response should not replace missing </w:t>
+        <w:t xml:space="preserve">Extension: The reviewer shows one camera-B success. Require a </w:t>
       </w:r>
       <w:r>
         <w:rPr>
           <w:b/>
         </w:rPr>
-        <w:t>evidence</w:t>
+        <w:t>prediction</w:t>
       </w:r>
       <w:r>
         <w:rPr>
           <w:b w:val="0"/>
         </w:rPr>
-        <w:t xml:space="preserve"> with speculation.</w:t>
+        <w:t xml:space="preserve"> and a reason before comparing. Expected result: That is one demonstration, not an estimate of broad camera-B reliability.</w:t>
       </w:r>
     </w:p>
     <w:p>
       <w:pPr>
-        <w:pStyle w:val="Heading3"/>
-      </w:pPr>
-      <w:r>
-        <w:t>Support without giving away the answer</w:t>
+        <w:spacing w:line="336" w:lineRule="auto" w:after="180"/>
+      </w:pPr>
+      <w:r>
+        <w:rPr>
+          <w:b w:val="0"/>
+        </w:rPr>
+        <w:t xml:space="preserve">Reason: One selected </w:t>
+      </w:r>
+      <w:r>
+        <w:rPr>
+          <w:b/>
+        </w:rPr>
+        <w:t>observation</w:t>
+      </w:r>
+      <w:r>
+        <w:rPr>
+          <w:b w:val="0"/>
+        </w:rPr>
+        <w:t xml:space="preserve"> does not represent the full proposed condition.</w:t>
       </w:r>
     </w:p>
     <w:p>
       <w:pPr>
         <w:spacing w:line="336" w:lineRule="auto" w:after="180"/>
-        <w:shd w:fill="F1F6F8"/>
-      </w:pPr>
-      <w:r>
-        <w:rPr>
-          <w:b w:val="0"/>
-        </w:rPr>
-        <w:t xml:space="preserve">Support: read the exact case aloud, enlarge the labelled picture, supply </w:t>
-      </w:r>
-      <w:r>
-        <w:rPr>
-          <w:b/>
-        </w:rPr>
-        <w:t>input</w:t>
-      </w:r>
-      <w:r>
-        <w:rPr>
-          <w:b w:val="0"/>
-        </w:rPr>
-        <w:t xml:space="preserve"> cards and model only the first deciding step. Accept a spoken explanation or drawing; retain the reasoning goal.</w:t>
-      </w:r>
-    </w:p>
-    <w:p>
-      <w:pPr>
-        <w:pStyle w:val="Heading3"/>
-      </w:pPr>
-      <w:r>
-        <w:t>Extend the reasoning</w:t>
-      </w:r>
-    </w:p>
-    <w:p>
-      <w:pPr>
-        <w:spacing w:line="336" w:lineRule="auto" w:after="180"/>
-        <w:shd w:fill="F5F1FB"/>
-      </w:pPr>
-      <w:r>
-        <w:rPr>
-          <w:b w:val="0"/>
-        </w:rPr>
-        <w:t xml:space="preserve">Extension: The reviewer shows one camera-B success. Require a </w:t>
-      </w:r>
-      <w:r>
-        <w:rPr>
-          <w:b/>
-        </w:rPr>
-        <w:t>prediction</w:t>
-      </w:r>
-      <w:r>
-        <w:rPr>
-          <w:b w:val="0"/>
-        </w:rPr>
-        <w:t xml:space="preserve"> and a reason before comparing. Expected result: That is one demonstration, not an estimate of broad camera-B reliability.</w:t>
-      </w:r>
-    </w:p>
-    <w:p>
-      <w:pPr>
-        <w:spacing w:line="336" w:lineRule="auto" w:after="180"/>
-        <w:shd w:fill="F5F1FB"/>
-      </w:pPr>
-      <w:r>
-        <w:rPr>
-          <w:b w:val="0"/>
-        </w:rPr>
-        <w:t xml:space="preserve">Reason: One selected </w:t>
-      </w:r>
-      <w:r>
-        <w:rPr>
-          <w:b/>
-        </w:rPr>
-        <w:t>observation</w:t>
-      </w:r>
-      <w:r>
-        <w:rPr>
-          <w:b w:val="0"/>
-        </w:rPr>
-        <w:t xml:space="preserve"> does not represent the full proposed condition.</w:t>
-      </w:r>
-    </w:p>
-    <w:p>
-      <w:pPr>
-        <w:pStyle w:val="Heading3"/>
-      </w:pPr>
-      <w:r>
-        <w:t>Protect the independent attempt</w:t>
-      </w:r>
-    </w:p>
-    <w:p>
-      <w:pPr>
-        <w:spacing w:line="336" w:lineRule="auto" w:after="180"/>
-        <w:shd w:fill="FFF5E6"/>
       </w:pPr>
       <w:r>
         <w:rPr>
@@ -4873,22 +5742,36 @@
     </w:tbl>
     <w:p>
       <w:pPr>
-        <w:pStyle w:val="Heading3"/>
-      </w:pPr>
-      <w:r>
-        <w:t>Project checkpoint</w:t>
+        <w:spacing w:line="336" w:lineRule="auto" w:after="180"/>
+      </w:pPr>
+      <w:r>
+        <w:rPr>
+          <w:b w:val="0"/>
+        </w:rPr>
+        <w:t xml:space="preserve">Project checkpoint: Present and defend. Demonstrate the system, explain one failure and justify the next improvement with </w:t>
+      </w:r>
+      <w:r>
+        <w:rPr>
+          <w:b/>
+        </w:rPr>
+        <w:t>evidence</w:t>
+      </w:r>
+      <w:r>
+        <w:rPr>
+          <w:b w:val="0"/>
+        </w:rPr>
+        <w:t>.</w:t>
       </w:r>
     </w:p>
     <w:p>
       <w:pPr>
         <w:spacing w:line="336" w:lineRule="auto" w:after="180"/>
-        <w:shd w:fill="EDF7F3"/>
       </w:pPr>
       <w:r>
         <w:rPr>
           <w:b w:val="0"/>
         </w:rPr>
-        <w:t xml:space="preserve">Project checkpoint: Present and defend. Demonstrate the system, explain one failure and justify the next improvement with </w:t>
+        <w:t xml:space="preserve">Use the weekly teacher answer for topic-specific reasoning. A saved progress tick is an activity record; judge mastery from the learner’s explanation and </w:t>
       </w:r>
       <w:r>
         <w:rPr>
@@ -4905,38 +5788,23 @@
     </w:p>
     <w:p>
       <w:pPr>
-        <w:spacing w:line="336" w:lineRule="auto" w:after="180"/>
-      </w:pPr>
-      <w:r>
-        <w:rPr>
-          <w:b w:val="0"/>
-        </w:rPr>
-        <w:t xml:space="preserve">Use the weekly teacher answer for topic-specific reasoning. A saved progress tick is an activity record; judge mastery from the learner’s explanation and </w:t>
-      </w:r>
-      <w:r>
-        <w:rPr>
-          <w:b/>
-        </w:rPr>
-        <w:t>evidence</w:t>
-      </w:r>
-      <w:r>
-        <w:rPr>
-          <w:b w:val="0"/>
-        </w:rPr>
-        <w:t>.</w:t>
+        <w:pStyle w:val="Heading1"/>
+      </w:pPr>
+      <w:r>
+        <w:t>08. Reference · Feedback,labs and repair paths</w:t>
       </w:r>
     </w:p>
     <w:p>
-      <w:pPr>
-        <w:pStyle w:val="Heading1"/>
-      </w:pPr>
-      <w:r>
-        <w:t>08. Use feedback, labs and repair paths</w:t>
+      <w:r>
+        <w:t>Retain the first attempt and the evidence used for a repair.</w:t>
       </w:r>
     </w:p>
     <w:p>
-      <w:r>
-        <w:t>Use feedback, earlier review and portfolios purposefully. Apply the coding routine only when this lesson has an executable lab.</w:t>
+      <w:pPr>
+        <w:pStyle w:val="Heading2"/>
+      </w:pPr>
+      <w:r>
+        <w:t>Feedback and record guidance</w:t>
       </w:r>
     </w:p>
     <w:p>
@@ -4974,40 +5842,42 @@
       </w:r>
     </w:p>
     <w:p>
-      <w:pPr>
-        <w:pStyle w:val="Heading3"/>
-      </w:pPr>
-      <w:r>
-        <w:t>For later coding lessons</w:t>
+      <w:r>
+        <w:t>This week has no code block. Use this routine when a later lesson includes an executable lab.</w:t>
       </w:r>
     </w:p>
     <w:p>
-      <w:r>
-        <w:t>This week has no code block. Use this routine when a later lesson includes an executable lab.</w:t>
+      <w:pPr>
+        <w:spacing w:line="336" w:lineRule="auto" w:after="180"/>
+      </w:pPr>
+      <w:r>
+        <w:rPr>
+          <w:b w:val="0"/>
+        </w:rPr>
+        <w:t xml:space="preserve">Ask students to predict before running code. Preserve errors and actual </w:t>
+      </w:r>
+      <w:r>
+        <w:rPr>
+          <w:b/>
+        </w:rPr>
+        <w:t>output</w:t>
+      </w:r>
+      <w:r>
+        <w:rPr>
+          <w:b w:val="0"/>
+        </w:rPr>
+        <w:t>s; collect a changed test and an explanation. The branch-boundary and indexing lessons deliberately include failure cases.</w:t>
       </w:r>
     </w:p>
     <w:p>
       <w:pPr>
         <w:spacing w:line="336" w:lineRule="auto" w:after="180"/>
-        <w:shd w:fill="F1F6F8"/>
       </w:pPr>
       <w:r>
         <w:rPr>
           <w:b w:val="0"/>
         </w:rPr>
-        <w:t xml:space="preserve">Ask students to predict before running code. Preserve errors and actual </w:t>
-      </w:r>
-      <w:r>
-        <w:rPr>
-          <w:b/>
-        </w:rPr>
-        <w:t>output</w:t>
-      </w:r>
-      <w:r>
-        <w:rPr>
-          <w:b w:val="0"/>
-        </w:rPr>
-        <w:t>s; collect a changed test and an explanation. The branch-boundary and indexing lessons deliberately include failure cases.</w:t>
+        <w:t>Use the earlier worked-explanation links to address a specific missing building block, then return to the current question. Adapt this suggestion after observing the learner; it is not an automatic diagnosis.</w:t>
       </w:r>
     </w:p>
     <w:p>
@@ -5018,71 +5888,37 @@
         <w:rPr>
           <w:b w:val="0"/>
         </w:rPr>
-        <w:t>Use the earlier worked-explanation links to address a specific missing building block, then return to the current question. Adapt this suggestion after observing the learner; it is not an automatic diagnosis.</w:t>
+        <w:t xml:space="preserve">Collect the completed-work portfolio as </w:t>
+      </w:r>
+      <w:r>
+        <w:rPr>
+          <w:b/>
+        </w:rPr>
+        <w:t>evidence</w:t>
+      </w:r>
+      <w:r>
+        <w:rPr>
+          <w:b w:val="0"/>
+        </w:rPr>
+        <w:t>. Record support separately from correctness, and assess explanation, trace/test and limitations. Progress ticks and quiz selections alone do not establish mastery.</w:t>
       </w:r>
     </w:p>
     <w:p>
       <w:pPr>
-        <w:spacing w:line="336" w:lineRule="auto" w:after="180"/>
-      </w:pPr>
-      <w:r>
-        <w:rPr>
-          <w:b w:val="0"/>
-        </w:rPr>
-        <w:t xml:space="preserve">Collect the completed-work portfolio as </w:t>
-      </w:r>
-      <w:r>
-        <w:rPr>
-          <w:b/>
-        </w:rPr>
-        <w:t>evidence</w:t>
-      </w:r>
-      <w:r>
-        <w:rPr>
-          <w:b w:val="0"/>
-        </w:rPr>
-        <w:t>. Record support separately from correctness, and assess explanation, trace/test and limitations. Progress ticks and quiz selections alone do not establish mastery.</w:t>
+        <w:pStyle w:val="Heading1"/>
+      </w:pPr>
+      <w:r>
+        <w:t>09. Reference · Teach with the six pictures</w:t>
       </w:r>
     </w:p>
     <w:p>
-      <w:pPr>
-        <w:pStyle w:val="Heading1"/>
-      </w:pPr>
-      <w:r>
-        <w:t>09. Visual concept journey</w:t>
+      <w:r>
+        <w:t>Choose one picture for a particular reasoning move.</w:t>
       </w:r>
     </w:p>
     <w:p>
-      <w:r>
-        <w:t>Show one Presentation and challenge session graphic at a time, request a prediction and discuss its trace before the independent assessment.</w:t>
-      </w:r>
-    </w:p>
-    <w:p>
-      <w:pPr>
-        <w:spacing w:line="336" w:lineRule="auto" w:after="180"/>
-      </w:pPr>
-      <w:r>
-        <w:rPr>
-          <w:b w:val="0"/>
-        </w:rPr>
-        <w:t xml:space="preserve">Use one picture at a time. Hide a worked result before asking for a </w:t>
-      </w:r>
-      <w:r>
-        <w:rPr>
-          <w:b/>
-        </w:rPr>
-        <w:t>prediction</w:t>
-      </w:r>
-      <w:r>
-        <w:rPr>
-          <w:b w:val="0"/>
-        </w:rPr>
-        <w:t>, then reveal it for feedback. These are supported teaching cases; retain the separate independent assessment for a fresh first attempt.</w:t>
-      </w:r>
-    </w:p>
-    <w:p>
-      <w:pPr>
-        <w:pStyle w:val="Heading3"/>
+      <w:pPr>
+        <w:pStyle w:val="Heading2"/>
       </w:pPr>
       <w:r>
         <w:t>01. Presentation and challenge session: the case</w:t>
@@ -5093,7 +5929,7 @@
         <w:drawing>
           <wp:inline xmlns:a="http://schemas.openxmlformats.org/drawingml/2006/main" xmlns:pic="http://schemas.openxmlformats.org/drawingml/2006/picture">
             <wp:extent cx="5486400" cy="2834640"/>
-            <wp:docPr id="2" name="Picture 2" descr="Answer a challenge without inventing evidence. At the presentation, a reviewer asks whether the model works on a different camera. Supplied facts: The project tested twelve photos from camera A only. Ten were correct; no camera B records exist."/>
+            <wp:docPr id="4" name="Picture 4" descr="Answer a challenge without inventing evidence. At the presentation, a reviewer asks whether the model works on a different camera. Supplied facts: The project tested twelve photos from camera A only. Ten were correct; no camera B records exist."/>
             <wp:cNvGraphicFramePr>
               <a:graphicFrameLocks noChangeAspect="1"/>
             </wp:cNvGraphicFramePr>
@@ -5105,7 +5941,7 @@
                     <pic:cNvPicPr/>
                   </pic:nvPicPr>
                   <pic:blipFill>
-                    <a:blip r:embed="rId10"/>
+                    <a:blip r:embed="rId12"/>
                     <a:stretch>
                       <a:fillRect/>
                     </a:stretch>
@@ -5161,7 +5997,6 @@
     <w:p>
       <w:pPr>
         <w:spacing w:line="336" w:lineRule="auto" w:after="180"/>
-        <w:shd w:fill="F5F1FB"/>
       </w:pPr>
       <w:r>
         <w:rPr>
@@ -5172,27 +6007,18 @@
     </w:p>
     <w:p>
       <w:pPr>
-        <w:pStyle w:val="Heading3"/>
-      </w:pPr>
-      <w:r>
-        <w:t>Discuss while showing the picture</w:t>
+        <w:spacing w:line="336" w:lineRule="auto" w:after="180"/>
+      </w:pPr>
+      <w:r>
+        <w:rPr>
+          <w:b w:val="0"/>
+        </w:rPr>
+        <w:t>Teacher prompt: Point to the given fact that matters most. Explain why it matters. Ask learners to describe one label or arrow in ordinary words. Use the adjacent transcript if the image is difficult to see.</w:t>
       </w:r>
     </w:p>
     <w:p>
       <w:pPr>
-        <w:spacing w:line="336" w:lineRule="auto" w:after="180"/>
-        <w:shd w:fill="F1F6F8"/>
-      </w:pPr>
-      <w:r>
-        <w:rPr>
-          <w:b w:val="0"/>
-        </w:rPr>
-        <w:t>Teacher prompt: Point to the given fact that matters most. Explain why it matters. Ask learners to describe one label or arrow in ordinary words. Use the adjacent transcript if the image is difficult to see.</w:t>
-      </w:r>
-    </w:p>
-    <w:p>
-      <w:pPr>
-        <w:pStyle w:val="Heading3"/>
+        <w:pStyle w:val="Heading2"/>
       </w:pPr>
       <w:r>
         <w:t>02. Follow the deciding steps</w:t>
@@ -5203,7 +6029,7 @@
         <w:drawing>
           <wp:inline xmlns:a="http://schemas.openxmlformats.org/drawingml/2006/main" xmlns:pic="http://schemas.openxmlformats.org/drawingml/2006/picture">
             <wp:extent cx="5486400" cy="3182112"/>
-            <wp:docPr id="3" name="Picture 3" descr="State measured result: Report 10/12 correct on camera A. → Address the challenge: Say camera B performance is not measured. → Propose a valid next test: Use reserved camera-B cases with labels, grouping and a fixed scoring rule."/>
+            <wp:docPr id="5" name="Picture 5" descr="State measured result: Report 10/12 correct on camera A. → Address the challenge: Say camera B performance is not measured. → Propose a valid next test: Use reserved camera-B cases with labels, grouping and a fixed scoring rule."/>
             <wp:cNvGraphicFramePr>
               <a:graphicFrameLocks noChangeAspect="1"/>
             </wp:cNvGraphicFramePr>
@@ -5215,7 +6041,7 @@
                     <pic:cNvPicPr/>
                   </pic:nvPicPr>
                   <pic:blipFill>
-                    <a:blip r:embed="rId11"/>
+                    <a:blip r:embed="rId10"/>
                     <a:stretch>
                       <a:fillRect/>
                     </a:stretch>
@@ -5248,7 +6074,6 @@
     <w:p>
       <w:pPr>
         <w:spacing w:line="336" w:lineRule="auto" w:after="180"/>
-        <w:shd w:fill="F5F1FB"/>
       </w:pPr>
       <w:r>
         <w:rPr>
@@ -5271,39 +6096,30 @@
     </w:p>
     <w:p>
       <w:pPr>
-        <w:pStyle w:val="Heading3"/>
-      </w:pPr>
-      <w:r>
-        <w:t>Discuss while showing the picture</w:t>
+        <w:spacing w:line="336" w:lineRule="auto" w:after="180"/>
+      </w:pPr>
+      <w:r>
+        <w:rPr>
+          <w:b w:val="0"/>
+        </w:rPr>
+        <w:t xml:space="preserve">Teacher prompt: Point to each numbered stage and explain which recorded </w:t>
+      </w:r>
+      <w:r>
+        <w:rPr>
+          <w:b/>
+        </w:rPr>
+        <w:t>input</w:t>
+      </w:r>
+      <w:r>
+        <w:rPr>
+          <w:b w:val="0"/>
+        </w:rPr>
+        <w:t xml:space="preserve"> it uses. Ask learners to describe one label or arrow in ordinary words. Use the adjacent transcript if the image is difficult to see.</w:t>
       </w:r>
     </w:p>
     <w:p>
       <w:pPr>
-        <w:spacing w:line="336" w:lineRule="auto" w:after="180"/>
-        <w:shd w:fill="F1F6F8"/>
-      </w:pPr>
-      <w:r>
-        <w:rPr>
-          <w:b w:val="0"/>
-        </w:rPr>
-        <w:t xml:space="preserve">Teacher prompt: Point to each numbered stage and explain which recorded </w:t>
-      </w:r>
-      <w:r>
-        <w:rPr>
-          <w:b/>
-        </w:rPr>
-        <w:t>input</w:t>
-      </w:r>
-      <w:r>
-        <w:rPr>
-          <w:b w:val="0"/>
-        </w:rPr>
-        <w:t xml:space="preserve"> it uses. Ask learners to describe one label or arrow in ordinary words. Use the adjacent transcript if the image is difficult to see.</w:t>
-      </w:r>
-    </w:p>
-    <w:p>
-      <w:pPr>
-        <w:pStyle w:val="Heading3"/>
+        <w:pStyle w:val="Heading2"/>
       </w:pPr>
       <w:r>
         <w:t>03. Presentation and challenge session — evidence trace</w:t>
@@ -5314,7 +6130,7 @@
         <w:drawing>
           <wp:inline xmlns:a="http://schemas.openxmlformats.org/drawingml/2006/main" xmlns:pic="http://schemas.openxmlformats.org/drawingml/2006/picture">
             <wp:extent cx="5486400" cy="2996184"/>
-            <wp:docPr id="4" name="Picture 4" descr="Presentation and challenge session — evidence trace. A presenter shows one perfect output after a20-case study with14 passes. | Use a short sequence:question, design, primary result, failure, limitation, next question. Answer unfamiliar challenges by locating evidence or stating it is missing. | The demonstration is one example; study rate70%. Present aggregate and failures and do not call the best output representative without evidence."/>
+            <wp:docPr id="6" name="Picture 6" descr="Presentation and challenge session — evidence trace. A presenter shows one perfect output after a 20-case study with 14 passes. | Use a short sequence:question, design, primary result, failure, limitation, next question. Answer unfamiliar challenges by locating evidence or stating it is missing. | The demonstration is one example; study rate 70%. Present aggregate and failures and do not call the best output representative without evidence."/>
             <wp:cNvGraphicFramePr>
               <a:graphicFrameLocks noChangeAspect="1"/>
             </wp:cNvGraphicFramePr>
@@ -5326,7 +6142,7 @@
                     <pic:cNvPicPr/>
                   </pic:nvPicPr>
                   <pic:blipFill>
-                    <a:blip r:embed="rId12"/>
+                    <a:blip r:embed="rId13"/>
                     <a:stretch>
                       <a:fillRect/>
                     </a:stretch>
@@ -5389,7 +6205,55 @@
         <w:rPr>
           <w:b w:val="0"/>
         </w:rPr>
-        <w:t xml:space="preserve"> after a20-case study with14 passes. | Use a short sequence:question, design, primary result, failure, limitation, next question.</w:t>
+        <w:t xml:space="preserve"> after a 20-case study with 14 passes. | Use a short sequence:question, design, primary result, failure, limitation, next question. Answer unfamiliar challenges by locating </w:t>
+      </w:r>
+      <w:r>
+        <w:rPr>
+          <w:b/>
+        </w:rPr>
+        <w:t>evidence</w:t>
+      </w:r>
+      <w:r>
+        <w:rPr>
+          <w:b w:val="0"/>
+        </w:rPr>
+        <w:t xml:space="preserve"> or stating it is missing. | The demonstration is one example; study rate </w:t>
+      </w:r>
+      <w:r>
+        <w:rPr>
+          <w:b/>
+        </w:rPr>
+        <w:t>70%</w:t>
+      </w:r>
+      <w:r>
+        <w:rPr>
+          <w:b w:val="0"/>
+        </w:rPr>
+        <w:t xml:space="preserve">. Present aggregate and failures and do not call the best </w:t>
+      </w:r>
+      <w:r>
+        <w:rPr>
+          <w:b/>
+        </w:rPr>
+        <w:t>output</w:t>
+      </w:r>
+      <w:r>
+        <w:rPr>
+          <w:b w:val="0"/>
+        </w:rPr>
+        <w:t xml:space="preserve"> representative without </w:t>
+      </w:r>
+      <w:r>
+        <w:rPr>
+          <w:b/>
+        </w:rPr>
+        <w:t>evidence</w:t>
+      </w:r>
+      <w:r>
+        <w:rPr>
+          <w:b w:val="0"/>
+        </w:rPr>
+        <w:t>.</w:t>
       </w:r>
     </w:p>
     <w:p>
@@ -5400,92 +6264,23 @@
         <w:rPr>
           <w:b w:val="0"/>
         </w:rPr>
-        <w:t xml:space="preserve">Answer unfamiliar challenges by locating </w:t>
-      </w:r>
-      <w:r>
-        <w:rPr>
-          <w:b/>
-        </w:rPr>
-        <w:t>evidence</w:t>
-      </w:r>
-      <w:r>
-        <w:rPr>
-          <w:b w:val="0"/>
-        </w:rPr>
-        <w:t xml:space="preserve"> or stating it is missing. | The demonstration is one example; study rate</w:t>
-      </w:r>
-      <w:r>
-        <w:rPr>
-          <w:b/>
-        </w:rPr>
-        <w:t>70%</w:t>
-      </w:r>
-      <w:r>
-        <w:rPr>
-          <w:b w:val="0"/>
-        </w:rPr>
-        <w:t xml:space="preserve">. Present aggregate and failures and do not call the best </w:t>
-      </w:r>
-      <w:r>
-        <w:rPr>
-          <w:b/>
-        </w:rPr>
-        <w:t>output</w:t>
-      </w:r>
-      <w:r>
-        <w:rPr>
-          <w:b w:val="0"/>
-        </w:rPr>
-        <w:t xml:space="preserve"> representative without </w:t>
-      </w:r>
-      <w:r>
-        <w:rPr>
-          <w:b/>
-        </w:rPr>
-        <w:t>evidence</w:t>
-      </w:r>
-      <w:r>
-        <w:rPr>
-          <w:b w:val="0"/>
-        </w:rPr>
-        <w:t>.</w:t>
+        <w:t>Read the labels and values. Explain the relationship the model shows.</w:t>
       </w:r>
     </w:p>
     <w:p>
       <w:pPr>
         <w:spacing w:line="336" w:lineRule="auto" w:after="180"/>
-        <w:shd w:fill="F5F1FB"/>
       </w:pPr>
       <w:r>
         <w:rPr>
           <w:b w:val="0"/>
         </w:rPr>
-        <w:t>Read the labels and values. Explain the relationship the model shows.</w:t>
+        <w:t>Teacher prompt: Read the labels and values. Explain the relationship the model shows. Ask learners to describe one label or arrow in ordinary words. Use the adjacent transcript if the image is difficult to see.</w:t>
       </w:r>
     </w:p>
     <w:p>
       <w:pPr>
-        <w:pStyle w:val="Heading3"/>
-      </w:pPr>
-      <w:r>
-        <w:t>Discuss while showing the picture</w:t>
-      </w:r>
-    </w:p>
-    <w:p>
-      <w:pPr>
-        <w:spacing w:line="336" w:lineRule="auto" w:after="180"/>
-        <w:shd w:fill="F1F6F8"/>
-      </w:pPr>
-      <w:r>
-        <w:rPr>
-          <w:b w:val="0"/>
-        </w:rPr>
-        <w:t>Teacher prompt: Read the labels and values. Explain the relationship the model shows. Ask learners to describe one label or arrow in ordinary words. Use the adjacent transcript if the image is difficult to see.</w:t>
-      </w:r>
-    </w:p>
-    <w:p>
-      <w:pPr>
-        <w:pStyle w:val="Heading3"/>
+        <w:pStyle w:val="Heading2"/>
       </w:pPr>
       <w:r>
         <w:t>04. Change one thing. Trace what follows.</w:t>
@@ -5496,7 +6291,7 @@
         <w:drawing>
           <wp:inline xmlns:a="http://schemas.openxmlformats.org/drawingml/2006/main" xmlns:pic="http://schemas.openxmlformats.org/drawingml/2006/picture">
             <wp:extent cx="5486400" cy="3026664"/>
-            <wp:docPr id="5" name="Picture 5" descr="Original case: Use reserved camera-B cases with labels, grouping and a fixed scoring rule. Changed condition: The reviewer shows one camera-B success. Expected result: That is one demonstration, not an estimate of broad camera-B reliability. Reason: One selected observation does not represent the full proposed condition."/>
+            <wp:docPr id="7" name="Picture 7" descr="Original case: Use reserved camera-B cases with labels, grouping and a fixed scoring rule. Changed condition: The reviewer shows one camera-B success. Expected result: That is one demonstration, not an estimate of broad camera-B reliability. Reason: One selected observation does not represent the full proposed condition."/>
             <wp:cNvGraphicFramePr>
               <a:graphicFrameLocks noChangeAspect="1"/>
             </wp:cNvGraphicFramePr>
@@ -5508,7 +6303,7 @@
                     <pic:cNvPicPr/>
                   </pic:nvPicPr>
                   <pic:blipFill>
-                    <a:blip r:embed="rId13"/>
+                    <a:blip r:embed="rId14"/>
                     <a:stretch>
                       <a:fillRect/>
                     </a:stretch>
@@ -5564,7 +6359,6 @@
     <w:p>
       <w:pPr>
         <w:spacing w:line="336" w:lineRule="auto" w:after="180"/>
-        <w:shd w:fill="F5F1FB"/>
       </w:pPr>
       <w:r>
         <w:rPr>
@@ -5575,51 +6369,41 @@
     </w:p>
     <w:p>
       <w:pPr>
-        <w:pStyle w:val="Heading3"/>
-      </w:pPr>
-      <w:r>
-        <w:t>Discuss while showing the picture</w:t>
+        <w:spacing w:line="336" w:lineRule="auto" w:after="180"/>
+      </w:pPr>
+      <w:r>
+        <w:rPr>
+          <w:b w:val="0"/>
+        </w:rPr>
+        <w:t>Teacher prompt: Predict before checking the worked changed-case result. Name what changed and what the supplied facts allow you to conclude. Ask learners to describe one label or arrow in ordinary words.</w:t>
       </w:r>
     </w:p>
     <w:p>
       <w:pPr>
         <w:spacing w:line="336" w:lineRule="auto" w:after="180"/>
-        <w:shd w:fill="F1F6F8"/>
       </w:pPr>
       <w:r>
         <w:rPr>
           <w:b w:val="0"/>
         </w:rPr>
-        <w:t>Teacher prompt: Predict before checking the worked changed-case result. Name what changed and what the supplied facts allow you to conclude. Ask learners to describe one label or arrow in ordinary words.</w:t>
+        <w:t xml:space="preserve">Use the adjacent transcript if the image is difficult to see. Changed-case reasoning: One selected </w:t>
+      </w:r>
+      <w:r>
+        <w:rPr>
+          <w:b/>
+        </w:rPr>
+        <w:t>observation</w:t>
+      </w:r>
+      <w:r>
+        <w:rPr>
+          <w:b w:val="0"/>
+        </w:rPr>
+        <w:t xml:space="preserve"> does not represent the full proposed condition.</w:t>
       </w:r>
     </w:p>
     <w:p>
       <w:pPr>
-        <w:spacing w:line="336" w:lineRule="auto" w:after="180"/>
-        <w:shd w:fill="F1F6F8"/>
-      </w:pPr>
-      <w:r>
-        <w:rPr>
-          <w:b w:val="0"/>
-        </w:rPr>
-        <w:t xml:space="preserve">Use the adjacent transcript if the image is difficult to see. Changed-case reasoning: One selected </w:t>
-      </w:r>
-      <w:r>
-        <w:rPr>
-          <w:b/>
-        </w:rPr>
-        <w:t>observation</w:t>
-      </w:r>
-      <w:r>
-        <w:rPr>
-          <w:b w:val="0"/>
-        </w:rPr>
-        <w:t xml:space="preserve"> does not represent the full proposed condition.</w:t>
-      </w:r>
-    </w:p>
-    <w:p>
-      <w:pPr>
-        <w:pStyle w:val="Heading3"/>
+        <w:pStyle w:val="Heading2"/>
       </w:pPr>
       <w:r>
         <w:t>05. Connect the explanation to its limit</w:t>
@@ -5630,7 +6414,7 @@
         <w:drawing>
           <wp:inline xmlns:a="http://schemas.openxmlformats.org/drawingml/2006/main" xmlns:pic="http://schemas.openxmlformats.org/drawingml/2006/picture">
             <wp:extent cx="5486400" cy="2834640"/>
-            <wp:docPr id="6" name="Picture 6" descr="A challenge session tests whether the team knows its evidence boundary. An honest unknown plus a specific future test is stronger than an unsupported confident promise. Limit: The original result and proposed study still need sampling and uncertainty discussion."/>
+            <wp:docPr id="8" name="Picture 8" descr="A challenge session tests whether the team knows its evidence boundary. An honest unknown plus a specific future test is stronger than an unsupported confident promise. Limit: The original result and proposed study still need sampling and uncertainty discussion."/>
             <wp:cNvGraphicFramePr>
               <a:graphicFrameLocks noChangeAspect="1"/>
             </wp:cNvGraphicFramePr>
@@ -5642,7 +6426,7 @@
                     <pic:cNvPicPr/>
                   </pic:nvPicPr>
                   <pic:blipFill>
-                    <a:blip r:embed="rId14"/>
+                    <a:blip r:embed="rId15"/>
                     <a:stretch>
                       <a:fillRect/>
                     </a:stretch>
@@ -5710,7 +6494,6 @@
     <w:p>
       <w:pPr>
         <w:spacing w:line="336" w:lineRule="auto" w:after="180"/>
-        <w:shd w:fill="F5F1FB"/>
       </w:pPr>
       <w:r>
         <w:rPr>
@@ -5721,39 +6504,29 @@
     </w:p>
     <w:p>
       <w:pPr>
-        <w:pStyle w:val="Heading3"/>
-      </w:pPr>
-      <w:r>
-        <w:t>Discuss while showing the picture</w:t>
+        <w:spacing w:line="336" w:lineRule="auto" w:after="180"/>
+      </w:pPr>
+      <w:r>
+        <w:rPr>
+          <w:b w:val="0"/>
+        </w:rPr>
+        <w:t>Teacher prompt: Explain the case, then point to a limit on the claim. Ask learners to describe one label or arrow in ordinary words. Use the adjacent transcript if the image is difficult to see.</w:t>
       </w:r>
     </w:p>
     <w:p>
       <w:pPr>
         <w:spacing w:line="336" w:lineRule="auto" w:after="180"/>
-        <w:shd w:fill="F1F6F8"/>
       </w:pPr>
       <w:r>
         <w:rPr>
           <w:b w:val="0"/>
         </w:rPr>
-        <w:t>Teacher prompt: Explain the case, then point to a limit on the claim. Ask learners to describe one label or arrow in ordinary words. Use the adjacent transcript if the image is difficult to see.</w:t>
+        <w:t>Keep the stated scope: The original result and proposed study still need sampling and uncertainty discussion.</w:t>
       </w:r>
     </w:p>
     <w:p>
       <w:pPr>
-        <w:spacing w:line="336" w:lineRule="auto" w:after="180"/>
-        <w:shd w:fill="F1F6F8"/>
-      </w:pPr>
-      <w:r>
-        <w:rPr>
-          <w:b w:val="0"/>
-        </w:rPr>
-        <w:t>Keep the stated scope: The original result and proposed study still need sampling and uncertainty discussion.</w:t>
-      </w:r>
-    </w:p>
-    <w:p>
-      <w:pPr>
-        <w:pStyle w:val="Heading3"/>
+        <w:pStyle w:val="Heading2"/>
       </w:pPr>
       <w:r>
         <w:t>06. Make the idea visible in your project</w:t>
@@ -5764,7 +6537,7 @@
         <w:drawing>
           <wp:inline xmlns:a="http://schemas.openxmlformats.org/drawingml/2006/main" xmlns:pic="http://schemas.openxmlformats.org/drawingml/2006/picture">
             <wp:extent cx="5486400" cy="3681984"/>
-            <wp:docPr id="7" name="Picture 7" descr="For the Reproducible AI Research Study, retain an annotated worked trace and the changed-case reasoning. Connect the claim to its records, units and assumptions so another investigator can challenge or reproduce it. Draw your input, deciding step, result and limit. Supported question: Answer the camera-B challenge using only the twelve camera-A records. Why is one displayed camera-B success a demonstration rather than broad evidence of camera-B reliability?"/>
+            <wp:docPr id="9" name="Picture 9" descr="For the Reproducible AI Research Study, retain an annotated worked trace and the changed-case reasoning. Connect the claim to its records, units and assumptions so another investigator can challenge or reproduce it. Draw your input, deciding step, result and limit. Supported question: Answer the camera-B challenge using only the twelve camera-A records. Why is one displayed camera-B success a demonstration rather than broad evidence of camera-B reliability?"/>
             <wp:cNvGraphicFramePr>
               <a:graphicFrameLocks noChangeAspect="1"/>
             </wp:cNvGraphicFramePr>
@@ -5776,7 +6549,7 @@
                     <pic:cNvPicPr/>
                   </pic:nvPicPr>
                   <pic:blipFill>
-                    <a:blip r:embed="rId15"/>
+                    <a:blip r:embed="rId16"/>
                     <a:stretch>
                       <a:fillRect/>
                     </a:stretch>
@@ -5855,7 +6628,6 @@
     <w:p>
       <w:pPr>
         <w:spacing w:line="336" w:lineRule="auto" w:after="180"/>
-        <w:shd w:fill="F5F1FB"/>
       </w:pPr>
       <w:r>
         <w:rPr>
@@ -5878,70 +6650,138 @@
     </w:p>
     <w:p>
       <w:pPr>
-        <w:pStyle w:val="Heading3"/>
-      </w:pPr>
-      <w:r>
-        <w:t>Discuss while showing the picture</w:t>
+        <w:spacing w:line="336" w:lineRule="auto" w:after="180"/>
+      </w:pPr>
+      <w:r>
+        <w:rPr>
+          <w:b w:val="0"/>
+        </w:rPr>
+        <w:t xml:space="preserve">Teacher prompt: Draw your project trace and justify the deciding step using </w:t>
+      </w:r>
+      <w:r>
+        <w:rPr>
+          <w:b/>
+        </w:rPr>
+        <w:t>evidence</w:t>
+      </w:r>
+      <w:r>
+        <w:rPr>
+          <w:b w:val="0"/>
+        </w:rPr>
+        <w:t>. Ask learners to describe one label or arrow in ordinary words. Use the adjacent transcript if the image is difficult to see.</w:t>
       </w:r>
     </w:p>
     <w:p>
       <w:pPr>
         <w:spacing w:line="336" w:lineRule="auto" w:after="180"/>
-        <w:shd w:fill="F1F6F8"/>
       </w:pPr>
       <w:r>
         <w:rPr>
           <w:b w:val="0"/>
         </w:rPr>
-        <w:t xml:space="preserve">Teacher prompt: Draw your project trace and justify the deciding step using </w:t>
-      </w:r>
-      <w:r>
-        <w:rPr>
-          <w:b/>
-        </w:rPr>
-        <w:t>evidence</w:t>
-      </w:r>
-      <w:r>
-        <w:rPr>
-          <w:b w:val="0"/>
-        </w:rPr>
-        <w:t>. Ask learners to describe one label or arrow in ordinary words. Use the adjacent transcript if the image is difficult to see.</w:t>
+        <w:t>Supported practice key: Report 10/12 correct on camera A. Say camera B performance is not measured. Use reserved camera-B cases with labels, grouping and a fixed scoring rule.</w:t>
       </w:r>
     </w:p>
     <w:p>
       <w:pPr>
         <w:spacing w:line="336" w:lineRule="auto" w:after="180"/>
-        <w:shd w:fill="F1F6F8"/>
       </w:pPr>
       <w:r>
         <w:rPr>
           <w:b w:val="0"/>
         </w:rPr>
-        <w:t>Supported practice key: Report 10/12 correct on camera A. Say camera B performance is not measured. Use reserved camera-B cases with labels, grouping and a fixed scoring rule.</w:t>
+        <w:t xml:space="preserve">Changed case: That is one demonstration, not an estimate of broad camera-B reliability. One selected </w:t>
+      </w:r>
+      <w:r>
+        <w:rPr>
+          <w:b/>
+        </w:rPr>
+        <w:t>observation</w:t>
+      </w:r>
+      <w:r>
+        <w:rPr>
+          <w:b w:val="0"/>
+        </w:rPr>
+        <w:t xml:space="preserve"> does not represent the full proposed condition.</w:t>
       </w:r>
     </w:p>
     <w:p>
       <w:pPr>
+        <w:pStyle w:val="Heading2"/>
+      </w:pPr>
+      <w:r>
+        <w:t>Earlier wording, alternatives and picture transcripts · reference / check after trying</w:t>
+      </w:r>
+    </w:p>
+    <w:p>
+      <w:pPr>
         <w:spacing w:line="336" w:lineRule="auto" w:after="180"/>
-        <w:shd w:fill="F1F6F8"/>
       </w:pPr>
       <w:r>
         <w:rPr>
           <w:b w:val="0"/>
         </w:rPr>
-        <w:t xml:space="preserve">Changed case: That is one demonstration, not an estimate of broad camera-B reliability. One selected </w:t>
+        <w:t xml:space="preserve">Use one picture at a time. Hide a worked result before asking for a </w:t>
       </w:r>
       <w:r>
         <w:rPr>
           <w:b/>
         </w:rPr>
-        <w:t>observation</w:t>
+        <w:t>prediction</w:t>
       </w:r>
       <w:r>
         <w:rPr>
           <w:b w:val="0"/>
         </w:rPr>
-        <w:t xml:space="preserve"> does not represent the full proposed condition.</w:t>
+        <w:t>, then reveal it for feedback. These are supported teaching cases; retain the separate independent assessment for a fresh first attempt.</w:t>
+      </w:r>
+    </w:p>
+    <w:p>
+      <w:pPr>
+        <w:pStyle w:val="Heading3"/>
+      </w:pPr>
+      <w:r>
+        <w:t>01. Presentation and challenge session: the case</w:t>
+      </w:r>
+    </w:p>
+    <w:p>
+      <w:pPr>
+        <w:pStyle w:val="Heading3"/>
+      </w:pPr>
+      <w:r>
+        <w:t>02. Follow the deciding steps</w:t>
+      </w:r>
+    </w:p>
+    <w:p>
+      <w:pPr>
+        <w:pStyle w:val="Heading3"/>
+      </w:pPr>
+      <w:r>
+        <w:t>03. Presentation and challenge session — evidence trace</w:t>
+      </w:r>
+    </w:p>
+    <w:p>
+      <w:pPr>
+        <w:pStyle w:val="Heading3"/>
+      </w:pPr>
+      <w:r>
+        <w:t>04. Change one thing. Trace what follows.</w:t>
+      </w:r>
+    </w:p>
+    <w:p>
+      <w:pPr>
+        <w:pStyle w:val="Heading3"/>
+      </w:pPr>
+      <w:r>
+        <w:t>05. Connect the explanation to its limit</w:t>
+      </w:r>
+    </w:p>
+    <w:p>
+      <w:pPr>
+        <w:pStyle w:val="Heading3"/>
+      </w:pPr>
+      <w:r>
+        <w:t>06. Make the idea visible in your project</w:t>
       </w:r>
     </w:p>
     <w:sectPr>
